--- a/Release_Notes_PMM_Alignment.docx
+++ b/Release_Notes_PMM_Alignment.docx
@@ -4,7 +4,7 @@
   <w:body>
     <w:p>
       <w:pPr>
-        <w:spacing w:after="480"/>
+        <w:spacing w:after="560"/>
       </w:pPr>
     </w:p>
     <w:p>
@@ -18,8 +18,8 @@
           <w:b/>
           <w:bCs/>
           <w:color w:val="1F3864"/>
-          <w:sz w:val="48"/>
-          <w:szCs w:val="48"/>
+          <w:sz w:val="52"/>
+          <w:szCs w:val="52"/>
         </w:rPr>
         <w:t xml:space="preserve">Release Notes Skill</w:t>
       </w:r>
@@ -41,7 +41,7 @@
     </w:p>
     <w:p>
       <w:pPr>
-        <w:spacing w:after="480"/>
+        <w:spacing w:after="560"/>
         <w:jc w:val="center"/>
       </w:pPr>
       <w:r>
@@ -68,12 +68,12 @@
           <w:sz w:val="18"/>
           <w:szCs w:val="18"/>
         </w:rPr>
-        <w:t xml:space="preserve">Prepared: July 2025  ·  Framework: PMM Information Requirements v1.4  ·  Skill: Release Notes PR/FAQ Writer</w:t>
-      </w:r>
-    </w:p>
-    <w:p>
-      <w:pPr>
-        <w:spacing w:after="120"/>
+        <w:t xml:space="preserve">July 2025  ·  Framework: PMM Information Requirements v1.4  ·  Skill: Release Notes PR/FAQ Writer</w:t>
+      </w:r>
+    </w:p>
+    <w:p>
+      <w:pPr>
+        <w:spacing w:after="100"/>
         <w:jc w:val="center"/>
       </w:pPr>
       <w:r>
@@ -90,7 +90,7 @@
     </w:p>
     <w:tbl>
       <w:tblPr>
-        <w:tblW w:type="dxa" w:w="6000"/>
+        <w:tblW w:type="dxa" w:w="13680"/>
         <w:tblBorders>
           <w:top w:val="single" w:color="auto" w:sz="4"/>
           <w:left w:val="single" w:color="auto" w:sz="4"/>
@@ -101,14 +101,14 @@
         </w:tblBorders>
       </w:tblPr>
       <w:tblGrid>
-        <w:gridCol w:w="2000"/>
-        <w:gridCol w:w="2000"/>
-        <w:gridCol w:w="2000"/>
+        <w:gridCol w:w="4560"/>
+        <w:gridCol w:w="4560"/>
+        <w:gridCol w:w="4560"/>
       </w:tblGrid>
       <w:tr>
         <w:tc>
           <w:tcPr>
-            <w:tcW w:type="dxa" w:w="2000"/>
+            <w:tcW w:type="dxa" w:w="4560"/>
             <w:tcBorders>
               <w:top w:val="single" w:color="CBD5E0" w:sz="4"/>
               <w:left w:val="single" w:color="CBD5E0" w:sz="4"/>
@@ -137,7 +137,7 @@
         </w:tc>
         <w:tc>
           <w:tcPr>
-            <w:tcW w:type="dxa" w:w="2000"/>
+            <w:tcW w:type="dxa" w:w="4560"/>
             <w:tcBorders>
               <w:top w:val="single" w:color="CBD5E0" w:sz="4"/>
               <w:left w:val="single" w:color="CBD5E0" w:sz="4"/>
@@ -166,7 +166,7 @@
         </w:tc>
         <w:tc>
           <w:tcPr>
-            <w:tcW w:type="dxa" w:w="2000"/>
+            <w:tcW w:type="dxa" w:w="4560"/>
             <w:tcBorders>
               <w:top w:val="single" w:color="CBD5E0" w:sz="4"/>
               <w:left w:val="single" w:color="CBD5E0" w:sz="4"/>
@@ -195,6 +195,68 @@
         </w:tc>
       </w:tr>
     </w:tbl>
+    <w:p>
+      <w:pPr>
+        <w:spacing w:after="60" w:before="120"/>
+      </w:pPr>
+    </w:p>
+    <w:p>
+      <w:pPr>
+        <w:spacing w:after="0"/>
+        <w:jc w:val="center"/>
+      </w:pPr>
+      <w:r>
+        <w:rPr>
+          <w:rFonts w:ascii="Calibri" w:cs="Calibri" w:eastAsia="Calibri" w:hAnsi="Calibri"/>
+          <w:b/>
+          <w:bCs/>
+          <w:color w:val="4A5568"/>
+          <w:sz w:val="18"/>
+          <w:szCs w:val="18"/>
+        </w:rPr>
+        <w:t xml:space="preserve">Tier Key:  </w:t>
+      </w:r>
+      <w:r>
+        <w:rPr>
+          <w:rFonts w:ascii="Calibri" w:cs="Calibri" w:eastAsia="Calibri" w:hAnsi="Calibri"/>
+          <w:i/>
+          <w:iCs/>
+          <w:color w:val="276749"/>
+          <w:sz w:val="18"/>
+          <w:szCs w:val="18"/>
+        </w:rPr>
+        <w:t xml:space="preserve">Core</w:t>
+      </w:r>
+      <w:r>
+        <w:rPr>
+          <w:rFonts w:ascii="Calibri" w:cs="Calibri" w:eastAsia="Calibri" w:hAnsi="Calibri"/>
+          <w:color w:val="4A5568"/>
+          <w:sz w:val="18"/>
+          <w:szCs w:val="18"/>
+        </w:rPr>
+        <w:t xml:space="preserve"> = relevant for all launch tiers   </w:t>
+      </w:r>
+      <w:r>
+        <w:rPr>
+          <w:rFonts w:ascii="Calibri" w:cs="Calibri" w:eastAsia="Calibri" w:hAnsi="Calibri"/>
+          <w:i/>
+          <w:iCs/>
+          <w:color w:val="4A5568"/>
+          <w:sz w:val="18"/>
+          <w:szCs w:val="18"/>
+        </w:rPr>
+        <w:t xml:space="preserve">Scenario / Higher Tiers</w:t>
+      </w:r>
+      <w:r>
+        <w:rPr>
+          <w:rFonts w:ascii="Calibri" w:cs="Calibri" w:eastAsia="Calibri" w:hAnsi="Calibri"/>
+          <w:color w:val="4A5568"/>
+          <w:sz w:val="18"/>
+          <w:szCs w:val="18"/>
+        </w:rPr>
+        <w:t xml:space="preserve"> = most relevant for Tier 1–2 or specific launch scenarios</w:t>
+      </w:r>
+    </w:p>
     <w:p>
       <w:pPr>
         <w:pageBreakBefore/>
@@ -214,15 +276,15 @@
           <w:b/>
           <w:bCs/>
           <w:color w:val="1F3864"/>
-          <w:sz w:val="28"/>
-          <w:szCs w:val="28"/>
+          <w:sz w:val="30"/>
+          <w:szCs w:val="30"/>
         </w:rPr>
         <w:t xml:space="preserve">Executive Summary</w:t>
       </w:r>
     </w:p>
     <w:p>
       <w:pPr>
-        <w:spacing w:after="120"/>
+        <w:spacing w:after="140"/>
       </w:pPr>
       <w:r>
         <w:rPr>
@@ -230,20 +292,7 @@
           <w:sz w:val="20"/>
           <w:szCs w:val="20"/>
         </w:rPr>
-        <w:t xml:space="preserve">The Release Notes Skill — which structures product launches as Amazon-style PR/FAQs — provides a strong foundation for communicating product value internally and externally. This document is intended to support a collaborative conversation about how the skill may further serve the Product Marketing team as it prepares go-to-market assets for each launch.</w:t>
-      </w:r>
-    </w:p>
-    <w:p>
-      <w:pPr>
-        <w:spacing w:after="120"/>
-      </w:pPr>
-      <w:r>
-        <w:rPr>
-          <w:rFonts w:ascii="Calibri" w:cs="Calibri" w:eastAsia="Calibri" w:hAnsi="Calibri"/>
-          <w:sz w:val="20"/>
-          <w:szCs w:val="20"/>
-        </w:rPr>
-        <w:t xml:space="preserve">The PMM Information Requirements framework (v1.4) defines the information Product Marketing requests from Product before GTM work begins. By mapping the current Release Notes Skill against this framework, this document identifies areas where the skill already addresses PMM needs, areas where the skill partially covers a requirement, and areas where adding a structured input or brief note </w:t>
+        <w:t xml:space="preserve">The Release Notes Skill — which structures product launches as Amazon-style PR/FAQs — provides a strong foundation for communicating product value. This document is intended to support a collaborative conversation about how Product Marketing's information needs are currently met and where additional context </w:t>
       </w:r>
       <w:r>
         <w:rPr>
@@ -253,7 +302,7 @@
           <w:sz w:val="20"/>
           <w:szCs w:val="20"/>
         </w:rPr>
-        <w:t xml:space="preserve">could</w:t>
+        <w:t xml:space="preserve">may</w:t>
       </w:r>
       <w:r>
         <w:rPr>
@@ -261,12 +310,12 @@
           <w:sz w:val="20"/>
           <w:szCs w:val="20"/>
         </w:rPr>
-        <w:t xml:space="preserve"> reduce the back-and-forth between Product and Marketing at launch time.</w:t>
-      </w:r>
-    </w:p>
-    <w:p>
-      <w:pPr>
-        <w:spacing w:after="120"/>
+        <w:t xml:space="preserve"> improve cross-functional collaboration.</w:t>
+      </w:r>
+    </w:p>
+    <w:p>
+      <w:pPr>
+        <w:spacing w:after="140"/>
       </w:pPr>
       <w:r>
         <w:rPr>
@@ -274,17 +323,79 @@
           <w:sz w:val="20"/>
           <w:szCs w:val="20"/>
         </w:rPr>
-        <w:t xml:space="preserve">All suggestions in this document are framed as opportunities for discussion. The current Release Notes Skill is a well-designed tool with deliberate choices — the goal here is not to redesign it, but to explore whether small, targeted additions may improve downstream GTM planning without adding meaningful authoring burden.</w:t>
-      </w:r>
-    </w:p>
-    <w:p>
-      <w:pPr>
-        <w:spacing w:after="120" w:before="200"/>
+        <w:t xml:space="preserve">The PMM Information Requirements framework (v1.4) defines the information Product Marketing requests from the Product team before GTM work begins. This review maps each requirement against the current Release Notes Skill to identify what is already well covered, what is partially addressed, and where information is not currently captured.</w:t>
+      </w:r>
+    </w:p>
+    <w:p>
+      <w:pPr>
+        <w:spacing w:after="140"/>
+      </w:pPr>
+      <w:r>
+        <w:rPr>
+          <w:rFonts w:ascii="Calibri" w:cs="Calibri" w:eastAsia="Calibri" w:hAnsi="Calibri"/>
+          <w:sz w:val="20"/>
+          <w:szCs w:val="20"/>
+        </w:rPr>
+        <w:t xml:space="preserve">Important: this review is implementation-agnostic. It identifies </w:t>
+      </w:r>
+      <w:r>
+        <w:rPr>
+          <w:rFonts w:ascii="Calibri" w:cs="Calibri" w:eastAsia="Calibri" w:hAnsi="Calibri"/>
+          <w:b/>
+          <w:bCs/>
+          <w:sz w:val="20"/>
+          <w:szCs w:val="20"/>
+        </w:rPr>
+        <w:t xml:space="preserve">where information is not currently captured</w:t>
+      </w:r>
+      <w:r>
+        <w:rPr>
+          <w:rFonts w:ascii="Calibri" w:cs="Calibri" w:eastAsia="Calibri" w:hAnsi="Calibri"/>
+          <w:sz w:val="20"/>
+          <w:szCs w:val="20"/>
+        </w:rPr>
+        <w:t xml:space="preserve"> — not </w:t>
+      </w:r>
+      <w:r>
+        <w:rPr>
+          <w:rFonts w:ascii="Calibri" w:cs="Calibri" w:eastAsia="Calibri" w:hAnsi="Calibri"/>
+          <w:b/>
+          <w:bCs/>
+          <w:sz w:val="20"/>
+          <w:szCs w:val="20"/>
+        </w:rPr>
+        <w:t xml:space="preserve">where it should be added</w:t>
+      </w:r>
+      <w:r>
+        <w:rPr>
+          <w:rFonts w:ascii="Calibri" w:cs="Calibri" w:eastAsia="Calibri" w:hAnsi="Calibri"/>
+          <w:sz w:val="20"/>
+          <w:szCs w:val="20"/>
+        </w:rPr>
+        <w:t xml:space="preserve">. Information gaps identified here may ultimately be addressed through the Release Notes Skill, a PRD, a Shift Left document, a launch checklist, or another existing Product workflow. The appropriate source is a decision for the team to make based on existing workflows and authoring experience.</w:t>
+      </w:r>
+    </w:p>
+    <w:p>
+      <w:pPr>
+        <w:spacing w:after="140"/>
+      </w:pPr>
+      <w:r>
+        <w:rPr>
+          <w:rFonts w:ascii="Calibri" w:cs="Calibri" w:eastAsia="Calibri" w:hAnsi="Calibri"/>
+          <w:sz w:val="20"/>
+          <w:szCs w:val="20"/>
+        </w:rPr>
+        <w:t xml:space="preserve">Many of the information requirements identified below do not require additional writing. In several cases, a reference or link to existing documentation — a Confluence page, an existing PRD, or a Loom recording — would be sufficient to close the gap without creating meaningful authoring burden for Product teams.</w:t>
+      </w:r>
+    </w:p>
+    <w:p>
+      <w:pPr>
+        <w:spacing w:after="100" w:before="160"/>
       </w:pPr>
     </w:p>
     <w:tbl>
       <w:tblPr>
-        <w:tblW w:type="dxa" w:w="9000"/>
+        <w:tblW w:type="dxa" w:w="13680"/>
         <w:tblBorders>
           <w:top w:val="single" w:color="auto" w:sz="4"/>
           <w:left w:val="single" w:color="auto" w:sz="4"/>
@@ -295,15 +406,15 @@
         </w:tblBorders>
       </w:tblPr>
       <w:tblGrid>
-        <w:gridCol w:w="2250"/>
-        <w:gridCol w:w="2250"/>
-        <w:gridCol w:w="2250"/>
-        <w:gridCol w:w="2250"/>
+        <w:gridCol w:w="3420"/>
+        <w:gridCol w:w="3420"/>
+        <w:gridCol w:w="3420"/>
+        <w:gridCol w:w="3420"/>
       </w:tblGrid>
       <w:tr>
         <w:tc>
           <w:tcPr>
-            <w:tcW w:type="dxa" w:w="2250"/>
+            <w:tcW w:type="dxa" w:w="3420"/>
             <w:tcBorders>
               <w:top w:val="single" w:color="CBD5E0" w:sz="4"/>
               <w:left w:val="single" w:color="CBD5E0" w:sz="4"/>
@@ -323,8 +434,8 @@
                 <w:b/>
                 <w:bCs/>
                 <w:color w:val="1F3864"/>
-                <w:sz w:val="52"/>
-                <w:szCs w:val="52"/>
+                <w:sz w:val="56"/>
+                <w:szCs w:val="56"/>
               </w:rPr>
               <w:t xml:space="preserve">23</w:t>
             </w:r>
@@ -341,13 +452,13 @@
                 <w:sz w:val="16"/>
                 <w:szCs w:val="16"/>
               </w:rPr>
-              <w:t xml:space="preserve">Total PMM Requirements</w:t>
-            </w:r>
-          </w:p>
-        </w:tc>
-        <w:tc>
-          <w:tcPr>
-            <w:tcW w:type="dxa" w:w="2250"/>
+              <w:t xml:space="preserve">Total Requirements</w:t>
+            </w:r>
+          </w:p>
+        </w:tc>
+        <w:tc>
+          <w:tcPr>
+            <w:tcW w:type="dxa" w:w="3420"/>
             <w:tcBorders>
               <w:top w:val="single" w:color="CBD5E0" w:sz="4"/>
               <w:left w:val="single" w:color="CBD5E0" w:sz="4"/>
@@ -367,8 +478,8 @@
                 <w:b/>
                 <w:bCs/>
                 <w:color w:val="276749"/>
-                <w:sz w:val="52"/>
-                <w:szCs w:val="52"/>
+                <w:sz w:val="56"/>
+                <w:szCs w:val="56"/>
               </w:rPr>
               <w:t xml:space="preserve">1</w:t>
             </w:r>
@@ -393,7 +504,7 @@
         </w:tc>
         <w:tc>
           <w:tcPr>
-            <w:tcW w:type="dxa" w:w="2250"/>
+            <w:tcW w:type="dxa" w:w="3420"/>
             <w:tcBorders>
               <w:top w:val="single" w:color="CBD5E0" w:sz="4"/>
               <w:left w:val="single" w:color="CBD5E0" w:sz="4"/>
@@ -413,8 +524,8 @@
                 <w:b/>
                 <w:bCs/>
                 <w:color w:val="92400E"/>
-                <w:sz w:val="52"/>
-                <w:szCs w:val="52"/>
+                <w:sz w:val="56"/>
+                <w:szCs w:val="56"/>
               </w:rPr>
               <w:t xml:space="preserve">11</w:t>
             </w:r>
@@ -439,7 +550,7 @@
         </w:tc>
         <w:tc>
           <w:tcPr>
-            <w:tcW w:type="dxa" w:w="2250"/>
+            <w:tcW w:type="dxa" w:w="3420"/>
             <w:tcBorders>
               <w:top w:val="single" w:color="CBD5E0" w:sz="4"/>
               <w:left w:val="single" w:color="CBD5E0" w:sz="4"/>
@@ -459,8 +570,8 @@
                 <w:b/>
                 <w:bCs/>
                 <w:color w:val="1E40AF"/>
-                <w:sz w:val="52"/>
-                <w:szCs w:val="52"/>
+                <w:sz w:val="56"/>
+                <w:szCs w:val="56"/>
               </w:rPr>
               <w:t xml:space="preserve">11</w:t>
             </w:r>
@@ -504,15 +615,15 @@
           <w:b/>
           <w:bCs/>
           <w:color w:val="1F3864"/>
-          <w:sz w:val="28"/>
-          <w:szCs w:val="28"/>
+          <w:sz w:val="30"/>
+          <w:szCs w:val="30"/>
         </w:rPr>
         <w:t xml:space="preserve">Comparison Table</w:t>
       </w:r>
     </w:p>
     <w:p>
       <w:pPr>
-        <w:spacing w:after="120"/>
+        <w:spacing w:after="140"/>
       </w:pPr>
       <w:r>
         <w:rPr>
@@ -520,12 +631,12 @@
           <w:sz w:val="20"/>
           <w:szCs w:val="20"/>
         </w:rPr>
-        <w:t xml:space="preserve">The table below maps each PMM Information Requirement against the current Release Notes Skill. For requirements that are well covered, the table notes what the skill already does well. For partially covered and opportunity areas, the table describes what additional context could be considered and why it would help Product Marketing.</w:t>
+        <w:t xml:space="preserve">Each PMM Information Requirement is mapped below against the current Release Notes Skill. Where information is not currently captured, the table notes what could be considered — through the skill or another Product workflow — and why it supports downstream GTM planning.</w:t>
       </w:r>
     </w:p>
     <w:tbl>
       <w:tblPr>
-        <w:tblW w:type="dxa" w:w="14400"/>
+        <w:tblW w:type="dxa" w:w="13680"/>
         <w:tblBorders>
           <w:top w:val="single" w:color="auto" w:sz="4"/>
           <w:left w:val="single" w:color="auto" w:sz="4"/>
@@ -536,11 +647,11 @@
         </w:tblBorders>
       </w:tblPr>
       <w:tblGrid>
-        <w:gridCol w:w="2100"/>
-        <w:gridCol w:w="1300"/>
-        <w:gridCol w:w="3000"/>
-        <w:gridCol w:w="3500"/>
-        <w:gridCol w:w="4500"/>
+        <w:gridCol w:w="1700"/>
+        <w:gridCol w:w="1200"/>
+        <w:gridCol w:w="3160"/>
+        <w:gridCol w:w="3460"/>
+        <w:gridCol w:w="4160"/>
       </w:tblGrid>
       <w:tr>
         <w:trPr>
@@ -548,7 +659,7 @@
         </w:trPr>
         <w:tc>
           <w:tcPr>
-            <w:tcW w:type="dxa" w:w="2100"/>
+            <w:tcW w:type="dxa" w:w="1700"/>
             <w:tcBorders>
               <w:top w:val="single" w:color="1F3864" w:sz="4"/>
               <w:left w:val="single" w:color="1F3864" w:sz="4"/>
@@ -577,7 +688,7 @@
         </w:tc>
         <w:tc>
           <w:tcPr>
-            <w:tcW w:type="dxa" w:w="1300"/>
+            <w:tcW w:type="dxa" w:w="1200"/>
             <w:tcBorders>
               <w:top w:val="single" w:color="1F3864" w:sz="4"/>
               <w:left w:val="single" w:color="1F3864" w:sz="4"/>
@@ -606,7 +717,7 @@
         </w:tc>
         <w:tc>
           <w:tcPr>
-            <w:tcW w:type="dxa" w:w="3000"/>
+            <w:tcW w:type="dxa" w:w="3160"/>
             <w:tcBorders>
               <w:top w:val="single" w:color="1F3864" w:sz="4"/>
               <w:left w:val="single" w:color="1F3864" w:sz="4"/>
@@ -635,7 +746,7 @@
         </w:tc>
         <w:tc>
           <w:tcPr>
-            <w:tcW w:type="dxa" w:w="3500"/>
+            <w:tcW w:type="dxa" w:w="3460"/>
             <w:tcBorders>
               <w:top w:val="single" w:color="1F3864" w:sz="4"/>
               <w:left w:val="single" w:color="1F3864" w:sz="4"/>
@@ -664,7 +775,7 @@
         </w:tc>
         <w:tc>
           <w:tcPr>
-            <w:tcW w:type="dxa" w:w="4500"/>
+            <w:tcW w:type="dxa" w:w="4160"/>
             <w:tcBorders>
               <w:top w:val="single" w:color="1F3864" w:sz="4"/>
               <w:left w:val="single" w:color="1F3864" w:sz="4"/>
@@ -697,10 +808,10 @@
           <w:tcPr>
             <w:gridSpan w:val="5"/>
             <w:tcBorders>
-              <w:top w:val="single" w:color="CBD5E0" w:sz="4"/>
-              <w:left w:val="single" w:color="CBD5E0" w:sz="4"/>
-              <w:bottom w:val="single" w:color="CBD5E0" w:sz="4"/>
-              <w:right w:val="single" w:color="CBD5E0" w:sz="4"/>
+              <w:top w:val="single" w:color="2E7D8C" w:sz="4"/>
+              <w:left w:val="single" w:color="2E7D8C" w:sz="4"/>
+              <w:bottom w:val="single" w:color="2E7D8C" w:sz="4"/>
+              <w:right w:val="single" w:color="2E7D8C" w:sz="4"/>
             </w:tcBorders>
             <w:shd w:fill="2E7D8C" w:val="clear"/>
           </w:tcPr>
@@ -725,18 +836,19 @@
       <w:tr>
         <w:tc>
           <w:tcPr>
-            <w:tcW w:type="dxa" w:w="2100"/>
-            <w:tcBorders>
-              <w:top w:val="single" w:color="CBD5E0" w:sz="4"/>
-              <w:left w:val="single" w:color="CBD5E0" w:sz="4"/>
-              <w:bottom w:val="single" w:color="CBD5E0" w:sz="4"/>
-              <w:right w:val="single" w:color="CBD5E0" w:sz="4"/>
-            </w:tcBorders>
-            <w:vAlign w:val="top"/>
-          </w:tcPr>
-          <w:p>
-            <w:pPr>
-              <w:spacing w:after="60" w:before="60"/>
+            <w:tcW w:type="dxa" w:w="1700"/>
+            <w:tcBorders>
+              <w:top w:val="single" w:color="CBD5E0" w:sz="4"/>
+              <w:left w:val="single" w:color="CBD5E0" w:sz="4"/>
+              <w:bottom w:val="single" w:color="CBD5E0" w:sz="4"/>
+              <w:right w:val="single" w:color="CBD5E0" w:sz="4"/>
+            </w:tcBorders>
+            <w:shd w:fill="F7F8FA" w:val="clear"/>
+            <w:vAlign w:val="top"/>
+          </w:tcPr>
+          <w:p>
+            <w:pPr>
+              <w:spacing w:after="40" w:before="60"/>
             </w:pPr>
             <w:r>
               <w:rPr>
@@ -750,10 +862,26 @@
               <w:t xml:space="preserve">Customer Problem &amp; Context</w:t>
             </w:r>
           </w:p>
-        </w:tc>
-        <w:tc>
-          <w:tcPr>
-            <w:tcW w:type="dxa" w:w="1300"/>
+          <w:p>
+            <w:pPr>
+              <w:spacing w:after="60" w:before="0"/>
+            </w:pPr>
+            <w:r>
+              <w:rPr>
+                <w:rFonts w:ascii="Calibri" w:cs="Calibri" w:eastAsia="Calibri" w:hAnsi="Calibri"/>
+                <w:i/>
+                <w:iCs/>
+                <w:color w:val="276749"/>
+                <w:sz w:val="16"/>
+                <w:szCs w:val="16"/>
+              </w:rPr>
+              <w:t xml:space="preserve">Core</w:t>
+            </w:r>
+          </w:p>
+        </w:tc>
+        <w:tc>
+          <w:tcPr>
+            <w:tcW w:type="dxa" w:w="1200"/>
             <w:tcBorders>
               <w:top w:val="single" w:color="CBD5E0" w:sz="4"/>
               <w:left w:val="single" w:color="CBD5E0" w:sz="4"/>
@@ -783,79 +911,79 @@
         </w:tc>
         <w:tc>
           <w:tcPr>
-            <w:tcW w:type="dxa" w:w="3000"/>
-            <w:tcBorders>
-              <w:top w:val="single" w:color="CBD5E0" w:sz="4"/>
-              <w:left w:val="single" w:color="CBD5E0" w:sz="4"/>
-              <w:bottom w:val="single" w:color="CBD5E0" w:sz="4"/>
-              <w:right w:val="single" w:color="CBD5E0" w:sz="4"/>
-            </w:tcBorders>
-            <w:vAlign w:val="top"/>
-          </w:tcPr>
-          <w:p>
-            <w:pPr>
-              <w:spacing w:after="40" w:before="60"/>
-            </w:pPr>
-            <w:r>
-              <w:rPr>
-                <w:rFonts w:ascii="Calibri" w:cs="Calibri" w:eastAsia="Calibri" w:hAnsi="Calibri"/>
-                <w:color w:val="4A5568"/>
-                <w:sz w:val="18"/>
-                <w:szCs w:val="18"/>
-              </w:rPr>
-              <w:t xml:space="preserve">The PR/FAQ's problem paragraph captures the customer pain point in customer language — a strong foundation. The example demonstrates vivid, specific problem framing.</w:t>
-            </w:r>
-          </w:p>
-        </w:tc>
-        <w:tc>
-          <w:tcPr>
-            <w:tcW w:type="dxa" w:w="3500"/>
-            <w:tcBorders>
-              <w:top w:val="single" w:color="CBD5E0" w:sz="4"/>
-              <w:left w:val="single" w:color="CBD5E0" w:sz="4"/>
-              <w:bottom w:val="single" w:color="CBD5E0" w:sz="4"/>
-              <w:right w:val="single" w:color="CBD5E0" w:sz="4"/>
-            </w:tcBorders>
-            <w:vAlign w:val="top"/>
-          </w:tcPr>
-          <w:p>
-            <w:pPr>
-              <w:spacing w:after="40" w:before="60"/>
-            </w:pPr>
-            <w:r>
-              <w:rPr>
-                <w:rFonts w:ascii="Calibri" w:cs="Calibri" w:eastAsia="Calibri" w:hAnsi="Calibri"/>
-                <w:color w:val="4A5568"/>
-                <w:sz w:val="18"/>
-                <w:szCs w:val="18"/>
-              </w:rPr>
-              <w:t xml:space="preserve">Adding the specific workaround customers use today (tool, process, or manual step), the market trigger making this relevant now (regulatory shift, competitor move, platform change), and the business cost of not solving it could provide additional context.</w:t>
-            </w:r>
-          </w:p>
-        </w:tc>
-        <w:tc>
-          <w:tcPr>
-            <w:tcW w:type="dxa" w:w="4500"/>
-            <w:tcBorders>
-              <w:top w:val="single" w:color="CBD5E0" w:sz="4"/>
-              <w:left w:val="single" w:color="CBD5E0" w:sz="4"/>
-              <w:bottom w:val="single" w:color="CBD5E0" w:sz="4"/>
-              <w:right w:val="single" w:color="CBD5E0" w:sz="4"/>
-            </w:tcBorders>
-            <w:vAlign w:val="top"/>
-          </w:tcPr>
-          <w:p>
-            <w:pPr>
-              <w:spacing w:after="40" w:before="60"/>
-            </w:pPr>
-            <w:r>
-              <w:rPr>
-                <w:rFonts w:ascii="Calibri" w:cs="Calibri" w:eastAsia="Calibri" w:hAnsi="Calibri"/>
-                <w:color w:val="4A5568"/>
-                <w:sz w:val="18"/>
-                <w:szCs w:val="18"/>
-              </w:rPr>
-              <w:t xml:space="preserve">The workaround and market trigger directly feed the launch narrative and campaign messaging. Knowing the cost of inaction helps PMM prioritise urgency in communications and supports analyst briefing preparation.</w:t>
+            <w:tcW w:type="dxa" w:w="3160"/>
+            <w:tcBorders>
+              <w:top w:val="single" w:color="CBD5E0" w:sz="4"/>
+              <w:left w:val="single" w:color="CBD5E0" w:sz="4"/>
+              <w:bottom w:val="single" w:color="CBD5E0" w:sz="4"/>
+              <w:right w:val="single" w:color="CBD5E0" w:sz="4"/>
+            </w:tcBorders>
+            <w:vAlign w:val="top"/>
+          </w:tcPr>
+          <w:p>
+            <w:pPr>
+              <w:spacing w:after="60" w:before="60"/>
+            </w:pPr>
+            <w:r>
+              <w:rPr>
+                <w:rFonts w:ascii="Calibri" w:cs="Calibri" w:eastAsia="Calibri" w:hAnsi="Calibri"/>
+                <w:color w:val="4A5568"/>
+                <w:sz w:val="18"/>
+                <w:szCs w:val="18"/>
+              </w:rPr>
+              <w:t xml:space="preserve">The problem paragraph captures customer pain in the customer's voice — a deliberate and effective structural choice. The skill prohibits unsubstantiated claims, ensuring specificity.</w:t>
+            </w:r>
+          </w:p>
+        </w:tc>
+        <w:tc>
+          <w:tcPr>
+            <w:tcW w:type="dxa" w:w="3460"/>
+            <w:tcBorders>
+              <w:top w:val="single" w:color="CBD5E0" w:sz="4"/>
+              <w:left w:val="single" w:color="CBD5E0" w:sz="4"/>
+              <w:bottom w:val="single" w:color="CBD5E0" w:sz="4"/>
+              <w:right w:val="single" w:color="CBD5E0" w:sz="4"/>
+            </w:tcBorders>
+            <w:vAlign w:val="top"/>
+          </w:tcPr>
+          <w:p>
+            <w:pPr>
+              <w:spacing w:after="60" w:before="60"/>
+            </w:pPr>
+            <w:r>
+              <w:rPr>
+                <w:rFonts w:ascii="Calibri" w:cs="Calibri" w:eastAsia="Calibri" w:hAnsi="Calibri"/>
+                <w:color w:val="4A5568"/>
+                <w:sz w:val="18"/>
+                <w:szCs w:val="18"/>
+              </w:rPr>
+              <w:t xml:space="preserve">The specific workaround customers use today, the market trigger making the problem relevant now, and the business cost of inaction are not currently captured by the skill. This information may be sourced through the skill or referenced from an existing PRD or Shift Left document.</w:t>
+            </w:r>
+          </w:p>
+        </w:tc>
+        <w:tc>
+          <w:tcPr>
+            <w:tcW w:type="dxa" w:w="4160"/>
+            <w:tcBorders>
+              <w:top w:val="single" w:color="CBD5E0" w:sz="4"/>
+              <w:left w:val="single" w:color="CBD5E0" w:sz="4"/>
+              <w:bottom w:val="single" w:color="CBD5E0" w:sz="4"/>
+              <w:right w:val="single" w:color="CBD5E0" w:sz="4"/>
+            </w:tcBorders>
+            <w:vAlign w:val="top"/>
+          </w:tcPr>
+          <w:p>
+            <w:pPr>
+              <w:spacing w:after="60" w:before="60"/>
+            </w:pPr>
+            <w:r>
+              <w:rPr>
+                <w:rFonts w:ascii="Calibri" w:cs="Calibri" w:eastAsia="Calibri" w:hAnsi="Calibri"/>
+                <w:color w:val="4A5568"/>
+                <w:sz w:val="18"/>
+                <w:szCs w:val="18"/>
+              </w:rPr>
+              <w:t xml:space="preserve">The workaround and market trigger directly feed the launch narrative and campaign messaging. The cost of inaction helps PMM prioritise urgency and supports analyst briefing preparation.</w:t>
             </w:r>
           </w:p>
         </w:tc>
@@ -863,18 +991,19 @@
       <w:tr>
         <w:tc>
           <w:tcPr>
-            <w:tcW w:type="dxa" w:w="2100"/>
-            <w:tcBorders>
-              <w:top w:val="single" w:color="CBD5E0" w:sz="4"/>
-              <w:left w:val="single" w:color="CBD5E0" w:sz="4"/>
-              <w:bottom w:val="single" w:color="CBD5E0" w:sz="4"/>
-              <w:right w:val="single" w:color="CBD5E0" w:sz="4"/>
-            </w:tcBorders>
-            <w:vAlign w:val="top"/>
-          </w:tcPr>
-          <w:p>
-            <w:pPr>
-              <w:spacing w:after="60" w:before="60"/>
+            <w:tcW w:type="dxa" w:w="1700"/>
+            <w:tcBorders>
+              <w:top w:val="single" w:color="CBD5E0" w:sz="4"/>
+              <w:left w:val="single" w:color="CBD5E0" w:sz="4"/>
+              <w:bottom w:val="single" w:color="CBD5E0" w:sz="4"/>
+              <w:right w:val="single" w:color="CBD5E0" w:sz="4"/>
+            </w:tcBorders>
+            <w:shd w:fill="F7F8FA" w:val="clear"/>
+            <w:vAlign w:val="top"/>
+          </w:tcPr>
+          <w:p>
+            <w:pPr>
+              <w:spacing w:after="40" w:before="60"/>
             </w:pPr>
             <w:r>
               <w:rPr>
@@ -888,10 +1017,26 @@
               <w:t xml:space="preserve">Business Objective</w:t>
             </w:r>
           </w:p>
-        </w:tc>
-        <w:tc>
-          <w:tcPr>
-            <w:tcW w:type="dxa" w:w="1300"/>
+          <w:p>
+            <w:pPr>
+              <w:spacing w:after="60" w:before="0"/>
+            </w:pPr>
+            <w:r>
+              <w:rPr>
+                <w:rFonts w:ascii="Calibri" w:cs="Calibri" w:eastAsia="Calibri" w:hAnsi="Calibri"/>
+                <w:i/>
+                <w:iCs/>
+                <w:color w:val="276749"/>
+                <w:sz w:val="16"/>
+                <w:szCs w:val="16"/>
+              </w:rPr>
+              <w:t xml:space="preserve">Core</w:t>
+            </w:r>
+          </w:p>
+        </w:tc>
+        <w:tc>
+          <w:tcPr>
+            <w:tcW w:type="dxa" w:w="1200"/>
             <w:tcBorders>
               <w:top w:val="single" w:color="CBD5E0" w:sz="4"/>
               <w:left w:val="single" w:color="CBD5E0" w:sz="4"/>
@@ -921,79 +1066,79 @@
         </w:tc>
         <w:tc>
           <w:tcPr>
-            <w:tcW w:type="dxa" w:w="3000"/>
-            <w:tcBorders>
-              <w:top w:val="single" w:color="CBD5E0" w:sz="4"/>
-              <w:left w:val="single" w:color="CBD5E0" w:sz="4"/>
-              <w:bottom w:val="single" w:color="CBD5E0" w:sz="4"/>
-              <w:right w:val="single" w:color="CBD5E0" w:sz="4"/>
-            </w:tcBorders>
-            <w:vAlign w:val="top"/>
-          </w:tcPr>
-          <w:p>
-            <w:pPr>
-              <w:spacing w:after="40" w:before="60"/>
-            </w:pPr>
-            <w:r>
-              <w:rPr>
-                <w:rFonts w:ascii="Calibri" w:cs="Calibri" w:eastAsia="Calibri" w:hAnsi="Calibri"/>
-                <w:color w:val="4A5568"/>
-                <w:sz w:val="18"/>
-                <w:szCs w:val="18"/>
-              </w:rPr>
-              <w:t xml:space="preserve">The press release communicates business value implicitly through the opening paragraph and leader quote, and the internal FAQ addresses "why now" and strategic positioning.</w:t>
-            </w:r>
-          </w:p>
-        </w:tc>
-        <w:tc>
-          <w:tcPr>
-            <w:tcW w:type="dxa" w:w="3500"/>
-            <w:tcBorders>
-              <w:top w:val="single" w:color="CBD5E0" w:sz="4"/>
-              <w:left w:val="single" w:color="CBD5E0" w:sz="4"/>
-              <w:bottom w:val="single" w:color="CBD5E0" w:sz="4"/>
-              <w:right w:val="single" w:color="CBD5E0" w:sz="4"/>
-            </w:tcBorders>
-            <w:vAlign w:val="top"/>
-          </w:tcPr>
-          <w:p>
-            <w:pPr>
-              <w:spacing w:after="40" w:before="60"/>
-            </w:pPr>
-            <w:r>
-              <w:rPr>
-                <w:rFonts w:ascii="Calibri" w:cs="Calibri" w:eastAsia="Calibri" w:hAnsi="Calibri"/>
-                <w:color w:val="4A5568"/>
-                <w:sz w:val="18"/>
-                <w:szCs w:val="18"/>
-              </w:rPr>
-              <w:t xml:space="preserve">A short note on the Kano classification (Must-have, Performance, Delighter) with brief rationale, the specific business outcome targeted (retention, expansion, compliance, new segment), and the strategic pillar it supports could further enrich the handoff.</w:t>
-            </w:r>
-          </w:p>
-        </w:tc>
-        <w:tc>
-          <w:tcPr>
-            <w:tcW w:type="dxa" w:w="4500"/>
-            <w:tcBorders>
-              <w:top w:val="single" w:color="CBD5E0" w:sz="4"/>
-              <w:left w:val="single" w:color="CBD5E0" w:sz="4"/>
-              <w:bottom w:val="single" w:color="CBD5E0" w:sz="4"/>
-              <w:right w:val="single" w:color="CBD5E0" w:sz="4"/>
-            </w:tcBorders>
-            <w:vAlign w:val="top"/>
-          </w:tcPr>
-          <w:p>
-            <w:pPr>
-              <w:spacing w:after="40" w:before="60"/>
-            </w:pPr>
-            <w:r>
-              <w:rPr>
-                <w:rFonts w:ascii="Calibri" w:cs="Calibri" w:eastAsia="Calibri" w:hAnsi="Calibri"/>
-                <w:color w:val="4A5568"/>
-                <w:sz w:val="18"/>
-                <w:szCs w:val="18"/>
-              </w:rPr>
-              <w:t xml:space="preserve">These inputs connect the feature to company priorities, which PMM needs for executive communications, analyst briefings, and QBR slide content. The Kano framing also informs how urgently and prominently the feature is positioned.</w:t>
+            <w:tcW w:type="dxa" w:w="3160"/>
+            <w:tcBorders>
+              <w:top w:val="single" w:color="CBD5E0" w:sz="4"/>
+              <w:left w:val="single" w:color="CBD5E0" w:sz="4"/>
+              <w:bottom w:val="single" w:color="CBD5E0" w:sz="4"/>
+              <w:right w:val="single" w:color="CBD5E0" w:sz="4"/>
+            </w:tcBorders>
+            <w:vAlign w:val="top"/>
+          </w:tcPr>
+          <w:p>
+            <w:pPr>
+              <w:spacing w:after="60" w:before="60"/>
+            </w:pPr>
+            <w:r>
+              <w:rPr>
+                <w:rFonts w:ascii="Calibri" w:cs="Calibri" w:eastAsia="Calibri" w:hAnsi="Calibri"/>
+                <w:color w:val="4A5568"/>
+                <w:sz w:val="18"/>
+                <w:szCs w:val="18"/>
+              </w:rPr>
+              <w:t xml:space="preserve">Business value is communicated through the opening paragraph and leader quote. The internal FAQ addresses "why now" and strategic positioning.</w:t>
+            </w:r>
+          </w:p>
+        </w:tc>
+        <w:tc>
+          <w:tcPr>
+            <w:tcW w:type="dxa" w:w="3460"/>
+            <w:tcBorders>
+              <w:top w:val="single" w:color="CBD5E0" w:sz="4"/>
+              <w:left w:val="single" w:color="CBD5E0" w:sz="4"/>
+              <w:bottom w:val="single" w:color="CBD5E0" w:sz="4"/>
+              <w:right w:val="single" w:color="CBD5E0" w:sz="4"/>
+            </w:tcBorders>
+            <w:vAlign w:val="top"/>
+          </w:tcPr>
+          <w:p>
+            <w:pPr>
+              <w:spacing w:after="60" w:before="60"/>
+            </w:pPr>
+            <w:r>
+              <w:rPr>
+                <w:rFonts w:ascii="Calibri" w:cs="Calibri" w:eastAsia="Calibri" w:hAnsi="Calibri"/>
+                <w:color w:val="4A5568"/>
+                <w:sz w:val="18"/>
+                <w:szCs w:val="18"/>
+              </w:rPr>
+              <w:t xml:space="preserve">A Kano model classification (Must-have, Performance, Delighter) with brief rationale, the specific business outcome targeted, and the strategic pillar the feature supports are not currently captured. These may be sourced from the skill or from a PRD or Shift Left document.</w:t>
+            </w:r>
+          </w:p>
+        </w:tc>
+        <w:tc>
+          <w:tcPr>
+            <w:tcW w:type="dxa" w:w="4160"/>
+            <w:tcBorders>
+              <w:top w:val="single" w:color="CBD5E0" w:sz="4"/>
+              <w:left w:val="single" w:color="CBD5E0" w:sz="4"/>
+              <w:bottom w:val="single" w:color="CBD5E0" w:sz="4"/>
+              <w:right w:val="single" w:color="CBD5E0" w:sz="4"/>
+            </w:tcBorders>
+            <w:vAlign w:val="top"/>
+          </w:tcPr>
+          <w:p>
+            <w:pPr>
+              <w:spacing w:after="60" w:before="60"/>
+            </w:pPr>
+            <w:r>
+              <w:rPr>
+                <w:rFonts w:ascii="Calibri" w:cs="Calibri" w:eastAsia="Calibri" w:hAnsi="Calibri"/>
+                <w:color w:val="4A5568"/>
+                <w:sz w:val="18"/>
+                <w:szCs w:val="18"/>
+              </w:rPr>
+              <w:t xml:space="preserve">The Kano framing informs how urgently and prominently the feature is positioned. The strategic pillar connection is needed for executive communications, analyst briefings, and QBR slide content.</w:t>
             </w:r>
           </w:p>
         </w:tc>
@@ -1001,18 +1146,19 @@
       <w:tr>
         <w:tc>
           <w:tcPr>
-            <w:tcW w:type="dxa" w:w="2100"/>
-            <w:tcBorders>
-              <w:top w:val="single" w:color="CBD5E0" w:sz="4"/>
-              <w:left w:val="single" w:color="CBD5E0" w:sz="4"/>
-              <w:bottom w:val="single" w:color="CBD5E0" w:sz="4"/>
-              <w:right w:val="single" w:color="CBD5E0" w:sz="4"/>
-            </w:tcBorders>
-            <w:vAlign w:val="top"/>
-          </w:tcPr>
-          <w:p>
-            <w:pPr>
-              <w:spacing w:after="60" w:before="60"/>
+            <w:tcW w:type="dxa" w:w="1700"/>
+            <w:tcBorders>
+              <w:top w:val="single" w:color="CBD5E0" w:sz="4"/>
+              <w:left w:val="single" w:color="CBD5E0" w:sz="4"/>
+              <w:bottom w:val="single" w:color="CBD5E0" w:sz="4"/>
+              <w:right w:val="single" w:color="CBD5E0" w:sz="4"/>
+            </w:tcBorders>
+            <w:shd w:fill="F7F8FA" w:val="clear"/>
+            <w:vAlign w:val="top"/>
+          </w:tcPr>
+          <w:p>
+            <w:pPr>
+              <w:spacing w:after="40" w:before="60"/>
             </w:pPr>
             <w:r>
               <w:rPr>
@@ -1026,10 +1172,26 @@
               <w:t xml:space="preserve">Success Metrics</w:t>
             </w:r>
           </w:p>
-        </w:tc>
-        <w:tc>
-          <w:tcPr>
-            <w:tcW w:type="dxa" w:w="1300"/>
+          <w:p>
+            <w:pPr>
+              <w:spacing w:after="60" w:before="0"/>
+            </w:pPr>
+            <w:r>
+              <w:rPr>
+                <w:rFonts w:ascii="Calibri" w:cs="Calibri" w:eastAsia="Calibri" w:hAnsi="Calibri"/>
+                <w:i/>
+                <w:iCs/>
+                <w:color w:val="276749"/>
+                <w:sz w:val="16"/>
+                <w:szCs w:val="16"/>
+              </w:rPr>
+              <w:t xml:space="preserve">Core</w:t>
+            </w:r>
+          </w:p>
+        </w:tc>
+        <w:tc>
+          <w:tcPr>
+            <w:tcW w:type="dxa" w:w="1200"/>
             <w:tcBorders>
               <w:top w:val="single" w:color="CBD5E0" w:sz="4"/>
               <w:left w:val="single" w:color="CBD5E0" w:sz="4"/>
@@ -1059,79 +1221,79 @@
         </w:tc>
         <w:tc>
           <w:tcPr>
-            <w:tcW w:type="dxa" w:w="3000"/>
-            <w:tcBorders>
-              <w:top w:val="single" w:color="CBD5E0" w:sz="4"/>
-              <w:left w:val="single" w:color="CBD5E0" w:sz="4"/>
-              <w:bottom w:val="single" w:color="CBD5E0" w:sz="4"/>
-              <w:right w:val="single" w:color="CBD5E0" w:sz="4"/>
-            </w:tcBorders>
-            <w:vAlign w:val="top"/>
-          </w:tcPr>
-          <w:p>
-            <w:pPr>
-              <w:spacing w:after="40" w:before="60"/>
-            </w:pPr>
-            <w:r>
-              <w:rPr>
-                <w:rFonts w:ascii="Calibri" w:cs="Calibri" w:eastAsia="Calibri" w:hAnsi="Calibri"/>
-                <w:color w:val="4A5568"/>
-                <w:sz w:val="18"/>
-                <w:szCs w:val="18"/>
-              </w:rPr>
-              <w:t xml:space="preserve">The internal FAQ section ("how do we know it's working") often includes qualitative indicators and outcome metrics, as demonstrated in the worked example.</w:t>
-            </w:r>
-          </w:p>
-        </w:tc>
-        <w:tc>
-          <w:tcPr>
-            <w:tcW w:type="dxa" w:w="3500"/>
-            <w:tcBorders>
-              <w:top w:val="single" w:color="CBD5E0" w:sz="4"/>
-              <w:left w:val="single" w:color="CBD5E0" w:sz="4"/>
-              <w:bottom w:val="single" w:color="CBD5E0" w:sz="4"/>
-              <w:right w:val="single" w:color="CBD5E0" w:sz="4"/>
-            </w:tcBorders>
-            <w:vAlign w:val="top"/>
-          </w:tcPr>
-          <w:p>
-            <w:pPr>
-              <w:spacing w:after="40" w:before="60"/>
-            </w:pPr>
-            <w:r>
-              <w:rPr>
-                <w:rFonts w:ascii="Calibri" w:cs="Calibri" w:eastAsia="Calibri" w:hAnsi="Calibri"/>
-                <w:color w:val="4A5568"/>
-                <w:sz w:val="18"/>
-                <w:szCs w:val="18"/>
-              </w:rPr>
-              <w:t xml:space="preserve">Including the 30/60/90-day post-launch metrics Product will track — along with the specific dashboard or report where they live — could help PMM close the loop after launch.</w:t>
-            </w:r>
-          </w:p>
-        </w:tc>
-        <w:tc>
-          <w:tcPr>
-            <w:tcW w:type="dxa" w:w="4500"/>
-            <w:tcBorders>
-              <w:top w:val="single" w:color="CBD5E0" w:sz="4"/>
-              <w:left w:val="single" w:color="CBD5E0" w:sz="4"/>
-              <w:bottom w:val="single" w:color="CBD5E0" w:sz="4"/>
-              <w:right w:val="single" w:color="CBD5E0" w:sz="4"/>
-            </w:tcBorders>
-            <w:vAlign w:val="top"/>
-          </w:tcPr>
-          <w:p>
-            <w:pPr>
-              <w:spacing w:after="40" w:before="60"/>
-            </w:pPr>
-            <w:r>
-              <w:rPr>
-                <w:rFonts w:ascii="Calibri" w:cs="Calibri" w:eastAsia="Calibri" w:hAnsi="Calibri"/>
-                <w:color w:val="4A5568"/>
-                <w:sz w:val="18"/>
-                <w:szCs w:val="18"/>
-              </w:rPr>
-              <w:t xml:space="preserve">Launch success reporting, post-launch performance reviews, executive updates, and customer success tracking all benefit from knowing in advance which signals Product will monitor and where to find them.</w:t>
+            <w:tcW w:type="dxa" w:w="3160"/>
+            <w:tcBorders>
+              <w:top w:val="single" w:color="CBD5E0" w:sz="4"/>
+              <w:left w:val="single" w:color="CBD5E0" w:sz="4"/>
+              <w:bottom w:val="single" w:color="CBD5E0" w:sz="4"/>
+              <w:right w:val="single" w:color="CBD5E0" w:sz="4"/>
+            </w:tcBorders>
+            <w:vAlign w:val="top"/>
+          </w:tcPr>
+          <w:p>
+            <w:pPr>
+              <w:spacing w:after="60" w:before="60"/>
+            </w:pPr>
+            <w:r>
+              <w:rPr>
+                <w:rFonts w:ascii="Calibri" w:cs="Calibri" w:eastAsia="Calibri" w:hAnsi="Calibri"/>
+                <w:color w:val="4A5568"/>
+                <w:sz w:val="18"/>
+                <w:szCs w:val="18"/>
+              </w:rPr>
+              <w:t xml:space="preserve">The internal FAQ ("how do we know it's working") includes qualitative outcome indicators. The worked example demonstrates outcome-level metrics.</w:t>
+            </w:r>
+          </w:p>
+        </w:tc>
+        <w:tc>
+          <w:tcPr>
+            <w:tcW w:type="dxa" w:w="3460"/>
+            <w:tcBorders>
+              <w:top w:val="single" w:color="CBD5E0" w:sz="4"/>
+              <w:left w:val="single" w:color="CBD5E0" w:sz="4"/>
+              <w:bottom w:val="single" w:color="CBD5E0" w:sz="4"/>
+              <w:right w:val="single" w:color="CBD5E0" w:sz="4"/>
+            </w:tcBorders>
+            <w:vAlign w:val="top"/>
+          </w:tcPr>
+          <w:p>
+            <w:pPr>
+              <w:spacing w:after="60" w:before="60"/>
+            </w:pPr>
+            <w:r>
+              <w:rPr>
+                <w:rFonts w:ascii="Calibri" w:cs="Calibri" w:eastAsia="Calibri" w:hAnsi="Calibri"/>
+                <w:color w:val="4A5568"/>
+                <w:sz w:val="18"/>
+                <w:szCs w:val="18"/>
+              </w:rPr>
+              <w:t xml:space="preserve">30/60/90-day post-launch metrics with the specific dashboard or report where they live are not currently captured. These could be referenced from an existing tracker or linked from the skill output rather than authored from scratch.</w:t>
+            </w:r>
+          </w:p>
+        </w:tc>
+        <w:tc>
+          <w:tcPr>
+            <w:tcW w:type="dxa" w:w="4160"/>
+            <w:tcBorders>
+              <w:top w:val="single" w:color="CBD5E0" w:sz="4"/>
+              <w:left w:val="single" w:color="CBD5E0" w:sz="4"/>
+              <w:bottom w:val="single" w:color="CBD5E0" w:sz="4"/>
+              <w:right w:val="single" w:color="CBD5E0" w:sz="4"/>
+            </w:tcBorders>
+            <w:vAlign w:val="top"/>
+          </w:tcPr>
+          <w:p>
+            <w:pPr>
+              <w:spacing w:after="60" w:before="60"/>
+            </w:pPr>
+            <w:r>
+              <w:rPr>
+                <w:rFonts w:ascii="Calibri" w:cs="Calibri" w:eastAsia="Calibri" w:hAnsi="Calibri"/>
+                <w:color w:val="4A5568"/>
+                <w:sz w:val="18"/>
+                <w:szCs w:val="18"/>
+              </w:rPr>
+              <w:t xml:space="preserve">Launch success reporting, post-launch reviews, and executive updates all benefit from knowing which signals Product will monitor and where to find them before launch.</w:t>
             </w:r>
           </w:p>
         </w:tc>
@@ -1141,10 +1303,10 @@
           <w:tcPr>
             <w:gridSpan w:val="5"/>
             <w:tcBorders>
-              <w:top w:val="single" w:color="CBD5E0" w:sz="4"/>
-              <w:left w:val="single" w:color="CBD5E0" w:sz="4"/>
-              <w:bottom w:val="single" w:color="CBD5E0" w:sz="4"/>
-              <w:right w:val="single" w:color="CBD5E0" w:sz="4"/>
+              <w:top w:val="single" w:color="2E7D8C" w:sz="4"/>
+              <w:left w:val="single" w:color="2E7D8C" w:sz="4"/>
+              <w:bottom w:val="single" w:color="2E7D8C" w:sz="4"/>
+              <w:right w:val="single" w:color="2E7D8C" w:sz="4"/>
             </w:tcBorders>
             <w:shd w:fill="2E7D8C" w:val="clear"/>
           </w:tcPr>
@@ -1169,18 +1331,19 @@
       <w:tr>
         <w:tc>
           <w:tcPr>
-            <w:tcW w:type="dxa" w:w="2100"/>
-            <w:tcBorders>
-              <w:top w:val="single" w:color="CBD5E0" w:sz="4"/>
-              <w:left w:val="single" w:color="CBD5E0" w:sz="4"/>
-              <w:bottom w:val="single" w:color="CBD5E0" w:sz="4"/>
-              <w:right w:val="single" w:color="CBD5E0" w:sz="4"/>
-            </w:tcBorders>
-            <w:vAlign w:val="top"/>
-          </w:tcPr>
-          <w:p>
-            <w:pPr>
-              <w:spacing w:after="60" w:before="60"/>
+            <w:tcW w:type="dxa" w:w="1700"/>
+            <w:tcBorders>
+              <w:top w:val="single" w:color="CBD5E0" w:sz="4"/>
+              <w:left w:val="single" w:color="CBD5E0" w:sz="4"/>
+              <w:bottom w:val="single" w:color="CBD5E0" w:sz="4"/>
+              <w:right w:val="single" w:color="CBD5E0" w:sz="4"/>
+            </w:tcBorders>
+            <w:shd w:fill="F7F8FA" w:val="clear"/>
+            <w:vAlign w:val="top"/>
+          </w:tcPr>
+          <w:p>
+            <w:pPr>
+              <w:spacing w:after="40" w:before="60"/>
             </w:pPr>
             <w:r>
               <w:rPr>
@@ -1194,10 +1357,26 @@
               <w:t xml:space="preserve">Ideal Customer Profile &amp; Adoption Signals</w:t>
             </w:r>
           </w:p>
-        </w:tc>
-        <w:tc>
-          <w:tcPr>
-            <w:tcW w:type="dxa" w:w="1300"/>
+          <w:p>
+            <w:pPr>
+              <w:spacing w:after="60" w:before="0"/>
+            </w:pPr>
+            <w:r>
+              <w:rPr>
+                <w:rFonts w:ascii="Calibri" w:cs="Calibri" w:eastAsia="Calibri" w:hAnsi="Calibri"/>
+                <w:i/>
+                <w:iCs/>
+                <w:color w:val="276749"/>
+                <w:sz w:val="16"/>
+                <w:szCs w:val="16"/>
+              </w:rPr>
+              <w:t xml:space="preserve">Core</w:t>
+            </w:r>
+          </w:p>
+        </w:tc>
+        <w:tc>
+          <w:tcPr>
+            <w:tcW w:type="dxa" w:w="1200"/>
             <w:tcBorders>
               <w:top w:val="single" w:color="CBD5E0" w:sz="4"/>
               <w:left w:val="single" w:color="CBD5E0" w:sz="4"/>
@@ -1227,79 +1406,79 @@
         </w:tc>
         <w:tc>
           <w:tcPr>
-            <w:tcW w:type="dxa" w:w="3000"/>
-            <w:tcBorders>
-              <w:top w:val="single" w:color="CBD5E0" w:sz="4"/>
-              <w:left w:val="single" w:color="CBD5E0" w:sz="4"/>
-              <w:bottom w:val="single" w:color="CBD5E0" w:sz="4"/>
-              <w:right w:val="single" w:color="CBD5E0" w:sz="4"/>
-            </w:tcBorders>
-            <w:vAlign w:val="top"/>
-          </w:tcPr>
-          <w:p>
-            <w:pPr>
-              <w:spacing w:after="40" w:before="60"/>
-            </w:pPr>
-            <w:r>
-              <w:rPr>
-                <w:rFonts w:ascii="Calibri" w:cs="Calibri" w:eastAsia="Calibri" w:hAnsi="Calibri"/>
-                <w:color w:val="4A5568"/>
-                <w:sz w:val="18"/>
-                <w:szCs w:val="18"/>
-              </w:rPr>
-              <w:t xml:space="preserve">The skill asks for target customer type (internal technical, internal business, or end consumer) as a required input before generation begins — a deliberate and useful gate.</w:t>
-            </w:r>
-          </w:p>
-        </w:tc>
-        <w:tc>
-          <w:tcPr>
-            <w:tcW w:type="dxa" w:w="3500"/>
-            <w:tcBorders>
-              <w:top w:val="single" w:color="CBD5E0" w:sz="4"/>
-              <w:left w:val="single" w:color="CBD5E0" w:sz="4"/>
-              <w:bottom w:val="single" w:color="CBD5E0" w:sz="4"/>
-              <w:right w:val="single" w:color="CBD5E0" w:sz="4"/>
-            </w:tcBorders>
-            <w:vAlign w:val="top"/>
-          </w:tcPr>
-          <w:p>
-            <w:pPr>
-              <w:spacing w:after="40" w:before="60"/>
-            </w:pPr>
-            <w:r>
-              <w:rPr>
-                <w:rFonts w:ascii="Calibri" w:cs="Calibri" w:eastAsia="Calibri" w:hAnsi="Calibri"/>
-                <w:color w:val="4A5568"/>
-                <w:sz w:val="18"/>
-                <w:szCs w:val="18"/>
-              </w:rPr>
-              <w:t xml:space="preserve">Company size and verticals, required technology stack, three to five signals that indicate a strong-fit customer, three to five anti-patterns (signals that indicate a poor fit), and any geographic or regulatory restrictions could provide additional targeting depth.</w:t>
-            </w:r>
-          </w:p>
-        </w:tc>
-        <w:tc>
-          <w:tcPr>
-            <w:tcW w:type="dxa" w:w="4500"/>
-            <w:tcBorders>
-              <w:top w:val="single" w:color="CBD5E0" w:sz="4"/>
-              <w:left w:val="single" w:color="CBD5E0" w:sz="4"/>
-              <w:bottom w:val="single" w:color="CBD5E0" w:sz="4"/>
-              <w:right w:val="single" w:color="CBD5E0" w:sz="4"/>
-            </w:tcBorders>
-            <w:vAlign w:val="top"/>
-          </w:tcPr>
-          <w:p>
-            <w:pPr>
-              <w:spacing w:after="40" w:before="60"/>
-            </w:pPr>
-            <w:r>
-              <w:rPr>
-                <w:rFonts w:ascii="Calibri" w:cs="Calibri" w:eastAsia="Calibri" w:hAnsi="Calibri"/>
-                <w:color w:val="4A5568"/>
-                <w:sz w:val="18"/>
-                <w:szCs w:val="18"/>
-              </w:rPr>
-              <w:t xml:space="preserve">These signals define ABM lists, territory scope, and sales qualification criteria. Anti-patterns are especially valuable for helping Sales quickly disqualify poor-fit opportunities without escalating to Product.</w:t>
+            <w:tcW w:type="dxa" w:w="3160"/>
+            <w:tcBorders>
+              <w:top w:val="single" w:color="CBD5E0" w:sz="4"/>
+              <w:left w:val="single" w:color="CBD5E0" w:sz="4"/>
+              <w:bottom w:val="single" w:color="CBD5E0" w:sz="4"/>
+              <w:right w:val="single" w:color="CBD5E0" w:sz="4"/>
+            </w:tcBorders>
+            <w:vAlign w:val="top"/>
+          </w:tcPr>
+          <w:p>
+            <w:pPr>
+              <w:spacing w:after="60" w:before="60"/>
+            </w:pPr>
+            <w:r>
+              <w:rPr>
+                <w:rFonts w:ascii="Calibri" w:cs="Calibri" w:eastAsia="Calibri" w:hAnsi="Calibri"/>
+                <w:color w:val="4A5568"/>
+                <w:sz w:val="18"/>
+                <w:szCs w:val="18"/>
+              </w:rPr>
+              <w:t xml:space="preserve">Target customer type (internal technical, internal business, or end consumer) is a required input before generation begins — a useful gate that calibrates the language register throughout.</w:t>
+            </w:r>
+          </w:p>
+        </w:tc>
+        <w:tc>
+          <w:tcPr>
+            <w:tcW w:type="dxa" w:w="3460"/>
+            <w:tcBorders>
+              <w:top w:val="single" w:color="CBD5E0" w:sz="4"/>
+              <w:left w:val="single" w:color="CBD5E0" w:sz="4"/>
+              <w:bottom w:val="single" w:color="CBD5E0" w:sz="4"/>
+              <w:right w:val="single" w:color="CBD5E0" w:sz="4"/>
+            </w:tcBorders>
+            <w:vAlign w:val="top"/>
+          </w:tcPr>
+          <w:p>
+            <w:pPr>
+              <w:spacing w:after="60" w:before="60"/>
+            </w:pPr>
+            <w:r>
+              <w:rPr>
+                <w:rFonts w:ascii="Calibri" w:cs="Calibri" w:eastAsia="Calibri" w:hAnsi="Calibri"/>
+                <w:color w:val="4A5568"/>
+                <w:sz w:val="18"/>
+                <w:szCs w:val="18"/>
+              </w:rPr>
+              <w:t xml:space="preserve">Company size, target verticals, required technology stack, strong-fit signals, anti-patterns, and geographic or regulatory restrictions are not currently captured. This information may be referenced from an existing Shift Left document or ICP resource.</w:t>
+            </w:r>
+          </w:p>
+        </w:tc>
+        <w:tc>
+          <w:tcPr>
+            <w:tcW w:type="dxa" w:w="4160"/>
+            <w:tcBorders>
+              <w:top w:val="single" w:color="CBD5E0" w:sz="4"/>
+              <w:left w:val="single" w:color="CBD5E0" w:sz="4"/>
+              <w:bottom w:val="single" w:color="CBD5E0" w:sz="4"/>
+              <w:right w:val="single" w:color="CBD5E0" w:sz="4"/>
+            </w:tcBorders>
+            <w:vAlign w:val="top"/>
+          </w:tcPr>
+          <w:p>
+            <w:pPr>
+              <w:spacing w:after="60" w:before="60"/>
+            </w:pPr>
+            <w:r>
+              <w:rPr>
+                <w:rFonts w:ascii="Calibri" w:cs="Calibri" w:eastAsia="Calibri" w:hAnsi="Calibri"/>
+                <w:color w:val="4A5568"/>
+                <w:sz w:val="18"/>
+                <w:szCs w:val="18"/>
+              </w:rPr>
+              <w:t xml:space="preserve">Fit signals and anti-patterns define ABM lists, territory scope, and sales qualification criteria. Anti-patterns in particular help Sales disqualify poor-fit opportunities without escalating to Product.</w:t>
             </w:r>
           </w:p>
         </w:tc>
@@ -1307,18 +1486,19 @@
       <w:tr>
         <w:tc>
           <w:tcPr>
-            <w:tcW w:type="dxa" w:w="2100"/>
-            <w:tcBorders>
-              <w:top w:val="single" w:color="CBD5E0" w:sz="4"/>
-              <w:left w:val="single" w:color="CBD5E0" w:sz="4"/>
-              <w:bottom w:val="single" w:color="CBD5E0" w:sz="4"/>
-              <w:right w:val="single" w:color="CBD5E0" w:sz="4"/>
-            </w:tcBorders>
-            <w:vAlign w:val="top"/>
-          </w:tcPr>
-          <w:p>
-            <w:pPr>
-              <w:spacing w:after="60" w:before="60"/>
+            <w:tcW w:type="dxa" w:w="1700"/>
+            <w:tcBorders>
+              <w:top w:val="single" w:color="CBD5E0" w:sz="4"/>
+              <w:left w:val="single" w:color="CBD5E0" w:sz="4"/>
+              <w:bottom w:val="single" w:color="CBD5E0" w:sz="4"/>
+              <w:right w:val="single" w:color="CBD5E0" w:sz="4"/>
+            </w:tcBorders>
+            <w:shd w:fill="F7F8FA" w:val="clear"/>
+            <w:vAlign w:val="top"/>
+          </w:tcPr>
+          <w:p>
+            <w:pPr>
+              <w:spacing w:after="40" w:before="60"/>
             </w:pPr>
             <w:r>
               <w:rPr>
@@ -1332,10 +1512,26 @@
               <w:t xml:space="preserve">User Profiles</w:t>
             </w:r>
           </w:p>
-        </w:tc>
-        <w:tc>
-          <w:tcPr>
-            <w:tcW w:type="dxa" w:w="1300"/>
+          <w:p>
+            <w:pPr>
+              <w:spacing w:after="60" w:before="0"/>
+            </w:pPr>
+            <w:r>
+              <w:rPr>
+                <w:rFonts w:ascii="Calibri" w:cs="Calibri" w:eastAsia="Calibri" w:hAnsi="Calibri"/>
+                <w:i/>
+                <w:iCs/>
+                <w:color w:val="276749"/>
+                <w:sz w:val="16"/>
+                <w:szCs w:val="16"/>
+              </w:rPr>
+              <w:t xml:space="preserve">Core</w:t>
+            </w:r>
+          </w:p>
+        </w:tc>
+        <w:tc>
+          <w:tcPr>
+            <w:tcW w:type="dxa" w:w="1200"/>
             <w:tcBorders>
               <w:top w:val="single" w:color="CBD5E0" w:sz="4"/>
               <w:left w:val="single" w:color="CBD5E0" w:sz="4"/>
@@ -1365,79 +1561,79 @@
         </w:tc>
         <w:tc>
           <w:tcPr>
-            <w:tcW w:type="dxa" w:w="3000"/>
-            <w:tcBorders>
-              <w:top w:val="single" w:color="CBD5E0" w:sz="4"/>
-              <w:left w:val="single" w:color="CBD5E0" w:sz="4"/>
-              <w:bottom w:val="single" w:color="CBD5E0" w:sz="4"/>
-              <w:right w:val="single" w:color="CBD5E0" w:sz="4"/>
-            </w:tcBorders>
-            <w:vAlign w:val="top"/>
-          </w:tcPr>
-          <w:p>
-            <w:pPr>
-              <w:spacing w:after="40" w:before="60"/>
-            </w:pPr>
-            <w:r>
-              <w:rPr>
-                <w:rFonts w:ascii="Calibri" w:cs="Calibri" w:eastAsia="Calibri" w:hAnsi="Calibri"/>
-                <w:color w:val="4A5568"/>
-                <w:sz w:val="18"/>
-                <w:szCs w:val="18"/>
-              </w:rPr>
-              <w:t xml:space="preserve">The skill captures customer type at a category level and uses it to calibrate language register throughout the PR/FAQ — a thoughtful approach to persona awareness.</w:t>
-            </w:r>
-          </w:p>
-        </w:tc>
-        <w:tc>
-          <w:tcPr>
-            <w:tcW w:type="dxa" w:w="3500"/>
-            <w:tcBorders>
-              <w:top w:val="single" w:color="CBD5E0" w:sz="4"/>
-              <w:left w:val="single" w:color="CBD5E0" w:sz="4"/>
-              <w:bottom w:val="single" w:color="CBD5E0" w:sz="4"/>
-              <w:right w:val="single" w:color="CBD5E0" w:sz="4"/>
-            </w:tcBorders>
-            <w:vAlign w:val="top"/>
-          </w:tcPr>
-          <w:p>
-            <w:pPr>
-              <w:spacing w:after="40" w:before="60"/>
-            </w:pPr>
-            <w:r>
-              <w:rPr>
-                <w:rFonts w:ascii="Calibri" w:cs="Calibri" w:eastAsia="Calibri" w:hAnsi="Calibri"/>
-                <w:color w:val="4A5568"/>
-                <w:sz w:val="18"/>
-                <w:szCs w:val="18"/>
-              </w:rPr>
-              <w:t xml:space="preserve">The primary user's job title, department, and specific task they use this feature for; secondary stakeholders who approve or benefit from the output; and non-target users (job titles or company types this feature does not serve) could provide additional granularity.</w:t>
-            </w:r>
-          </w:p>
-        </w:tc>
-        <w:tc>
-          <w:tcPr>
-            <w:tcW w:type="dxa" w:w="4500"/>
-            <w:tcBorders>
-              <w:top w:val="single" w:color="CBD5E0" w:sz="4"/>
-              <w:left w:val="single" w:color="CBD5E0" w:sz="4"/>
-              <w:bottom w:val="single" w:color="CBD5E0" w:sz="4"/>
-              <w:right w:val="single" w:color="CBD5E0" w:sz="4"/>
-            </w:tcBorders>
-            <w:vAlign w:val="top"/>
-          </w:tcPr>
-          <w:p>
-            <w:pPr>
-              <w:spacing w:after="40" w:before="60"/>
-            </w:pPr>
-            <w:r>
-              <w:rPr>
-                <w:rFonts w:ascii="Calibri" w:cs="Calibri" w:eastAsia="Calibri" w:hAnsi="Calibri"/>
-                <w:color w:val="4A5568"/>
-                <w:sz w:val="18"/>
-                <w:szCs w:val="18"/>
-              </w:rPr>
-              <w:t xml:space="preserve">Persona-based messaging, campaign audience targeting, and sales enablement content all require this level of specificity. Secondary stakeholder profiles are particularly useful for multi-threaded account communications.</w:t>
+            <w:tcW w:type="dxa" w:w="3160"/>
+            <w:tcBorders>
+              <w:top w:val="single" w:color="CBD5E0" w:sz="4"/>
+              <w:left w:val="single" w:color="CBD5E0" w:sz="4"/>
+              <w:bottom w:val="single" w:color="CBD5E0" w:sz="4"/>
+              <w:right w:val="single" w:color="CBD5E0" w:sz="4"/>
+            </w:tcBorders>
+            <w:vAlign w:val="top"/>
+          </w:tcPr>
+          <w:p>
+            <w:pPr>
+              <w:spacing w:after="60" w:before="60"/>
+            </w:pPr>
+            <w:r>
+              <w:rPr>
+                <w:rFonts w:ascii="Calibri" w:cs="Calibri" w:eastAsia="Calibri" w:hAnsi="Calibri"/>
+                <w:color w:val="4A5568"/>
+                <w:sz w:val="18"/>
+                <w:szCs w:val="18"/>
+              </w:rPr>
+              <w:t xml:space="preserve">Customer type is captured at a category level and used to calibrate language throughout the PR/FAQ — a deliberate and useful approach.</w:t>
+            </w:r>
+          </w:p>
+        </w:tc>
+        <w:tc>
+          <w:tcPr>
+            <w:tcW w:type="dxa" w:w="3460"/>
+            <w:tcBorders>
+              <w:top w:val="single" w:color="CBD5E0" w:sz="4"/>
+              <w:left w:val="single" w:color="CBD5E0" w:sz="4"/>
+              <w:bottom w:val="single" w:color="CBD5E0" w:sz="4"/>
+              <w:right w:val="single" w:color="CBD5E0" w:sz="4"/>
+            </w:tcBorders>
+            <w:vAlign w:val="top"/>
+          </w:tcPr>
+          <w:p>
+            <w:pPr>
+              <w:spacing w:after="60" w:before="60"/>
+            </w:pPr>
+            <w:r>
+              <w:rPr>
+                <w:rFonts w:ascii="Calibri" w:cs="Calibri" w:eastAsia="Calibri" w:hAnsi="Calibri"/>
+                <w:color w:val="4A5568"/>
+                <w:sz w:val="18"/>
+                <w:szCs w:val="18"/>
+              </w:rPr>
+              <w:t xml:space="preserve">The primary user's job title, department, and specific task; secondary stakeholders who approve or benefit; and non-target users are not currently captured. A brief reference to an existing persona card or Shift Left document could address this without additional writing.</w:t>
+            </w:r>
+          </w:p>
+        </w:tc>
+        <w:tc>
+          <w:tcPr>
+            <w:tcW w:type="dxa" w:w="4160"/>
+            <w:tcBorders>
+              <w:top w:val="single" w:color="CBD5E0" w:sz="4"/>
+              <w:left w:val="single" w:color="CBD5E0" w:sz="4"/>
+              <w:bottom w:val="single" w:color="CBD5E0" w:sz="4"/>
+              <w:right w:val="single" w:color="CBD5E0" w:sz="4"/>
+            </w:tcBorders>
+            <w:vAlign w:val="top"/>
+          </w:tcPr>
+          <w:p>
+            <w:pPr>
+              <w:spacing w:after="60" w:before="60"/>
+            </w:pPr>
+            <w:r>
+              <w:rPr>
+                <w:rFonts w:ascii="Calibri" w:cs="Calibri" w:eastAsia="Calibri" w:hAnsi="Calibri"/>
+                <w:color w:val="4A5568"/>
+                <w:sz w:val="18"/>
+                <w:szCs w:val="18"/>
+              </w:rPr>
+              <w:t xml:space="preserve">Persona-based messaging, campaign targeting, and multi-threaded account communications require this level of specificity. Secondary stakeholder profiles are particularly useful for enterprise and CS communications.</w:t>
             </w:r>
           </w:p>
         </w:tc>
@@ -1445,18 +1641,19 @@
       <w:tr>
         <w:tc>
           <w:tcPr>
-            <w:tcW w:type="dxa" w:w="2100"/>
-            <w:tcBorders>
-              <w:top w:val="single" w:color="CBD5E0" w:sz="4"/>
-              <w:left w:val="single" w:color="CBD5E0" w:sz="4"/>
-              <w:bottom w:val="single" w:color="CBD5E0" w:sz="4"/>
-              <w:right w:val="single" w:color="CBD5E0" w:sz="4"/>
-            </w:tcBorders>
-            <w:vAlign w:val="top"/>
-          </w:tcPr>
-          <w:p>
-            <w:pPr>
-              <w:spacing w:after="60" w:before="60"/>
+            <w:tcW w:type="dxa" w:w="1700"/>
+            <w:tcBorders>
+              <w:top w:val="single" w:color="CBD5E0" w:sz="4"/>
+              <w:left w:val="single" w:color="CBD5E0" w:sz="4"/>
+              <w:bottom w:val="single" w:color="CBD5E0" w:sz="4"/>
+              <w:right w:val="single" w:color="CBD5E0" w:sz="4"/>
+            </w:tcBorders>
+            <w:shd w:fill="F7F8FA" w:val="clear"/>
+            <w:vAlign w:val="top"/>
+          </w:tcPr>
+          <w:p>
+            <w:pPr>
+              <w:spacing w:after="40" w:before="60"/>
             </w:pPr>
             <w:r>
               <w:rPr>
@@ -1470,10 +1667,26 @@
               <w:t xml:space="preserve">Current Usage</w:t>
             </w:r>
           </w:p>
-        </w:tc>
-        <w:tc>
-          <w:tcPr>
-            <w:tcW w:type="dxa" w:w="1300"/>
+          <w:p>
+            <w:pPr>
+              <w:spacing w:after="60" w:before="0"/>
+            </w:pPr>
+            <w:r>
+              <w:rPr>
+                <w:rFonts w:ascii="Calibri" w:cs="Calibri" w:eastAsia="Calibri" w:hAnsi="Calibri"/>
+                <w:i/>
+                <w:iCs/>
+                <w:color w:val="4A5568"/>
+                <w:sz w:val="16"/>
+                <w:szCs w:val="16"/>
+              </w:rPr>
+              <w:t xml:space="preserve">Scenario / Higher Tiers</w:t>
+            </w:r>
+          </w:p>
+        </w:tc>
+        <w:tc>
+          <w:tcPr>
+            <w:tcW w:type="dxa" w:w="1200"/>
             <w:tcBorders>
               <w:top w:val="single" w:color="CBD5E0" w:sz="4"/>
               <w:left w:val="single" w:color="CBD5E0" w:sz="4"/>
@@ -1503,79 +1716,79 @@
         </w:tc>
         <w:tc>
           <w:tcPr>
-            <w:tcW w:type="dxa" w:w="3000"/>
-            <w:tcBorders>
-              <w:top w:val="single" w:color="CBD5E0" w:sz="4"/>
-              <w:left w:val="single" w:color="CBD5E0" w:sz="4"/>
-              <w:bottom w:val="single" w:color="CBD5E0" w:sz="4"/>
-              <w:right w:val="single" w:color="CBD5E0" w:sz="4"/>
-            </w:tcBorders>
-            <w:vAlign w:val="top"/>
-          </w:tcPr>
-          <w:p>
-            <w:pPr>
-              <w:spacing w:after="40" w:before="60"/>
-            </w:pPr>
-            <w:r>
-              <w:rPr>
-                <w:rFonts w:ascii="Calibri" w:cs="Calibri" w:eastAsia="Calibri" w:hAnsi="Calibri"/>
-                <w:color w:val="4A5568"/>
-                <w:sz w:val="18"/>
-                <w:szCs w:val="18"/>
-              </w:rPr>
-              <w:t xml:space="preserve">Release status (GA, Beta, pilot) is sometimes mentioned in the FAQ section, as seen in the worked example, but it is not a structured required input in the current skill.</w:t>
-            </w:r>
-          </w:p>
-        </w:tc>
-        <w:tc>
-          <w:tcPr>
-            <w:tcW w:type="dxa" w:w="3500"/>
-            <w:tcBorders>
-              <w:top w:val="single" w:color="CBD5E0" w:sz="4"/>
-              <w:left w:val="single" w:color="CBD5E0" w:sz="4"/>
-              <w:bottom w:val="single" w:color="CBD5E0" w:sz="4"/>
-              <w:right w:val="single" w:color="CBD5E0" w:sz="4"/>
-            </w:tcBorders>
-            <w:vAlign w:val="top"/>
-          </w:tcPr>
-          <w:p>
-            <w:pPr>
-              <w:spacing w:after="40" w:before="60"/>
-            </w:pPr>
-            <w:r>
-              <w:rPr>
-                <w:rFonts w:ascii="Calibri" w:cs="Calibri" w:eastAsia="Calibri" w:hAnsi="Calibri"/>
-                <w:color w:val="4A5568"/>
-                <w:sz w:val="18"/>
-                <w:szCs w:val="18"/>
-              </w:rPr>
-              <w:t xml:space="preserve">Adding release status (GA, Beta, or Internal only), number of customers or accounts currently using the feature, and which customer segments or personas are actively adopting vs. not yet adopting could be considered.</w:t>
-            </w:r>
-          </w:p>
-        </w:tc>
-        <w:tc>
-          <w:tcPr>
-            <w:tcW w:type="dxa" w:w="4500"/>
-            <w:tcBorders>
-              <w:top w:val="single" w:color="CBD5E0" w:sz="4"/>
-              <w:left w:val="single" w:color="CBD5E0" w:sz="4"/>
-              <w:bottom w:val="single" w:color="CBD5E0" w:sz="4"/>
-              <w:right w:val="single" w:color="CBD5E0" w:sz="4"/>
-            </w:tcBorders>
-            <w:vAlign w:val="top"/>
-          </w:tcPr>
-          <w:p>
-            <w:pPr>
-              <w:spacing w:after="40" w:before="60"/>
-            </w:pPr>
-            <w:r>
-              <w:rPr>
-                <w:rFonts w:ascii="Calibri" w:cs="Calibri" w:eastAsia="Calibri" w:hAnsi="Calibri"/>
-                <w:color w:val="4A5568"/>
-                <w:sz w:val="18"/>
-                <w:szCs w:val="18"/>
-              </w:rPr>
-              <w:t xml:space="preserve">This information segments launch communications — a GA announcement to all customers differs from a beta invitation to a select cohort. It also supports adoption tracking and CS communications planning.</w:t>
+            <w:tcW w:type="dxa" w:w="3160"/>
+            <w:tcBorders>
+              <w:top w:val="single" w:color="CBD5E0" w:sz="4"/>
+              <w:left w:val="single" w:color="CBD5E0" w:sz="4"/>
+              <w:bottom w:val="single" w:color="CBD5E0" w:sz="4"/>
+              <w:right w:val="single" w:color="CBD5E0" w:sz="4"/>
+            </w:tcBorders>
+            <w:vAlign w:val="top"/>
+          </w:tcPr>
+          <w:p>
+            <w:pPr>
+              <w:spacing w:after="60" w:before="60"/>
+            </w:pPr>
+            <w:r>
+              <w:rPr>
+                <w:rFonts w:ascii="Calibri" w:cs="Calibri" w:eastAsia="Calibri" w:hAnsi="Calibri"/>
+                <w:color w:val="4A5568"/>
+                <w:sz w:val="18"/>
+                <w:szCs w:val="18"/>
+              </w:rPr>
+              <w:t xml:space="preserve">Release status (GA, Beta, pilot) is sometimes mentioned in the FAQ when relevant to understanding access, but it is not a structured input.</w:t>
+            </w:r>
+          </w:p>
+        </w:tc>
+        <w:tc>
+          <w:tcPr>
+            <w:tcW w:type="dxa" w:w="3460"/>
+            <w:tcBorders>
+              <w:top w:val="single" w:color="CBD5E0" w:sz="4"/>
+              <w:left w:val="single" w:color="CBD5E0" w:sz="4"/>
+              <w:bottom w:val="single" w:color="CBD5E0" w:sz="4"/>
+              <w:right w:val="single" w:color="CBD5E0" w:sz="4"/>
+            </w:tcBorders>
+            <w:vAlign w:val="top"/>
+          </w:tcPr>
+          <w:p>
+            <w:pPr>
+              <w:spacing w:after="60" w:before="60"/>
+            </w:pPr>
+            <w:r>
+              <w:rPr>
+                <w:rFonts w:ascii="Calibri" w:cs="Calibri" w:eastAsia="Calibri" w:hAnsi="Calibri"/>
+                <w:color w:val="4A5568"/>
+                <w:sz w:val="18"/>
+                <w:szCs w:val="18"/>
+              </w:rPr>
+              <w:t xml:space="preserve">Release status, approximate customer or account count, and segment adoption are not currently captured by the skill. This information may be sourced from the skill or from a separate launch status document.</w:t>
+            </w:r>
+          </w:p>
+        </w:tc>
+        <w:tc>
+          <w:tcPr>
+            <w:tcW w:type="dxa" w:w="4160"/>
+            <w:tcBorders>
+              <w:top w:val="single" w:color="CBD5E0" w:sz="4"/>
+              <w:left w:val="single" w:color="CBD5E0" w:sz="4"/>
+              <w:bottom w:val="single" w:color="CBD5E0" w:sz="4"/>
+              <w:right w:val="single" w:color="CBD5E0" w:sz="4"/>
+            </w:tcBorders>
+            <w:vAlign w:val="top"/>
+          </w:tcPr>
+          <w:p>
+            <w:pPr>
+              <w:spacing w:after="60" w:before="60"/>
+            </w:pPr>
+            <w:r>
+              <w:rPr>
+                <w:rFonts w:ascii="Calibri" w:cs="Calibri" w:eastAsia="Calibri" w:hAnsi="Calibri"/>
+                <w:color w:val="4A5568"/>
+                <w:sz w:val="18"/>
+                <w:szCs w:val="18"/>
+              </w:rPr>
+              <w:t xml:space="preserve">This information segments launch communications — a GA announcement differs from a beta invitation. It also supports adoption tracking and CS communications planning.</w:t>
             </w:r>
           </w:p>
         </w:tc>
@@ -1585,10 +1798,10 @@
           <w:tcPr>
             <w:gridSpan w:val="5"/>
             <w:tcBorders>
-              <w:top w:val="single" w:color="CBD5E0" w:sz="4"/>
-              <w:left w:val="single" w:color="CBD5E0" w:sz="4"/>
-              <w:bottom w:val="single" w:color="CBD5E0" w:sz="4"/>
-              <w:right w:val="single" w:color="CBD5E0" w:sz="4"/>
+              <w:top w:val="single" w:color="2E7D8C" w:sz="4"/>
+              <w:left w:val="single" w:color="2E7D8C" w:sz="4"/>
+              <w:bottom w:val="single" w:color="2E7D8C" w:sz="4"/>
+              <w:right w:val="single" w:color="2E7D8C" w:sz="4"/>
             </w:tcBorders>
             <w:shd w:fill="2E7D8C" w:val="clear"/>
           </w:tcPr>
@@ -1613,18 +1826,19 @@
       <w:tr>
         <w:tc>
           <w:tcPr>
-            <w:tcW w:type="dxa" w:w="2100"/>
-            <w:tcBorders>
-              <w:top w:val="single" w:color="CBD5E0" w:sz="4"/>
-              <w:left w:val="single" w:color="CBD5E0" w:sz="4"/>
-              <w:bottom w:val="single" w:color="CBD5E0" w:sz="4"/>
-              <w:right w:val="single" w:color="CBD5E0" w:sz="4"/>
-            </w:tcBorders>
-            <w:vAlign w:val="top"/>
-          </w:tcPr>
-          <w:p>
-            <w:pPr>
-              <w:spacing w:after="60" w:before="60"/>
+            <w:tcW w:type="dxa" w:w="1700"/>
+            <w:tcBorders>
+              <w:top w:val="single" w:color="CBD5E0" w:sz="4"/>
+              <w:left w:val="single" w:color="CBD5E0" w:sz="4"/>
+              <w:bottom w:val="single" w:color="CBD5E0" w:sz="4"/>
+              <w:right w:val="single" w:color="CBD5E0" w:sz="4"/>
+            </w:tcBorders>
+            <w:shd w:fill="F7F8FA" w:val="clear"/>
+            <w:vAlign w:val="top"/>
+          </w:tcPr>
+          <w:p>
+            <w:pPr>
+              <w:spacing w:after="40" w:before="60"/>
             </w:pPr>
             <w:r>
               <w:rPr>
@@ -1638,10 +1852,26 @@
               <w:t xml:space="preserve">Feature Overview</w:t>
             </w:r>
           </w:p>
-        </w:tc>
-        <w:tc>
-          <w:tcPr>
-            <w:tcW w:type="dxa" w:w="1300"/>
+          <w:p>
+            <w:pPr>
+              <w:spacing w:after="60" w:before="0"/>
+            </w:pPr>
+            <w:r>
+              <w:rPr>
+                <w:rFonts w:ascii="Calibri" w:cs="Calibri" w:eastAsia="Calibri" w:hAnsi="Calibri"/>
+                <w:i/>
+                <w:iCs/>
+                <w:color w:val="276749"/>
+                <w:sz w:val="16"/>
+                <w:szCs w:val="16"/>
+              </w:rPr>
+              <w:t xml:space="preserve">Core</w:t>
+            </w:r>
+          </w:p>
+        </w:tc>
+        <w:tc>
+          <w:tcPr>
+            <w:tcW w:type="dxa" w:w="1200"/>
             <w:tcBorders>
               <w:top w:val="single" w:color="CBD5E0" w:sz="4"/>
               <w:left w:val="single" w:color="CBD5E0" w:sz="4"/>
@@ -1671,33 +1901,33 @@
         </w:tc>
         <w:tc>
           <w:tcPr>
-            <w:tcW w:type="dxa" w:w="3000"/>
-            <w:tcBorders>
-              <w:top w:val="single" w:color="CBD5E0" w:sz="4"/>
-              <w:left w:val="single" w:color="CBD5E0" w:sz="4"/>
-              <w:bottom w:val="single" w:color="CBD5E0" w:sz="4"/>
-              <w:right w:val="single" w:color="CBD5E0" w:sz="4"/>
-            </w:tcBorders>
-            <w:vAlign w:val="top"/>
-          </w:tcPr>
-          <w:p>
-            <w:pPr>
-              <w:spacing w:after="40" w:before="60"/>
-            </w:pPr>
-            <w:r>
-              <w:rPr>
-                <w:rFonts w:ascii="Calibri" w:cs="Calibri" w:eastAsia="Calibri" w:hAnsi="Calibri"/>
-                <w:color w:val="4A5568"/>
-                <w:sz w:val="18"/>
-                <w:szCs w:val="18"/>
-              </w:rPr>
-              <w:t xml:space="preserve">The opening paragraph and solution paragraph together address what the feature does, who it is for, why it matters, and what the product could not do before. The skill explicitly prohibits unsubstantiated claims — a strong quality control.</w:t>
-            </w:r>
-          </w:p>
-        </w:tc>
-        <w:tc>
-          <w:tcPr>
-            <w:tcW w:type="dxa" w:w="3500"/>
+            <w:tcW w:type="dxa" w:w="3160"/>
+            <w:tcBorders>
+              <w:top w:val="single" w:color="CBD5E0" w:sz="4"/>
+              <w:left w:val="single" w:color="CBD5E0" w:sz="4"/>
+              <w:bottom w:val="single" w:color="CBD5E0" w:sz="4"/>
+              <w:right w:val="single" w:color="CBD5E0" w:sz="4"/>
+            </w:tcBorders>
+            <w:vAlign w:val="top"/>
+          </w:tcPr>
+          <w:p>
+            <w:pPr>
+              <w:spacing w:after="60" w:before="60"/>
+            </w:pPr>
+            <w:r>
+              <w:rPr>
+                <w:rFonts w:ascii="Calibri" w:cs="Calibri" w:eastAsia="Calibri" w:hAnsi="Calibri"/>
+                <w:color w:val="4A5568"/>
+                <w:sz w:val="18"/>
+                <w:szCs w:val="18"/>
+              </w:rPr>
+              <w:t xml:space="preserve">The opening paragraph and solution paragraph together address what the feature does, who it is for, and why it matters. The claim-specificity rules provide strong quality control for downstream asset creation.</w:t>
+            </w:r>
+          </w:p>
+        </w:tc>
+        <w:tc>
+          <w:tcPr>
+            <w:tcW w:type="dxa" w:w="3460"/>
             <w:tcBorders>
               <w:top w:val="single" w:color="CBD5E0" w:sz="4"/>
               <w:left w:val="single" w:color="CBD5E0" w:sz="4"/>
@@ -1709,42 +1939,42 @@
           </w:tcPr>
           <w:p>
             <w:pPr>
-              <w:spacing w:after="40" w:before="60"/>
-            </w:pPr>
-            <w:r>
-              <w:rPr>
-                <w:rFonts w:ascii="Calibri" w:cs="Calibri" w:eastAsia="Calibri" w:hAnsi="Calibri"/>
-                <w:color w:val="4A5568"/>
-                <w:sz w:val="18"/>
-                <w:szCs w:val="18"/>
-              </w:rPr>
-              <w:t xml:space="preserve">This area is well served by the current structure. No additions are suggested at this time.</w:t>
-            </w:r>
-          </w:p>
-        </w:tc>
-        <w:tc>
-          <w:tcPr>
-            <w:tcW w:type="dxa" w:w="4500"/>
-            <w:tcBorders>
-              <w:top w:val="single" w:color="CBD5E0" w:sz="4"/>
-              <w:left w:val="single" w:color="CBD5E0" w:sz="4"/>
-              <w:bottom w:val="single" w:color="CBD5E0" w:sz="4"/>
-              <w:right w:val="single" w:color="CBD5E0" w:sz="4"/>
-            </w:tcBorders>
-            <w:vAlign w:val="top"/>
-          </w:tcPr>
-          <w:p>
-            <w:pPr>
-              <w:spacing w:after="40" w:before="60"/>
-            </w:pPr>
-            <w:r>
-              <w:rPr>
-                <w:rFonts w:ascii="Calibri" w:cs="Calibri" w:eastAsia="Calibri" w:hAnsi="Calibri"/>
-                <w:color w:val="4A5568"/>
-                <w:sz w:val="18"/>
-                <w:szCs w:val="18"/>
-              </w:rPr>
-              <w:t xml:space="preserve">One-pagers, website copy, release emails, and sales decks draw directly from this section. The claim-specificity rules in the skill are particularly valuable for maintaining credibility in external materials.</w:t>
+              <w:spacing w:after="60" w:before="60"/>
+            </w:pPr>
+            <w:r>
+              <w:rPr>
+                <w:rFonts w:ascii="Calibri" w:cs="Calibri" w:eastAsia="Calibri" w:hAnsi="Calibri"/>
+                <w:color w:val="4A5568"/>
+                <w:sz w:val="18"/>
+                <w:szCs w:val="18"/>
+              </w:rPr>
+              <w:t xml:space="preserve">This requirement is well served by the current skill structure. No additional information is needed here.</w:t>
+            </w:r>
+          </w:p>
+        </w:tc>
+        <w:tc>
+          <w:tcPr>
+            <w:tcW w:type="dxa" w:w="4160"/>
+            <w:tcBorders>
+              <w:top w:val="single" w:color="CBD5E0" w:sz="4"/>
+              <w:left w:val="single" w:color="CBD5E0" w:sz="4"/>
+              <w:bottom w:val="single" w:color="CBD5E0" w:sz="4"/>
+              <w:right w:val="single" w:color="CBD5E0" w:sz="4"/>
+            </w:tcBorders>
+            <w:vAlign w:val="top"/>
+          </w:tcPr>
+          <w:p>
+            <w:pPr>
+              <w:spacing w:after="60" w:before="60"/>
+            </w:pPr>
+            <w:r>
+              <w:rPr>
+                <w:rFonts w:ascii="Calibri" w:cs="Calibri" w:eastAsia="Calibri" w:hAnsi="Calibri"/>
+                <w:color w:val="4A5568"/>
+                <w:sz w:val="18"/>
+                <w:szCs w:val="18"/>
+              </w:rPr>
+              <w:t xml:space="preserve">One-pagers, website copy, release emails, and sales decks draw directly from this section.</w:t>
             </w:r>
           </w:p>
         </w:tc>
@@ -1752,18 +1982,19 @@
       <w:tr>
         <w:tc>
           <w:tcPr>
-            <w:tcW w:type="dxa" w:w="2100"/>
-            <w:tcBorders>
-              <w:top w:val="single" w:color="CBD5E0" w:sz="4"/>
-              <w:left w:val="single" w:color="CBD5E0" w:sz="4"/>
-              <w:bottom w:val="single" w:color="CBD5E0" w:sz="4"/>
-              <w:right w:val="single" w:color="CBD5E0" w:sz="4"/>
-            </w:tcBorders>
-            <w:vAlign w:val="top"/>
-          </w:tcPr>
-          <w:p>
-            <w:pPr>
-              <w:spacing w:after="60" w:before="60"/>
+            <w:tcW w:type="dxa" w:w="1700"/>
+            <w:tcBorders>
+              <w:top w:val="single" w:color="CBD5E0" w:sz="4"/>
+              <w:left w:val="single" w:color="CBD5E0" w:sz="4"/>
+              <w:bottom w:val="single" w:color="CBD5E0" w:sz="4"/>
+              <w:right w:val="single" w:color="CBD5E0" w:sz="4"/>
+            </w:tcBorders>
+            <w:shd w:fill="F7F8FA" w:val="clear"/>
+            <w:vAlign w:val="top"/>
+          </w:tcPr>
+          <w:p>
+            <w:pPr>
+              <w:spacing w:after="40" w:before="60"/>
             </w:pPr>
             <w:r>
               <w:rPr>
@@ -1777,10 +2008,26 @@
               <w:t xml:space="preserve">End-to-End Workflow</w:t>
             </w:r>
           </w:p>
-        </w:tc>
-        <w:tc>
-          <w:tcPr>
-            <w:tcW w:type="dxa" w:w="1300"/>
+          <w:p>
+            <w:pPr>
+              <w:spacing w:after="60" w:before="0"/>
+            </w:pPr>
+            <w:r>
+              <w:rPr>
+                <w:rFonts w:ascii="Calibri" w:cs="Calibri" w:eastAsia="Calibri" w:hAnsi="Calibri"/>
+                <w:i/>
+                <w:iCs/>
+                <w:color w:val="4A5568"/>
+                <w:sz w:val="16"/>
+                <w:szCs w:val="16"/>
+              </w:rPr>
+              <w:t xml:space="preserve">Scenario / Higher Tiers</w:t>
+            </w:r>
+          </w:p>
+        </w:tc>
+        <w:tc>
+          <w:tcPr>
+            <w:tcW w:type="dxa" w:w="1200"/>
             <w:tcBorders>
               <w:top w:val="single" w:color="CBD5E0" w:sz="4"/>
               <w:left w:val="single" w:color="CBD5E0" w:sz="4"/>
@@ -1810,79 +2057,79 @@
         </w:tc>
         <w:tc>
           <w:tcPr>
-            <w:tcW w:type="dxa" w:w="3000"/>
-            <w:tcBorders>
-              <w:top w:val="single" w:color="CBD5E0" w:sz="4"/>
-              <w:left w:val="single" w:color="CBD5E0" w:sz="4"/>
-              <w:bottom w:val="single" w:color="CBD5E0" w:sz="4"/>
-              <w:right w:val="single" w:color="CBD5E0" w:sz="4"/>
-            </w:tcBorders>
-            <w:vAlign w:val="top"/>
-          </w:tcPr>
-          <w:p>
-            <w:pPr>
-              <w:spacing w:after="40" w:before="60"/>
-            </w:pPr>
-            <w:r>
-              <w:rPr>
-                <w:rFonts w:ascii="Calibri" w:cs="Calibri" w:eastAsia="Calibri" w:hAnsi="Calibri"/>
-                <w:color w:val="4A5568"/>
-                <w:sz w:val="18"/>
-                <w:szCs w:val="18"/>
-              </w:rPr>
-              <w:t xml:space="preserve">The solution paragraph describes how the product works at a conceptual level. The worked example demonstrates strong narrative flow through the workflow.</w:t>
-            </w:r>
-          </w:p>
-        </w:tc>
-        <w:tc>
-          <w:tcPr>
-            <w:tcW w:type="dxa" w:w="3500"/>
-            <w:tcBorders>
-              <w:top w:val="single" w:color="CBD5E0" w:sz="4"/>
-              <w:left w:val="single" w:color="CBD5E0" w:sz="4"/>
-              <w:bottom w:val="single" w:color="CBD5E0" w:sz="4"/>
-              <w:right w:val="single" w:color="CBD5E0" w:sz="4"/>
-            </w:tcBorders>
-            <w:vAlign w:val="top"/>
-          </w:tcPr>
-          <w:p>
-            <w:pPr>
-              <w:spacing w:after="40" w:before="60"/>
-            </w:pPr>
-            <w:r>
-              <w:rPr>
-                <w:rFonts w:ascii="Calibri" w:cs="Calibri" w:eastAsia="Calibri" w:hAnsi="Calibri"/>
-                <w:color w:val="4A5568"/>
-                <w:sz w:val="18"/>
-                <w:szCs w:val="18"/>
-              </w:rPr>
-              <w:t xml:space="preserve">A link or reference to workflow documentation (text, diagram, or video), what triggers the process (manual action, scheduled run, or event), and the end state when the workflow completes successfully could be considered as optional structured inputs.</w:t>
-            </w:r>
-          </w:p>
-        </w:tc>
-        <w:tc>
-          <w:tcPr>
-            <w:tcW w:type="dxa" w:w="4500"/>
-            <w:tcBorders>
-              <w:top w:val="single" w:color="CBD5E0" w:sz="4"/>
-              <w:left w:val="single" w:color="CBD5E0" w:sz="4"/>
-              <w:bottom w:val="single" w:color="CBD5E0" w:sz="4"/>
-              <w:right w:val="single" w:color="CBD5E0" w:sz="4"/>
-            </w:tcBorders>
-            <w:vAlign w:val="top"/>
-          </w:tcPr>
-          <w:p>
-            <w:pPr>
-              <w:spacing w:after="40" w:before="60"/>
-            </w:pPr>
-            <w:r>
-              <w:rPr>
-                <w:rFonts w:ascii="Calibri" w:cs="Calibri" w:eastAsia="Calibri" w:hAnsi="Calibri"/>
-                <w:color w:val="4A5568"/>
-                <w:sz w:val="18"/>
-                <w:szCs w:val="18"/>
-              </w:rPr>
-              <w:t xml:space="preserve">Demo scripts, help content, and training materials — including IQ champions onboarding — are built from workflow detail. Having this referenced in the release note reduces the effort of tracking it down separately.</w:t>
+            <w:tcW w:type="dxa" w:w="3160"/>
+            <w:tcBorders>
+              <w:top w:val="single" w:color="CBD5E0" w:sz="4"/>
+              <w:left w:val="single" w:color="CBD5E0" w:sz="4"/>
+              <w:bottom w:val="single" w:color="CBD5E0" w:sz="4"/>
+              <w:right w:val="single" w:color="CBD5E0" w:sz="4"/>
+            </w:tcBorders>
+            <w:vAlign w:val="top"/>
+          </w:tcPr>
+          <w:p>
+            <w:pPr>
+              <w:spacing w:after="60" w:before="60"/>
+            </w:pPr>
+            <w:r>
+              <w:rPr>
+                <w:rFonts w:ascii="Calibri" w:cs="Calibri" w:eastAsia="Calibri" w:hAnsi="Calibri"/>
+                <w:color w:val="4A5568"/>
+                <w:sz w:val="18"/>
+                <w:szCs w:val="18"/>
+              </w:rPr>
+              <w:t xml:space="preserve">The solution paragraph describes how the product works at a conceptual level. The worked example demonstrates clear narrative flow through the workflow.</w:t>
+            </w:r>
+          </w:p>
+        </w:tc>
+        <w:tc>
+          <w:tcPr>
+            <w:tcW w:type="dxa" w:w="3460"/>
+            <w:tcBorders>
+              <w:top w:val="single" w:color="CBD5E0" w:sz="4"/>
+              <w:left w:val="single" w:color="CBD5E0" w:sz="4"/>
+              <w:bottom w:val="single" w:color="CBD5E0" w:sz="4"/>
+              <w:right w:val="single" w:color="CBD5E0" w:sz="4"/>
+            </w:tcBorders>
+            <w:vAlign w:val="top"/>
+          </w:tcPr>
+          <w:p>
+            <w:pPr>
+              <w:spacing w:after="60" w:before="60"/>
+            </w:pPr>
+            <w:r>
+              <w:rPr>
+                <w:rFonts w:ascii="Calibri" w:cs="Calibri" w:eastAsia="Calibri" w:hAnsi="Calibri"/>
+                <w:color w:val="4A5568"/>
+                <w:sz w:val="18"/>
+                <w:szCs w:val="18"/>
+              </w:rPr>
+              <w:t xml:space="preserve">Trigger conditions, the end state when the workflow completes, and a link to workflow documentation are not currently captured. A reference or link to existing documentation (Confluence, Loom, or diagram) would be sufficient — no additional writing required.</w:t>
+            </w:r>
+          </w:p>
+        </w:tc>
+        <w:tc>
+          <w:tcPr>
+            <w:tcW w:type="dxa" w:w="4160"/>
+            <w:tcBorders>
+              <w:top w:val="single" w:color="CBD5E0" w:sz="4"/>
+              <w:left w:val="single" w:color="CBD5E0" w:sz="4"/>
+              <w:bottom w:val="single" w:color="CBD5E0" w:sz="4"/>
+              <w:right w:val="single" w:color="CBD5E0" w:sz="4"/>
+            </w:tcBorders>
+            <w:vAlign w:val="top"/>
+          </w:tcPr>
+          <w:p>
+            <w:pPr>
+              <w:spacing w:after="60" w:before="60"/>
+            </w:pPr>
+            <w:r>
+              <w:rPr>
+                <w:rFonts w:ascii="Calibri" w:cs="Calibri" w:eastAsia="Calibri" w:hAnsi="Calibri"/>
+                <w:color w:val="4A5568"/>
+                <w:sz w:val="18"/>
+                <w:szCs w:val="18"/>
+              </w:rPr>
+              <w:t xml:space="preserve">Demo scripts, help content, and training materials — including IQ champions onboarding — are built from workflow detail. A pointer reduces the effort of tracking it down separately.</w:t>
             </w:r>
           </w:p>
         </w:tc>
@@ -1890,18 +2137,19 @@
       <w:tr>
         <w:tc>
           <w:tcPr>
-            <w:tcW w:type="dxa" w:w="2100"/>
-            <w:tcBorders>
-              <w:top w:val="single" w:color="CBD5E0" w:sz="4"/>
-              <w:left w:val="single" w:color="CBD5E0" w:sz="4"/>
-              <w:bottom w:val="single" w:color="CBD5E0" w:sz="4"/>
-              <w:right w:val="single" w:color="CBD5E0" w:sz="4"/>
-            </w:tcBorders>
-            <w:vAlign w:val="top"/>
-          </w:tcPr>
-          <w:p>
-            <w:pPr>
-              <w:spacing w:after="60" w:before="60"/>
+            <w:tcW w:type="dxa" w:w="1700"/>
+            <w:tcBorders>
+              <w:top w:val="single" w:color="CBD5E0" w:sz="4"/>
+              <w:left w:val="single" w:color="CBD5E0" w:sz="4"/>
+              <w:bottom w:val="single" w:color="CBD5E0" w:sz="4"/>
+              <w:right w:val="single" w:color="CBD5E0" w:sz="4"/>
+            </w:tcBorders>
+            <w:shd w:fill="F7F8FA" w:val="clear"/>
+            <w:vAlign w:val="top"/>
+          </w:tcPr>
+          <w:p>
+            <w:pPr>
+              <w:spacing w:after="40" w:before="60"/>
             </w:pPr>
             <w:r>
               <w:rPr>
@@ -1915,10 +2163,26 @@
               <w:t xml:space="preserve">Capabilities &amp; Use Cases</w:t>
             </w:r>
           </w:p>
-        </w:tc>
-        <w:tc>
-          <w:tcPr>
-            <w:tcW w:type="dxa" w:w="1300"/>
+          <w:p>
+            <w:pPr>
+              <w:spacing w:after="60" w:before="0"/>
+            </w:pPr>
+            <w:r>
+              <w:rPr>
+                <w:rFonts w:ascii="Calibri" w:cs="Calibri" w:eastAsia="Calibri" w:hAnsi="Calibri"/>
+                <w:i/>
+                <w:iCs/>
+                <w:color w:val="276749"/>
+                <w:sz w:val="16"/>
+                <w:szCs w:val="16"/>
+              </w:rPr>
+              <w:t xml:space="preserve">Core</w:t>
+            </w:r>
+          </w:p>
+        </w:tc>
+        <w:tc>
+          <w:tcPr>
+            <w:tcW w:type="dxa" w:w="1200"/>
             <w:tcBorders>
               <w:top w:val="single" w:color="CBD5E0" w:sz="4"/>
               <w:left w:val="single" w:color="CBD5E0" w:sz="4"/>
@@ -1948,79 +2212,79 @@
         </w:tc>
         <w:tc>
           <w:tcPr>
-            <w:tcW w:type="dxa" w:w="3000"/>
-            <w:tcBorders>
-              <w:top w:val="single" w:color="CBD5E0" w:sz="4"/>
-              <w:left w:val="single" w:color="CBD5E0" w:sz="4"/>
-              <w:bottom w:val="single" w:color="CBD5E0" w:sz="4"/>
-              <w:right w:val="single" w:color="CBD5E0" w:sz="4"/>
-            </w:tcBorders>
-            <w:vAlign w:val="top"/>
-          </w:tcPr>
-          <w:p>
-            <w:pPr>
-              <w:spacing w:after="40" w:before="60"/>
-            </w:pPr>
-            <w:r>
-              <w:rPr>
-                <w:rFonts w:ascii="Calibri" w:cs="Calibri" w:eastAsia="Calibri" w:hAnsi="Calibri"/>
-                <w:color w:val="4A5568"/>
-                <w:sz w:val="18"/>
-                <w:szCs w:val="18"/>
-              </w:rPr>
-              <w:t xml:space="preserve">Capabilities and use cases appear naturally in the solution paragraph and external FAQs. The worked example demonstrates specific, well-grounded capability descriptions.</w:t>
-            </w:r>
-          </w:p>
-        </w:tc>
-        <w:tc>
-          <w:tcPr>
-            <w:tcW w:type="dxa" w:w="3500"/>
-            <w:tcBorders>
-              <w:top w:val="single" w:color="CBD5E0" w:sz="4"/>
-              <w:left w:val="single" w:color="CBD5E0" w:sz="4"/>
-              <w:bottom w:val="single" w:color="CBD5E0" w:sz="4"/>
-              <w:right w:val="single" w:color="CBD5E0" w:sz="4"/>
-            </w:tcBorders>
-            <w:vAlign w:val="top"/>
-          </w:tcPr>
-          <w:p>
-            <w:pPr>
-              <w:spacing w:after="40" w:before="60"/>
-            </w:pPr>
-            <w:r>
-              <w:rPr>
-                <w:rFonts w:ascii="Calibri" w:cs="Calibri" w:eastAsia="Calibri" w:hAnsi="Calibri"/>
-                <w:color w:val="4A5568"/>
-                <w:sz w:val="18"/>
-                <w:szCs w:val="18"/>
-              </w:rPr>
-              <w:t xml:space="preserve">A structured capability list (what this feature can do, stated as facts), three to five named use cases with the persona, task, and outcome for each, and explicit non-use cases (what the feature does not solve) could further support downstream asset creation.</w:t>
-            </w:r>
-          </w:p>
-        </w:tc>
-        <w:tc>
-          <w:tcPr>
-            <w:tcW w:type="dxa" w:w="4500"/>
-            <w:tcBorders>
-              <w:top w:val="single" w:color="CBD5E0" w:sz="4"/>
-              <w:left w:val="single" w:color="CBD5E0" w:sz="4"/>
-              <w:bottom w:val="single" w:color="CBD5E0" w:sz="4"/>
-              <w:right w:val="single" w:color="CBD5E0" w:sz="4"/>
-            </w:tcBorders>
-            <w:vAlign w:val="top"/>
-          </w:tcPr>
-          <w:p>
-            <w:pPr>
-              <w:spacing w:after="40" w:before="60"/>
-            </w:pPr>
-            <w:r>
-              <w:rPr>
-                <w:rFonts w:ascii="Calibri" w:cs="Calibri" w:eastAsia="Calibri" w:hAnsi="Calibri"/>
-                <w:color w:val="4A5568"/>
-                <w:sz w:val="18"/>
-                <w:szCs w:val="18"/>
-              </w:rPr>
-              <w:t xml:space="preserve">Battlecards, one-pagers, and use-case-specific sales content require this level of detail. Non-use cases are particularly valuable for sales qualification and RFP responses, helping avoid misfits early.</w:t>
+            <w:tcW w:type="dxa" w:w="3160"/>
+            <w:tcBorders>
+              <w:top w:val="single" w:color="CBD5E0" w:sz="4"/>
+              <w:left w:val="single" w:color="CBD5E0" w:sz="4"/>
+              <w:bottom w:val="single" w:color="CBD5E0" w:sz="4"/>
+              <w:right w:val="single" w:color="CBD5E0" w:sz="4"/>
+            </w:tcBorders>
+            <w:vAlign w:val="top"/>
+          </w:tcPr>
+          <w:p>
+            <w:pPr>
+              <w:spacing w:after="60" w:before="60"/>
+            </w:pPr>
+            <w:r>
+              <w:rPr>
+                <w:rFonts w:ascii="Calibri" w:cs="Calibri" w:eastAsia="Calibri" w:hAnsi="Calibri"/>
+                <w:color w:val="4A5568"/>
+                <w:sz w:val="18"/>
+                <w:szCs w:val="18"/>
+              </w:rPr>
+              <w:t xml:space="preserve">Capabilities and use cases appear naturally in the solution paragraph and external FAQs. The worked example demonstrates specific, grounded capability descriptions.</w:t>
+            </w:r>
+          </w:p>
+        </w:tc>
+        <w:tc>
+          <w:tcPr>
+            <w:tcW w:type="dxa" w:w="3460"/>
+            <w:tcBorders>
+              <w:top w:val="single" w:color="CBD5E0" w:sz="4"/>
+              <w:left w:val="single" w:color="CBD5E0" w:sz="4"/>
+              <w:bottom w:val="single" w:color="CBD5E0" w:sz="4"/>
+              <w:right w:val="single" w:color="CBD5E0" w:sz="4"/>
+            </w:tcBorders>
+            <w:vAlign w:val="top"/>
+          </w:tcPr>
+          <w:p>
+            <w:pPr>
+              <w:spacing w:after="60" w:before="60"/>
+            </w:pPr>
+            <w:r>
+              <w:rPr>
+                <w:rFonts w:ascii="Calibri" w:cs="Calibri" w:eastAsia="Calibri" w:hAnsi="Calibri"/>
+                <w:color w:val="4A5568"/>
+                <w:sz w:val="18"/>
+                <w:szCs w:val="18"/>
+              </w:rPr>
+              <w:t xml:space="preserve">A structured capability list, three to five named use cases (persona, task, outcome), and explicit non-use cases are not currently captured. These may be sourced through the skill or referenced from an existing Shift Left or product brief.</w:t>
+            </w:r>
+          </w:p>
+        </w:tc>
+        <w:tc>
+          <w:tcPr>
+            <w:tcW w:type="dxa" w:w="4160"/>
+            <w:tcBorders>
+              <w:top w:val="single" w:color="CBD5E0" w:sz="4"/>
+              <w:left w:val="single" w:color="CBD5E0" w:sz="4"/>
+              <w:bottom w:val="single" w:color="CBD5E0" w:sz="4"/>
+              <w:right w:val="single" w:color="CBD5E0" w:sz="4"/>
+            </w:tcBorders>
+            <w:vAlign w:val="top"/>
+          </w:tcPr>
+          <w:p>
+            <w:pPr>
+              <w:spacing w:after="60" w:before="60"/>
+            </w:pPr>
+            <w:r>
+              <w:rPr>
+                <w:rFonts w:ascii="Calibri" w:cs="Calibri" w:eastAsia="Calibri" w:hAnsi="Calibri"/>
+                <w:color w:val="4A5568"/>
+                <w:sz w:val="18"/>
+                <w:szCs w:val="18"/>
+              </w:rPr>
+              <w:t xml:space="preserve">Battlecards, one-pagers, and use-case-specific sales content are built from this detail. Non-use cases support sales qualification and RFP responses, helping avoid misfits early in the sales cycle.</w:t>
             </w:r>
           </w:p>
         </w:tc>
@@ -2028,18 +2292,19 @@
       <w:tr>
         <w:tc>
           <w:tcPr>
-            <w:tcW w:type="dxa" w:w="2100"/>
-            <w:tcBorders>
-              <w:top w:val="single" w:color="CBD5E0" w:sz="4"/>
-              <w:left w:val="single" w:color="CBD5E0" w:sz="4"/>
-              <w:bottom w:val="single" w:color="CBD5E0" w:sz="4"/>
-              <w:right w:val="single" w:color="CBD5E0" w:sz="4"/>
-            </w:tcBorders>
-            <w:vAlign w:val="top"/>
-          </w:tcPr>
-          <w:p>
-            <w:pPr>
-              <w:spacing w:after="60" w:before="60"/>
+            <w:tcW w:type="dxa" w:w="1700"/>
+            <w:tcBorders>
+              <w:top w:val="single" w:color="CBD5E0" w:sz="4"/>
+              <w:left w:val="single" w:color="CBD5E0" w:sz="4"/>
+              <w:bottom w:val="single" w:color="CBD5E0" w:sz="4"/>
+              <w:right w:val="single" w:color="CBD5E0" w:sz="4"/>
+            </w:tcBorders>
+            <w:shd w:fill="F7F8FA" w:val="clear"/>
+            <w:vAlign w:val="top"/>
+          </w:tcPr>
+          <w:p>
+            <w:pPr>
+              <w:spacing w:after="40" w:before="60"/>
             </w:pPr>
             <w:r>
               <w:rPr>
@@ -2053,10 +2318,26 @@
               <w:t xml:space="preserve">Known Limitations</w:t>
             </w:r>
           </w:p>
-        </w:tc>
-        <w:tc>
-          <w:tcPr>
-            <w:tcW w:type="dxa" w:w="1300"/>
+          <w:p>
+            <w:pPr>
+              <w:spacing w:after="60" w:before="0"/>
+            </w:pPr>
+            <w:r>
+              <w:rPr>
+                <w:rFonts w:ascii="Calibri" w:cs="Calibri" w:eastAsia="Calibri" w:hAnsi="Calibri"/>
+                <w:i/>
+                <w:iCs/>
+                <w:color w:val="276749"/>
+                <w:sz w:val="16"/>
+                <w:szCs w:val="16"/>
+              </w:rPr>
+              <w:t xml:space="preserve">Core</w:t>
+            </w:r>
+          </w:p>
+        </w:tc>
+        <w:tc>
+          <w:tcPr>
+            <w:tcW w:type="dxa" w:w="1200"/>
             <w:tcBorders>
               <w:top w:val="single" w:color="CBD5E0" w:sz="4"/>
               <w:left w:val="single" w:color="CBD5E0" w:sz="4"/>
@@ -2086,79 +2367,79 @@
         </w:tc>
         <w:tc>
           <w:tcPr>
-            <w:tcW w:type="dxa" w:w="3000"/>
-            <w:tcBorders>
-              <w:top w:val="single" w:color="CBD5E0" w:sz="4"/>
-              <w:left w:val="single" w:color="CBD5E0" w:sz="4"/>
-              <w:bottom w:val="single" w:color="CBD5E0" w:sz="4"/>
-              <w:right w:val="single" w:color="CBD5E0" w:sz="4"/>
-            </w:tcBorders>
-            <w:vAlign w:val="top"/>
-          </w:tcPr>
-          <w:p>
-            <w:pPr>
-              <w:spacing w:after="40" w:before="60"/>
-            </w:pPr>
-            <w:r>
-              <w:rPr>
-                <w:rFonts w:ascii="Calibri" w:cs="Calibri" w:eastAsia="Calibri" w:hAnsi="Calibri"/>
-                <w:color w:val="4A5568"/>
-                <w:sz w:val="18"/>
-                <w:szCs w:val="18"/>
-              </w:rPr>
-              <w:t xml:space="preserve">The external FAQ section "what is not included" addresses scope limitations, and the internal FAQ "what we are explicitly not doing" covers deliberate product choices — both strong practices.</w:t>
-            </w:r>
-          </w:p>
-        </w:tc>
-        <w:tc>
-          <w:tcPr>
-            <w:tcW w:type="dxa" w:w="3500"/>
-            <w:tcBorders>
-              <w:top w:val="single" w:color="CBD5E0" w:sz="4"/>
-              <w:left w:val="single" w:color="CBD5E0" w:sz="4"/>
-              <w:bottom w:val="single" w:color="CBD5E0" w:sz="4"/>
-              <w:right w:val="single" w:color="CBD5E0" w:sz="4"/>
-            </w:tcBorders>
-            <w:vAlign w:val="top"/>
-          </w:tcPr>
-          <w:p>
-            <w:pPr>
-              <w:spacing w:after="40" w:before="60"/>
-            </w:pPr>
-            <w:r>
-              <w:rPr>
-                <w:rFonts w:ascii="Calibri" w:cs="Calibri" w:eastAsia="Calibri" w:hAnsi="Calibri"/>
-                <w:color w:val="4A5568"/>
-                <w:sz w:val="18"/>
-                <w:szCs w:val="18"/>
-              </w:rPr>
-              <w:t xml:space="preserve">Volume caps, unsupported data formats, or performance constraints; browser/OS/integration compatibility gaps; known issues that will not be fixed at launch; and deliberate design trade-offs accepted in this release could be considered as additional structured fields.</w:t>
-            </w:r>
-          </w:p>
-        </w:tc>
-        <w:tc>
-          <w:tcPr>
-            <w:tcW w:type="dxa" w:w="4500"/>
-            <w:tcBorders>
-              <w:top w:val="single" w:color="CBD5E0" w:sz="4"/>
-              <w:left w:val="single" w:color="CBD5E0" w:sz="4"/>
-              <w:bottom w:val="single" w:color="CBD5E0" w:sz="4"/>
-              <w:right w:val="single" w:color="CBD5E0" w:sz="4"/>
-            </w:tcBorders>
-            <w:vAlign w:val="top"/>
-          </w:tcPr>
-          <w:p>
-            <w:pPr>
-              <w:spacing w:after="40" w:before="60"/>
-            </w:pPr>
-            <w:r>
-              <w:rPr>
-                <w:rFonts w:ascii="Calibri" w:cs="Calibri" w:eastAsia="Calibri" w:hAnsi="Calibri"/>
-                <w:color w:val="4A5568"/>
-                <w:sz w:val="18"/>
-                <w:szCs w:val="18"/>
-              </w:rPr>
-              <w:t xml:space="preserve">FAQ responses, RFP answers, and sales qualification guidance all require complete limitation detail. A complete limitations picture also reduces the risk of over-promising during sales conversations.</w:t>
+            <w:tcW w:type="dxa" w:w="3160"/>
+            <w:tcBorders>
+              <w:top w:val="single" w:color="CBD5E0" w:sz="4"/>
+              <w:left w:val="single" w:color="CBD5E0" w:sz="4"/>
+              <w:bottom w:val="single" w:color="CBD5E0" w:sz="4"/>
+              <w:right w:val="single" w:color="CBD5E0" w:sz="4"/>
+            </w:tcBorders>
+            <w:vAlign w:val="top"/>
+          </w:tcPr>
+          <w:p>
+            <w:pPr>
+              <w:spacing w:after="60" w:before="60"/>
+            </w:pPr>
+            <w:r>
+              <w:rPr>
+                <w:rFonts w:ascii="Calibri" w:cs="Calibri" w:eastAsia="Calibri" w:hAnsi="Calibri"/>
+                <w:color w:val="4A5568"/>
+                <w:sz w:val="18"/>
+                <w:szCs w:val="18"/>
+              </w:rPr>
+              <w:t xml:space="preserve">The external FAQ "what is not included" and the internal FAQ "what we are explicitly not doing" address scope and deliberate product choices — both effective practices.</w:t>
+            </w:r>
+          </w:p>
+        </w:tc>
+        <w:tc>
+          <w:tcPr>
+            <w:tcW w:type="dxa" w:w="3460"/>
+            <w:tcBorders>
+              <w:top w:val="single" w:color="CBD5E0" w:sz="4"/>
+              <w:left w:val="single" w:color="CBD5E0" w:sz="4"/>
+              <w:bottom w:val="single" w:color="CBD5E0" w:sz="4"/>
+              <w:right w:val="single" w:color="CBD5E0" w:sz="4"/>
+            </w:tcBorders>
+            <w:vAlign w:val="top"/>
+          </w:tcPr>
+          <w:p>
+            <w:pPr>
+              <w:spacing w:after="60" w:before="60"/>
+            </w:pPr>
+            <w:r>
+              <w:rPr>
+                <w:rFonts w:ascii="Calibri" w:cs="Calibri" w:eastAsia="Calibri" w:hAnsi="Calibri"/>
+                <w:color w:val="4A5568"/>
+                <w:sz w:val="18"/>
+                <w:szCs w:val="18"/>
+              </w:rPr>
+              <w:t xml:space="preserve">Volume caps, compatibility gaps, known issues not fixed at launch, and deliberate design trade-offs are not currently captured as structured inputs. A brief note or link to existing engineering documentation would suffice.</w:t>
+            </w:r>
+          </w:p>
+        </w:tc>
+        <w:tc>
+          <w:tcPr>
+            <w:tcW w:type="dxa" w:w="4160"/>
+            <w:tcBorders>
+              <w:top w:val="single" w:color="CBD5E0" w:sz="4"/>
+              <w:left w:val="single" w:color="CBD5E0" w:sz="4"/>
+              <w:bottom w:val="single" w:color="CBD5E0" w:sz="4"/>
+              <w:right w:val="single" w:color="CBD5E0" w:sz="4"/>
+            </w:tcBorders>
+            <w:vAlign w:val="top"/>
+          </w:tcPr>
+          <w:p>
+            <w:pPr>
+              <w:spacing w:after="60" w:before="60"/>
+            </w:pPr>
+            <w:r>
+              <w:rPr>
+                <w:rFonts w:ascii="Calibri" w:cs="Calibri" w:eastAsia="Calibri" w:hAnsi="Calibri"/>
+                <w:color w:val="4A5568"/>
+                <w:sz w:val="18"/>
+                <w:szCs w:val="18"/>
+              </w:rPr>
+              <w:t xml:space="preserve">Complete limitation detail is required for FAQ responses, RFP answers, and sales qualification. It also reduces the risk of over-promising during sales conversations.</w:t>
             </w:r>
           </w:p>
         </w:tc>
@@ -2166,18 +2447,19 @@
       <w:tr>
         <w:tc>
           <w:tcPr>
-            <w:tcW w:type="dxa" w:w="2100"/>
-            <w:tcBorders>
-              <w:top w:val="single" w:color="CBD5E0" w:sz="4"/>
-              <w:left w:val="single" w:color="CBD5E0" w:sz="4"/>
-              <w:bottom w:val="single" w:color="CBD5E0" w:sz="4"/>
-              <w:right w:val="single" w:color="CBD5E0" w:sz="4"/>
-            </w:tcBorders>
-            <w:vAlign w:val="top"/>
-          </w:tcPr>
-          <w:p>
-            <w:pPr>
-              <w:spacing w:after="60" w:before="60"/>
+            <w:tcW w:type="dxa" w:w="1700"/>
+            <w:tcBorders>
+              <w:top w:val="single" w:color="CBD5E0" w:sz="4"/>
+              <w:left w:val="single" w:color="CBD5E0" w:sz="4"/>
+              <w:bottom w:val="single" w:color="CBD5E0" w:sz="4"/>
+              <w:right w:val="single" w:color="CBD5E0" w:sz="4"/>
+            </w:tcBorders>
+            <w:shd w:fill="F7F8FA" w:val="clear"/>
+            <w:vAlign w:val="top"/>
+          </w:tcPr>
+          <w:p>
+            <w:pPr>
+              <w:spacing w:after="40" w:before="60"/>
             </w:pPr>
             <w:r>
               <w:rPr>
@@ -2191,10 +2473,26 @@
               <w:t xml:space="preserve">Dependencies</w:t>
             </w:r>
           </w:p>
-        </w:tc>
-        <w:tc>
-          <w:tcPr>
-            <w:tcW w:type="dxa" w:w="1300"/>
+          <w:p>
+            <w:pPr>
+              <w:spacing w:after="60" w:before="0"/>
+            </w:pPr>
+            <w:r>
+              <w:rPr>
+                <w:rFonts w:ascii="Calibri" w:cs="Calibri" w:eastAsia="Calibri" w:hAnsi="Calibri"/>
+                <w:i/>
+                <w:iCs/>
+                <w:color w:val="276749"/>
+                <w:sz w:val="16"/>
+                <w:szCs w:val="16"/>
+              </w:rPr>
+              <w:t xml:space="preserve">Core</w:t>
+            </w:r>
+          </w:p>
+        </w:tc>
+        <w:tc>
+          <w:tcPr>
+            <w:tcW w:type="dxa" w:w="1200"/>
             <w:tcBorders>
               <w:top w:val="single" w:color="CBD5E0" w:sz="4"/>
               <w:left w:val="single" w:color="CBD5E0" w:sz="4"/>
@@ -2224,79 +2522,79 @@
         </w:tc>
         <w:tc>
           <w:tcPr>
-            <w:tcW w:type="dxa" w:w="3000"/>
-            <w:tcBorders>
-              <w:top w:val="single" w:color="CBD5E0" w:sz="4"/>
-              <w:left w:val="single" w:color="CBD5E0" w:sz="4"/>
-              <w:bottom w:val="single" w:color="CBD5E0" w:sz="4"/>
-              <w:right w:val="single" w:color="CBD5E0" w:sz="4"/>
-            </w:tcBorders>
-            <w:vAlign w:val="top"/>
-          </w:tcPr>
-          <w:p>
-            <w:pPr>
-              <w:spacing w:after="40" w:before="60"/>
-            </w:pPr>
-            <w:r>
-              <w:rPr>
-                <w:rFonts w:ascii="Calibri" w:cs="Calibri" w:eastAsia="Calibri" w:hAnsi="Calibri"/>
-                <w:color w:val="4A5568"/>
-                <w:sz w:val="18"/>
-                <w:szCs w:val="18"/>
-              </w:rPr>
-              <w:t xml:space="preserve">Dependencies are sometimes referenced in the FAQ when relevant to understanding access or setup, but they are not a structured input field in the current skill.</w:t>
-            </w:r>
-          </w:p>
-        </w:tc>
-        <w:tc>
-          <w:tcPr>
-            <w:tcW w:type="dxa" w:w="3500"/>
-            <w:tcBorders>
-              <w:top w:val="single" w:color="CBD5E0" w:sz="4"/>
-              <w:left w:val="single" w:color="CBD5E0" w:sz="4"/>
-              <w:bottom w:val="single" w:color="CBD5E0" w:sz="4"/>
-              <w:right w:val="single" w:color="CBD5E0" w:sz="4"/>
-            </w:tcBorders>
-            <w:vAlign w:val="top"/>
-          </w:tcPr>
-          <w:p>
-            <w:pPr>
-              <w:spacing w:after="40" w:before="60"/>
-            </w:pPr>
-            <w:r>
-              <w:rPr>
-                <w:rFonts w:ascii="Calibri" w:cs="Calibri" w:eastAsia="Calibri" w:hAnsi="Calibri"/>
-                <w:color w:val="4A5568"/>
-                <w:sz w:val="18"/>
-                <w:szCs w:val="18"/>
-              </w:rPr>
-              <w:t xml:space="preserve">Required product modules, integrations, or user permissions that must be active first; required customer data format or configuration; minimum technical environment; and deployment model (Saras-managed vs. customer-managed) could be considered.</w:t>
-            </w:r>
-          </w:p>
-        </w:tc>
-        <w:tc>
-          <w:tcPr>
-            <w:tcW w:type="dxa" w:w="4500"/>
-            <w:tcBorders>
-              <w:top w:val="single" w:color="CBD5E0" w:sz="4"/>
-              <w:left w:val="single" w:color="CBD5E0" w:sz="4"/>
-              <w:bottom w:val="single" w:color="CBD5E0" w:sz="4"/>
-              <w:right w:val="single" w:color="CBD5E0" w:sz="4"/>
-            </w:tcBorders>
-            <w:vAlign w:val="top"/>
-          </w:tcPr>
-          <w:p>
-            <w:pPr>
-              <w:spacing w:after="40" w:before="60"/>
-            </w:pPr>
-            <w:r>
-              <w:rPr>
-                <w:rFonts w:ascii="Calibri" w:cs="Calibri" w:eastAsia="Calibri" w:hAnsi="Calibri"/>
-                <w:color w:val="4A5568"/>
-                <w:sz w:val="18"/>
-                <w:szCs w:val="18"/>
-              </w:rPr>
-              <w:t xml:space="preserve">Onboarding content, implementation guides, and sales qualification criteria all depend on knowing what must be in place before a customer can use the feature. This also informs which existing customers are immediately eligible vs. which require additional setup.</w:t>
+            <w:tcW w:type="dxa" w:w="3160"/>
+            <w:tcBorders>
+              <w:top w:val="single" w:color="CBD5E0" w:sz="4"/>
+              <w:left w:val="single" w:color="CBD5E0" w:sz="4"/>
+              <w:bottom w:val="single" w:color="CBD5E0" w:sz="4"/>
+              <w:right w:val="single" w:color="CBD5E0" w:sz="4"/>
+            </w:tcBorders>
+            <w:vAlign w:val="top"/>
+          </w:tcPr>
+          <w:p>
+            <w:pPr>
+              <w:spacing w:after="60" w:before="60"/>
+            </w:pPr>
+            <w:r>
+              <w:rPr>
+                <w:rFonts w:ascii="Calibri" w:cs="Calibri" w:eastAsia="Calibri" w:hAnsi="Calibri"/>
+                <w:color w:val="4A5568"/>
+                <w:sz w:val="18"/>
+                <w:szCs w:val="18"/>
+              </w:rPr>
+              <w:t xml:space="preserve">Dependencies are occasionally referenced in the FAQ when relevant to understanding access or setup, but they are not a structured input.</w:t>
+            </w:r>
+          </w:p>
+        </w:tc>
+        <w:tc>
+          <w:tcPr>
+            <w:tcW w:type="dxa" w:w="3460"/>
+            <w:tcBorders>
+              <w:top w:val="single" w:color="CBD5E0" w:sz="4"/>
+              <w:left w:val="single" w:color="CBD5E0" w:sz="4"/>
+              <w:bottom w:val="single" w:color="CBD5E0" w:sz="4"/>
+              <w:right w:val="single" w:color="CBD5E0" w:sz="4"/>
+            </w:tcBorders>
+            <w:vAlign w:val="top"/>
+          </w:tcPr>
+          <w:p>
+            <w:pPr>
+              <w:spacing w:after="60" w:before="60"/>
+            </w:pPr>
+            <w:r>
+              <w:rPr>
+                <w:rFonts w:ascii="Calibri" w:cs="Calibri" w:eastAsia="Calibri" w:hAnsi="Calibri"/>
+                <w:color w:val="4A5568"/>
+                <w:sz w:val="18"/>
+                <w:szCs w:val="18"/>
+              </w:rPr>
+              <w:t xml:space="preserve">Required product modules, integrations, user permissions, data format requirements, minimum technical environment, and deployment model (Saras-managed vs. customer-managed) are not currently captured. This information may be sourced through the skill or from an existing technical specification.</w:t>
+            </w:r>
+          </w:p>
+        </w:tc>
+        <w:tc>
+          <w:tcPr>
+            <w:tcW w:type="dxa" w:w="4160"/>
+            <w:tcBorders>
+              <w:top w:val="single" w:color="CBD5E0" w:sz="4"/>
+              <w:left w:val="single" w:color="CBD5E0" w:sz="4"/>
+              <w:bottom w:val="single" w:color="CBD5E0" w:sz="4"/>
+              <w:right w:val="single" w:color="CBD5E0" w:sz="4"/>
+            </w:tcBorders>
+            <w:vAlign w:val="top"/>
+          </w:tcPr>
+          <w:p>
+            <w:pPr>
+              <w:spacing w:after="60" w:before="60"/>
+            </w:pPr>
+            <w:r>
+              <w:rPr>
+                <w:rFonts w:ascii="Calibri" w:cs="Calibri" w:eastAsia="Calibri" w:hAnsi="Calibri"/>
+                <w:color w:val="4A5568"/>
+                <w:sz w:val="18"/>
+                <w:szCs w:val="18"/>
+              </w:rPr>
+              <w:t xml:space="preserve">Onboarding content, implementation guides, and sales qualification criteria all depend on knowing what must be in place before a customer can use the feature. This also identifies which existing customers are immediately eligible.</w:t>
             </w:r>
           </w:p>
         </w:tc>
@@ -2306,10 +2604,10 @@
           <w:tcPr>
             <w:gridSpan w:val="5"/>
             <w:tcBorders>
-              <w:top w:val="single" w:color="CBD5E0" w:sz="4"/>
-              <w:left w:val="single" w:color="CBD5E0" w:sz="4"/>
-              <w:bottom w:val="single" w:color="CBD5E0" w:sz="4"/>
-              <w:right w:val="single" w:color="CBD5E0" w:sz="4"/>
+              <w:top w:val="single" w:color="2E7D8C" w:sz="4"/>
+              <w:left w:val="single" w:color="2E7D8C" w:sz="4"/>
+              <w:bottom w:val="single" w:color="2E7D8C" w:sz="4"/>
+              <w:right w:val="single" w:color="2E7D8C" w:sz="4"/>
             </w:tcBorders>
             <w:shd w:fill="2E7D8C" w:val="clear"/>
           </w:tcPr>
@@ -2334,18 +2632,19 @@
       <w:tr>
         <w:tc>
           <w:tcPr>
-            <w:tcW w:type="dxa" w:w="2100"/>
-            <w:tcBorders>
-              <w:top w:val="single" w:color="CBD5E0" w:sz="4"/>
-              <w:left w:val="single" w:color="CBD5E0" w:sz="4"/>
-              <w:bottom w:val="single" w:color="CBD5E0" w:sz="4"/>
-              <w:right w:val="single" w:color="CBD5E0" w:sz="4"/>
-            </w:tcBorders>
-            <w:vAlign w:val="top"/>
-          </w:tcPr>
-          <w:p>
-            <w:pPr>
-              <w:spacing w:after="60" w:before="60"/>
+            <w:tcW w:type="dxa" w:w="1700"/>
+            <w:tcBorders>
+              <w:top w:val="single" w:color="CBD5E0" w:sz="4"/>
+              <w:left w:val="single" w:color="CBD5E0" w:sz="4"/>
+              <w:bottom w:val="single" w:color="CBD5E0" w:sz="4"/>
+              <w:right w:val="single" w:color="CBD5E0" w:sz="4"/>
+            </w:tcBorders>
+            <w:shd w:fill="F7F8FA" w:val="clear"/>
+            <w:vAlign w:val="top"/>
+          </w:tcPr>
+          <w:p>
+            <w:pPr>
+              <w:spacing w:after="40" w:before="60"/>
             </w:pPr>
             <w:r>
               <w:rPr>
@@ -2359,10 +2658,26 @@
               <w:t xml:space="preserve">Customer Validation &amp; Early Adoption</w:t>
             </w:r>
           </w:p>
-        </w:tc>
-        <w:tc>
-          <w:tcPr>
-            <w:tcW w:type="dxa" w:w="1300"/>
+          <w:p>
+            <w:pPr>
+              <w:spacing w:after="60" w:before="0"/>
+            </w:pPr>
+            <w:r>
+              <w:rPr>
+                <w:rFonts w:ascii="Calibri" w:cs="Calibri" w:eastAsia="Calibri" w:hAnsi="Calibri"/>
+                <w:i/>
+                <w:iCs/>
+                <w:color w:val="276749"/>
+                <w:sz w:val="16"/>
+                <w:szCs w:val="16"/>
+              </w:rPr>
+              <w:t xml:space="preserve">Core</w:t>
+            </w:r>
+          </w:p>
+        </w:tc>
+        <w:tc>
+          <w:tcPr>
+            <w:tcW w:type="dxa" w:w="1200"/>
             <w:tcBorders>
               <w:top w:val="single" w:color="CBD5E0" w:sz="4"/>
               <w:left w:val="single" w:color="CBD5E0" w:sz="4"/>
@@ -2392,79 +2707,79 @@
         </w:tc>
         <w:tc>
           <w:tcPr>
-            <w:tcW w:type="dxa" w:w="3000"/>
-            <w:tcBorders>
-              <w:top w:val="single" w:color="CBD5E0" w:sz="4"/>
-              <w:left w:val="single" w:color="CBD5E0" w:sz="4"/>
-              <w:bottom w:val="single" w:color="CBD5E0" w:sz="4"/>
-              <w:right w:val="single" w:color="CBD5E0" w:sz="4"/>
-            </w:tcBorders>
-            <w:vAlign w:val="top"/>
-          </w:tcPr>
-          <w:p>
-            <w:pPr>
-              <w:spacing w:after="40" w:before="60"/>
-            </w:pPr>
-            <w:r>
-              <w:rPr>
-                <w:rFonts w:ascii="Calibri" w:cs="Calibri" w:eastAsia="Calibri" w:hAnsi="Calibri"/>
-                <w:color w:val="4A5568"/>
-                <w:sz w:val="18"/>
-                <w:szCs w:val="18"/>
-              </w:rPr>
-              <w:t xml:space="preserve">Customer quotes — written as if from real customers — are a required section in the press release. The worked example includes multiple specific, outcome-grounded customer voices. Pilot customer mentions appear in the FAQ.</w:t>
-            </w:r>
-          </w:p>
-        </w:tc>
-        <w:tc>
-          <w:tcPr>
-            <w:tcW w:type="dxa" w:w="3500"/>
-            <w:tcBorders>
-              <w:top w:val="single" w:color="CBD5E0" w:sz="4"/>
-              <w:left w:val="single" w:color="CBD5E0" w:sz="4"/>
-              <w:bottom w:val="single" w:color="CBD5E0" w:sz="4"/>
-              <w:right w:val="single" w:color="CBD5E0" w:sz="4"/>
-            </w:tcBorders>
-            <w:vAlign w:val="top"/>
-          </w:tcPr>
-          <w:p>
-            <w:pPr>
-              <w:spacing w:after="40" w:before="60"/>
-            </w:pPr>
-            <w:r>
-              <w:rPr>
-                <w:rFonts w:ascii="Calibri" w:cs="Calibri" w:eastAsia="Calibri" w:hAnsi="Calibri"/>
-                <w:color w:val="4A5568"/>
-                <w:sz w:val="18"/>
-                <w:szCs w:val="18"/>
-              </w:rPr>
-              <w:t xml:space="preserve">A brief structured note on production customers, beta/EAP participants, design partners, or internal validation used — and whether reference customers are available for press or analyst conversations — could provide additional context.</w:t>
-            </w:r>
-          </w:p>
-        </w:tc>
-        <w:tc>
-          <w:tcPr>
-            <w:tcW w:type="dxa" w:w="4500"/>
-            <w:tcBorders>
-              <w:top w:val="single" w:color="CBD5E0" w:sz="4"/>
-              <w:left w:val="single" w:color="CBD5E0" w:sz="4"/>
-              <w:bottom w:val="single" w:color="CBD5E0" w:sz="4"/>
-              <w:right w:val="single" w:color="CBD5E0" w:sz="4"/>
-            </w:tcBorders>
-            <w:vAlign w:val="top"/>
-          </w:tcPr>
-          <w:p>
-            <w:pPr>
-              <w:spacing w:after="40" w:before="60"/>
-            </w:pPr>
-            <w:r>
-              <w:rPr>
-                <w:rFonts w:ascii="Calibri" w:cs="Calibri" w:eastAsia="Calibri" w:hAnsi="Calibri"/>
-                <w:color w:val="4A5568"/>
-                <w:sz w:val="18"/>
-                <w:szCs w:val="18"/>
-              </w:rPr>
-              <w:t xml:space="preserve">Case studies, proof points, and outcome-based launch messaging require knowing what evidence exists and at what strength. Reference customer availability is directly relevant to press release and analyst briefing planning.</w:t>
+            <w:tcW w:type="dxa" w:w="3160"/>
+            <w:tcBorders>
+              <w:top w:val="single" w:color="CBD5E0" w:sz="4"/>
+              <w:left w:val="single" w:color="CBD5E0" w:sz="4"/>
+              <w:bottom w:val="single" w:color="CBD5E0" w:sz="4"/>
+              <w:right w:val="single" w:color="CBD5E0" w:sz="4"/>
+            </w:tcBorders>
+            <w:vAlign w:val="top"/>
+          </w:tcPr>
+          <w:p>
+            <w:pPr>
+              <w:spacing w:after="60" w:before="60"/>
+            </w:pPr>
+            <w:r>
+              <w:rPr>
+                <w:rFonts w:ascii="Calibri" w:cs="Calibri" w:eastAsia="Calibri" w:hAnsi="Calibri"/>
+                <w:color w:val="4A5568"/>
+                <w:sz w:val="18"/>
+                <w:szCs w:val="18"/>
+              </w:rPr>
+              <w:t xml:space="preserve">Customer quotes are a required section, and the worked example includes multiple outcome-grounded customer voices. Pilot customer mentions appear in the FAQ.</w:t>
+            </w:r>
+          </w:p>
+        </w:tc>
+        <w:tc>
+          <w:tcPr>
+            <w:tcW w:type="dxa" w:w="3460"/>
+            <w:tcBorders>
+              <w:top w:val="single" w:color="CBD5E0" w:sz="4"/>
+              <w:left w:val="single" w:color="CBD5E0" w:sz="4"/>
+              <w:bottom w:val="single" w:color="CBD5E0" w:sz="4"/>
+              <w:right w:val="single" w:color="CBD5E0" w:sz="4"/>
+            </w:tcBorders>
+            <w:vAlign w:val="top"/>
+          </w:tcPr>
+          <w:p>
+            <w:pPr>
+              <w:spacing w:after="60" w:before="60"/>
+            </w:pPr>
+            <w:r>
+              <w:rPr>
+                <w:rFonts w:ascii="Calibri" w:cs="Calibri" w:eastAsia="Calibri" w:hAnsi="Calibri"/>
+                <w:color w:val="4A5568"/>
+                <w:sz w:val="18"/>
+                <w:szCs w:val="18"/>
+              </w:rPr>
+              <w:t xml:space="preserve">Structured notes on whether production customers, beta participants, or design partners exist — and whether reference customers are available — are not currently captured. A brief factual note alongside the quotes would address this.</w:t>
+            </w:r>
+          </w:p>
+        </w:tc>
+        <w:tc>
+          <w:tcPr>
+            <w:tcW w:type="dxa" w:w="4160"/>
+            <w:tcBorders>
+              <w:top w:val="single" w:color="CBD5E0" w:sz="4"/>
+              <w:left w:val="single" w:color="CBD5E0" w:sz="4"/>
+              <w:bottom w:val="single" w:color="CBD5E0" w:sz="4"/>
+              <w:right w:val="single" w:color="CBD5E0" w:sz="4"/>
+            </w:tcBorders>
+            <w:vAlign w:val="top"/>
+          </w:tcPr>
+          <w:p>
+            <w:pPr>
+              <w:spacing w:after="60" w:before="60"/>
+            </w:pPr>
+            <w:r>
+              <w:rPr>
+                <w:rFonts w:ascii="Calibri" w:cs="Calibri" w:eastAsia="Calibri" w:hAnsi="Calibri"/>
+                <w:color w:val="4A5568"/>
+                <w:sz w:val="18"/>
+                <w:szCs w:val="18"/>
+              </w:rPr>
+              <w:t xml:space="preserve">Case studies, proof points, and outcome-based launch messaging depend on knowing what evidence exists and at what strength. Reference customer availability is directly relevant to press release and analyst briefing planning.</w:t>
             </w:r>
           </w:p>
         </w:tc>
@@ -2472,18 +2787,19 @@
       <w:tr>
         <w:tc>
           <w:tcPr>
-            <w:tcW w:type="dxa" w:w="2100"/>
-            <w:tcBorders>
-              <w:top w:val="single" w:color="CBD5E0" w:sz="4"/>
-              <w:left w:val="single" w:color="CBD5E0" w:sz="4"/>
-              <w:bottom w:val="single" w:color="CBD5E0" w:sz="4"/>
-              <w:right w:val="single" w:color="CBD5E0" w:sz="4"/>
-            </w:tcBorders>
-            <w:vAlign w:val="top"/>
-          </w:tcPr>
-          <w:p>
-            <w:pPr>
-              <w:spacing w:after="60" w:before="60"/>
+            <w:tcW w:type="dxa" w:w="1700"/>
+            <w:tcBorders>
+              <w:top w:val="single" w:color="CBD5E0" w:sz="4"/>
+              <w:left w:val="single" w:color="CBD5E0" w:sz="4"/>
+              <w:bottom w:val="single" w:color="CBD5E0" w:sz="4"/>
+              <w:right w:val="single" w:color="CBD5E0" w:sz="4"/>
+            </w:tcBorders>
+            <w:shd w:fill="F7F8FA" w:val="clear"/>
+            <w:vAlign w:val="top"/>
+          </w:tcPr>
+          <w:p>
+            <w:pPr>
+              <w:spacing w:after="40" w:before="60"/>
             </w:pPr>
             <w:r>
               <w:rPr>
@@ -2497,10 +2813,26 @@
               <w:t xml:space="preserve">Research &amp; Validation</w:t>
             </w:r>
           </w:p>
-        </w:tc>
-        <w:tc>
-          <w:tcPr>
-            <w:tcW w:type="dxa" w:w="1300"/>
+          <w:p>
+            <w:pPr>
+              <w:spacing w:after="60" w:before="0"/>
+            </w:pPr>
+            <w:r>
+              <w:rPr>
+                <w:rFonts w:ascii="Calibri" w:cs="Calibri" w:eastAsia="Calibri" w:hAnsi="Calibri"/>
+                <w:i/>
+                <w:iCs/>
+                <w:color w:val="4A5568"/>
+                <w:sz w:val="16"/>
+                <w:szCs w:val="16"/>
+              </w:rPr>
+              <w:t xml:space="preserve">Scenario / Higher Tiers</w:t>
+            </w:r>
+          </w:p>
+        </w:tc>
+        <w:tc>
+          <w:tcPr>
+            <w:tcW w:type="dxa" w:w="1200"/>
             <w:tcBorders>
               <w:top w:val="single" w:color="CBD5E0" w:sz="4"/>
               <w:left w:val="single" w:color="CBD5E0" w:sz="4"/>
@@ -2530,79 +2862,79 @@
         </w:tc>
         <w:tc>
           <w:tcPr>
-            <w:tcW w:type="dxa" w:w="3000"/>
-            <w:tcBorders>
-              <w:top w:val="single" w:color="CBD5E0" w:sz="4"/>
-              <w:left w:val="single" w:color="CBD5E0" w:sz="4"/>
-              <w:bottom w:val="single" w:color="CBD5E0" w:sz="4"/>
-              <w:right w:val="single" w:color="CBD5E0" w:sz="4"/>
-            </w:tcBorders>
-            <w:vAlign w:val="top"/>
-          </w:tcPr>
-          <w:p>
-            <w:pPr>
-              <w:spacing w:after="40" w:before="60"/>
-            </w:pPr>
-            <w:r>
-              <w:rPr>
-                <w:rFonts w:ascii="Calibri" w:cs="Calibri" w:eastAsia="Calibri" w:hAnsi="Calibri"/>
-                <w:color w:val="4A5568"/>
-                <w:sz w:val="18"/>
-                <w:szCs w:val="18"/>
-              </w:rPr>
-              <w:t xml:space="preserve">The current skill requires every claim in the press release to be specific and verifiable — a strong quality standard. However, the source of that validation (customer interview, usage analytics, product assumption) is not currently captured.</w:t>
-            </w:r>
-          </w:p>
-        </w:tc>
-        <w:tc>
-          <w:tcPr>
-            <w:tcW w:type="dxa" w:w="3500"/>
-            <w:tcBorders>
-              <w:top w:val="single" w:color="CBD5E0" w:sz="4"/>
-              <w:left w:val="single" w:color="CBD5E0" w:sz="4"/>
-              <w:bottom w:val="single" w:color="CBD5E0" w:sz="4"/>
-              <w:right w:val="single" w:color="CBD5E0" w:sz="4"/>
-            </w:tcBorders>
-            <w:vAlign w:val="top"/>
-          </w:tcPr>
-          <w:p>
-            <w:pPr>
-              <w:spacing w:after="40" w:before="60"/>
-            </w:pPr>
-            <w:r>
-              <w:rPr>
-                <w:rFonts w:ascii="Calibri" w:cs="Calibri" w:eastAsia="Calibri" w:hAnsi="Calibri"/>
-                <w:color w:val="4A5568"/>
-                <w:sz w:val="18"/>
-                <w:szCs w:val="18"/>
-              </w:rPr>
-              <w:t xml:space="preserve">For each key claim (problem, persona, use cases, outcomes), a brief note on whether it is validated research or a product assumption — and a pointer to where supporting data lives — could be considered.</w:t>
-            </w:r>
-          </w:p>
-        </w:tc>
-        <w:tc>
-          <w:tcPr>
-            <w:tcW w:type="dxa" w:w="4500"/>
-            <w:tcBorders>
-              <w:top w:val="single" w:color="CBD5E0" w:sz="4"/>
-              <w:left w:val="single" w:color="CBD5E0" w:sz="4"/>
-              <w:bottom w:val="single" w:color="CBD5E0" w:sz="4"/>
-              <w:right w:val="single" w:color="CBD5E0" w:sz="4"/>
-            </w:tcBorders>
-            <w:vAlign w:val="top"/>
-          </w:tcPr>
-          <w:p>
-            <w:pPr>
-              <w:spacing w:after="40" w:before="60"/>
-            </w:pPr>
-            <w:r>
-              <w:rPr>
-                <w:rFonts w:ascii="Calibri" w:cs="Calibri" w:eastAsia="Calibri" w:hAnsi="Calibri"/>
-                <w:color w:val="4A5568"/>
-                <w:sz w:val="18"/>
-                <w:szCs w:val="18"/>
-              </w:rPr>
-              <w:t xml:space="preserve">This determines which claims PMM can assert confidently and which require qualification language. It also informs the credibility level of launch messaging and analyst briefing content.</w:t>
+            <w:tcW w:type="dxa" w:w="3160"/>
+            <w:tcBorders>
+              <w:top w:val="single" w:color="CBD5E0" w:sz="4"/>
+              <w:left w:val="single" w:color="CBD5E0" w:sz="4"/>
+              <w:bottom w:val="single" w:color="CBD5E0" w:sz="4"/>
+              <w:right w:val="single" w:color="CBD5E0" w:sz="4"/>
+            </w:tcBorders>
+            <w:vAlign w:val="top"/>
+          </w:tcPr>
+          <w:p>
+            <w:pPr>
+              <w:spacing w:after="60" w:before="60"/>
+            </w:pPr>
+            <w:r>
+              <w:rPr>
+                <w:rFonts w:ascii="Calibri" w:cs="Calibri" w:eastAsia="Calibri" w:hAnsi="Calibri"/>
+                <w:color w:val="4A5568"/>
+                <w:sz w:val="18"/>
+                <w:szCs w:val="18"/>
+              </w:rPr>
+              <w:t xml:space="preserve">The skill requires every claim in the press release to be specific and verifiable. However, the source of that validation is not currently captured.</w:t>
+            </w:r>
+          </w:p>
+        </w:tc>
+        <w:tc>
+          <w:tcPr>
+            <w:tcW w:type="dxa" w:w="3460"/>
+            <w:tcBorders>
+              <w:top w:val="single" w:color="CBD5E0" w:sz="4"/>
+              <w:left w:val="single" w:color="CBD5E0" w:sz="4"/>
+              <w:bottom w:val="single" w:color="CBD5E0" w:sz="4"/>
+              <w:right w:val="single" w:color="CBD5E0" w:sz="4"/>
+            </w:tcBorders>
+            <w:vAlign w:val="top"/>
+          </w:tcPr>
+          <w:p>
+            <w:pPr>
+              <w:spacing w:after="60" w:before="60"/>
+            </w:pPr>
+            <w:r>
+              <w:rPr>
+                <w:rFonts w:ascii="Calibri" w:cs="Calibri" w:eastAsia="Calibri" w:hAnsi="Calibri"/>
+                <w:color w:val="4A5568"/>
+                <w:sz w:val="18"/>
+                <w:szCs w:val="18"/>
+              </w:rPr>
+              <w:t xml:space="preserve">For each key claim, a note on whether it is validated research or a product assumption — and a pointer to supporting data — is not currently captured. This may be sourced through the skill or from an existing research brief.</w:t>
+            </w:r>
+          </w:p>
+        </w:tc>
+        <w:tc>
+          <w:tcPr>
+            <w:tcW w:type="dxa" w:w="4160"/>
+            <w:tcBorders>
+              <w:top w:val="single" w:color="CBD5E0" w:sz="4"/>
+              <w:left w:val="single" w:color="CBD5E0" w:sz="4"/>
+              <w:bottom w:val="single" w:color="CBD5E0" w:sz="4"/>
+              <w:right w:val="single" w:color="CBD5E0" w:sz="4"/>
+            </w:tcBorders>
+            <w:vAlign w:val="top"/>
+          </w:tcPr>
+          <w:p>
+            <w:pPr>
+              <w:spacing w:after="60" w:before="60"/>
+            </w:pPr>
+            <w:r>
+              <w:rPr>
+                <w:rFonts w:ascii="Calibri" w:cs="Calibri" w:eastAsia="Calibri" w:hAnsi="Calibri"/>
+                <w:color w:val="4A5568"/>
+                <w:sz w:val="18"/>
+                <w:szCs w:val="18"/>
+              </w:rPr>
+              <w:t xml:space="preserve">This determines which claims PMM can assert confidently and which require qualification language. It informs messaging credibility and analyst briefing content.</w:t>
             </w:r>
           </w:p>
         </w:tc>
@@ -2612,10 +2944,10 @@
           <w:tcPr>
             <w:gridSpan w:val="5"/>
             <w:tcBorders>
-              <w:top w:val="single" w:color="CBD5E0" w:sz="4"/>
-              <w:left w:val="single" w:color="CBD5E0" w:sz="4"/>
-              <w:bottom w:val="single" w:color="CBD5E0" w:sz="4"/>
-              <w:right w:val="single" w:color="CBD5E0" w:sz="4"/>
+              <w:top w:val="single" w:color="2E7D8C" w:sz="4"/>
+              <w:left w:val="single" w:color="2E7D8C" w:sz="4"/>
+              <w:bottom w:val="single" w:color="2E7D8C" w:sz="4"/>
+              <w:right w:val="single" w:color="2E7D8C" w:sz="4"/>
             </w:tcBorders>
             <w:shd w:fill="2E7D8C" w:val="clear"/>
           </w:tcPr>
@@ -2640,18 +2972,19 @@
       <w:tr>
         <w:tc>
           <w:tcPr>
-            <w:tcW w:type="dxa" w:w="2100"/>
-            <w:tcBorders>
-              <w:top w:val="single" w:color="CBD5E0" w:sz="4"/>
-              <w:left w:val="single" w:color="CBD5E0" w:sz="4"/>
-              <w:bottom w:val="single" w:color="CBD5E0" w:sz="4"/>
-              <w:right w:val="single" w:color="CBD5E0" w:sz="4"/>
-            </w:tcBorders>
-            <w:vAlign w:val="top"/>
-          </w:tcPr>
-          <w:p>
-            <w:pPr>
-              <w:spacing w:after="60" w:before="60"/>
+            <w:tcW w:type="dxa" w:w="1700"/>
+            <w:tcBorders>
+              <w:top w:val="single" w:color="CBD5E0" w:sz="4"/>
+              <w:left w:val="single" w:color="CBD5E0" w:sz="4"/>
+              <w:bottom w:val="single" w:color="CBD5E0" w:sz="4"/>
+              <w:right w:val="single" w:color="CBD5E0" w:sz="4"/>
+            </w:tcBorders>
+            <w:shd w:fill="F7F8FA" w:val="clear"/>
+            <w:vAlign w:val="top"/>
+          </w:tcPr>
+          <w:p>
+            <w:pPr>
+              <w:spacing w:after="40" w:before="60"/>
             </w:pPr>
             <w:r>
               <w:rPr>
@@ -2665,10 +2998,26 @@
               <w:t xml:space="preserve">Availability &amp; Rollout</w:t>
             </w:r>
           </w:p>
-        </w:tc>
-        <w:tc>
-          <w:tcPr>
-            <w:tcW w:type="dxa" w:w="1300"/>
+          <w:p>
+            <w:pPr>
+              <w:spacing w:after="60" w:before="0"/>
+            </w:pPr>
+            <w:r>
+              <w:rPr>
+                <w:rFonts w:ascii="Calibri" w:cs="Calibri" w:eastAsia="Calibri" w:hAnsi="Calibri"/>
+                <w:i/>
+                <w:iCs/>
+                <w:color w:val="276749"/>
+                <w:sz w:val="16"/>
+                <w:szCs w:val="16"/>
+              </w:rPr>
+              <w:t xml:space="preserve">Core</w:t>
+            </w:r>
+          </w:p>
+        </w:tc>
+        <w:tc>
+          <w:tcPr>
+            <w:tcW w:type="dxa" w:w="1200"/>
             <w:tcBorders>
               <w:top w:val="single" w:color="CBD5E0" w:sz="4"/>
               <w:left w:val="single" w:color="CBD5E0" w:sz="4"/>
@@ -2698,79 +3047,79 @@
         </w:tc>
         <w:tc>
           <w:tcPr>
-            <w:tcW w:type="dxa" w:w="3000"/>
-            <w:tcBorders>
-              <w:top w:val="single" w:color="CBD5E0" w:sz="4"/>
-              <w:left w:val="single" w:color="CBD5E0" w:sz="4"/>
-              <w:bottom w:val="single" w:color="CBD5E0" w:sz="4"/>
-              <w:right w:val="single" w:color="CBD5E0" w:sz="4"/>
-            </w:tcBorders>
-            <w:vAlign w:val="top"/>
-          </w:tcPr>
-          <w:p>
-            <w:pPr>
-              <w:spacing w:after="40" w:before="60"/>
-            </w:pPr>
-            <w:r>
-              <w:rPr>
-                <w:rFonts w:ascii="Calibri" w:cs="Calibri" w:eastAsia="Calibri" w:hAnsi="Calibri"/>
-                <w:color w:val="4A5568"/>
-                <w:sz w:val="18"/>
-                <w:szCs w:val="18"/>
-              </w:rPr>
-              <w:t xml:space="preserve">Rollout approach, access timing, and phasing are frequently addressed in the external FAQ. The worked example clearly describes pilot scope, wave structure, and how customers join the waitlist.</w:t>
-            </w:r>
-          </w:p>
-        </w:tc>
-        <w:tc>
-          <w:tcPr>
-            <w:tcW w:type="dxa" w:w="3500"/>
-            <w:tcBorders>
-              <w:top w:val="single" w:color="CBD5E0" w:sz="4"/>
-              <w:left w:val="single" w:color="CBD5E0" w:sz="4"/>
-              <w:bottom w:val="single" w:color="CBD5E0" w:sz="4"/>
-              <w:right w:val="single" w:color="CBD5E0" w:sz="4"/>
-            </w:tcBorders>
-            <w:vAlign w:val="top"/>
-          </w:tcPr>
-          <w:p>
-            <w:pPr>
-              <w:spacing w:after="40" w:before="60"/>
-            </w:pPr>
-            <w:r>
-              <w:rPr>
-                <w:rFonts w:ascii="Calibri" w:cs="Calibri" w:eastAsia="Calibri" w:hAnsi="Calibri"/>
-                <w:color w:val="4A5568"/>
-                <w:sz w:val="18"/>
-                <w:szCs w:val="18"/>
-              </w:rPr>
-              <w:t xml:space="preserve">Whether manual enablement is required and who performs it, and any geographic or regulatory availability restrictions, could be added as optional structured fields to ensure completeness.</w:t>
-            </w:r>
-          </w:p>
-        </w:tc>
-        <w:tc>
-          <w:tcPr>
-            <w:tcW w:type="dxa" w:w="4500"/>
-            <w:tcBorders>
-              <w:top w:val="single" w:color="CBD5E0" w:sz="4"/>
-              <w:left w:val="single" w:color="CBD5E0" w:sz="4"/>
-              <w:bottom w:val="single" w:color="CBD5E0" w:sz="4"/>
-              <w:right w:val="single" w:color="CBD5E0" w:sz="4"/>
-            </w:tcBorders>
-            <w:vAlign w:val="top"/>
-          </w:tcPr>
-          <w:p>
-            <w:pPr>
-              <w:spacing w:after="40" w:before="60"/>
-            </w:pPr>
-            <w:r>
-              <w:rPr>
-                <w:rFonts w:ascii="Calibri" w:cs="Calibri" w:eastAsia="Calibri" w:hAnsi="Calibri"/>
-                <w:color w:val="4A5568"/>
-                <w:sz w:val="18"/>
-                <w:szCs w:val="18"/>
-              </w:rPr>
-              <w:t xml:space="preserve">Customer announcements, release notes, and CS communications all require accurate rollout details. Geographic restrictions in particular are important for localised launch planning.</w:t>
+            <w:tcW w:type="dxa" w:w="3160"/>
+            <w:tcBorders>
+              <w:top w:val="single" w:color="CBD5E0" w:sz="4"/>
+              <w:left w:val="single" w:color="CBD5E0" w:sz="4"/>
+              <w:bottom w:val="single" w:color="CBD5E0" w:sz="4"/>
+              <w:right w:val="single" w:color="CBD5E0" w:sz="4"/>
+            </w:tcBorders>
+            <w:vAlign w:val="top"/>
+          </w:tcPr>
+          <w:p>
+            <w:pPr>
+              <w:spacing w:after="60" w:before="60"/>
+            </w:pPr>
+            <w:r>
+              <w:rPr>
+                <w:rFonts w:ascii="Calibri" w:cs="Calibri" w:eastAsia="Calibri" w:hAnsi="Calibri"/>
+                <w:color w:val="4A5568"/>
+                <w:sz w:val="18"/>
+                <w:szCs w:val="18"/>
+              </w:rPr>
+              <w:t xml:space="preserve">Rollout approach, access timing, and phasing are frequently addressed in the external FAQ. The worked example clearly describes pilot scope and wave structure.</w:t>
+            </w:r>
+          </w:p>
+        </w:tc>
+        <w:tc>
+          <w:tcPr>
+            <w:tcW w:type="dxa" w:w="3460"/>
+            <w:tcBorders>
+              <w:top w:val="single" w:color="CBD5E0" w:sz="4"/>
+              <w:left w:val="single" w:color="CBD5E0" w:sz="4"/>
+              <w:bottom w:val="single" w:color="CBD5E0" w:sz="4"/>
+              <w:right w:val="single" w:color="CBD5E0" w:sz="4"/>
+            </w:tcBorders>
+            <w:vAlign w:val="top"/>
+          </w:tcPr>
+          <w:p>
+            <w:pPr>
+              <w:spacing w:after="60" w:before="60"/>
+            </w:pPr>
+            <w:r>
+              <w:rPr>
+                <w:rFonts w:ascii="Calibri" w:cs="Calibri" w:eastAsia="Calibri" w:hAnsi="Calibri"/>
+                <w:color w:val="4A5568"/>
+                <w:sz w:val="18"/>
+                <w:szCs w:val="18"/>
+              </w:rPr>
+              <w:t xml:space="preserve">Whether manual enablement is required and who performs it, and any geographic or regulatory restrictions, are not currently captured as structured inputs. A brief note or link to an existing rollout plan would be sufficient.</w:t>
+            </w:r>
+          </w:p>
+        </w:tc>
+        <w:tc>
+          <w:tcPr>
+            <w:tcW w:type="dxa" w:w="4160"/>
+            <w:tcBorders>
+              <w:top w:val="single" w:color="CBD5E0" w:sz="4"/>
+              <w:left w:val="single" w:color="CBD5E0" w:sz="4"/>
+              <w:bottom w:val="single" w:color="CBD5E0" w:sz="4"/>
+              <w:right w:val="single" w:color="CBD5E0" w:sz="4"/>
+            </w:tcBorders>
+            <w:vAlign w:val="top"/>
+          </w:tcPr>
+          <w:p>
+            <w:pPr>
+              <w:spacing w:after="60" w:before="60"/>
+            </w:pPr>
+            <w:r>
+              <w:rPr>
+                <w:rFonts w:ascii="Calibri" w:cs="Calibri" w:eastAsia="Calibri" w:hAnsi="Calibri"/>
+                <w:color w:val="4A5568"/>
+                <w:sz w:val="18"/>
+                <w:szCs w:val="18"/>
+              </w:rPr>
+              <w:t xml:space="preserve">Customer announcements, release notes, and CS communications require accurate rollout details. Geographic restrictions are important for localised launch planning.</w:t>
             </w:r>
           </w:p>
         </w:tc>
@@ -2778,18 +3127,19 @@
       <w:tr>
         <w:tc>
           <w:tcPr>
-            <w:tcW w:type="dxa" w:w="2100"/>
-            <w:tcBorders>
-              <w:top w:val="single" w:color="CBD5E0" w:sz="4"/>
-              <w:left w:val="single" w:color="CBD5E0" w:sz="4"/>
-              <w:bottom w:val="single" w:color="CBD5E0" w:sz="4"/>
-              <w:right w:val="single" w:color="CBD5E0" w:sz="4"/>
-            </w:tcBorders>
-            <w:vAlign w:val="top"/>
-          </w:tcPr>
-          <w:p>
-            <w:pPr>
-              <w:spacing w:after="60" w:before="60"/>
+            <w:tcW w:type="dxa" w:w="1700"/>
+            <w:tcBorders>
+              <w:top w:val="single" w:color="CBD5E0" w:sz="4"/>
+              <w:left w:val="single" w:color="CBD5E0" w:sz="4"/>
+              <w:bottom w:val="single" w:color="CBD5E0" w:sz="4"/>
+              <w:right w:val="single" w:color="CBD5E0" w:sz="4"/>
+            </w:tcBorders>
+            <w:shd w:fill="F7F8FA" w:val="clear"/>
+            <w:vAlign w:val="top"/>
+          </w:tcPr>
+          <w:p>
+            <w:pPr>
+              <w:spacing w:after="40" w:before="60"/>
             </w:pPr>
             <w:r>
               <w:rPr>
@@ -2803,10 +3153,26 @@
               <w:t xml:space="preserve">Commercial Readiness</w:t>
             </w:r>
           </w:p>
-        </w:tc>
-        <w:tc>
-          <w:tcPr>
-            <w:tcW w:type="dxa" w:w="1300"/>
+          <w:p>
+            <w:pPr>
+              <w:spacing w:after="60" w:before="0"/>
+            </w:pPr>
+            <w:r>
+              <w:rPr>
+                <w:rFonts w:ascii="Calibri" w:cs="Calibri" w:eastAsia="Calibri" w:hAnsi="Calibri"/>
+                <w:i/>
+                <w:iCs/>
+                <w:color w:val="276749"/>
+                <w:sz w:val="16"/>
+                <w:szCs w:val="16"/>
+              </w:rPr>
+              <w:t xml:space="preserve">Core</w:t>
+            </w:r>
+          </w:p>
+        </w:tc>
+        <w:tc>
+          <w:tcPr>
+            <w:tcW w:type="dxa" w:w="1200"/>
             <w:tcBorders>
               <w:top w:val="single" w:color="CBD5E0" w:sz="4"/>
               <w:left w:val="single" w:color="CBD5E0" w:sz="4"/>
@@ -2836,79 +3202,79 @@
         </w:tc>
         <w:tc>
           <w:tcPr>
-            <w:tcW w:type="dxa" w:w="3000"/>
-            <w:tcBorders>
-              <w:top w:val="single" w:color="CBD5E0" w:sz="4"/>
-              <w:left w:val="single" w:color="CBD5E0" w:sz="4"/>
-              <w:bottom w:val="single" w:color="CBD5E0" w:sz="4"/>
-              <w:right w:val="single" w:color="CBD5E0" w:sz="4"/>
-            </w:tcBorders>
-            <w:vAlign w:val="top"/>
-          </w:tcPr>
-          <w:p>
-            <w:pPr>
-              <w:spacing w:after="40" w:before="60"/>
-            </w:pPr>
-            <w:r>
-              <w:rPr>
-                <w:rFonts w:ascii="Calibri" w:cs="Calibri" w:eastAsia="Calibri" w:hAnsi="Calibri"/>
-                <w:color w:val="4A5568"/>
-                <w:sz w:val="18"/>
-                <w:szCs w:val="18"/>
-              </w:rPr>
-              <w:t xml:space="preserve">Pricing and packaging are outside the current skill's scope. The PR/FAQ format focuses on product narrative rather than commercial detail.</w:t>
-            </w:r>
-          </w:p>
-        </w:tc>
-        <w:tc>
-          <w:tcPr>
-            <w:tcW w:type="dxa" w:w="3500"/>
-            <w:tcBorders>
-              <w:top w:val="single" w:color="CBD5E0" w:sz="4"/>
-              <w:left w:val="single" w:color="CBD5E0" w:sz="4"/>
-              <w:bottom w:val="single" w:color="CBD5E0" w:sz="4"/>
-              <w:right w:val="single" w:color="CBD5E0" w:sz="4"/>
-            </w:tcBorders>
-            <w:vAlign w:val="top"/>
-          </w:tcPr>
-          <w:p>
-            <w:pPr>
-              <w:spacing w:after="40" w:before="60"/>
-            </w:pPr>
-            <w:r>
-              <w:rPr>
-                <w:rFonts w:ascii="Calibri" w:cs="Calibri" w:eastAsia="Calibri" w:hAnsi="Calibri"/>
-                <w:color w:val="4A5568"/>
-                <w:sz w:val="18"/>
-                <w:szCs w:val="18"/>
-              </w:rPr>
-              <w:t xml:space="preserve">A brief section — or a pointer to where this information lives — covering which pricing plans include the feature, roadmap scope within pricing, trial inclusion, upgrade paths, and business model could be considered.</w:t>
-            </w:r>
-          </w:p>
-        </w:tc>
-        <w:tc>
-          <w:tcPr>
-            <w:tcW w:type="dxa" w:w="4500"/>
-            <w:tcBorders>
-              <w:top w:val="single" w:color="CBD5E0" w:sz="4"/>
-              <w:left w:val="single" w:color="CBD5E0" w:sz="4"/>
-              <w:bottom w:val="single" w:color="CBD5E0" w:sz="4"/>
-              <w:right w:val="single" w:color="CBD5E0" w:sz="4"/>
-            </w:tcBorders>
-            <w:vAlign w:val="top"/>
-          </w:tcPr>
-          <w:p>
-            <w:pPr>
-              <w:spacing w:after="40" w:before="60"/>
-            </w:pPr>
-            <w:r>
-              <w:rPr>
-                <w:rFonts w:ascii="Calibri" w:cs="Calibri" w:eastAsia="Calibri" w:hAnsi="Calibri"/>
-                <w:color w:val="4A5568"/>
-                <w:sz w:val="18"/>
-                <w:szCs w:val="18"/>
-              </w:rPr>
-              <w:t xml:space="preserve">Pricing pages, packaging guides, product pages, sales enablement, customer FAQs, and launch communications all require this input. Without it, PMM may need to pursue this information through a separate channel before GTM work can begin.</w:t>
+            <w:tcW w:type="dxa" w:w="3160"/>
+            <w:tcBorders>
+              <w:top w:val="single" w:color="CBD5E0" w:sz="4"/>
+              <w:left w:val="single" w:color="CBD5E0" w:sz="4"/>
+              <w:bottom w:val="single" w:color="CBD5E0" w:sz="4"/>
+              <w:right w:val="single" w:color="CBD5E0" w:sz="4"/>
+            </w:tcBorders>
+            <w:vAlign w:val="top"/>
+          </w:tcPr>
+          <w:p>
+            <w:pPr>
+              <w:spacing w:after="60" w:before="60"/>
+            </w:pPr>
+            <w:r>
+              <w:rPr>
+                <w:rFonts w:ascii="Calibri" w:cs="Calibri" w:eastAsia="Calibri" w:hAnsi="Calibri"/>
+                <w:color w:val="4A5568"/>
+                <w:sz w:val="18"/>
+                <w:szCs w:val="18"/>
+              </w:rPr>
+              <w:t xml:space="preserve">Pricing and packaging are outside the current PR/FAQ scope, which focuses on product narrative.</w:t>
+            </w:r>
+          </w:p>
+        </w:tc>
+        <w:tc>
+          <w:tcPr>
+            <w:tcW w:type="dxa" w:w="3460"/>
+            <w:tcBorders>
+              <w:top w:val="single" w:color="CBD5E0" w:sz="4"/>
+              <w:left w:val="single" w:color="CBD5E0" w:sz="4"/>
+              <w:bottom w:val="single" w:color="CBD5E0" w:sz="4"/>
+              <w:right w:val="single" w:color="CBD5E0" w:sz="4"/>
+            </w:tcBorders>
+            <w:vAlign w:val="top"/>
+          </w:tcPr>
+          <w:p>
+            <w:pPr>
+              <w:spacing w:after="60" w:before="60"/>
+            </w:pPr>
+            <w:r>
+              <w:rPr>
+                <w:rFonts w:ascii="Calibri" w:cs="Calibri" w:eastAsia="Calibri" w:hAnsi="Calibri"/>
+                <w:color w:val="4A5568"/>
+                <w:sz w:val="18"/>
+                <w:szCs w:val="18"/>
+              </w:rPr>
+              <w:t xml:space="preserve">Pricing plan inclusion, business model, roadmap scope within pricing, trial inclusion, and upgrade paths are not currently captured. A pointer to where this information lives — rather than authored detail — would be sufficient to address this gap.</w:t>
+            </w:r>
+          </w:p>
+        </w:tc>
+        <w:tc>
+          <w:tcPr>
+            <w:tcW w:type="dxa" w:w="4160"/>
+            <w:tcBorders>
+              <w:top w:val="single" w:color="CBD5E0" w:sz="4"/>
+              <w:left w:val="single" w:color="CBD5E0" w:sz="4"/>
+              <w:bottom w:val="single" w:color="CBD5E0" w:sz="4"/>
+              <w:right w:val="single" w:color="CBD5E0" w:sz="4"/>
+            </w:tcBorders>
+            <w:vAlign w:val="top"/>
+          </w:tcPr>
+          <w:p>
+            <w:pPr>
+              <w:spacing w:after="60" w:before="60"/>
+            </w:pPr>
+            <w:r>
+              <w:rPr>
+                <w:rFonts w:ascii="Calibri" w:cs="Calibri" w:eastAsia="Calibri" w:hAnsi="Calibri"/>
+                <w:color w:val="4A5568"/>
+                <w:sz w:val="18"/>
+                <w:szCs w:val="18"/>
+              </w:rPr>
+              <w:t xml:space="preserve">Pricing pages, packaging guides, product pages, sales enablement, and launch communications all require this context. Without it, PMM typically needs a separate follow-up before GTM work can begin.</w:t>
             </w:r>
           </w:p>
         </w:tc>
@@ -2916,18 +3282,19 @@
       <w:tr>
         <w:tc>
           <w:tcPr>
-            <w:tcW w:type="dxa" w:w="2100"/>
-            <w:tcBorders>
-              <w:top w:val="single" w:color="CBD5E0" w:sz="4"/>
-              <w:left w:val="single" w:color="CBD5E0" w:sz="4"/>
-              <w:bottom w:val="single" w:color="CBD5E0" w:sz="4"/>
-              <w:right w:val="single" w:color="CBD5E0" w:sz="4"/>
-            </w:tcBorders>
-            <w:vAlign w:val="top"/>
-          </w:tcPr>
-          <w:p>
-            <w:pPr>
-              <w:spacing w:after="60" w:before="60"/>
+            <w:tcW w:type="dxa" w:w="1700"/>
+            <w:tcBorders>
+              <w:top w:val="single" w:color="CBD5E0" w:sz="4"/>
+              <w:left w:val="single" w:color="CBD5E0" w:sz="4"/>
+              <w:bottom w:val="single" w:color="CBD5E0" w:sz="4"/>
+              <w:right w:val="single" w:color="CBD5E0" w:sz="4"/>
+            </w:tcBorders>
+            <w:shd w:fill="F7F8FA" w:val="clear"/>
+            <w:vAlign w:val="top"/>
+          </w:tcPr>
+          <w:p>
+            <w:pPr>
+              <w:spacing w:after="40" w:before="60"/>
             </w:pPr>
             <w:r>
               <w:rPr>
@@ -2941,10 +3308,26 @@
               <w:t xml:space="preserve">Operational Health</w:t>
             </w:r>
           </w:p>
-        </w:tc>
-        <w:tc>
-          <w:tcPr>
-            <w:tcW w:type="dxa" w:w="1300"/>
+          <w:p>
+            <w:pPr>
+              <w:spacing w:after="60" w:before="0"/>
+            </w:pPr>
+            <w:r>
+              <w:rPr>
+                <w:rFonts w:ascii="Calibri" w:cs="Calibri" w:eastAsia="Calibri" w:hAnsi="Calibri"/>
+                <w:i/>
+                <w:iCs/>
+                <w:color w:val="4A5568"/>
+                <w:sz w:val="16"/>
+                <w:szCs w:val="16"/>
+              </w:rPr>
+              <w:t xml:space="preserve">Scenario / Higher Tiers</w:t>
+            </w:r>
+          </w:p>
+        </w:tc>
+        <w:tc>
+          <w:tcPr>
+            <w:tcW w:type="dxa" w:w="1200"/>
             <w:tcBorders>
               <w:top w:val="single" w:color="CBD5E0" w:sz="4"/>
               <w:left w:val="single" w:color="CBD5E0" w:sz="4"/>
@@ -2974,70 +3357,70 @@
         </w:tc>
         <w:tc>
           <w:tcPr>
-            <w:tcW w:type="dxa" w:w="3000"/>
-            <w:tcBorders>
-              <w:top w:val="single" w:color="CBD5E0" w:sz="4"/>
-              <w:left w:val="single" w:color="CBD5E0" w:sz="4"/>
-              <w:bottom w:val="single" w:color="CBD5E0" w:sz="4"/>
-              <w:right w:val="single" w:color="CBD5E0" w:sz="4"/>
-            </w:tcBorders>
-            <w:vAlign w:val="top"/>
-          </w:tcPr>
-          <w:p>
-            <w:pPr>
-              <w:spacing w:after="40" w:before="60"/>
-            </w:pPr>
-            <w:r>
-              <w:rPr>
-                <w:rFonts w:ascii="Calibri" w:cs="Calibri" w:eastAsia="Calibri" w:hAnsi="Calibri"/>
-                <w:color w:val="4A5568"/>
-                <w:sz w:val="18"/>
-                <w:szCs w:val="18"/>
-              </w:rPr>
-              <w:t xml:space="preserve">Operational monitoring and failure handling are outside the current PR/FAQ structure, which focuses on the customer-facing value narrative.</w:t>
-            </w:r>
-          </w:p>
-        </w:tc>
-        <w:tc>
-          <w:tcPr>
-            <w:tcW w:type="dxa" w:w="3500"/>
-            <w:tcBorders>
-              <w:top w:val="single" w:color="CBD5E0" w:sz="4"/>
-              <w:left w:val="single" w:color="CBD5E0" w:sz="4"/>
-              <w:bottom w:val="single" w:color="CBD5E0" w:sz="4"/>
-              <w:right w:val="single" w:color="CBD5E0" w:sz="4"/>
-            </w:tcBorders>
-            <w:vAlign w:val="top"/>
-          </w:tcPr>
-          <w:p>
-            <w:pPr>
-              <w:spacing w:after="40" w:before="60"/>
-            </w:pPr>
-            <w:r>
-              <w:rPr>
-                <w:rFonts w:ascii="Calibri" w:cs="Calibri" w:eastAsia="Calibri" w:hAnsi="Calibri"/>
-                <w:color w:val="4A5568"/>
-                <w:sz w:val="18"/>
-                <w:szCs w:val="18"/>
-              </w:rPr>
-              <w:t xml:space="preserve">Customer-visible failure scenarios, how failures are detected, and monitoring and escalation ownership could be considered as optional additions, particularly for Tier 1 launches.</w:t>
-            </w:r>
-          </w:p>
-        </w:tc>
-        <w:tc>
-          <w:tcPr>
-            <w:tcW w:type="dxa" w:w="4500"/>
-            <w:tcBorders>
-              <w:top w:val="single" w:color="CBD5E0" w:sz="4"/>
-              <w:left w:val="single" w:color="CBD5E0" w:sz="4"/>
-              <w:bottom w:val="single" w:color="CBD5E0" w:sz="4"/>
-              <w:right w:val="single" w:color="CBD5E0" w:sz="4"/>
-            </w:tcBorders>
-            <w:vAlign w:val="top"/>
-          </w:tcPr>
-          <w:p>
-            <w:pPr>
-              <w:spacing w:after="40" w:before="60"/>
+            <w:tcW w:type="dxa" w:w="3160"/>
+            <w:tcBorders>
+              <w:top w:val="single" w:color="CBD5E0" w:sz="4"/>
+              <w:left w:val="single" w:color="CBD5E0" w:sz="4"/>
+              <w:bottom w:val="single" w:color="CBD5E0" w:sz="4"/>
+              <w:right w:val="single" w:color="CBD5E0" w:sz="4"/>
+            </w:tcBorders>
+            <w:vAlign w:val="top"/>
+          </w:tcPr>
+          <w:p>
+            <w:pPr>
+              <w:spacing w:after="60" w:before="60"/>
+            </w:pPr>
+            <w:r>
+              <w:rPr>
+                <w:rFonts w:ascii="Calibri" w:cs="Calibri" w:eastAsia="Calibri" w:hAnsi="Calibri"/>
+                <w:color w:val="4A5568"/>
+                <w:sz w:val="18"/>
+                <w:szCs w:val="18"/>
+              </w:rPr>
+              <w:t xml:space="preserve">Operational monitoring is outside the current PR/FAQ structure, which focuses on the customer-facing value narrative.</w:t>
+            </w:r>
+          </w:p>
+        </w:tc>
+        <w:tc>
+          <w:tcPr>
+            <w:tcW w:type="dxa" w:w="3460"/>
+            <w:tcBorders>
+              <w:top w:val="single" w:color="CBD5E0" w:sz="4"/>
+              <w:left w:val="single" w:color="CBD5E0" w:sz="4"/>
+              <w:bottom w:val="single" w:color="CBD5E0" w:sz="4"/>
+              <w:right w:val="single" w:color="CBD5E0" w:sz="4"/>
+            </w:tcBorders>
+            <w:vAlign w:val="top"/>
+          </w:tcPr>
+          <w:p>
+            <w:pPr>
+              <w:spacing w:after="60" w:before="60"/>
+            </w:pPr>
+            <w:r>
+              <w:rPr>
+                <w:rFonts w:ascii="Calibri" w:cs="Calibri" w:eastAsia="Calibri" w:hAnsi="Calibri"/>
+                <w:color w:val="4A5568"/>
+                <w:sz w:val="18"/>
+                <w:szCs w:val="18"/>
+              </w:rPr>
+              <w:t xml:space="preserve">Customer-visible failure scenarios, how failures are detected, and monitoring and escalation ownership are not currently captured. This information may be sourced through the skill or referenced from an existing delivery or engineering document.</w:t>
+            </w:r>
+          </w:p>
+        </w:tc>
+        <w:tc>
+          <w:tcPr>
+            <w:tcW w:type="dxa" w:w="4160"/>
+            <w:tcBorders>
+              <w:top w:val="single" w:color="CBD5E0" w:sz="4"/>
+              <w:left w:val="single" w:color="CBD5E0" w:sz="4"/>
+              <w:bottom w:val="single" w:color="CBD5E0" w:sz="4"/>
+              <w:right w:val="single" w:color="CBD5E0" w:sz="4"/>
+            </w:tcBorders>
+            <w:vAlign w:val="top"/>
+          </w:tcPr>
+          <w:p>
+            <w:pPr>
+              <w:spacing w:after="60" w:before="60"/>
             </w:pPr>
             <w:r>
               <w:rPr>
@@ -3054,18 +3437,19 @@
       <w:tr>
         <w:tc>
           <w:tcPr>
-            <w:tcW w:type="dxa" w:w="2100"/>
-            <w:tcBorders>
-              <w:top w:val="single" w:color="CBD5E0" w:sz="4"/>
-              <w:left w:val="single" w:color="CBD5E0" w:sz="4"/>
-              <w:bottom w:val="single" w:color="CBD5E0" w:sz="4"/>
-              <w:right w:val="single" w:color="CBD5E0" w:sz="4"/>
-            </w:tcBorders>
-            <w:vAlign w:val="top"/>
-          </w:tcPr>
-          <w:p>
-            <w:pPr>
-              <w:spacing w:after="60" w:before="60"/>
+            <w:tcW w:type="dxa" w:w="1700"/>
+            <w:tcBorders>
+              <w:top w:val="single" w:color="CBD5E0" w:sz="4"/>
+              <w:left w:val="single" w:color="CBD5E0" w:sz="4"/>
+              <w:bottom w:val="single" w:color="CBD5E0" w:sz="4"/>
+              <w:right w:val="single" w:color="CBD5E0" w:sz="4"/>
+            </w:tcBorders>
+            <w:shd w:fill="F7F8FA" w:val="clear"/>
+            <w:vAlign w:val="top"/>
+          </w:tcPr>
+          <w:p>
+            <w:pPr>
+              <w:spacing w:after="40" w:before="60"/>
             </w:pPr>
             <w:r>
               <w:rPr>
@@ -3079,10 +3463,26 @@
               <w:t xml:space="preserve">Error Handling</w:t>
             </w:r>
           </w:p>
-        </w:tc>
-        <w:tc>
-          <w:tcPr>
-            <w:tcW w:type="dxa" w:w="1300"/>
+          <w:p>
+            <w:pPr>
+              <w:spacing w:after="60" w:before="0"/>
+            </w:pPr>
+            <w:r>
+              <w:rPr>
+                <w:rFonts w:ascii="Calibri" w:cs="Calibri" w:eastAsia="Calibri" w:hAnsi="Calibri"/>
+                <w:i/>
+                <w:iCs/>
+                <w:color w:val="4A5568"/>
+                <w:sz w:val="16"/>
+                <w:szCs w:val="16"/>
+              </w:rPr>
+              <w:t xml:space="preserve">Scenario / Higher Tiers</w:t>
+            </w:r>
+          </w:p>
+        </w:tc>
+        <w:tc>
+          <w:tcPr>
+            <w:tcW w:type="dxa" w:w="1200"/>
             <w:tcBorders>
               <w:top w:val="single" w:color="CBD5E0" w:sz="4"/>
               <w:left w:val="single" w:color="CBD5E0" w:sz="4"/>
@@ -3112,79 +3512,79 @@
         </w:tc>
         <w:tc>
           <w:tcPr>
-            <w:tcW w:type="dxa" w:w="3000"/>
-            <w:tcBorders>
-              <w:top w:val="single" w:color="CBD5E0" w:sz="4"/>
-              <w:left w:val="single" w:color="CBD5E0" w:sz="4"/>
-              <w:bottom w:val="single" w:color="CBD5E0" w:sz="4"/>
-              <w:right w:val="single" w:color="CBD5E0" w:sz="4"/>
-            </w:tcBorders>
-            <w:vAlign w:val="top"/>
-          </w:tcPr>
-          <w:p>
-            <w:pPr>
-              <w:spacing w:after="40" w:before="60"/>
-            </w:pPr>
-            <w:r>
-              <w:rPr>
-                <w:rFonts w:ascii="Calibri" w:cs="Calibri" w:eastAsia="Calibri" w:hAnsi="Calibri"/>
-                <w:color w:val="4A5568"/>
-                <w:sz w:val="18"/>
-                <w:szCs w:val="18"/>
-              </w:rPr>
-              <w:t xml:space="preserve">Error states and recovery paths are not currently part of the PR/FAQ structure.</w:t>
-            </w:r>
-          </w:p>
-        </w:tc>
-        <w:tc>
-          <w:tcPr>
-            <w:tcW w:type="dxa" w:w="3500"/>
-            <w:tcBorders>
-              <w:top w:val="single" w:color="CBD5E0" w:sz="4"/>
-              <w:left w:val="single" w:color="CBD5E0" w:sz="4"/>
-              <w:bottom w:val="single" w:color="CBD5E0" w:sz="4"/>
-              <w:right w:val="single" w:color="CBD5E0" w:sz="4"/>
-            </w:tcBorders>
-            <w:vAlign w:val="top"/>
-          </w:tcPr>
-          <w:p>
-            <w:pPr>
-              <w:spacing w:after="40" w:before="60"/>
-            </w:pPr>
-            <w:r>
-              <w:rPr>
-                <w:rFonts w:ascii="Calibri" w:cs="Calibri" w:eastAsia="Calibri" w:hAnsi="Calibri"/>
-                <w:color w:val="4A5568"/>
-                <w:sz w:val="18"/>
-                <w:szCs w:val="18"/>
-              </w:rPr>
-              <w:t xml:space="preserve">The exact error message a user sees when the feature fails, whether the error is self-service or requires support, the recovery path if a workflow fails partway through, and the customer reporting path could be considered, particularly for complex or workflow-dependent features.</w:t>
-            </w:r>
-          </w:p>
-        </w:tc>
-        <w:tc>
-          <w:tcPr>
-            <w:tcW w:type="dxa" w:w="4500"/>
-            <w:tcBorders>
-              <w:top w:val="single" w:color="CBD5E0" w:sz="4"/>
-              <w:left w:val="single" w:color="CBD5E0" w:sz="4"/>
-              <w:bottom w:val="single" w:color="CBD5E0" w:sz="4"/>
-              <w:right w:val="single" w:color="CBD5E0" w:sz="4"/>
-            </w:tcBorders>
-            <w:vAlign w:val="top"/>
-          </w:tcPr>
-          <w:p>
-            <w:pPr>
-              <w:spacing w:after="40" w:before="60"/>
-            </w:pPr>
-            <w:r>
-              <w:rPr>
-                <w:rFonts w:ascii="Calibri" w:cs="Calibri" w:eastAsia="Calibri" w:hAnsi="Calibri"/>
-                <w:color w:val="4A5568"/>
-                <w:sz w:val="18"/>
-                <w:szCs w:val="18"/>
-              </w:rPr>
-              <w:t xml:space="preserve">Help content, support scripts, and CS onboarding materials are built from this detail. Clear error handling documentation also reduces inbound support volume post-launch.</w:t>
+            <w:tcW w:type="dxa" w:w="3160"/>
+            <w:tcBorders>
+              <w:top w:val="single" w:color="CBD5E0" w:sz="4"/>
+              <w:left w:val="single" w:color="CBD5E0" w:sz="4"/>
+              <w:bottom w:val="single" w:color="CBD5E0" w:sz="4"/>
+              <w:right w:val="single" w:color="CBD5E0" w:sz="4"/>
+            </w:tcBorders>
+            <w:vAlign w:val="top"/>
+          </w:tcPr>
+          <w:p>
+            <w:pPr>
+              <w:spacing w:after="60" w:before="60"/>
+            </w:pPr>
+            <w:r>
+              <w:rPr>
+                <w:rFonts w:ascii="Calibri" w:cs="Calibri" w:eastAsia="Calibri" w:hAnsi="Calibri"/>
+                <w:color w:val="4A5568"/>
+                <w:sz w:val="18"/>
+                <w:szCs w:val="18"/>
+              </w:rPr>
+              <w:t xml:space="preserve">Error states and recovery paths are not part of the current PR/FAQ structure.</w:t>
+            </w:r>
+          </w:p>
+        </w:tc>
+        <w:tc>
+          <w:tcPr>
+            <w:tcW w:type="dxa" w:w="3460"/>
+            <w:tcBorders>
+              <w:top w:val="single" w:color="CBD5E0" w:sz="4"/>
+              <w:left w:val="single" w:color="CBD5E0" w:sz="4"/>
+              <w:bottom w:val="single" w:color="CBD5E0" w:sz="4"/>
+              <w:right w:val="single" w:color="CBD5E0" w:sz="4"/>
+            </w:tcBorders>
+            <w:vAlign w:val="top"/>
+          </w:tcPr>
+          <w:p>
+            <w:pPr>
+              <w:spacing w:after="60" w:before="60"/>
+            </w:pPr>
+            <w:r>
+              <w:rPr>
+                <w:rFonts w:ascii="Calibri" w:cs="Calibri" w:eastAsia="Calibri" w:hAnsi="Calibri"/>
+                <w:color w:val="4A5568"/>
+                <w:sz w:val="18"/>
+                <w:szCs w:val="18"/>
+              </w:rPr>
+              <w:t xml:space="preserve">The error message a user sees when the feature fails, whether the error is self-service or requires support, the recovery path, and the customer reporting channel are not currently captured. This may be referenced from existing engineering documentation.</w:t>
+            </w:r>
+          </w:p>
+        </w:tc>
+        <w:tc>
+          <w:tcPr>
+            <w:tcW w:type="dxa" w:w="4160"/>
+            <w:tcBorders>
+              <w:top w:val="single" w:color="CBD5E0" w:sz="4"/>
+              <w:left w:val="single" w:color="CBD5E0" w:sz="4"/>
+              <w:bottom w:val="single" w:color="CBD5E0" w:sz="4"/>
+              <w:right w:val="single" w:color="CBD5E0" w:sz="4"/>
+            </w:tcBorders>
+            <w:vAlign w:val="top"/>
+          </w:tcPr>
+          <w:p>
+            <w:pPr>
+              <w:spacing w:after="60" w:before="60"/>
+            </w:pPr>
+            <w:r>
+              <w:rPr>
+                <w:rFonts w:ascii="Calibri" w:cs="Calibri" w:eastAsia="Calibri" w:hAnsi="Calibri"/>
+                <w:color w:val="4A5568"/>
+                <w:sz w:val="18"/>
+                <w:szCs w:val="18"/>
+              </w:rPr>
+              <w:t xml:space="preserve">Help content, support scripts, and CS onboarding materials are built from this detail. Clear error handling documentation reduces inbound support volume post-launch.</w:t>
             </w:r>
           </w:p>
         </w:tc>
@@ -3192,18 +3592,19 @@
       <w:tr>
         <w:tc>
           <w:tcPr>
-            <w:tcW w:type="dxa" w:w="2100"/>
-            <w:tcBorders>
-              <w:top w:val="single" w:color="CBD5E0" w:sz="4"/>
-              <w:left w:val="single" w:color="CBD5E0" w:sz="4"/>
-              <w:bottom w:val="single" w:color="CBD5E0" w:sz="4"/>
-              <w:right w:val="single" w:color="CBD5E0" w:sz="4"/>
-            </w:tcBorders>
-            <w:vAlign w:val="top"/>
-          </w:tcPr>
-          <w:p>
-            <w:pPr>
-              <w:spacing w:after="60" w:before="60"/>
+            <w:tcW w:type="dxa" w:w="1700"/>
+            <w:tcBorders>
+              <w:top w:val="single" w:color="CBD5E0" w:sz="4"/>
+              <w:left w:val="single" w:color="CBD5E0" w:sz="4"/>
+              <w:bottom w:val="single" w:color="CBD5E0" w:sz="4"/>
+              <w:right w:val="single" w:color="CBD5E0" w:sz="4"/>
+            </w:tcBorders>
+            <w:shd w:fill="F7F8FA" w:val="clear"/>
+            <w:vAlign w:val="top"/>
+          </w:tcPr>
+          <w:p>
+            <w:pPr>
+              <w:spacing w:after="40" w:before="60"/>
             </w:pPr>
             <w:r>
               <w:rPr>
@@ -3217,10 +3618,26 @@
               <w:t xml:space="preserve">Escalation Path</w:t>
             </w:r>
           </w:p>
-        </w:tc>
-        <w:tc>
-          <w:tcPr>
-            <w:tcW w:type="dxa" w:w="1300"/>
+          <w:p>
+            <w:pPr>
+              <w:spacing w:after="60" w:before="0"/>
+            </w:pPr>
+            <w:r>
+              <w:rPr>
+                <w:rFonts w:ascii="Calibri" w:cs="Calibri" w:eastAsia="Calibri" w:hAnsi="Calibri"/>
+                <w:i/>
+                <w:iCs/>
+                <w:color w:val="4A5568"/>
+                <w:sz w:val="16"/>
+                <w:szCs w:val="16"/>
+              </w:rPr>
+              <w:t xml:space="preserve">Scenario / Higher Tiers</w:t>
+            </w:r>
+          </w:p>
+        </w:tc>
+        <w:tc>
+          <w:tcPr>
+            <w:tcW w:type="dxa" w:w="1200"/>
             <w:tcBorders>
               <w:top w:val="single" w:color="CBD5E0" w:sz="4"/>
               <w:left w:val="single" w:color="CBD5E0" w:sz="4"/>
@@ -3250,18 +3667,18 @@
         </w:tc>
         <w:tc>
           <w:tcPr>
-            <w:tcW w:type="dxa" w:w="3000"/>
-            <w:tcBorders>
-              <w:top w:val="single" w:color="CBD5E0" w:sz="4"/>
-              <w:left w:val="single" w:color="CBD5E0" w:sz="4"/>
-              <w:bottom w:val="single" w:color="CBD5E0" w:sz="4"/>
-              <w:right w:val="single" w:color="CBD5E0" w:sz="4"/>
-            </w:tcBorders>
-            <w:vAlign w:val="top"/>
-          </w:tcPr>
-          <w:p>
-            <w:pPr>
-              <w:spacing w:after="40" w:before="60"/>
+            <w:tcW w:type="dxa" w:w="3160"/>
+            <w:tcBorders>
+              <w:top w:val="single" w:color="CBD5E0" w:sz="4"/>
+              <w:left w:val="single" w:color="CBD5E0" w:sz="4"/>
+              <w:bottom w:val="single" w:color="CBD5E0" w:sz="4"/>
+              <w:right w:val="single" w:color="CBD5E0" w:sz="4"/>
+            </w:tcBorders>
+            <w:vAlign w:val="top"/>
+          </w:tcPr>
+          <w:p>
+            <w:pPr>
+              <w:spacing w:after="60" w:before="60"/>
             </w:pPr>
             <w:r>
               <w:rPr>
@@ -3276,53 +3693,53 @@
         </w:tc>
         <w:tc>
           <w:tcPr>
-            <w:tcW w:type="dxa" w:w="3500"/>
-            <w:tcBorders>
-              <w:top w:val="single" w:color="CBD5E0" w:sz="4"/>
-              <w:left w:val="single" w:color="CBD5E0" w:sz="4"/>
-              <w:bottom w:val="single" w:color="CBD5E0" w:sz="4"/>
-              <w:right w:val="single" w:color="CBD5E0" w:sz="4"/>
-            </w:tcBorders>
-            <w:vAlign w:val="top"/>
-          </w:tcPr>
-          <w:p>
-            <w:pPr>
-              <w:spacing w:after="40" w:before="60"/>
-            </w:pPr>
-            <w:r>
-              <w:rPr>
-                <w:rFonts w:ascii="Calibri" w:cs="Calibri" w:eastAsia="Calibri" w:hAnsi="Calibri"/>
-                <w:color w:val="4A5568"/>
-                <w:sz w:val="18"/>
-                <w:szCs w:val="18"/>
-              </w:rPr>
-              <w:t xml:space="preserve">The customer issue reporting process, minimum information needed for a bug report, and the on-call contact for the launch period could be noted as optional inputs, especially for high-impact launches.</w:t>
-            </w:r>
-          </w:p>
-        </w:tc>
-        <w:tc>
-          <w:tcPr>
-            <w:tcW w:type="dxa" w:w="4500"/>
-            <w:tcBorders>
-              <w:top w:val="single" w:color="CBD5E0" w:sz="4"/>
-              <w:left w:val="single" w:color="CBD5E0" w:sz="4"/>
-              <w:bottom w:val="single" w:color="CBD5E0" w:sz="4"/>
-              <w:right w:val="single" w:color="CBD5E0" w:sz="4"/>
-            </w:tcBorders>
-            <w:vAlign w:val="top"/>
-          </w:tcPr>
-          <w:p>
-            <w:pPr>
-              <w:spacing w:after="40" w:before="60"/>
-            </w:pPr>
-            <w:r>
-              <w:rPr>
-                <w:rFonts w:ascii="Calibri" w:cs="Calibri" w:eastAsia="Calibri" w:hAnsi="Calibri"/>
-                <w:color w:val="4A5568"/>
-                <w:sz w:val="18"/>
-                <w:szCs w:val="18"/>
-              </w:rPr>
-              <w:t xml:space="preserve">CS playbooks and support team training depend on this information. Having it in the release note avoids a separate coordination step during launch week.</w:t>
+            <w:tcW w:type="dxa" w:w="3460"/>
+            <w:tcBorders>
+              <w:top w:val="single" w:color="CBD5E0" w:sz="4"/>
+              <w:left w:val="single" w:color="CBD5E0" w:sz="4"/>
+              <w:bottom w:val="single" w:color="CBD5E0" w:sz="4"/>
+              <w:right w:val="single" w:color="CBD5E0" w:sz="4"/>
+            </w:tcBorders>
+            <w:vAlign w:val="top"/>
+          </w:tcPr>
+          <w:p>
+            <w:pPr>
+              <w:spacing w:after="60" w:before="60"/>
+            </w:pPr>
+            <w:r>
+              <w:rPr>
+                <w:rFonts w:ascii="Calibri" w:cs="Calibri" w:eastAsia="Calibri" w:hAnsi="Calibri"/>
+                <w:color w:val="4A5568"/>
+                <w:sz w:val="18"/>
+                <w:szCs w:val="18"/>
+              </w:rPr>
+              <w:t xml:space="preserve">The customer issue reporting process, minimum information needed for a bug report, and the on-call contact for the launch period are not currently captured. A brief reference to an existing escalation runbook would address this.</w:t>
+            </w:r>
+          </w:p>
+        </w:tc>
+        <w:tc>
+          <w:tcPr>
+            <w:tcW w:type="dxa" w:w="4160"/>
+            <w:tcBorders>
+              <w:top w:val="single" w:color="CBD5E0" w:sz="4"/>
+              <w:left w:val="single" w:color="CBD5E0" w:sz="4"/>
+              <w:bottom w:val="single" w:color="CBD5E0" w:sz="4"/>
+              <w:right w:val="single" w:color="CBD5E0" w:sz="4"/>
+            </w:tcBorders>
+            <w:vAlign w:val="top"/>
+          </w:tcPr>
+          <w:p>
+            <w:pPr>
+              <w:spacing w:after="60" w:before="60"/>
+            </w:pPr>
+            <w:r>
+              <w:rPr>
+                <w:rFonts w:ascii="Calibri" w:cs="Calibri" w:eastAsia="Calibri" w:hAnsi="Calibri"/>
+                <w:color w:val="4A5568"/>
+                <w:sz w:val="18"/>
+                <w:szCs w:val="18"/>
+              </w:rPr>
+              <w:t xml:space="preserve">CS playbook preparation and support team training depend on this information. Having it available at handoff avoids a separate coordination step during launch week.</w:t>
             </w:r>
           </w:p>
         </w:tc>
@@ -3332,10 +3749,10 @@
           <w:tcPr>
             <w:gridSpan w:val="5"/>
             <w:tcBorders>
-              <w:top w:val="single" w:color="CBD5E0" w:sz="4"/>
-              <w:left w:val="single" w:color="CBD5E0" w:sz="4"/>
-              <w:bottom w:val="single" w:color="CBD5E0" w:sz="4"/>
-              <w:right w:val="single" w:color="CBD5E0" w:sz="4"/>
+              <w:top w:val="single" w:color="2E7D8C" w:sz="4"/>
+              <w:left w:val="single" w:color="2E7D8C" w:sz="4"/>
+              <w:bottom w:val="single" w:color="2E7D8C" w:sz="4"/>
+              <w:right w:val="single" w:color="2E7D8C" w:sz="4"/>
             </w:tcBorders>
             <w:shd w:fill="2E7D8C" w:val="clear"/>
           </w:tcPr>
@@ -3360,18 +3777,19 @@
       <w:tr>
         <w:tc>
           <w:tcPr>
-            <w:tcW w:type="dxa" w:w="2100"/>
-            <w:tcBorders>
-              <w:top w:val="single" w:color="CBD5E0" w:sz="4"/>
-              <w:left w:val="single" w:color="CBD5E0" w:sz="4"/>
-              <w:bottom w:val="single" w:color="CBD5E0" w:sz="4"/>
-              <w:right w:val="single" w:color="CBD5E0" w:sz="4"/>
-            </w:tcBorders>
-            <w:vAlign w:val="top"/>
-          </w:tcPr>
-          <w:p>
-            <w:pPr>
-              <w:spacing w:after="60" w:before="60"/>
+            <w:tcW w:type="dxa" w:w="1700"/>
+            <w:tcBorders>
+              <w:top w:val="single" w:color="CBD5E0" w:sz="4"/>
+              <w:left w:val="single" w:color="CBD5E0" w:sz="4"/>
+              <w:bottom w:val="single" w:color="CBD5E0" w:sz="4"/>
+              <w:right w:val="single" w:color="CBD5E0" w:sz="4"/>
+            </w:tcBorders>
+            <w:shd w:fill="F7F8FA" w:val="clear"/>
+            <w:vAlign w:val="top"/>
+          </w:tcPr>
+          <w:p>
+            <w:pPr>
+              <w:spacing w:after="40" w:before="60"/>
             </w:pPr>
             <w:r>
               <w:rPr>
@@ -3385,10 +3803,26 @@
               <w:t xml:space="preserve">Visual Assets</w:t>
             </w:r>
           </w:p>
-        </w:tc>
-        <w:tc>
-          <w:tcPr>
-            <w:tcW w:type="dxa" w:w="1300"/>
+          <w:p>
+            <w:pPr>
+              <w:spacing w:after="60" w:before="0"/>
+            </w:pPr>
+            <w:r>
+              <w:rPr>
+                <w:rFonts w:ascii="Calibri" w:cs="Calibri" w:eastAsia="Calibri" w:hAnsi="Calibri"/>
+                <w:i/>
+                <w:iCs/>
+                <w:color w:val="276749"/>
+                <w:sz w:val="16"/>
+                <w:szCs w:val="16"/>
+              </w:rPr>
+              <w:t xml:space="preserve">Core</w:t>
+            </w:r>
+          </w:p>
+        </w:tc>
+        <w:tc>
+          <w:tcPr>
+            <w:tcW w:type="dxa" w:w="1200"/>
             <w:tcBorders>
               <w:top w:val="single" w:color="CBD5E0" w:sz="4"/>
               <w:left w:val="single" w:color="CBD5E0" w:sz="4"/>
@@ -3418,79 +3852,79 @@
         </w:tc>
         <w:tc>
           <w:tcPr>
-            <w:tcW w:type="dxa" w:w="3000"/>
-            <w:tcBorders>
-              <w:top w:val="single" w:color="CBD5E0" w:sz="4"/>
-              <w:left w:val="single" w:color="CBD5E0" w:sz="4"/>
-              <w:bottom w:val="single" w:color="CBD5E0" w:sz="4"/>
-              <w:right w:val="single" w:color="CBD5E0" w:sz="4"/>
-            </w:tcBorders>
-            <w:vAlign w:val="top"/>
-          </w:tcPr>
-          <w:p>
-            <w:pPr>
-              <w:spacing w:after="40" w:before="60"/>
-            </w:pPr>
-            <w:r>
-              <w:rPr>
-                <w:rFonts w:ascii="Calibri" w:cs="Calibri" w:eastAsia="Calibri" w:hAnsi="Calibri"/>
-                <w:color w:val="4A5568"/>
-                <w:sz w:val="18"/>
-                <w:szCs w:val="18"/>
-              </w:rPr>
-              <w:t xml:space="preserve">The current skill produces a text-based PR/FAQ document. Visual assets — screenshots, recordings, demo access — are not part of the current template.</w:t>
-            </w:r>
-          </w:p>
-        </w:tc>
-        <w:tc>
-          <w:tcPr>
-            <w:tcW w:type="dxa" w:w="3500"/>
-            <w:tcBorders>
-              <w:top w:val="single" w:color="CBD5E0" w:sz="4"/>
-              <w:left w:val="single" w:color="CBD5E0" w:sz="4"/>
-              <w:bottom w:val="single" w:color="CBD5E0" w:sz="4"/>
-              <w:right w:val="single" w:color="CBD5E0" w:sz="4"/>
-            </w:tcBorders>
-            <w:vAlign w:val="top"/>
-          </w:tcPr>
-          <w:p>
-            <w:pPr>
-              <w:spacing w:after="40" w:before="60"/>
-            </w:pPr>
-            <w:r>
-              <w:rPr>
-                <w:rFonts w:ascii="Calibri" w:cs="Calibri" w:eastAsia="Calibri" w:hAnsi="Calibri"/>
-                <w:color w:val="4A5568"/>
-                <w:sz w:val="18"/>
-                <w:szCs w:val="18"/>
-              </w:rPr>
-              <w:t xml:space="preserve">A brief section noting whether production screenshots or demo environment access is available, whether a walkthrough recording (Loom is sufficient) exists, and which UI areas are embargoed or not yet final could be considered.</w:t>
-            </w:r>
-          </w:p>
-        </w:tc>
-        <w:tc>
-          <w:tcPr>
-            <w:tcW w:type="dxa" w:w="4500"/>
-            <w:tcBorders>
-              <w:top w:val="single" w:color="CBD5E0" w:sz="4"/>
-              <w:left w:val="single" w:color="CBD5E0" w:sz="4"/>
-              <w:bottom w:val="single" w:color="CBD5E0" w:sz="4"/>
-              <w:right w:val="single" w:color="CBD5E0" w:sz="4"/>
-            </w:tcBorders>
-            <w:vAlign w:val="top"/>
-          </w:tcPr>
-          <w:p>
-            <w:pPr>
-              <w:spacing w:after="40" w:before="60"/>
-            </w:pPr>
-            <w:r>
-              <w:rPr>
-                <w:rFonts w:ascii="Calibri" w:cs="Calibri" w:eastAsia="Calibri" w:hAnsi="Calibri"/>
-                <w:color w:val="4A5568"/>
-                <w:sz w:val="18"/>
-                <w:szCs w:val="18"/>
-              </w:rPr>
-              <w:t xml:space="preserve">Blog posts, release notes, website updates, and sales collateral all require visual assets. Knowing their availability at handoff time helps PMM plan asset production timelines more accurately.</w:t>
+            <w:tcW w:type="dxa" w:w="3160"/>
+            <w:tcBorders>
+              <w:top w:val="single" w:color="CBD5E0" w:sz="4"/>
+              <w:left w:val="single" w:color="CBD5E0" w:sz="4"/>
+              <w:bottom w:val="single" w:color="CBD5E0" w:sz="4"/>
+              <w:right w:val="single" w:color="CBD5E0" w:sz="4"/>
+            </w:tcBorders>
+            <w:vAlign w:val="top"/>
+          </w:tcPr>
+          <w:p>
+            <w:pPr>
+              <w:spacing w:after="60" w:before="60"/>
+            </w:pPr>
+            <w:r>
+              <w:rPr>
+                <w:rFonts w:ascii="Calibri" w:cs="Calibri" w:eastAsia="Calibri" w:hAnsi="Calibri"/>
+                <w:color w:val="4A5568"/>
+                <w:sz w:val="18"/>
+                <w:szCs w:val="18"/>
+              </w:rPr>
+              <w:t xml:space="preserve">The skill produces a text-based PR/FAQ. Visual assets — screenshots, recordings, demo access — are not part of the current template.</w:t>
+            </w:r>
+          </w:p>
+        </w:tc>
+        <w:tc>
+          <w:tcPr>
+            <w:tcW w:type="dxa" w:w="3460"/>
+            <w:tcBorders>
+              <w:top w:val="single" w:color="CBD5E0" w:sz="4"/>
+              <w:left w:val="single" w:color="CBD5E0" w:sz="4"/>
+              <w:bottom w:val="single" w:color="CBD5E0" w:sz="4"/>
+              <w:right w:val="single" w:color="CBD5E0" w:sz="4"/>
+            </w:tcBorders>
+            <w:vAlign w:val="top"/>
+          </w:tcPr>
+          <w:p>
+            <w:pPr>
+              <w:spacing w:after="60" w:before="60"/>
+            </w:pPr>
+            <w:r>
+              <w:rPr>
+                <w:rFonts w:ascii="Calibri" w:cs="Calibri" w:eastAsia="Calibri" w:hAnsi="Calibri"/>
+                <w:color w:val="4A5568"/>
+                <w:sz w:val="18"/>
+                <w:szCs w:val="18"/>
+              </w:rPr>
+              <w:t xml:space="preserve">Whether production screenshots or demo environment access is available, whether a walkthrough recording exists, and which UI areas are embargoed are not currently captured. A brief status note or link to existing assets would be sufficient.</w:t>
+            </w:r>
+          </w:p>
+        </w:tc>
+        <w:tc>
+          <w:tcPr>
+            <w:tcW w:type="dxa" w:w="4160"/>
+            <w:tcBorders>
+              <w:top w:val="single" w:color="CBD5E0" w:sz="4"/>
+              <w:left w:val="single" w:color="CBD5E0" w:sz="4"/>
+              <w:bottom w:val="single" w:color="CBD5E0" w:sz="4"/>
+              <w:right w:val="single" w:color="CBD5E0" w:sz="4"/>
+            </w:tcBorders>
+            <w:vAlign w:val="top"/>
+          </w:tcPr>
+          <w:p>
+            <w:pPr>
+              <w:spacing w:after="60" w:before="60"/>
+            </w:pPr>
+            <w:r>
+              <w:rPr>
+                <w:rFonts w:ascii="Calibri" w:cs="Calibri" w:eastAsia="Calibri" w:hAnsi="Calibri"/>
+                <w:color w:val="4A5568"/>
+                <w:sz w:val="18"/>
+                <w:szCs w:val="18"/>
+              </w:rPr>
+              <w:t xml:space="preserve">Blog posts, release notes, website updates, and sales collateral all require visual assets. Knowing their availability at handoff helps PMM plan asset production timelines accurately.</w:t>
             </w:r>
           </w:p>
         </w:tc>
@@ -3498,18 +3932,19 @@
       <w:tr>
         <w:tc>
           <w:tcPr>
-            <w:tcW w:type="dxa" w:w="2100"/>
-            <w:tcBorders>
-              <w:top w:val="single" w:color="CBD5E0" w:sz="4"/>
-              <w:left w:val="single" w:color="CBD5E0" w:sz="4"/>
-              <w:bottom w:val="single" w:color="CBD5E0" w:sz="4"/>
-              <w:right w:val="single" w:color="CBD5E0" w:sz="4"/>
-            </w:tcBorders>
-            <w:vAlign w:val="top"/>
-          </w:tcPr>
-          <w:p>
-            <w:pPr>
-              <w:spacing w:after="60" w:before="60"/>
+            <w:tcW w:type="dxa" w:w="1700"/>
+            <w:tcBorders>
+              <w:top w:val="single" w:color="CBD5E0" w:sz="4"/>
+              <w:left w:val="single" w:color="CBD5E0" w:sz="4"/>
+              <w:bottom w:val="single" w:color="CBD5E0" w:sz="4"/>
+              <w:right w:val="single" w:color="CBD5E0" w:sz="4"/>
+            </w:tcBorders>
+            <w:shd w:fill="F7F8FA" w:val="clear"/>
+            <w:vAlign w:val="top"/>
+          </w:tcPr>
+          <w:p>
+            <w:pPr>
+              <w:spacing w:after="40" w:before="60"/>
             </w:pPr>
             <w:r>
               <w:rPr>
@@ -3523,10 +3958,26 @@
               <w:t xml:space="preserve">Demo Environment</w:t>
             </w:r>
           </w:p>
-        </w:tc>
-        <w:tc>
-          <w:tcPr>
-            <w:tcW w:type="dxa" w:w="1300"/>
+          <w:p>
+            <w:pPr>
+              <w:spacing w:after="60" w:before="0"/>
+            </w:pPr>
+            <w:r>
+              <w:rPr>
+                <w:rFonts w:ascii="Calibri" w:cs="Calibri" w:eastAsia="Calibri" w:hAnsi="Calibri"/>
+                <w:i/>
+                <w:iCs/>
+                <w:color w:val="4A5568"/>
+                <w:sz w:val="16"/>
+                <w:szCs w:val="16"/>
+              </w:rPr>
+              <w:t xml:space="preserve">Scenario / Higher Tiers</w:t>
+            </w:r>
+          </w:p>
+        </w:tc>
+        <w:tc>
+          <w:tcPr>
+            <w:tcW w:type="dxa" w:w="1200"/>
             <w:tcBorders>
               <w:top w:val="single" w:color="CBD5E0" w:sz="4"/>
               <w:left w:val="single" w:color="CBD5E0" w:sz="4"/>
@@ -3556,70 +4007,70 @@
         </w:tc>
         <w:tc>
           <w:tcPr>
-            <w:tcW w:type="dxa" w:w="3000"/>
-            <w:tcBorders>
-              <w:top w:val="single" w:color="CBD5E0" w:sz="4"/>
-              <w:left w:val="single" w:color="CBD5E0" w:sz="4"/>
-              <w:bottom w:val="single" w:color="CBD5E0" w:sz="4"/>
-              <w:right w:val="single" w:color="CBD5E0" w:sz="4"/>
-            </w:tcBorders>
-            <w:vAlign w:val="top"/>
-          </w:tcPr>
-          <w:p>
-            <w:pPr>
-              <w:spacing w:after="40" w:before="60"/>
-            </w:pPr>
-            <w:r>
-              <w:rPr>
-                <w:rFonts w:ascii="Calibri" w:cs="Calibri" w:eastAsia="Calibri" w:hAnsi="Calibri"/>
-                <w:color w:val="4A5568"/>
-                <w:sz w:val="18"/>
-                <w:szCs w:val="18"/>
-              </w:rPr>
-              <w:t xml:space="preserve">Demo environment availability is not currently a structured input in the skill.</w:t>
-            </w:r>
-          </w:p>
-        </w:tc>
-        <w:tc>
-          <w:tcPr>
-            <w:tcW w:type="dxa" w:w="3500"/>
-            <w:tcBorders>
-              <w:top w:val="single" w:color="CBD5E0" w:sz="4"/>
-              <w:left w:val="single" w:color="CBD5E0" w:sz="4"/>
-              <w:bottom w:val="single" w:color="CBD5E0" w:sz="4"/>
-              <w:right w:val="single" w:color="CBD5E0" w:sz="4"/>
-            </w:tcBorders>
-            <w:vAlign w:val="top"/>
-          </w:tcPr>
-          <w:p>
-            <w:pPr>
-              <w:spacing w:after="40" w:before="60"/>
-            </w:pPr>
-            <w:r>
-              <w:rPr>
-                <w:rFonts w:ascii="Calibri" w:cs="Calibri" w:eastAsia="Calibri" w:hAnsi="Calibri"/>
-                <w:color w:val="4A5568"/>
-                <w:sz w:val="18"/>
-                <w:szCs w:val="18"/>
-              </w:rPr>
-              <w:t xml:space="preserve">Whether a sandbox or demo environment exists, data or configuration steps needed to demo the feature, and how Sales Engineering requests access could be noted as optional fields.</w:t>
-            </w:r>
-          </w:p>
-        </w:tc>
-        <w:tc>
-          <w:tcPr>
-            <w:tcW w:type="dxa" w:w="4500"/>
-            <w:tcBorders>
-              <w:top w:val="single" w:color="CBD5E0" w:sz="4"/>
-              <w:left w:val="single" w:color="CBD5E0" w:sz="4"/>
-              <w:bottom w:val="single" w:color="CBD5E0" w:sz="4"/>
-              <w:right w:val="single" w:color="CBD5E0" w:sz="4"/>
-            </w:tcBorders>
-            <w:vAlign w:val="top"/>
-          </w:tcPr>
-          <w:p>
-            <w:pPr>
-              <w:spacing w:after="40" w:before="60"/>
+            <w:tcW w:type="dxa" w:w="3160"/>
+            <w:tcBorders>
+              <w:top w:val="single" w:color="CBD5E0" w:sz="4"/>
+              <w:left w:val="single" w:color="CBD5E0" w:sz="4"/>
+              <w:bottom w:val="single" w:color="CBD5E0" w:sz="4"/>
+              <w:right w:val="single" w:color="CBD5E0" w:sz="4"/>
+            </w:tcBorders>
+            <w:vAlign w:val="top"/>
+          </w:tcPr>
+          <w:p>
+            <w:pPr>
+              <w:spacing w:after="60" w:before="60"/>
+            </w:pPr>
+            <w:r>
+              <w:rPr>
+                <w:rFonts w:ascii="Calibri" w:cs="Calibri" w:eastAsia="Calibri" w:hAnsi="Calibri"/>
+                <w:color w:val="4A5568"/>
+                <w:sz w:val="18"/>
+                <w:szCs w:val="18"/>
+              </w:rPr>
+              <w:t xml:space="preserve">Demo environment availability is not a structured input in the current skill.</w:t>
+            </w:r>
+          </w:p>
+        </w:tc>
+        <w:tc>
+          <w:tcPr>
+            <w:tcW w:type="dxa" w:w="3460"/>
+            <w:tcBorders>
+              <w:top w:val="single" w:color="CBD5E0" w:sz="4"/>
+              <w:left w:val="single" w:color="CBD5E0" w:sz="4"/>
+              <w:bottom w:val="single" w:color="CBD5E0" w:sz="4"/>
+              <w:right w:val="single" w:color="CBD5E0" w:sz="4"/>
+            </w:tcBorders>
+            <w:vAlign w:val="top"/>
+          </w:tcPr>
+          <w:p>
+            <w:pPr>
+              <w:spacing w:after="60" w:before="60"/>
+            </w:pPr>
+            <w:r>
+              <w:rPr>
+                <w:rFonts w:ascii="Calibri" w:cs="Calibri" w:eastAsia="Calibri" w:hAnsi="Calibri"/>
+                <w:color w:val="4A5568"/>
+                <w:sz w:val="18"/>
+                <w:szCs w:val="18"/>
+              </w:rPr>
+              <w:t xml:space="preserve">Whether a sandbox or demo environment exists, what configuration is needed to demo the feature, and how Sales Engineering requests access are not currently captured. A pointer to existing SE documentation would address this.</w:t>
+            </w:r>
+          </w:p>
+        </w:tc>
+        <w:tc>
+          <w:tcPr>
+            <w:tcW w:type="dxa" w:w="4160"/>
+            <w:tcBorders>
+              <w:top w:val="single" w:color="CBD5E0" w:sz="4"/>
+              <w:left w:val="single" w:color="CBD5E0" w:sz="4"/>
+              <w:bottom w:val="single" w:color="CBD5E0" w:sz="4"/>
+              <w:right w:val="single" w:color="CBD5E0" w:sz="4"/>
+            </w:tcBorders>
+            <w:vAlign w:val="top"/>
+          </w:tcPr>
+          <w:p>
+            <w:pPr>
+              <w:spacing w:after="60" w:before="60"/>
             </w:pPr>
             <w:r>
               <w:rPr>
@@ -3636,18 +4087,19 @@
       <w:tr>
         <w:tc>
           <w:tcPr>
-            <w:tcW w:type="dxa" w:w="2100"/>
-            <w:tcBorders>
-              <w:top w:val="single" w:color="CBD5E0" w:sz="4"/>
-              <w:left w:val="single" w:color="CBD5E0" w:sz="4"/>
-              <w:bottom w:val="single" w:color="CBD5E0" w:sz="4"/>
-              <w:right w:val="single" w:color="CBD5E0" w:sz="4"/>
-            </w:tcBorders>
-            <w:vAlign w:val="top"/>
-          </w:tcPr>
-          <w:p>
-            <w:pPr>
-              <w:spacing w:after="60" w:before="60"/>
+            <w:tcW w:type="dxa" w:w="1700"/>
+            <w:tcBorders>
+              <w:top w:val="single" w:color="CBD5E0" w:sz="4"/>
+              <w:left w:val="single" w:color="CBD5E0" w:sz="4"/>
+              <w:bottom w:val="single" w:color="CBD5E0" w:sz="4"/>
+              <w:right w:val="single" w:color="CBD5E0" w:sz="4"/>
+            </w:tcBorders>
+            <w:shd w:fill="F7F8FA" w:val="clear"/>
+            <w:vAlign w:val="top"/>
+          </w:tcPr>
+          <w:p>
+            <w:pPr>
+              <w:spacing w:after="40" w:before="60"/>
             </w:pPr>
             <w:r>
               <w:rPr>
@@ -3661,10 +4113,26 @@
               <w:t xml:space="preserve">Help Documentation</w:t>
             </w:r>
           </w:p>
-        </w:tc>
-        <w:tc>
-          <w:tcPr>
-            <w:tcW w:type="dxa" w:w="1300"/>
+          <w:p>
+            <w:pPr>
+              <w:spacing w:after="60" w:before="0"/>
+            </w:pPr>
+            <w:r>
+              <w:rPr>
+                <w:rFonts w:ascii="Calibri" w:cs="Calibri" w:eastAsia="Calibri" w:hAnsi="Calibri"/>
+                <w:i/>
+                <w:iCs/>
+                <w:color w:val="276749"/>
+                <w:sz w:val="16"/>
+                <w:szCs w:val="16"/>
+              </w:rPr>
+              <w:t xml:space="preserve">Core</w:t>
+            </w:r>
+          </w:p>
+        </w:tc>
+        <w:tc>
+          <w:tcPr>
+            <w:tcW w:type="dxa" w:w="1200"/>
             <w:tcBorders>
               <w:top w:val="single" w:color="CBD5E0" w:sz="4"/>
               <w:left w:val="single" w:color="CBD5E0" w:sz="4"/>
@@ -3694,79 +4162,79 @@
         </w:tc>
         <w:tc>
           <w:tcPr>
-            <w:tcW w:type="dxa" w:w="3000"/>
-            <w:tcBorders>
-              <w:top w:val="single" w:color="CBD5E0" w:sz="4"/>
-              <w:left w:val="single" w:color="CBD5E0" w:sz="4"/>
-              <w:bottom w:val="single" w:color="CBD5E0" w:sz="4"/>
-              <w:right w:val="single" w:color="CBD5E0" w:sz="4"/>
-            </w:tcBorders>
-            <w:vAlign w:val="top"/>
-          </w:tcPr>
-          <w:p>
-            <w:pPr>
-              <w:spacing w:after="40" w:before="60"/>
-            </w:pPr>
-            <w:r>
-              <w:rPr>
-                <w:rFonts w:ascii="Calibri" w:cs="Calibri" w:eastAsia="Calibri" w:hAnsi="Calibri"/>
-                <w:color w:val="4A5568"/>
-                <w:sz w:val="18"/>
-                <w:szCs w:val="18"/>
-              </w:rPr>
-              <w:t xml:space="preserve">Help article or documentation status is not a structured input in the current skill, though it may be referenced in FAQ answers when relevant.</w:t>
-            </w:r>
-          </w:p>
-        </w:tc>
-        <w:tc>
-          <w:tcPr>
-            <w:tcW w:type="dxa" w:w="3500"/>
-            <w:tcBorders>
-              <w:top w:val="single" w:color="CBD5E0" w:sz="4"/>
-              <w:left w:val="single" w:color="CBD5E0" w:sz="4"/>
-              <w:bottom w:val="single" w:color="CBD5E0" w:sz="4"/>
-              <w:right w:val="single" w:color="CBD5E0" w:sz="4"/>
-            </w:tcBorders>
-            <w:vAlign w:val="top"/>
-          </w:tcPr>
-          <w:p>
-            <w:pPr>
-              <w:spacing w:after="40" w:before="60"/>
-            </w:pPr>
-            <w:r>
-              <w:rPr>
-                <w:rFonts w:ascii="Calibri" w:cs="Calibri" w:eastAsia="Calibri" w:hAnsi="Calibri"/>
-                <w:color w:val="4A5568"/>
-                <w:sz w:val="18"/>
-                <w:szCs w:val="18"/>
-              </w:rPr>
-              <w:t xml:space="preserve">Whether a help article or setup guide is published at launch — or the target publication date — and confirmation that it covers the end-to-end workflow, limitations, and troubleshooting, could be considered as a simple structured addition.</w:t>
-            </w:r>
-          </w:p>
-        </w:tc>
-        <w:tc>
-          <w:tcPr>
-            <w:tcW w:type="dxa" w:w="4500"/>
-            <w:tcBorders>
-              <w:top w:val="single" w:color="CBD5E0" w:sz="4"/>
-              <w:left w:val="single" w:color="CBD5E0" w:sz="4"/>
-              <w:bottom w:val="single" w:color="CBD5E0" w:sz="4"/>
-              <w:right w:val="single" w:color="CBD5E0" w:sz="4"/>
-            </w:tcBorders>
-            <w:vAlign w:val="top"/>
-          </w:tcPr>
-          <w:p>
-            <w:pPr>
-              <w:spacing w:after="40" w:before="60"/>
-            </w:pPr>
-            <w:r>
-              <w:rPr>
-                <w:rFonts w:ascii="Calibri" w:cs="Calibri" w:eastAsia="Calibri" w:hAnsi="Calibri"/>
-                <w:color w:val="4A5568"/>
-                <w:sz w:val="18"/>
-                <w:szCs w:val="18"/>
-              </w:rPr>
-              <w:t xml:space="preserve">Release emails that link to published help content, onboarding guides, and CS communications all depend on knowing when documentation will be available. This is one of the most frequently requested inputs from PMM at launch time.</w:t>
+            <w:tcW w:type="dxa" w:w="3160"/>
+            <w:tcBorders>
+              <w:top w:val="single" w:color="CBD5E0" w:sz="4"/>
+              <w:left w:val="single" w:color="CBD5E0" w:sz="4"/>
+              <w:bottom w:val="single" w:color="CBD5E0" w:sz="4"/>
+              <w:right w:val="single" w:color="CBD5E0" w:sz="4"/>
+            </w:tcBorders>
+            <w:vAlign w:val="top"/>
+          </w:tcPr>
+          <w:p>
+            <w:pPr>
+              <w:spacing w:after="60" w:before="60"/>
+            </w:pPr>
+            <w:r>
+              <w:rPr>
+                <w:rFonts w:ascii="Calibri" w:cs="Calibri" w:eastAsia="Calibri" w:hAnsi="Calibri"/>
+                <w:color w:val="4A5568"/>
+                <w:sz w:val="18"/>
+                <w:szCs w:val="18"/>
+              </w:rPr>
+              <w:t xml:space="preserve">Help article or documentation status is not a structured input, though it may be referenced in FAQ answers when relevant.</w:t>
+            </w:r>
+          </w:p>
+        </w:tc>
+        <w:tc>
+          <w:tcPr>
+            <w:tcW w:type="dxa" w:w="3460"/>
+            <w:tcBorders>
+              <w:top w:val="single" w:color="CBD5E0" w:sz="4"/>
+              <w:left w:val="single" w:color="CBD5E0" w:sz="4"/>
+              <w:bottom w:val="single" w:color="CBD5E0" w:sz="4"/>
+              <w:right w:val="single" w:color="CBD5E0" w:sz="4"/>
+            </w:tcBorders>
+            <w:vAlign w:val="top"/>
+          </w:tcPr>
+          <w:p>
+            <w:pPr>
+              <w:spacing w:after="60" w:before="60"/>
+            </w:pPr>
+            <w:r>
+              <w:rPr>
+                <w:rFonts w:ascii="Calibri" w:cs="Calibri" w:eastAsia="Calibri" w:hAnsi="Calibri"/>
+                <w:color w:val="4A5568"/>
+                <w:sz w:val="18"/>
+                <w:szCs w:val="18"/>
+              </w:rPr>
+              <w:t xml:space="preserve">Whether a help article is published at launch — or the target publication date — and confirmation of its coverage of the end-to-end workflow are not currently captured. A single-line status note would suffice.</w:t>
+            </w:r>
+          </w:p>
+        </w:tc>
+        <w:tc>
+          <w:tcPr>
+            <w:tcW w:type="dxa" w:w="4160"/>
+            <w:tcBorders>
+              <w:top w:val="single" w:color="CBD5E0" w:sz="4"/>
+              <w:left w:val="single" w:color="CBD5E0" w:sz="4"/>
+              <w:bottom w:val="single" w:color="CBD5E0" w:sz="4"/>
+              <w:right w:val="single" w:color="CBD5E0" w:sz="4"/>
+            </w:tcBorders>
+            <w:vAlign w:val="top"/>
+          </w:tcPr>
+          <w:p>
+            <w:pPr>
+              <w:spacing w:after="60" w:before="60"/>
+            </w:pPr>
+            <w:r>
+              <w:rPr>
+                <w:rFonts w:ascii="Calibri" w:cs="Calibri" w:eastAsia="Calibri" w:hAnsi="Calibri"/>
+                <w:color w:val="4A5568"/>
+                <w:sz w:val="18"/>
+                <w:szCs w:val="18"/>
+              </w:rPr>
+              <w:t xml:space="preserve">Release emails, onboarding guides, and CS communications depend on knowing when documentation will be available. This is one of the most consistently requested inputs from PMM at launch time.</w:t>
             </w:r>
           </w:p>
         </w:tc>
@@ -3774,18 +4242,19 @@
       <w:tr>
         <w:tc>
           <w:tcPr>
-            <w:tcW w:type="dxa" w:w="2100"/>
-            <w:tcBorders>
-              <w:top w:val="single" w:color="CBD5E0" w:sz="4"/>
-              <w:left w:val="single" w:color="CBD5E0" w:sz="4"/>
-              <w:bottom w:val="single" w:color="CBD5E0" w:sz="4"/>
-              <w:right w:val="single" w:color="CBD5E0" w:sz="4"/>
-            </w:tcBorders>
-            <w:vAlign w:val="top"/>
-          </w:tcPr>
-          <w:p>
-            <w:pPr>
-              <w:spacing w:after="60" w:before="60"/>
+            <w:tcW w:type="dxa" w:w="1700"/>
+            <w:tcBorders>
+              <w:top w:val="single" w:color="CBD5E0" w:sz="4"/>
+              <w:left w:val="single" w:color="CBD5E0" w:sz="4"/>
+              <w:bottom w:val="single" w:color="CBD5E0" w:sz="4"/>
+              <w:right w:val="single" w:color="CBD5E0" w:sz="4"/>
+            </w:tcBorders>
+            <w:shd w:fill="F7F8FA" w:val="clear"/>
+            <w:vAlign w:val="top"/>
+          </w:tcPr>
+          <w:p>
+            <w:pPr>
+              <w:spacing w:after="40" w:before="60"/>
             </w:pPr>
             <w:r>
               <w:rPr>
@@ -3799,10 +4268,26 @@
               <w:t xml:space="preserve">Migration &amp; Deprecation</w:t>
             </w:r>
           </w:p>
-        </w:tc>
-        <w:tc>
-          <w:tcPr>
-            <w:tcW w:type="dxa" w:w="1300"/>
+          <w:p>
+            <w:pPr>
+              <w:spacing w:after="60" w:before="0"/>
+            </w:pPr>
+            <w:r>
+              <w:rPr>
+                <w:rFonts w:ascii="Calibri" w:cs="Calibri" w:eastAsia="Calibri" w:hAnsi="Calibri"/>
+                <w:i/>
+                <w:iCs/>
+                <w:color w:val="4A5568"/>
+                <w:sz w:val="16"/>
+                <w:szCs w:val="16"/>
+              </w:rPr>
+              <w:t xml:space="preserve">Scenario / Higher Tiers</w:t>
+            </w:r>
+          </w:p>
+        </w:tc>
+        <w:tc>
+          <w:tcPr>
+            <w:tcW w:type="dxa" w:w="1200"/>
             <w:tcBorders>
               <w:top w:val="single" w:color="CBD5E0" w:sz="4"/>
               <w:left w:val="single" w:color="CBD5E0" w:sz="4"/>
@@ -3832,79 +4317,79 @@
         </w:tc>
         <w:tc>
           <w:tcPr>
-            <w:tcW w:type="dxa" w:w="3000"/>
-            <w:tcBorders>
-              <w:top w:val="single" w:color="CBD5E0" w:sz="4"/>
-              <w:left w:val="single" w:color="CBD5E0" w:sz="4"/>
-              <w:bottom w:val="single" w:color="CBD5E0" w:sz="4"/>
-              <w:right w:val="single" w:color="CBD5E0" w:sz="4"/>
-            </w:tcBorders>
-            <w:vAlign w:val="top"/>
-          </w:tcPr>
-          <w:p>
-            <w:pPr>
-              <w:spacing w:after="40" w:before="60"/>
-            </w:pPr>
-            <w:r>
-              <w:rPr>
-                <w:rFonts w:ascii="Calibri" w:cs="Calibri" w:eastAsia="Calibri" w:hAnsi="Calibri"/>
-                <w:color w:val="4A5568"/>
-                <w:sz w:val="18"/>
-                <w:szCs w:val="18"/>
-              </w:rPr>
-              <w:t xml:space="preserve">Migration or deprecation context is not a current structured input, though the internal FAQ "what we are not doing" may touch on replacement of existing functionality.</w:t>
-            </w:r>
-          </w:p>
-        </w:tc>
-        <w:tc>
-          <w:tcPr>
-            <w:tcW w:type="dxa" w:w="3500"/>
-            <w:tcBorders>
-              <w:top w:val="single" w:color="CBD5E0" w:sz="4"/>
-              <w:left w:val="single" w:color="CBD5E0" w:sz="4"/>
-              <w:bottom w:val="single" w:color="CBD5E0" w:sz="4"/>
-              <w:right w:val="single" w:color="CBD5E0" w:sz="4"/>
-            </w:tcBorders>
-            <w:vAlign w:val="top"/>
-          </w:tcPr>
-          <w:p>
-            <w:pPr>
-              <w:spacing w:after="40" w:before="60"/>
-            </w:pPr>
-            <w:r>
-              <w:rPr>
-                <w:rFonts w:ascii="Calibri" w:cs="Calibri" w:eastAsia="Calibri" w:hAnsi="Calibri"/>
-                <w:color w:val="4A5568"/>
-                <w:sz w:val="18"/>
-                <w:szCs w:val="18"/>
-              </w:rPr>
-              <w:t xml:space="preserve">When applicable: which existing feature or workflow this replaces, the action customers need to take to migrate and the deadline, and how customers will be notified (channel, timeline, sender) could be considered.</w:t>
-            </w:r>
-          </w:p>
-        </w:tc>
-        <w:tc>
-          <w:tcPr>
-            <w:tcW w:type="dxa" w:w="4500"/>
-            <w:tcBorders>
-              <w:top w:val="single" w:color="CBD5E0" w:sz="4"/>
-              <w:left w:val="single" w:color="CBD5E0" w:sz="4"/>
-              <w:bottom w:val="single" w:color="CBD5E0" w:sz="4"/>
-              <w:right w:val="single" w:color="CBD5E0" w:sz="4"/>
-            </w:tcBorders>
-            <w:vAlign w:val="top"/>
-          </w:tcPr>
-          <w:p>
-            <w:pPr>
-              <w:spacing w:after="40" w:before="60"/>
-            </w:pPr>
-            <w:r>
-              <w:rPr>
-                <w:rFonts w:ascii="Calibri" w:cs="Calibri" w:eastAsia="Calibri" w:hAnsi="Calibri"/>
-                <w:color w:val="4A5568"/>
-                <w:sz w:val="18"/>
-                <w:szCs w:val="18"/>
-              </w:rPr>
-              <w:t xml:space="preserve">Customer migration communications and transition FAQs require this detail. For deprecations, the absence of a clear customer notification plan at handoff can create significant downstream coordination challenges.</w:t>
+            <w:tcW w:type="dxa" w:w="3160"/>
+            <w:tcBorders>
+              <w:top w:val="single" w:color="CBD5E0" w:sz="4"/>
+              <w:left w:val="single" w:color="CBD5E0" w:sz="4"/>
+              <w:bottom w:val="single" w:color="CBD5E0" w:sz="4"/>
+              <w:right w:val="single" w:color="CBD5E0" w:sz="4"/>
+            </w:tcBorders>
+            <w:vAlign w:val="top"/>
+          </w:tcPr>
+          <w:p>
+            <w:pPr>
+              <w:spacing w:after="60" w:before="60"/>
+            </w:pPr>
+            <w:r>
+              <w:rPr>
+                <w:rFonts w:ascii="Calibri" w:cs="Calibri" w:eastAsia="Calibri" w:hAnsi="Calibri"/>
+                <w:color w:val="4A5568"/>
+                <w:sz w:val="18"/>
+                <w:szCs w:val="18"/>
+              </w:rPr>
+              <w:t xml:space="preserve">Migration or deprecation context is not a current structured input, though the internal FAQ may reference replacement of existing functionality.</w:t>
+            </w:r>
+          </w:p>
+        </w:tc>
+        <w:tc>
+          <w:tcPr>
+            <w:tcW w:type="dxa" w:w="3460"/>
+            <w:tcBorders>
+              <w:top w:val="single" w:color="CBD5E0" w:sz="4"/>
+              <w:left w:val="single" w:color="CBD5E0" w:sz="4"/>
+              <w:bottom w:val="single" w:color="CBD5E0" w:sz="4"/>
+              <w:right w:val="single" w:color="CBD5E0" w:sz="4"/>
+            </w:tcBorders>
+            <w:vAlign w:val="top"/>
+          </w:tcPr>
+          <w:p>
+            <w:pPr>
+              <w:spacing w:after="60" w:before="60"/>
+            </w:pPr>
+            <w:r>
+              <w:rPr>
+                <w:rFonts w:ascii="Calibri" w:cs="Calibri" w:eastAsia="Calibri" w:hAnsi="Calibri"/>
+                <w:color w:val="4A5568"/>
+                <w:sz w:val="18"/>
+                <w:szCs w:val="18"/>
+              </w:rPr>
+              <w:t xml:space="preserve">When applicable: which existing feature this replaces, the migration action required of customers, and the notification plan are not currently captured. A conditional note — present only when relevant — would address this without adding authoring effort to standard launches.</w:t>
+            </w:r>
+          </w:p>
+        </w:tc>
+        <w:tc>
+          <w:tcPr>
+            <w:tcW w:type="dxa" w:w="4160"/>
+            <w:tcBorders>
+              <w:top w:val="single" w:color="CBD5E0" w:sz="4"/>
+              <w:left w:val="single" w:color="CBD5E0" w:sz="4"/>
+              <w:bottom w:val="single" w:color="CBD5E0" w:sz="4"/>
+              <w:right w:val="single" w:color="CBD5E0" w:sz="4"/>
+            </w:tcBorders>
+            <w:vAlign w:val="top"/>
+          </w:tcPr>
+          <w:p>
+            <w:pPr>
+              <w:spacing w:after="60" w:before="60"/>
+            </w:pPr>
+            <w:r>
+              <w:rPr>
+                <w:rFonts w:ascii="Calibri" w:cs="Calibri" w:eastAsia="Calibri" w:hAnsi="Calibri"/>
+                <w:color w:val="4A5568"/>
+                <w:sz w:val="18"/>
+                <w:szCs w:val="18"/>
+              </w:rPr>
+              <w:t xml:space="preserve">Customer migration communications and transition FAQs require this detail. For deprecations, the absence of a notification plan at handoff creates downstream coordination challenges.</w:t>
             </w:r>
           </w:p>
         </w:tc>
@@ -3914,10 +4399,10 @@
           <w:tcPr>
             <w:gridSpan w:val="5"/>
             <w:tcBorders>
-              <w:top w:val="single" w:color="CBD5E0" w:sz="4"/>
-              <w:left w:val="single" w:color="CBD5E0" w:sz="4"/>
-              <w:bottom w:val="single" w:color="CBD5E0" w:sz="4"/>
-              <w:right w:val="single" w:color="CBD5E0" w:sz="4"/>
+              <w:top w:val="single" w:color="2E7D8C" w:sz="4"/>
+              <w:left w:val="single" w:color="2E7D8C" w:sz="4"/>
+              <w:bottom w:val="single" w:color="2E7D8C" w:sz="4"/>
+              <w:right w:val="single" w:color="2E7D8C" w:sz="4"/>
             </w:tcBorders>
             <w:shd w:fill="2E7D8C" w:val="clear"/>
           </w:tcPr>
@@ -3942,18 +4427,19 @@
       <w:tr>
         <w:tc>
           <w:tcPr>
-            <w:tcW w:type="dxa" w:w="2100"/>
-            <w:tcBorders>
-              <w:top w:val="single" w:color="CBD5E0" w:sz="4"/>
-              <w:left w:val="single" w:color="CBD5E0" w:sz="4"/>
-              <w:bottom w:val="single" w:color="CBD5E0" w:sz="4"/>
-              <w:right w:val="single" w:color="CBD5E0" w:sz="4"/>
-            </w:tcBorders>
-            <w:vAlign w:val="top"/>
-          </w:tcPr>
-          <w:p>
-            <w:pPr>
-              <w:spacing w:after="60" w:before="60"/>
+            <w:tcW w:type="dxa" w:w="1700"/>
+            <w:tcBorders>
+              <w:top w:val="single" w:color="CBD5E0" w:sz="4"/>
+              <w:left w:val="single" w:color="CBD5E0" w:sz="4"/>
+              <w:bottom w:val="single" w:color="CBD5E0" w:sz="4"/>
+              <w:right w:val="single" w:color="CBD5E0" w:sz="4"/>
+            </w:tcBorders>
+            <w:shd w:fill="F7F8FA" w:val="clear"/>
+            <w:vAlign w:val="top"/>
+          </w:tcPr>
+          <w:p>
+            <w:pPr>
+              <w:spacing w:after="40" w:before="60"/>
             </w:pPr>
             <w:r>
               <w:rPr>
@@ -3967,10 +4453,26 @@
               <w:t xml:space="preserve">Planned Roadmap &amp; Confidentiality</w:t>
             </w:r>
           </w:p>
-        </w:tc>
-        <w:tc>
-          <w:tcPr>
-            <w:tcW w:type="dxa" w:w="1300"/>
+          <w:p>
+            <w:pPr>
+              <w:spacing w:after="60" w:before="0"/>
+            </w:pPr>
+            <w:r>
+              <w:rPr>
+                <w:rFonts w:ascii="Calibri" w:cs="Calibri" w:eastAsia="Calibri" w:hAnsi="Calibri"/>
+                <w:i/>
+                <w:iCs/>
+                <w:color w:val="276749"/>
+                <w:sz w:val="16"/>
+                <w:szCs w:val="16"/>
+              </w:rPr>
+              <w:t xml:space="preserve">Core</w:t>
+            </w:r>
+          </w:p>
+        </w:tc>
+        <w:tc>
+          <w:tcPr>
+            <w:tcW w:type="dxa" w:w="1200"/>
             <w:tcBorders>
               <w:top w:val="single" w:color="CBD5E0" w:sz="4"/>
               <w:left w:val="single" w:color="CBD5E0" w:sz="4"/>
@@ -4000,79 +4502,79 @@
         </w:tc>
         <w:tc>
           <w:tcPr>
-            <w:tcW w:type="dxa" w:w="3000"/>
-            <w:tcBorders>
-              <w:top w:val="single" w:color="CBD5E0" w:sz="4"/>
-              <w:left w:val="single" w:color="CBD5E0" w:sz="4"/>
-              <w:bottom w:val="single" w:color="CBD5E0" w:sz="4"/>
-              <w:right w:val="single" w:color="CBD5E0" w:sz="4"/>
-            </w:tcBorders>
-            <w:vAlign w:val="top"/>
-          </w:tcPr>
-          <w:p>
-            <w:pPr>
-              <w:spacing w:after="40" w:before="60"/>
-            </w:pPr>
-            <w:r>
-              <w:rPr>
-                <w:rFonts w:ascii="Calibri" w:cs="Calibri" w:eastAsia="Calibri" w:hAnsi="Calibri"/>
-                <w:color w:val="4A5568"/>
-                <w:sz w:val="18"/>
-                <w:szCs w:val="18"/>
-              </w:rPr>
-              <w:t xml:space="preserve">The internal FAQ "what we are explicitly not doing" is one of four required questions and typically addresses descoped items and near-term direction — a valuable and candid section. The worked example demonstrates this well.</w:t>
-            </w:r>
-          </w:p>
-        </w:tc>
-        <w:tc>
-          <w:tcPr>
-            <w:tcW w:type="dxa" w:w="3500"/>
-            <w:tcBorders>
-              <w:top w:val="single" w:color="CBD5E0" w:sz="4"/>
-              <w:left w:val="single" w:color="CBD5E0" w:sz="4"/>
-              <w:bottom w:val="single" w:color="CBD5E0" w:sz="4"/>
-              <w:right w:val="single" w:color="CBD5E0" w:sz="4"/>
-            </w:tcBorders>
-            <w:vAlign w:val="top"/>
-          </w:tcPr>
-          <w:p>
-            <w:pPr>
-              <w:spacing w:after="40" w:before="60"/>
-            </w:pPr>
-            <w:r>
-              <w:rPr>
-                <w:rFonts w:ascii="Calibri" w:cs="Calibri" w:eastAsia="Calibri" w:hAnsi="Calibri"/>
-                <w:color w:val="4A5568"/>
-                <w:sz w:val="18"/>
-                <w:szCs w:val="18"/>
-              </w:rPr>
-              <w:t xml:space="preserve">The high-confidence roadmap for the next six months, explicit guidance on what can be shared externally vs. what is confidential, and any named account commitments or contractual roadmap obligations PMM should be aware of could provide additional structure.</w:t>
-            </w:r>
-          </w:p>
-        </w:tc>
-        <w:tc>
-          <w:tcPr>
-            <w:tcW w:type="dxa" w:w="4500"/>
-            <w:tcBorders>
-              <w:top w:val="single" w:color="CBD5E0" w:sz="4"/>
-              <w:left w:val="single" w:color="CBD5E0" w:sz="4"/>
-              <w:bottom w:val="single" w:color="CBD5E0" w:sz="4"/>
-              <w:right w:val="single" w:color="CBD5E0" w:sz="4"/>
-            </w:tcBorders>
-            <w:vAlign w:val="top"/>
-          </w:tcPr>
-          <w:p>
-            <w:pPr>
-              <w:spacing w:after="40" w:before="60"/>
-            </w:pPr>
-            <w:r>
-              <w:rPr>
-                <w:rFonts w:ascii="Calibri" w:cs="Calibri" w:eastAsia="Calibri" w:hAnsi="Calibri"/>
-                <w:color w:val="4A5568"/>
-                <w:sz w:val="18"/>
-                <w:szCs w:val="18"/>
-              </w:rPr>
-              <w:t xml:space="preserve">Approved roadmap messaging, renewal conversations, and QBR materials all require a clear confidentiality tier. Without it, PMM and Sales may inadvertently share information that should remain internal.</w:t>
+            <w:tcW w:type="dxa" w:w="3160"/>
+            <w:tcBorders>
+              <w:top w:val="single" w:color="CBD5E0" w:sz="4"/>
+              <w:left w:val="single" w:color="CBD5E0" w:sz="4"/>
+              <w:bottom w:val="single" w:color="CBD5E0" w:sz="4"/>
+              <w:right w:val="single" w:color="CBD5E0" w:sz="4"/>
+            </w:tcBorders>
+            <w:vAlign w:val="top"/>
+          </w:tcPr>
+          <w:p>
+            <w:pPr>
+              <w:spacing w:after="60" w:before="60"/>
+            </w:pPr>
+            <w:r>
+              <w:rPr>
+                <w:rFonts w:ascii="Calibri" w:cs="Calibri" w:eastAsia="Calibri" w:hAnsi="Calibri"/>
+                <w:color w:val="4A5568"/>
+                <w:sz w:val="18"/>
+                <w:szCs w:val="18"/>
+              </w:rPr>
+              <w:t xml:space="preserve">The internal FAQ "what we are explicitly not doing" addresses descoped items and near-term direction — a candid and valuable section. The worked example demonstrates this well.</w:t>
+            </w:r>
+          </w:p>
+        </w:tc>
+        <w:tc>
+          <w:tcPr>
+            <w:tcW w:type="dxa" w:w="3460"/>
+            <w:tcBorders>
+              <w:top w:val="single" w:color="CBD5E0" w:sz="4"/>
+              <w:left w:val="single" w:color="CBD5E0" w:sz="4"/>
+              <w:bottom w:val="single" w:color="CBD5E0" w:sz="4"/>
+              <w:right w:val="single" w:color="CBD5E0" w:sz="4"/>
+            </w:tcBorders>
+            <w:vAlign w:val="top"/>
+          </w:tcPr>
+          <w:p>
+            <w:pPr>
+              <w:spacing w:after="60" w:before="60"/>
+            </w:pPr>
+            <w:r>
+              <w:rPr>
+                <w:rFonts w:ascii="Calibri" w:cs="Calibri" w:eastAsia="Calibri" w:hAnsi="Calibri"/>
+                <w:color w:val="4A5568"/>
+                <w:sz w:val="18"/>
+                <w:szCs w:val="18"/>
+              </w:rPr>
+              <w:t xml:space="preserve">A confidentiality tier for each roadmap item (approved for external use, internal only, embargoed until a date) and any named account commitments PMM should be aware of are not currently captured. A brief annotation would address this without restructuring the FAQ.</w:t>
+            </w:r>
+          </w:p>
+        </w:tc>
+        <w:tc>
+          <w:tcPr>
+            <w:tcW w:type="dxa" w:w="4160"/>
+            <w:tcBorders>
+              <w:top w:val="single" w:color="CBD5E0" w:sz="4"/>
+              <w:left w:val="single" w:color="CBD5E0" w:sz="4"/>
+              <w:bottom w:val="single" w:color="CBD5E0" w:sz="4"/>
+              <w:right w:val="single" w:color="CBD5E0" w:sz="4"/>
+            </w:tcBorders>
+            <w:vAlign w:val="top"/>
+          </w:tcPr>
+          <w:p>
+            <w:pPr>
+              <w:spacing w:after="60" w:before="60"/>
+            </w:pPr>
+            <w:r>
+              <w:rPr>
+                <w:rFonts w:ascii="Calibri" w:cs="Calibri" w:eastAsia="Calibri" w:hAnsi="Calibri"/>
+                <w:color w:val="4A5568"/>
+                <w:sz w:val="18"/>
+                <w:szCs w:val="18"/>
+              </w:rPr>
+              <w:t xml:space="preserve">Approved roadmap messaging, renewal conversations, and QBR materials require a clear confidentiality tier. Without it, PMM and Sales may inadvertently share information that should remain internal.</w:t>
             </w:r>
           </w:p>
         </w:tc>
@@ -4097,15 +4599,15 @@
           <w:b/>
           <w:bCs/>
           <w:color w:val="1F3864"/>
-          <w:sz w:val="28"/>
-          <w:szCs w:val="28"/>
+          <w:sz w:val="30"/>
+          <w:szCs w:val="30"/>
         </w:rPr>
         <w:t xml:space="preserve">Recommendations</w:t>
       </w:r>
     </w:p>
     <w:p>
       <w:pPr>
-        <w:spacing w:after="120"/>
+        <w:spacing w:after="140"/>
       </w:pPr>
       <w:r>
         <w:rPr>
@@ -4113,13 +4615,26 @@
           <w:sz w:val="20"/>
           <w:szCs w:val="20"/>
         </w:rPr>
-        <w:t xml:space="preserve">The following recommendations are grouped by priority based on their likely impact on PMM's ability to begin GTM work and on the ease of implementation within the current skill structure. All are offered as suggestions for discussion — the right implementation approach depends on team preference and workflow.</w:t>
+        <w:t xml:space="preserve">The following recommendations are grouped by likely impact on PMM's ability to begin GTM planning. They are presented as improvements to information availability — not as mandatory additions to the Release Notes template. The appropriate place for each piece of information should be determined based on team workflows.</w:t>
+      </w:r>
+    </w:p>
+    <w:p>
+      <w:pPr>
+        <w:spacing w:after="140"/>
+      </w:pPr>
+      <w:r>
+        <w:rPr>
+          <w:rFonts w:ascii="Calibri" w:cs="Calibri" w:eastAsia="Calibri" w:hAnsi="Calibri"/>
+          <w:sz w:val="20"/>
+          <w:szCs w:val="20"/>
+        </w:rPr>
+        <w:t xml:space="preserve">Where possible, recommendations can be addressed through a reference or link to existing documentation rather than new authoring.</w:t>
       </w:r>
     </w:p>
     <w:p>
       <w:pPr>
         <w:pStyle w:val="Heading2"/>
-        <w:spacing w:after="120" w:before="280"/>
+        <w:spacing w:after="100" w:before="280"/>
       </w:pPr>
       <w:r>
         <w:rPr>
@@ -4158,12 +4673,12 @@
           <w:sz w:val="20"/>
           <w:szCs w:val="20"/>
         </w:rPr>
-        <w:t xml:space="preserve">Add a structured "Current Usage &amp; Release Status" input</w:t>
-      </w:r>
-    </w:p>
-    <w:p>
-      <w:pPr>
-        <w:spacing w:after="120"/>
+        <w:t xml:space="preserve">Identify a source for commercial readiness information</w:t>
+      </w:r>
+    </w:p>
+    <w:p>
+      <w:pPr>
+        <w:spacing w:after="100"/>
         <w:ind w:left="720"/>
       </w:pPr>
       <w:r>
@@ -4173,7 +4688,7 @@
           <w:sz w:val="20"/>
           <w:szCs w:val="20"/>
         </w:rPr>
-        <w:t xml:space="preserve">A brief field capturing GA/Beta/Internal status and approximate customer count at launch could be considered as a required pre-generation input, alongside target customer type. This single addition unlocks accurate customer announcement segmentation without adding significant authoring effort.</w:t>
+        <w:t xml:space="preserve">Pricing plan inclusion, business model, and trial scope are consistently requested by PMM before GTM work begins. Whether this information lives in the Release Notes Skill, a pricing document, or another Product artifact, identifying where it can be reliably found at launch time would reduce the most common pre-launch follow-up.</w:t>
       </w:r>
     </w:p>
     <w:p>
@@ -4201,12 +4716,12 @@
           <w:sz w:val="20"/>
           <w:szCs w:val="20"/>
         </w:rPr>
-        <w:t xml:space="preserve">Include a "Visual Assets &amp; Documentation" readiness note</w:t>
-      </w:r>
-    </w:p>
-    <w:p>
-      <w:pPr>
-        <w:spacing w:after="120"/>
+        <w:t xml:space="preserve">Establish a visual assets and documentation readiness signal</w:t>
+      </w:r>
+    </w:p>
+    <w:p>
+      <w:pPr>
+        <w:spacing w:after="100"/>
         <w:ind w:left="720"/>
       </w:pPr>
       <w:r>
@@ -4216,7 +4731,7 @@
           <w:sz w:val="20"/>
           <w:szCs w:val="20"/>
         </w:rPr>
-        <w:t xml:space="preserve">A short checklist — screenshot or demo access available, Loom walkthrough recorded, help article published or target date set — could be considered as an optional closing section in the PR/FAQ. This is consistently the most-requested information from PMM at launch time and is quick for Product to complete.</w:t>
+        <w:t xml:space="preserve">Screenshot availability, Loom recording status, and help article publication date are among the most frequently requested inputs at launch time. A brief status note — or a pointer to where these assets live — would address this without requiring additional writing from Product.</w:t>
       </w:r>
     </w:p>
     <w:p>
@@ -4249,7 +4764,7 @@
     </w:p>
     <w:p>
       <w:pPr>
-        <w:spacing w:after="120"/>
+        <w:spacing w:after="100"/>
         <w:ind w:left="720"/>
       </w:pPr>
       <w:r>
@@ -4259,7 +4774,7 @@
           <w:sz w:val="20"/>
           <w:szCs w:val="20"/>
         </w:rPr>
-        <w:t xml:space="preserve">For features that require specific modules, integrations, or customer configuration to function, a brief dependencies section could help PMM and CS avoid onboarding content gaps. This may further support implementation guides and sales qualification, particularly for Tier 1 and Tier 2 launches.</w:t>
+        <w:t xml:space="preserve">For features requiring specific modules, integrations, or customer configuration, knowing the dependencies and deployment model at handoff helps PMM and CS avoid onboarding content gaps. A reference to existing technical documentation would be sufficient — no separate authoring required.</w:t>
       </w:r>
     </w:p>
     <w:p>
@@ -4287,12 +4802,12 @@
           <w:sz w:val="20"/>
           <w:szCs w:val="20"/>
         </w:rPr>
-        <w:t xml:space="preserve">Add a commercial readiness pointer</w:t>
-      </w:r>
-    </w:p>
-    <w:p>
-      <w:pPr>
-        <w:spacing w:after="120"/>
+        <w:t xml:space="preserve">Clarify roadmap confidentiality tiers</w:t>
+      </w:r>
+    </w:p>
+    <w:p>
+      <w:pPr>
+        <w:spacing w:after="100"/>
         <w:ind w:left="720"/>
       </w:pPr>
       <w:r>
@@ -4302,13 +4817,13 @@
           <w:sz w:val="20"/>
           <w:szCs w:val="20"/>
         </w:rPr>
-        <w:t xml:space="preserve">Even a brief note — "pricing details are in [location]" or "this feature is included in [plan] at GA" — could help PMM locate commercial context without a separate follow-up request. This may improve downstream GTM planning for pricing pages, customer FAQs, and launch communications.</w:t>
+        <w:t xml:space="preserve">For each roadmap item referenced in the handoff, a simple classification (approved for external use, internal only, or embargoed until a specific date) would give PMM and Sales clear guidance without requiring a follow-up conversation. This is a small addition with meaningful downstream impact.</w:t>
       </w:r>
     </w:p>
     <w:p>
       <w:pPr>
         <w:pStyle w:val="Heading2"/>
-        <w:spacing w:after="120" w:before="280"/>
+        <w:spacing w:after="100" w:before="280"/>
       </w:pPr>
       <w:r>
         <w:rPr>
@@ -4347,12 +4862,12 @@
           <w:sz w:val="20"/>
           <w:szCs w:val="20"/>
         </w:rPr>
-        <w:t xml:space="preserve">Expand ICP detail in the target customer input</w:t>
-      </w:r>
-    </w:p>
-    <w:p>
-      <w:pPr>
-        <w:spacing w:after="120"/>
+        <w:t xml:space="preserve">Expand ICP inputs with fit signals and anti-patterns</w:t>
+      </w:r>
+    </w:p>
+    <w:p>
+      <w:pPr>
+        <w:spacing w:after="100"/>
         <w:ind w:left="720"/>
       </w:pPr>
       <w:r>
@@ -4362,7 +4877,7 @@
           <w:sz w:val="20"/>
           <w:szCs w:val="20"/>
         </w:rPr>
-        <w:t xml:space="preserve">Alongside customer type, three to five strong-fit signals and three to five anti-patterns could be considered as optional structured inputs. These directly populate ABM lists and sales qualification criteria and are often known by Product at the time of writing.</w:t>
+        <w:t xml:space="preserve">Alongside customer type, three to five strong-fit signals and three to five anti-patterns populate ABM lists and sales qualification criteria. These are often known by Product at the time of writing and can be captured in the skill or referenced from an existing ICP document.</w:t>
       </w:r>
     </w:p>
     <w:p>
@@ -4390,12 +4905,12 @@
           <w:sz w:val="20"/>
           <w:szCs w:val="20"/>
         </w:rPr>
-        <w:t xml:space="preserve">Distinguish validated claims from product assumptions</w:t>
-      </w:r>
-    </w:p>
-    <w:p>
-      <w:pPr>
-        <w:spacing w:after="120"/>
+        <w:t xml:space="preserve">Include a reference to 30/60/90-day success metrics</w:t>
+      </w:r>
+    </w:p>
+    <w:p>
+      <w:pPr>
+        <w:spacing w:after="100"/>
         <w:ind w:left="720"/>
       </w:pPr>
       <w:r>
@@ -4405,7 +4920,7 @@
           <w:sz w:val="20"/>
           <w:szCs w:val="20"/>
         </w:rPr>
-        <w:t xml:space="preserve">A brief annotation — such as "[Validated: customer interview]" or "[Assumption: to be validated post-launch]" — on key claims in the internal FAQ could help PMM assess messaging confidence without requiring a separate research brief.</w:t>
+        <w:t xml:space="preserve">The metrics Product intends to track post-launch, with a pointer to the relevant dashboard or report, allow PMM to align launch reporting from day one. This can be a link to an existing tracker rather than new content.</w:t>
       </w:r>
     </w:p>
     <w:p>
@@ -4433,12 +4948,12 @@
           <w:sz w:val="20"/>
           <w:szCs w:val="20"/>
         </w:rPr>
-        <w:t xml:space="preserve">Structure success metrics as a named input</w:t>
-      </w:r>
-    </w:p>
-    <w:p>
-      <w:pPr>
-        <w:spacing w:after="120"/>
+        <w:t xml:space="preserve">Note Kano model classification alongside business objective</w:t>
+      </w:r>
+    </w:p>
+    <w:p>
+      <w:pPr>
+        <w:spacing w:after="100"/>
         <w:ind w:left="720"/>
       </w:pPr>
       <w:r>
@@ -4448,7 +4963,7 @@
           <w:sz w:val="20"/>
           <w:szCs w:val="20"/>
         </w:rPr>
-        <w:t xml:space="preserve">The 30/60/90-day metrics Product intends to track, with a pointer to the relevant dashboard or report, could be considered as a lightweight structured field. This would allow PMM to align launch reporting and customer success tracking from day one.</w:t>
+        <w:t xml:space="preserve">A one-line Kano classification (Must-have, Performance, Delighter) with a brief rationale gives PMM immediate insight into how prominently to position the feature in launch communications. This may be sourced from an existing PRD or Shift Left document.</w:t>
       </w:r>
     </w:p>
     <w:p>
@@ -4476,12 +4991,12 @@
           <w:sz w:val="20"/>
           <w:szCs w:val="20"/>
         </w:rPr>
-        <w:t xml:space="preserve">Add Kano model classification to business objective</w:t>
-      </w:r>
-    </w:p>
-    <w:p>
-      <w:pPr>
-        <w:spacing w:after="120"/>
+        <w:t xml:space="preserve">Distinguish validated claims from product assumptions</w:t>
+      </w:r>
+    </w:p>
+    <w:p>
+      <w:pPr>
+        <w:spacing w:after="100"/>
         <w:ind w:left="720"/>
       </w:pPr>
       <w:r>
@@ -4491,13 +5006,13 @@
           <w:sz w:val="20"/>
           <w:szCs w:val="20"/>
         </w:rPr>
-        <w:t xml:space="preserve">A one-line Kano classification (Must-have, Performance, Delighter, Indifferent, Reverse) with a brief rationale could be added to the internal FAQ context. This provides PMM with immediate insight into how prominently to position the feature in launch communications.</w:t>
+        <w:t xml:space="preserve">A brief annotation on key claims — indicating whether each is based on validated research or a product assumption — helps PMM assess messaging confidence without a separate research brief. This is particularly valuable for Tier 1 launches.</w:t>
       </w:r>
     </w:p>
     <w:p>
       <w:pPr>
         <w:pStyle w:val="Heading2"/>
-        <w:spacing w:after="120" w:before="280"/>
+        <w:spacing w:after="100" w:before="280"/>
       </w:pPr>
       <w:r>
         <w:rPr>
@@ -4536,12 +5051,12 @@
           <w:sz w:val="20"/>
           <w:szCs w:val="20"/>
         </w:rPr>
-        <w:t xml:space="preserve">Reference end-to-end workflow documentation</w:t>
-      </w:r>
-    </w:p>
-    <w:p>
-      <w:pPr>
-        <w:spacing w:after="120"/>
+        <w:t xml:space="preserve">Add a pointer to end-to-end workflow documentation</w:t>
+      </w:r>
+    </w:p>
+    <w:p>
+      <w:pPr>
+        <w:spacing w:after="100"/>
         <w:ind w:left="720"/>
       </w:pPr>
       <w:r>
@@ -4551,7 +5066,7 @@
           <w:sz w:val="20"/>
           <w:szCs w:val="20"/>
         </w:rPr>
-        <w:t xml:space="preserve">A pointer to existing workflow documentation (link to Loom, Confluence page, or diagram) could be considered as an optional field. PMM and documentation teams already seek this information; surfacing it in the release note reduces coordination time.</w:t>
+        <w:t xml:space="preserve">A link to existing workflow documentation (Confluence, Loom, or diagram) would reduce the effort of tracking it down separately for demo scripts, help content, and training materials. No additional writing is required if documentation already exists.</w:t>
       </w:r>
     </w:p>
     <w:p>
@@ -4579,12 +5094,12 @@
           <w:sz w:val="20"/>
           <w:szCs w:val="20"/>
         </w:rPr>
-        <w:t xml:space="preserve">Add an escalation path note for high-impact launches</w:t>
-      </w:r>
-    </w:p>
-    <w:p>
-      <w:pPr>
-        <w:spacing w:after="120"/>
+        <w:t xml:space="preserve">Note release status and current usage for higher-tier launches</w:t>
+      </w:r>
+    </w:p>
+    <w:p>
+      <w:pPr>
+        <w:spacing w:after="100"/>
         <w:ind w:left="720"/>
       </w:pPr>
       <w:r>
@@ -4594,7 +5109,7 @@
           <w:sz w:val="20"/>
           <w:szCs w:val="20"/>
         </w:rPr>
-        <w:t xml:space="preserve">For Tier 1 launches, a brief note on the customer issue reporting path and the on-call contact for the first 30 days could be considered. This supports CS playbook preparation and reduces ad-hoc coordination during launch week.</w:t>
+        <w:t xml:space="preserve">GA, Beta, or pilot status along with approximate customer count helps segment launch communications. This can be a brief factual note and is typically already known at the time of writing.</w:t>
       </w:r>
     </w:p>
     <w:p>
@@ -4622,12 +5137,12 @@
           <w:sz w:val="20"/>
           <w:szCs w:val="20"/>
         </w:rPr>
-        <w:t xml:space="preserve">Include a roadmap confidentiality tier</w:t>
-      </w:r>
-    </w:p>
-    <w:p>
-      <w:pPr>
-        <w:spacing w:after="120"/>
+        <w:t xml:space="preserve">Reference escalation path for Tier 1 launches</w:t>
+      </w:r>
+    </w:p>
+    <w:p>
+      <w:pPr>
+        <w:spacing w:after="100"/>
         <w:ind w:left="720"/>
       </w:pPr>
       <w:r>
@@ -4637,7 +5152,7 @@
           <w:sz w:val="20"/>
           <w:szCs w:val="20"/>
         </w:rPr>
-        <w:t xml:space="preserve">A simple classification — "approved for external use," "internal use only," or "embargoed until [date]" — on roadmap items mentioned in the internal FAQ could provide PMM and Sales with clear guidance without additional follow-up.</w:t>
+        <w:t xml:space="preserve">For high-impact launches, a pointer to the on-call contact and customer issue reporting path for the first 30 days supports CS playbook preparation. A reference to an existing escalation runbook would be sufficient.</w:t>
       </w:r>
     </w:p>
     <w:p>
@@ -4665,12 +5180,12 @@
           <w:sz w:val="20"/>
           <w:szCs w:val="20"/>
         </w:rPr>
-        <w:t xml:space="preserve">Note migration or deprecation context when applicable</w:t>
-      </w:r>
-    </w:p>
-    <w:p>
-      <w:pPr>
-        <w:spacing w:after="120"/>
+        <w:t xml:space="preserve">Add conditional migration or deprecation note when applicable</w:t>
+      </w:r>
+    </w:p>
+    <w:p>
+      <w:pPr>
+        <w:spacing w:after="100"/>
         <w:ind w:left="720"/>
       </w:pPr>
       <w:r>
@@ -4680,17 +5195,17 @@
           <w:sz w:val="20"/>
           <w:szCs w:val="20"/>
         </w:rPr>
-        <w:t xml:space="preserve">When a feature replaces an existing workflow, a brief conditional note on the migration action and notification plan could help PMM prepare customer transition communications in advance rather than reactively.</w:t>
-      </w:r>
-    </w:p>
-    <w:p>
-      <w:pPr>
-        <w:spacing w:before="400"/>
-      </w:pPr>
-    </w:p>
-    <w:p>
-      <w:pPr>
-        <w:spacing w:after="80" w:before="200"/>
+        <w:t xml:space="preserve">When a feature replaces an existing workflow, a brief note on the migration action and notification plan helps PMM prepare transition communications in advance. This section would only apply when relevant, adding no burden to standard launches.</w:t>
+      </w:r>
+    </w:p>
+    <w:p>
+      <w:pPr>
+        <w:spacing w:before="360"/>
+      </w:pPr>
+    </w:p>
+    <w:p>
+      <w:pPr>
+        <w:spacing w:after="80" w:before="160"/>
       </w:pPr>
       <w:r>
         <w:rPr>
@@ -4701,12 +5216,12 @@
           <w:sz w:val="22"/>
           <w:szCs w:val="22"/>
         </w:rPr>
-        <w:t xml:space="preserve">About This Document</w:t>
-      </w:r>
-    </w:p>
-    <w:p>
-      <w:pPr>
-        <w:spacing w:after="120"/>
+        <w:t xml:space="preserve">A Note on Authoring Effort</w:t>
+      </w:r>
+    </w:p>
+    <w:p>
+      <w:pPr>
+        <w:spacing w:after="140"/>
       </w:pPr>
       <w:r>
         <w:rPr>
@@ -4714,12 +5229,51 @@
           <w:sz w:val="20"/>
           <w:szCs w:val="20"/>
         </w:rPr>
-        <w:t xml:space="preserve">This document was prepared as a collaborative internal proposal. It is intended to facilitate a constructive discussion about how the Release Notes Skill can continue to evolve alongside the PMM framework — not as an audit or a requirement. The Release Notes Skill reflects deliberate design choices and has demonstrably produced high-quality output. Any changes should be weighed against the authoring experience for Product teams.</w:t>
-      </w:r>
-    </w:p>
-    <w:p>
-      <w:pPr>
-        <w:spacing w:after="120"/>
+        <w:t xml:space="preserve">Many of the information requirements identified in this review do not require Product to write new content. In a large number of cases, a reference or link to an existing document — a PRD, a Shift Left brief, a Confluence page, a Loom recording, or a dashboard link — would be sufficient. The intention is to improve downstream collaboration and reduce the pre-launch back-and-forth between Product and Marketing, not to increase the authoring burden on Product teams.</w:t>
+      </w:r>
+    </w:p>
+    <w:p>
+      <w:pPr>
+        <w:spacing w:before="120"/>
+      </w:pPr>
+    </w:p>
+    <w:p>
+      <w:pPr>
+        <w:spacing w:after="80" w:before="160"/>
+      </w:pPr>
+      <w:r>
+        <w:rPr>
+          <w:rFonts w:ascii="Calibri" w:cs="Calibri" w:eastAsia="Calibri" w:hAnsi="Calibri"/>
+          <w:b/>
+          <w:bCs/>
+          <w:color w:val="1F3864"/>
+          <w:sz w:val="22"/>
+          <w:szCs w:val="22"/>
+        </w:rPr>
+        <w:t xml:space="preserve">Closing Note</w:t>
+      </w:r>
+    </w:p>
+    <w:p>
+      <w:pPr>
+        <w:spacing w:after="140"/>
+      </w:pPr>
+      <w:r>
+        <w:rPr>
+          <w:rFonts w:ascii="Calibri" w:cs="Calibri" w:eastAsia="Calibri" w:hAnsi="Calibri"/>
+          <w:sz w:val="20"/>
+          <w:szCs w:val="20"/>
+        </w:rPr>
+        <w:t xml:space="preserve">The purpose of this comparison is to identify where the current Release Notes Skill already aligns well with Product Marketing needs and where additional information may further improve cross-functional collaboration. The recommendations are intended as discussion points and do not prescribe where or how the information should ultimately be captured. That decision can be made based on team workflows and authoring experience.</w:t>
+      </w:r>
+    </w:p>
+    <w:p>
+      <w:pPr>
+        <w:spacing w:before="120"/>
+      </w:pPr>
+    </w:p>
+    <w:p>
+      <w:pPr>
+        <w:spacing w:after="0"/>
       </w:pPr>
       <w:r>
         <w:rPr>
@@ -4760,7 +5314,7 @@
     </w:p>
     <w:sectPr>
       <w:pgSz w:w="12240" w:h="15840" w:orient="landscape"/>
-      <w:pgMar w:top="1080" w:right="1080" w:bottom="1080" w:left="1080" w:header="708" w:footer="708" w:gutter="0"/>
+      <w:pgMar w:top="936" w:right="936" w:bottom="936" w:left="936" w:header="708" w:footer="708" w:gutter="0"/>
       <w:pgNumType/>
       <w:docGrid w:linePitch="360"/>
     </w:sectPr>

--- a/Release_Notes_PMM_Alignment.docx
+++ b/Release_Notes_PMM_Alignment.docx
@@ -90,7 +90,7 @@
     </w:p>
     <w:tbl>
       <w:tblPr>
-        <w:tblW w:type="dxa" w:w="13680"/>
+        <w:tblW w:type="dxa" w:w="13968"/>
         <w:tblBorders>
           <w:top w:val="single" w:color="auto" w:sz="4"/>
           <w:left w:val="single" w:color="auto" w:sz="4"/>
@@ -101,14 +101,14 @@
         </w:tblBorders>
       </w:tblPr>
       <w:tblGrid>
-        <w:gridCol w:w="4560"/>
-        <w:gridCol w:w="4560"/>
-        <w:gridCol w:w="4560"/>
+        <w:gridCol w:w="4656"/>
+        <w:gridCol w:w="4656"/>
+        <w:gridCol w:w="4656"/>
       </w:tblGrid>
       <w:tr>
         <w:tc>
           <w:tcPr>
-            <w:tcW w:type="dxa" w:w="4560"/>
+            <w:tcW w:type="dxa" w:w="4656"/>
             <w:tcBorders>
               <w:top w:val="single" w:color="CBD5E0" w:sz="4"/>
               <w:left w:val="single" w:color="CBD5E0" w:sz="4"/>
@@ -119,7 +119,7 @@
           </w:tcPr>
           <w:p>
             <w:pPr>
-              <w:spacing w:after="60" w:before="60"/>
+              <w:spacing w:after="80" w:before="80"/>
               <w:jc w:val="center"/>
             </w:pPr>
             <w:r>
@@ -137,7 +137,7 @@
         </w:tc>
         <w:tc>
           <w:tcPr>
-            <w:tcW w:type="dxa" w:w="4560"/>
+            <w:tcW w:type="dxa" w:w="4656"/>
             <w:tcBorders>
               <w:top w:val="single" w:color="CBD5E0" w:sz="4"/>
               <w:left w:val="single" w:color="CBD5E0" w:sz="4"/>
@@ -148,7 +148,7 @@
           </w:tcPr>
           <w:p>
             <w:pPr>
-              <w:spacing w:after="60" w:before="60"/>
+              <w:spacing w:after="80" w:before="80"/>
               <w:jc w:val="center"/>
             </w:pPr>
             <w:r>
@@ -166,7 +166,7 @@
         </w:tc>
         <w:tc>
           <w:tcPr>
-            <w:tcW w:type="dxa" w:w="4560"/>
+            <w:tcW w:type="dxa" w:w="4656"/>
             <w:tcBorders>
               <w:top w:val="single" w:color="CBD5E0" w:sz="4"/>
               <w:left w:val="single" w:color="CBD5E0" w:sz="4"/>
@@ -177,7 +177,7 @@
           </w:tcPr>
           <w:p>
             <w:pPr>
-              <w:spacing w:after="60" w:before="60"/>
+              <w:spacing w:after="80" w:before="80"/>
               <w:jc w:val="center"/>
             </w:pPr>
             <w:r>
@@ -189,7 +189,7 @@
                 <w:sz w:val="18"/>
                 <w:szCs w:val="18"/>
               </w:rPr>
-              <w:t xml:space="preserve">Opportunity</w:t>
+              <w:t xml:space="preserve">Not Currently Captured</w:t>
             </w:r>
           </w:p>
         </w:tc>
@@ -197,12 +197,12 @@
     </w:tbl>
     <w:p>
       <w:pPr>
-        <w:spacing w:after="60" w:before="120"/>
-      </w:pPr>
-    </w:p>
-    <w:p>
-      <w:pPr>
-        <w:spacing w:after="0"/>
+        <w:spacing w:after="60" w:before="140"/>
+      </w:pPr>
+    </w:p>
+    <w:p>
+      <w:pPr>
+        <w:spacing w:after="40"/>
         <w:jc w:val="center"/>
       </w:pPr>
       <w:r>
@@ -234,7 +234,7 @@
           <w:sz w:val="18"/>
           <w:szCs w:val="18"/>
         </w:rPr>
-        <w:t xml:space="preserve"> = relevant for all launch tiers   </w:t>
+        <w:t xml:space="preserve">  ·  </w:t>
       </w:r>
       <w:r>
         <w:rPr>
@@ -247,14 +247,22 @@
         </w:rPr>
         <w:t xml:space="preserve">Scenario / Higher Tiers</w:t>
       </w:r>
-      <w:r>
-        <w:rPr>
-          <w:rFonts w:ascii="Calibri" w:cs="Calibri" w:eastAsia="Calibri" w:hAnsi="Calibri"/>
+    </w:p>
+    <w:p>
+      <w:pPr>
+        <w:spacing w:after="0"/>
+        <w:jc w:val="center"/>
+      </w:pPr>
+      <w:r>
+        <w:rPr>
+          <w:rFonts w:ascii="Calibri" w:cs="Calibri" w:eastAsia="Calibri" w:hAnsi="Calibri"/>
+          <w:i/>
+          <w:iCs/>
           <w:color w:val="4A5568"/>
-          <w:sz w:val="18"/>
-          <w:szCs w:val="18"/>
-        </w:rPr>
-        <w:t xml:space="preserve"> = most relevant for Tier 1–2 or specific launch scenarios</w:t>
+          <w:sz w:val="17"/>
+          <w:szCs w:val="17"/>
+        </w:rPr>
+        <w:t xml:space="preserve">Core represents information Product Marketing typically requires for most launches. Scenario / Higher Tiers represents information that becomes important for Tier 1, Tier 2, or specific launch scenarios.</w:t>
       </w:r>
     </w:p>
     <w:p>
@@ -336,7 +344,7 @@
           <w:sz w:val="20"/>
           <w:szCs w:val="20"/>
         </w:rPr>
-        <w:t xml:space="preserve">Important: this review is implementation-agnostic. It identifies </w:t>
+        <w:t xml:space="preserve">This review is </w:t>
       </w:r>
       <w:r>
         <w:rPr>
@@ -346,7 +354,7 @@
           <w:sz w:val="20"/>
           <w:szCs w:val="20"/>
         </w:rPr>
-        <w:t xml:space="preserve">where information is not currently captured</w:t>
+        <w:t xml:space="preserve">implementation-agnostic</w:t>
       </w:r>
       <w:r>
         <w:rPr>
@@ -354,38 +362,20 @@
           <w:sz w:val="20"/>
           <w:szCs w:val="20"/>
         </w:rPr>
-        <w:t xml:space="preserve"> — not </w:t>
-      </w:r>
-      <w:r>
-        <w:rPr>
-          <w:rFonts w:ascii="Calibri" w:cs="Calibri" w:eastAsia="Calibri" w:hAnsi="Calibri"/>
-          <w:b/>
-          <w:bCs/>
+        <w:t xml:space="preserve">. It identifies where information is not currently captured by the skill — not where it should be added. Information identified here may ultimately be addressed through the Release Notes Skill, a PRD, a Shift Left document, a launch checklist, or another existing Product workflow. The appropriate source is a decision for the team to make based on existing workflows and authoring experience.</w:t>
+      </w:r>
+    </w:p>
+    <w:p>
+      <w:pPr>
+        <w:spacing w:after="140"/>
+      </w:pPr>
+      <w:r>
+        <w:rPr>
+          <w:rFonts w:ascii="Calibri" w:cs="Calibri" w:eastAsia="Calibri" w:hAnsi="Calibri"/>
           <w:sz w:val="20"/>
           <w:szCs w:val="20"/>
         </w:rPr>
-        <w:t xml:space="preserve">where it should be added</w:t>
-      </w:r>
-      <w:r>
-        <w:rPr>
-          <w:rFonts w:ascii="Calibri" w:cs="Calibri" w:eastAsia="Calibri" w:hAnsi="Calibri"/>
-          <w:sz w:val="20"/>
-          <w:szCs w:val="20"/>
-        </w:rPr>
-        <w:t xml:space="preserve">. Information gaps identified here may ultimately be addressed through the Release Notes Skill, a PRD, a Shift Left document, a launch checklist, or another existing Product workflow. The appropriate source is a decision for the team to make based on existing workflows and authoring experience.</w:t>
-      </w:r>
-    </w:p>
-    <w:p>
-      <w:pPr>
-        <w:spacing w:after="140"/>
-      </w:pPr>
-      <w:r>
-        <w:rPr>
-          <w:rFonts w:ascii="Calibri" w:cs="Calibri" w:eastAsia="Calibri" w:hAnsi="Calibri"/>
-          <w:sz w:val="20"/>
-          <w:szCs w:val="20"/>
-        </w:rPr>
-        <w:t xml:space="preserve">Many of the information requirements identified below do not require additional writing. In several cases, a reference or link to existing documentation — a Confluence page, an existing PRD, or a Loom recording — would be sufficient to close the gap without creating meaningful authoring burden for Product teams.</w:t>
+        <w:t xml:space="preserve">Many of the information requirements identified below do not require additional writing. In a large number of cases, a reference or link to existing documentation — a Confluence page, a PRD, or a Loom recording — would be sufficient to improve downstream collaboration without creating meaningful authoring burden for Product teams.</w:t>
       </w:r>
     </w:p>
     <w:p>
@@ -395,7 +385,7 @@
     </w:p>
     <w:tbl>
       <w:tblPr>
-        <w:tblW w:type="dxa" w:w="13680"/>
+        <w:tblW w:type="dxa" w:w="13968"/>
         <w:tblBorders>
           <w:top w:val="single" w:color="auto" w:sz="4"/>
           <w:left w:val="single" w:color="auto" w:sz="4"/>
@@ -406,15 +396,15 @@
         </w:tblBorders>
       </w:tblPr>
       <w:tblGrid>
-        <w:gridCol w:w="3420"/>
-        <w:gridCol w:w="3420"/>
-        <w:gridCol w:w="3420"/>
-        <w:gridCol w:w="3420"/>
+        <w:gridCol w:w="3492"/>
+        <w:gridCol w:w="3492"/>
+        <w:gridCol w:w="3492"/>
+        <w:gridCol w:w="3492"/>
       </w:tblGrid>
       <w:tr>
         <w:tc>
           <w:tcPr>
-            <w:tcW w:type="dxa" w:w="3420"/>
+            <w:tcW w:type="dxa" w:w="3492"/>
             <w:tcBorders>
               <w:top w:val="single" w:color="CBD5E0" w:sz="4"/>
               <w:left w:val="single" w:color="CBD5E0" w:sz="4"/>
@@ -458,7 +448,7 @@
         </w:tc>
         <w:tc>
           <w:tcPr>
-            <w:tcW w:type="dxa" w:w="3420"/>
+            <w:tcW w:type="dxa" w:w="3492"/>
             <w:tcBorders>
               <w:top w:val="single" w:color="CBD5E0" w:sz="4"/>
               <w:left w:val="single" w:color="CBD5E0" w:sz="4"/>
@@ -504,7 +494,7 @@
         </w:tc>
         <w:tc>
           <w:tcPr>
-            <w:tcW w:type="dxa" w:w="3420"/>
+            <w:tcW w:type="dxa" w:w="3492"/>
             <w:tcBorders>
               <w:top w:val="single" w:color="CBD5E0" w:sz="4"/>
               <w:left w:val="single" w:color="CBD5E0" w:sz="4"/>
@@ -550,7 +540,7 @@
         </w:tc>
         <w:tc>
           <w:tcPr>
-            <w:tcW w:type="dxa" w:w="3420"/>
+            <w:tcW w:type="dxa" w:w="3492"/>
             <w:tcBorders>
               <w:top w:val="single" w:color="CBD5E0" w:sz="4"/>
               <w:left w:val="single" w:color="CBD5E0" w:sz="4"/>
@@ -590,7 +580,7 @@
                 <w:sz w:val="16"/>
                 <w:szCs w:val="16"/>
               </w:rPr>
-              <w:t xml:space="preserve">Opportunities</w:t>
+              <w:t xml:space="preserve">Not Currently Captured</w:t>
             </w:r>
           </w:p>
         </w:tc>
@@ -631,12 +621,12 @@
           <w:sz w:val="20"/>
           <w:szCs w:val="20"/>
         </w:rPr>
-        <w:t xml:space="preserve">Each PMM Information Requirement is mapped below against the current Release Notes Skill. Where information is not currently captured, the table notes what could be considered — through the skill or another Product workflow — and why it supports downstream GTM planning.</w:t>
+        <w:t xml:space="preserve">Each PMM Information Requirement is mapped below against the current Release Notes Skill. Where information is not currently captured by the skill, the table describes what that information is, notes that it may already exist in another Product artifact, and explains why it is useful for downstream GTM planning.</w:t>
       </w:r>
     </w:p>
     <w:tbl>
       <w:tblPr>
-        <w:tblW w:type="dxa" w:w="13680"/>
+        <w:tblW w:type="dxa" w:w="13968"/>
         <w:tblBorders>
           <w:top w:val="single" w:color="auto" w:sz="4"/>
           <w:left w:val="single" w:color="auto" w:sz="4"/>
@@ -648,10 +638,10 @@
       </w:tblPr>
       <w:tblGrid>
         <w:gridCol w:w="1700"/>
-        <w:gridCol w:w="1200"/>
-        <w:gridCol w:w="3160"/>
-        <w:gridCol w:w="3460"/>
-        <w:gridCol w:w="4160"/>
+        <w:gridCol w:w="1268"/>
+        <w:gridCol w:w="3200"/>
+        <w:gridCol w:w="3600"/>
+        <w:gridCol w:w="4200"/>
       </w:tblGrid>
       <w:tr>
         <w:trPr>
@@ -671,7 +661,7 @@
           </w:tcPr>
           <w:p>
             <w:pPr>
-              <w:spacing w:after="80" w:before="80"/>
+              <w:spacing w:after="100" w:before="100"/>
             </w:pPr>
             <w:r>
               <w:rPr>
@@ -688,7 +678,7 @@
         </w:tc>
         <w:tc>
           <w:tcPr>
-            <w:tcW w:type="dxa" w:w="1200"/>
+            <w:tcW w:type="dxa" w:w="1268"/>
             <w:tcBorders>
               <w:top w:val="single" w:color="1F3864" w:sz="4"/>
               <w:left w:val="single" w:color="1F3864" w:sz="4"/>
@@ -700,7 +690,7 @@
           </w:tcPr>
           <w:p>
             <w:pPr>
-              <w:spacing w:after="80" w:before="80"/>
+              <w:spacing w:after="100" w:before="100"/>
             </w:pPr>
             <w:r>
               <w:rPr>
@@ -717,7 +707,7 @@
         </w:tc>
         <w:tc>
           <w:tcPr>
-            <w:tcW w:type="dxa" w:w="3160"/>
+            <w:tcW w:type="dxa" w:w="3200"/>
             <w:tcBorders>
               <w:top w:val="single" w:color="1F3864" w:sz="4"/>
               <w:left w:val="single" w:color="1F3864" w:sz="4"/>
@@ -729,7 +719,7 @@
           </w:tcPr>
           <w:p>
             <w:pPr>
-              <w:spacing w:after="80" w:before="80"/>
+              <w:spacing w:after="100" w:before="100"/>
             </w:pPr>
             <w:r>
               <w:rPr>
@@ -746,7 +736,7 @@
         </w:tc>
         <w:tc>
           <w:tcPr>
-            <w:tcW w:type="dxa" w:w="3460"/>
+            <w:tcW w:type="dxa" w:w="3600"/>
             <w:tcBorders>
               <w:top w:val="single" w:color="1F3864" w:sz="4"/>
               <w:left w:val="single" w:color="1F3864" w:sz="4"/>
@@ -758,7 +748,7 @@
           </w:tcPr>
           <w:p>
             <w:pPr>
-              <w:spacing w:after="80" w:before="80"/>
+              <w:spacing w:after="100" w:before="100"/>
             </w:pPr>
             <w:r>
               <w:rPr>
@@ -769,13 +759,13 @@
                 <w:sz w:val="18"/>
                 <w:szCs w:val="18"/>
               </w:rPr>
-              <w:t xml:space="preserve">What Could Be Considered</w:t>
-            </w:r>
-          </w:p>
-        </w:tc>
-        <w:tc>
-          <w:tcPr>
-            <w:tcW w:type="dxa" w:w="4160"/>
+              <w:t xml:space="preserve">What Is Not Currently Captured</w:t>
+            </w:r>
+          </w:p>
+        </w:tc>
+        <w:tc>
+          <w:tcPr>
+            <w:tcW w:type="dxa" w:w="4200"/>
             <w:tcBorders>
               <w:top w:val="single" w:color="1F3864" w:sz="4"/>
               <w:left w:val="single" w:color="1F3864" w:sz="4"/>
@@ -787,7 +777,7 @@
           </w:tcPr>
           <w:p>
             <w:pPr>
-              <w:spacing w:after="80" w:before="80"/>
+              <w:spacing w:after="100" w:before="100"/>
             </w:pPr>
             <w:r>
               <w:rPr>
@@ -817,7 +807,7 @@
           </w:tcPr>
           <w:p>
             <w:pPr>
-              <w:spacing w:after="60" w:before="60"/>
+              <w:spacing w:after="100" w:before="100"/>
             </w:pPr>
             <w:r>
               <w:rPr>
@@ -848,7 +838,7 @@
           </w:tcPr>
           <w:p>
             <w:pPr>
-              <w:spacing w:after="40" w:before="60"/>
+              <w:spacing w:after="40" w:before="100"/>
             </w:pPr>
             <w:r>
               <w:rPr>
@@ -864,7 +854,7 @@
           </w:p>
           <w:p>
             <w:pPr>
-              <w:spacing w:after="60" w:before="0"/>
+              <w:spacing w:after="100" w:before="0"/>
             </w:pPr>
             <w:r>
               <w:rPr>
@@ -881,7 +871,7 @@
         </w:tc>
         <w:tc>
           <w:tcPr>
-            <w:tcW w:type="dxa" w:w="1200"/>
+            <w:tcW w:type="dxa" w:w="1268"/>
             <w:tcBorders>
               <w:top w:val="single" w:color="CBD5E0" w:sz="4"/>
               <w:left w:val="single" w:color="CBD5E0" w:sz="4"/>
@@ -893,7 +883,7 @@
           </w:tcPr>
           <w:p>
             <w:pPr>
-              <w:spacing w:after="60" w:before="60"/>
+              <w:spacing w:after="100" w:before="100"/>
               <w:jc w:val="center"/>
             </w:pPr>
             <w:r>
@@ -902,8 +892,8 @@
                 <w:b/>
                 <w:bCs/>
                 <w:color w:val="92400E"/>
-                <w:sz w:val="18"/>
-                <w:szCs w:val="18"/>
+                <w:sz w:val="17"/>
+                <w:szCs w:val="17"/>
               </w:rPr>
               <w:t xml:space="preserve">Partially Covered</w:t>
             </w:r>
@@ -911,79 +901,79 @@
         </w:tc>
         <w:tc>
           <w:tcPr>
-            <w:tcW w:type="dxa" w:w="3160"/>
-            <w:tcBorders>
-              <w:top w:val="single" w:color="CBD5E0" w:sz="4"/>
-              <w:left w:val="single" w:color="CBD5E0" w:sz="4"/>
-              <w:bottom w:val="single" w:color="CBD5E0" w:sz="4"/>
-              <w:right w:val="single" w:color="CBD5E0" w:sz="4"/>
-            </w:tcBorders>
-            <w:vAlign w:val="top"/>
-          </w:tcPr>
-          <w:p>
-            <w:pPr>
-              <w:spacing w:after="60" w:before="60"/>
-            </w:pPr>
-            <w:r>
-              <w:rPr>
-                <w:rFonts w:ascii="Calibri" w:cs="Calibri" w:eastAsia="Calibri" w:hAnsi="Calibri"/>
-                <w:color w:val="4A5568"/>
-                <w:sz w:val="18"/>
-                <w:szCs w:val="18"/>
-              </w:rPr>
-              <w:t xml:space="preserve">The problem paragraph captures customer pain in the customer's voice — a deliberate and effective structural choice. The skill prohibits unsubstantiated claims, ensuring specificity.</w:t>
-            </w:r>
-          </w:p>
-        </w:tc>
-        <w:tc>
-          <w:tcPr>
-            <w:tcW w:type="dxa" w:w="3460"/>
-            <w:tcBorders>
-              <w:top w:val="single" w:color="CBD5E0" w:sz="4"/>
-              <w:left w:val="single" w:color="CBD5E0" w:sz="4"/>
-              <w:bottom w:val="single" w:color="CBD5E0" w:sz="4"/>
-              <w:right w:val="single" w:color="CBD5E0" w:sz="4"/>
-            </w:tcBorders>
-            <w:vAlign w:val="top"/>
-          </w:tcPr>
-          <w:p>
-            <w:pPr>
-              <w:spacing w:after="60" w:before="60"/>
-            </w:pPr>
-            <w:r>
-              <w:rPr>
-                <w:rFonts w:ascii="Calibri" w:cs="Calibri" w:eastAsia="Calibri" w:hAnsi="Calibri"/>
-                <w:color w:val="4A5568"/>
-                <w:sz w:val="18"/>
-                <w:szCs w:val="18"/>
-              </w:rPr>
-              <w:t xml:space="preserve">The specific workaround customers use today, the market trigger making the problem relevant now, and the business cost of inaction are not currently captured by the skill. This information may be sourced through the skill or referenced from an existing PRD or Shift Left document.</w:t>
-            </w:r>
-          </w:p>
-        </w:tc>
-        <w:tc>
-          <w:tcPr>
-            <w:tcW w:type="dxa" w:w="4160"/>
-            <w:tcBorders>
-              <w:top w:val="single" w:color="CBD5E0" w:sz="4"/>
-              <w:left w:val="single" w:color="CBD5E0" w:sz="4"/>
-              <w:bottom w:val="single" w:color="CBD5E0" w:sz="4"/>
-              <w:right w:val="single" w:color="CBD5E0" w:sz="4"/>
-            </w:tcBorders>
-            <w:vAlign w:val="top"/>
-          </w:tcPr>
-          <w:p>
-            <w:pPr>
-              <w:spacing w:after="60" w:before="60"/>
-            </w:pPr>
-            <w:r>
-              <w:rPr>
-                <w:rFonts w:ascii="Calibri" w:cs="Calibri" w:eastAsia="Calibri" w:hAnsi="Calibri"/>
-                <w:color w:val="4A5568"/>
-                <w:sz w:val="18"/>
-                <w:szCs w:val="18"/>
-              </w:rPr>
-              <w:t xml:space="preserve">The workaround and market trigger directly feed the launch narrative and campaign messaging. The cost of inaction helps PMM prioritise urgency and supports analyst briefing preparation.</w:t>
+            <w:tcW w:type="dxa" w:w="3200"/>
+            <w:tcBorders>
+              <w:top w:val="single" w:color="CBD5E0" w:sz="4"/>
+              <w:left w:val="single" w:color="CBD5E0" w:sz="4"/>
+              <w:bottom w:val="single" w:color="CBD5E0" w:sz="4"/>
+              <w:right w:val="single" w:color="CBD5E0" w:sz="4"/>
+            </w:tcBorders>
+            <w:vAlign w:val="top"/>
+          </w:tcPr>
+          <w:p>
+            <w:pPr>
+              <w:spacing w:after="100" w:before="100"/>
+            </w:pPr>
+            <w:r>
+              <w:rPr>
+                <w:rFonts w:ascii="Calibri" w:cs="Calibri" w:eastAsia="Calibri" w:hAnsi="Calibri"/>
+                <w:color w:val="4A5568"/>
+                <w:sz w:val="18"/>
+                <w:szCs w:val="18"/>
+              </w:rPr>
+              <w:t xml:space="preserve">The problem paragraph captures customer pain in the customer's voice — a deliberate and effective structural choice. The skill prohibits unsubstantiated claims, reinforcing specificity throughout.</w:t>
+            </w:r>
+          </w:p>
+        </w:tc>
+        <w:tc>
+          <w:tcPr>
+            <w:tcW w:type="dxa" w:w="3600"/>
+            <w:tcBorders>
+              <w:top w:val="single" w:color="CBD5E0" w:sz="4"/>
+              <w:left w:val="single" w:color="CBD5E0" w:sz="4"/>
+              <w:bottom w:val="single" w:color="CBD5E0" w:sz="4"/>
+              <w:right w:val="single" w:color="CBD5E0" w:sz="4"/>
+            </w:tcBorders>
+            <w:vAlign w:val="top"/>
+          </w:tcPr>
+          <w:p>
+            <w:pPr>
+              <w:spacing w:after="100" w:before="100"/>
+            </w:pPr>
+            <w:r>
+              <w:rPr>
+                <w:rFonts w:ascii="Calibri" w:cs="Calibri" w:eastAsia="Calibri" w:hAnsi="Calibri"/>
+                <w:color w:val="4A5568"/>
+                <w:sz w:val="18"/>
+                <w:szCs w:val="18"/>
+              </w:rPr>
+              <w:t xml:space="preserve">The specific workaround customers use today, the market trigger making the problem relevant now, and the business cost of inaction are not currently captured by the skill and may already exist in another Product artifact such as a PRD or Shift Left document.</w:t>
+            </w:r>
+          </w:p>
+        </w:tc>
+        <w:tc>
+          <w:tcPr>
+            <w:tcW w:type="dxa" w:w="4200"/>
+            <w:tcBorders>
+              <w:top w:val="single" w:color="CBD5E0" w:sz="4"/>
+              <w:left w:val="single" w:color="CBD5E0" w:sz="4"/>
+              <w:bottom w:val="single" w:color="CBD5E0" w:sz="4"/>
+              <w:right w:val="single" w:color="CBD5E0" w:sz="4"/>
+            </w:tcBorders>
+            <w:vAlign w:val="top"/>
+          </w:tcPr>
+          <w:p>
+            <w:pPr>
+              <w:spacing w:after="100" w:before="100"/>
+            </w:pPr>
+            <w:r>
+              <w:rPr>
+                <w:rFonts w:ascii="Calibri" w:cs="Calibri" w:eastAsia="Calibri" w:hAnsi="Calibri"/>
+                <w:color w:val="4A5568"/>
+                <w:sz w:val="18"/>
+                <w:szCs w:val="18"/>
+              </w:rPr>
+              <w:t xml:space="preserve">The workaround and market trigger directly feed the launch narrative and campaign messaging. The cost of inaction helps PMM prioritise urgency in communications and supports analyst briefing preparation.</w:t>
             </w:r>
           </w:p>
         </w:tc>
@@ -1003,7 +993,7 @@
           </w:tcPr>
           <w:p>
             <w:pPr>
-              <w:spacing w:after="40" w:before="60"/>
+              <w:spacing w:after="40" w:before="100"/>
             </w:pPr>
             <w:r>
               <w:rPr>
@@ -1019,7 +1009,7 @@
           </w:p>
           <w:p>
             <w:pPr>
-              <w:spacing w:after="60" w:before="0"/>
+              <w:spacing w:after="100" w:before="0"/>
             </w:pPr>
             <w:r>
               <w:rPr>
@@ -1036,7 +1026,7 @@
         </w:tc>
         <w:tc>
           <w:tcPr>
-            <w:tcW w:type="dxa" w:w="1200"/>
+            <w:tcW w:type="dxa" w:w="1268"/>
             <w:tcBorders>
               <w:top w:val="single" w:color="CBD5E0" w:sz="4"/>
               <w:left w:val="single" w:color="CBD5E0" w:sz="4"/>
@@ -1048,7 +1038,7 @@
           </w:tcPr>
           <w:p>
             <w:pPr>
-              <w:spacing w:after="60" w:before="60"/>
+              <w:spacing w:after="100" w:before="100"/>
               <w:jc w:val="center"/>
             </w:pPr>
             <w:r>
@@ -1057,8 +1047,8 @@
                 <w:b/>
                 <w:bCs/>
                 <w:color w:val="92400E"/>
-                <w:sz w:val="18"/>
-                <w:szCs w:val="18"/>
+                <w:sz w:val="17"/>
+                <w:szCs w:val="17"/>
               </w:rPr>
               <w:t xml:space="preserve">Partially Covered</w:t>
             </w:r>
@@ -1066,18 +1056,18 @@
         </w:tc>
         <w:tc>
           <w:tcPr>
-            <w:tcW w:type="dxa" w:w="3160"/>
-            <w:tcBorders>
-              <w:top w:val="single" w:color="CBD5E0" w:sz="4"/>
-              <w:left w:val="single" w:color="CBD5E0" w:sz="4"/>
-              <w:bottom w:val="single" w:color="CBD5E0" w:sz="4"/>
-              <w:right w:val="single" w:color="CBD5E0" w:sz="4"/>
-            </w:tcBorders>
-            <w:vAlign w:val="top"/>
-          </w:tcPr>
-          <w:p>
-            <w:pPr>
-              <w:spacing w:after="60" w:before="60"/>
+            <w:tcW w:type="dxa" w:w="3200"/>
+            <w:tcBorders>
+              <w:top w:val="single" w:color="CBD5E0" w:sz="4"/>
+              <w:left w:val="single" w:color="CBD5E0" w:sz="4"/>
+              <w:bottom w:val="single" w:color="CBD5E0" w:sz="4"/>
+              <w:right w:val="single" w:color="CBD5E0" w:sz="4"/>
+            </w:tcBorders>
+            <w:vAlign w:val="top"/>
+          </w:tcPr>
+          <w:p>
+            <w:pPr>
+              <w:spacing w:after="100" w:before="100"/>
             </w:pPr>
             <w:r>
               <w:rPr>
@@ -1092,53 +1082,53 @@
         </w:tc>
         <w:tc>
           <w:tcPr>
-            <w:tcW w:type="dxa" w:w="3460"/>
-            <w:tcBorders>
-              <w:top w:val="single" w:color="CBD5E0" w:sz="4"/>
-              <w:left w:val="single" w:color="CBD5E0" w:sz="4"/>
-              <w:bottom w:val="single" w:color="CBD5E0" w:sz="4"/>
-              <w:right w:val="single" w:color="CBD5E0" w:sz="4"/>
-            </w:tcBorders>
-            <w:vAlign w:val="top"/>
-          </w:tcPr>
-          <w:p>
-            <w:pPr>
-              <w:spacing w:after="60" w:before="60"/>
-            </w:pPr>
-            <w:r>
-              <w:rPr>
-                <w:rFonts w:ascii="Calibri" w:cs="Calibri" w:eastAsia="Calibri" w:hAnsi="Calibri"/>
-                <w:color w:val="4A5568"/>
-                <w:sz w:val="18"/>
-                <w:szCs w:val="18"/>
-              </w:rPr>
-              <w:t xml:space="preserve">A Kano model classification (Must-have, Performance, Delighter) with brief rationale, the specific business outcome targeted, and the strategic pillar the feature supports are not currently captured. These may be sourced from the skill or from a PRD or Shift Left document.</w:t>
-            </w:r>
-          </w:p>
-        </w:tc>
-        <w:tc>
-          <w:tcPr>
-            <w:tcW w:type="dxa" w:w="4160"/>
-            <w:tcBorders>
-              <w:top w:val="single" w:color="CBD5E0" w:sz="4"/>
-              <w:left w:val="single" w:color="CBD5E0" w:sz="4"/>
-              <w:bottom w:val="single" w:color="CBD5E0" w:sz="4"/>
-              <w:right w:val="single" w:color="CBD5E0" w:sz="4"/>
-            </w:tcBorders>
-            <w:vAlign w:val="top"/>
-          </w:tcPr>
-          <w:p>
-            <w:pPr>
-              <w:spacing w:after="60" w:before="60"/>
-            </w:pPr>
-            <w:r>
-              <w:rPr>
-                <w:rFonts w:ascii="Calibri" w:cs="Calibri" w:eastAsia="Calibri" w:hAnsi="Calibri"/>
-                <w:color w:val="4A5568"/>
-                <w:sz w:val="18"/>
-                <w:szCs w:val="18"/>
-              </w:rPr>
-              <w:t xml:space="preserve">The Kano framing informs how urgently and prominently the feature is positioned. The strategic pillar connection is needed for executive communications, analyst briefings, and QBR slide content.</w:t>
+            <w:tcW w:type="dxa" w:w="3600"/>
+            <w:tcBorders>
+              <w:top w:val="single" w:color="CBD5E0" w:sz="4"/>
+              <w:left w:val="single" w:color="CBD5E0" w:sz="4"/>
+              <w:bottom w:val="single" w:color="CBD5E0" w:sz="4"/>
+              <w:right w:val="single" w:color="CBD5E0" w:sz="4"/>
+            </w:tcBorders>
+            <w:vAlign w:val="top"/>
+          </w:tcPr>
+          <w:p>
+            <w:pPr>
+              <w:spacing w:after="100" w:before="100"/>
+            </w:pPr>
+            <w:r>
+              <w:rPr>
+                <w:rFonts w:ascii="Calibri" w:cs="Calibri" w:eastAsia="Calibri" w:hAnsi="Calibri"/>
+                <w:color w:val="4A5568"/>
+                <w:sz w:val="18"/>
+                <w:szCs w:val="18"/>
+              </w:rPr>
+              <w:t xml:space="preserve">A Kano model classification (Must-have, Performance, Delighter) with brief rationale, the specific business outcome targeted, and the strategic pillar the feature supports are not currently captured by the skill and may already exist in another Product artifact.</w:t>
+            </w:r>
+          </w:p>
+        </w:tc>
+        <w:tc>
+          <w:tcPr>
+            <w:tcW w:type="dxa" w:w="4200"/>
+            <w:tcBorders>
+              <w:top w:val="single" w:color="CBD5E0" w:sz="4"/>
+              <w:left w:val="single" w:color="CBD5E0" w:sz="4"/>
+              <w:bottom w:val="single" w:color="CBD5E0" w:sz="4"/>
+              <w:right w:val="single" w:color="CBD5E0" w:sz="4"/>
+            </w:tcBorders>
+            <w:vAlign w:val="top"/>
+          </w:tcPr>
+          <w:p>
+            <w:pPr>
+              <w:spacing w:after="100" w:before="100"/>
+            </w:pPr>
+            <w:r>
+              <w:rPr>
+                <w:rFonts w:ascii="Calibri" w:cs="Calibri" w:eastAsia="Calibri" w:hAnsi="Calibri"/>
+                <w:color w:val="4A5568"/>
+                <w:sz w:val="18"/>
+                <w:szCs w:val="18"/>
+              </w:rPr>
+              <w:t xml:space="preserve">The Kano framing directly determines launch priority, messaging emphasis, and campaign investment. The strategic pillar connection is needed for executive communications, analyst briefings, and QBR slide content.</w:t>
             </w:r>
           </w:p>
         </w:tc>
@@ -1158,7 +1148,7 @@
           </w:tcPr>
           <w:p>
             <w:pPr>
-              <w:spacing w:after="40" w:before="60"/>
+              <w:spacing w:after="40" w:before="100"/>
             </w:pPr>
             <w:r>
               <w:rPr>
@@ -1174,7 +1164,7 @@
           </w:p>
           <w:p>
             <w:pPr>
-              <w:spacing w:after="60" w:before="0"/>
+              <w:spacing w:after="100" w:before="0"/>
             </w:pPr>
             <w:r>
               <w:rPr>
@@ -1191,7 +1181,7 @@
         </w:tc>
         <w:tc>
           <w:tcPr>
-            <w:tcW w:type="dxa" w:w="1200"/>
+            <w:tcW w:type="dxa" w:w="1268"/>
             <w:tcBorders>
               <w:top w:val="single" w:color="CBD5E0" w:sz="4"/>
               <w:left w:val="single" w:color="CBD5E0" w:sz="4"/>
@@ -1203,7 +1193,7 @@
           </w:tcPr>
           <w:p>
             <w:pPr>
-              <w:spacing w:after="60" w:before="60"/>
+              <w:spacing w:after="100" w:before="100"/>
               <w:jc w:val="center"/>
             </w:pPr>
             <w:r>
@@ -1212,8 +1202,8 @@
                 <w:b/>
                 <w:bCs/>
                 <w:color w:val="92400E"/>
-                <w:sz w:val="18"/>
-                <w:szCs w:val="18"/>
+                <w:sz w:val="17"/>
+                <w:szCs w:val="17"/>
               </w:rPr>
               <w:t xml:space="preserve">Partially Covered</w:t>
             </w:r>
@@ -1221,18 +1211,18 @@
         </w:tc>
         <w:tc>
           <w:tcPr>
-            <w:tcW w:type="dxa" w:w="3160"/>
-            <w:tcBorders>
-              <w:top w:val="single" w:color="CBD5E0" w:sz="4"/>
-              <w:left w:val="single" w:color="CBD5E0" w:sz="4"/>
-              <w:bottom w:val="single" w:color="CBD5E0" w:sz="4"/>
-              <w:right w:val="single" w:color="CBD5E0" w:sz="4"/>
-            </w:tcBorders>
-            <w:vAlign w:val="top"/>
-          </w:tcPr>
-          <w:p>
-            <w:pPr>
-              <w:spacing w:after="60" w:before="60"/>
+            <w:tcW w:type="dxa" w:w="3200"/>
+            <w:tcBorders>
+              <w:top w:val="single" w:color="CBD5E0" w:sz="4"/>
+              <w:left w:val="single" w:color="CBD5E0" w:sz="4"/>
+              <w:bottom w:val="single" w:color="CBD5E0" w:sz="4"/>
+              <w:right w:val="single" w:color="CBD5E0" w:sz="4"/>
+            </w:tcBorders>
+            <w:vAlign w:val="top"/>
+          </w:tcPr>
+          <w:p>
+            <w:pPr>
+              <w:spacing w:after="100" w:before="100"/>
             </w:pPr>
             <w:r>
               <w:rPr>
@@ -1247,44 +1237,44 @@
         </w:tc>
         <w:tc>
           <w:tcPr>
-            <w:tcW w:type="dxa" w:w="3460"/>
-            <w:tcBorders>
-              <w:top w:val="single" w:color="CBD5E0" w:sz="4"/>
-              <w:left w:val="single" w:color="CBD5E0" w:sz="4"/>
-              <w:bottom w:val="single" w:color="CBD5E0" w:sz="4"/>
-              <w:right w:val="single" w:color="CBD5E0" w:sz="4"/>
-            </w:tcBorders>
-            <w:vAlign w:val="top"/>
-          </w:tcPr>
-          <w:p>
-            <w:pPr>
-              <w:spacing w:after="60" w:before="60"/>
-            </w:pPr>
-            <w:r>
-              <w:rPr>
-                <w:rFonts w:ascii="Calibri" w:cs="Calibri" w:eastAsia="Calibri" w:hAnsi="Calibri"/>
-                <w:color w:val="4A5568"/>
-                <w:sz w:val="18"/>
-                <w:szCs w:val="18"/>
-              </w:rPr>
-              <w:t xml:space="preserve">30/60/90-day post-launch metrics with the specific dashboard or report where they live are not currently captured. These could be referenced from an existing tracker or linked from the skill output rather than authored from scratch.</w:t>
-            </w:r>
-          </w:p>
-        </w:tc>
-        <w:tc>
-          <w:tcPr>
-            <w:tcW w:type="dxa" w:w="4160"/>
-            <w:tcBorders>
-              <w:top w:val="single" w:color="CBD5E0" w:sz="4"/>
-              <w:left w:val="single" w:color="CBD5E0" w:sz="4"/>
-              <w:bottom w:val="single" w:color="CBD5E0" w:sz="4"/>
-              <w:right w:val="single" w:color="CBD5E0" w:sz="4"/>
-            </w:tcBorders>
-            <w:vAlign w:val="top"/>
-          </w:tcPr>
-          <w:p>
-            <w:pPr>
-              <w:spacing w:after="60" w:before="60"/>
+            <w:tcW w:type="dxa" w:w="3600"/>
+            <w:tcBorders>
+              <w:top w:val="single" w:color="CBD5E0" w:sz="4"/>
+              <w:left w:val="single" w:color="CBD5E0" w:sz="4"/>
+              <w:bottom w:val="single" w:color="CBD5E0" w:sz="4"/>
+              <w:right w:val="single" w:color="CBD5E0" w:sz="4"/>
+            </w:tcBorders>
+            <w:vAlign w:val="top"/>
+          </w:tcPr>
+          <w:p>
+            <w:pPr>
+              <w:spacing w:after="100" w:before="100"/>
+            </w:pPr>
+            <w:r>
+              <w:rPr>
+                <w:rFonts w:ascii="Calibri" w:cs="Calibri" w:eastAsia="Calibri" w:hAnsi="Calibri"/>
+                <w:color w:val="4A5568"/>
+                <w:sz w:val="18"/>
+                <w:szCs w:val="18"/>
+              </w:rPr>
+              <w:t xml:space="preserve">30/60/90-day post-launch metrics with the specific dashboard or report where they live are not currently captured by the skill and may already exist in a product tracker or reporting document.</w:t>
+            </w:r>
+          </w:p>
+        </w:tc>
+        <w:tc>
+          <w:tcPr>
+            <w:tcW w:type="dxa" w:w="4200"/>
+            <w:tcBorders>
+              <w:top w:val="single" w:color="CBD5E0" w:sz="4"/>
+              <w:left w:val="single" w:color="CBD5E0" w:sz="4"/>
+              <w:bottom w:val="single" w:color="CBD5E0" w:sz="4"/>
+              <w:right w:val="single" w:color="CBD5E0" w:sz="4"/>
+            </w:tcBorders>
+            <w:vAlign w:val="top"/>
+          </w:tcPr>
+          <w:p>
+            <w:pPr>
+              <w:spacing w:after="100" w:before="100"/>
             </w:pPr>
             <w:r>
               <w:rPr>
@@ -1312,7 +1302,7 @@
           </w:tcPr>
           <w:p>
             <w:pPr>
-              <w:spacing w:after="60" w:before="60"/>
+              <w:spacing w:after="100" w:before="100"/>
             </w:pPr>
             <w:r>
               <w:rPr>
@@ -1343,7 +1333,7 @@
           </w:tcPr>
           <w:p>
             <w:pPr>
-              <w:spacing w:after="40" w:before="60"/>
+              <w:spacing w:after="40" w:before="100"/>
             </w:pPr>
             <w:r>
               <w:rPr>
@@ -1359,7 +1349,7 @@
           </w:p>
           <w:p>
             <w:pPr>
-              <w:spacing w:after="60" w:before="0"/>
+              <w:spacing w:after="100" w:before="0"/>
             </w:pPr>
             <w:r>
               <w:rPr>
@@ -1376,7 +1366,7 @@
         </w:tc>
         <w:tc>
           <w:tcPr>
-            <w:tcW w:type="dxa" w:w="1200"/>
+            <w:tcW w:type="dxa" w:w="1268"/>
             <w:tcBorders>
               <w:top w:val="single" w:color="CBD5E0" w:sz="4"/>
               <w:left w:val="single" w:color="CBD5E0" w:sz="4"/>
@@ -1388,7 +1378,7 @@
           </w:tcPr>
           <w:p>
             <w:pPr>
-              <w:spacing w:after="60" w:before="60"/>
+              <w:spacing w:after="100" w:before="100"/>
               <w:jc w:val="center"/>
             </w:pPr>
             <w:r>
@@ -1397,8 +1387,8 @@
                 <w:b/>
                 <w:bCs/>
                 <w:color w:val="92400E"/>
-                <w:sz w:val="18"/>
-                <w:szCs w:val="18"/>
+                <w:sz w:val="17"/>
+                <w:szCs w:val="17"/>
               </w:rPr>
               <w:t xml:space="preserve">Partially Covered</w:t>
             </w:r>
@@ -1406,18 +1396,18 @@
         </w:tc>
         <w:tc>
           <w:tcPr>
-            <w:tcW w:type="dxa" w:w="3160"/>
-            <w:tcBorders>
-              <w:top w:val="single" w:color="CBD5E0" w:sz="4"/>
-              <w:left w:val="single" w:color="CBD5E0" w:sz="4"/>
-              <w:bottom w:val="single" w:color="CBD5E0" w:sz="4"/>
-              <w:right w:val="single" w:color="CBD5E0" w:sz="4"/>
-            </w:tcBorders>
-            <w:vAlign w:val="top"/>
-          </w:tcPr>
-          <w:p>
-            <w:pPr>
-              <w:spacing w:after="60" w:before="60"/>
+            <w:tcW w:type="dxa" w:w="3200"/>
+            <w:tcBorders>
+              <w:top w:val="single" w:color="CBD5E0" w:sz="4"/>
+              <w:left w:val="single" w:color="CBD5E0" w:sz="4"/>
+              <w:bottom w:val="single" w:color="CBD5E0" w:sz="4"/>
+              <w:right w:val="single" w:color="CBD5E0" w:sz="4"/>
+            </w:tcBorders>
+            <w:vAlign w:val="top"/>
+          </w:tcPr>
+          <w:p>
+            <w:pPr>
+              <w:spacing w:after="100" w:before="100"/>
             </w:pPr>
             <w:r>
               <w:rPr>
@@ -1432,53 +1422,53 @@
         </w:tc>
         <w:tc>
           <w:tcPr>
-            <w:tcW w:type="dxa" w:w="3460"/>
-            <w:tcBorders>
-              <w:top w:val="single" w:color="CBD5E0" w:sz="4"/>
-              <w:left w:val="single" w:color="CBD5E0" w:sz="4"/>
-              <w:bottom w:val="single" w:color="CBD5E0" w:sz="4"/>
-              <w:right w:val="single" w:color="CBD5E0" w:sz="4"/>
-            </w:tcBorders>
-            <w:vAlign w:val="top"/>
-          </w:tcPr>
-          <w:p>
-            <w:pPr>
-              <w:spacing w:after="60" w:before="60"/>
-            </w:pPr>
-            <w:r>
-              <w:rPr>
-                <w:rFonts w:ascii="Calibri" w:cs="Calibri" w:eastAsia="Calibri" w:hAnsi="Calibri"/>
-                <w:color w:val="4A5568"/>
-                <w:sz w:val="18"/>
-                <w:szCs w:val="18"/>
-              </w:rPr>
-              <w:t xml:space="preserve">Company size, target verticals, required technology stack, strong-fit signals, anti-patterns, and geographic or regulatory restrictions are not currently captured. This information may be referenced from an existing Shift Left document or ICP resource.</w:t>
-            </w:r>
-          </w:p>
-        </w:tc>
-        <w:tc>
-          <w:tcPr>
-            <w:tcW w:type="dxa" w:w="4160"/>
-            <w:tcBorders>
-              <w:top w:val="single" w:color="CBD5E0" w:sz="4"/>
-              <w:left w:val="single" w:color="CBD5E0" w:sz="4"/>
-              <w:bottom w:val="single" w:color="CBD5E0" w:sz="4"/>
-              <w:right w:val="single" w:color="CBD5E0" w:sz="4"/>
-            </w:tcBorders>
-            <w:vAlign w:val="top"/>
-          </w:tcPr>
-          <w:p>
-            <w:pPr>
-              <w:spacing w:after="60" w:before="60"/>
-            </w:pPr>
-            <w:r>
-              <w:rPr>
-                <w:rFonts w:ascii="Calibri" w:cs="Calibri" w:eastAsia="Calibri" w:hAnsi="Calibri"/>
-                <w:color w:val="4A5568"/>
-                <w:sz w:val="18"/>
-                <w:szCs w:val="18"/>
-              </w:rPr>
-              <w:t xml:space="preserve">Fit signals and anti-patterns define ABM lists, territory scope, and sales qualification criteria. Anti-patterns in particular help Sales disqualify poor-fit opportunities without escalating to Product.</w:t>
+            <w:tcW w:type="dxa" w:w="3600"/>
+            <w:tcBorders>
+              <w:top w:val="single" w:color="CBD5E0" w:sz="4"/>
+              <w:left w:val="single" w:color="CBD5E0" w:sz="4"/>
+              <w:bottom w:val="single" w:color="CBD5E0" w:sz="4"/>
+              <w:right w:val="single" w:color="CBD5E0" w:sz="4"/>
+            </w:tcBorders>
+            <w:vAlign w:val="top"/>
+          </w:tcPr>
+          <w:p>
+            <w:pPr>
+              <w:spacing w:after="100" w:before="100"/>
+            </w:pPr>
+            <w:r>
+              <w:rPr>
+                <w:rFonts w:ascii="Calibri" w:cs="Calibri" w:eastAsia="Calibri" w:hAnsi="Calibri"/>
+                <w:color w:val="4A5568"/>
+                <w:sz w:val="18"/>
+                <w:szCs w:val="18"/>
+              </w:rPr>
+              <w:t xml:space="preserve">Company size, target verticals, required technology stack, strong-fit signals, anti-patterns, and geographic or regulatory restrictions are not currently captured by the skill and may already exist in another Product artifact such as a Shift Left document or ICP resource.</w:t>
+            </w:r>
+          </w:p>
+        </w:tc>
+        <w:tc>
+          <w:tcPr>
+            <w:tcW w:type="dxa" w:w="4200"/>
+            <w:tcBorders>
+              <w:top w:val="single" w:color="CBD5E0" w:sz="4"/>
+              <w:left w:val="single" w:color="CBD5E0" w:sz="4"/>
+              <w:bottom w:val="single" w:color="CBD5E0" w:sz="4"/>
+              <w:right w:val="single" w:color="CBD5E0" w:sz="4"/>
+            </w:tcBorders>
+            <w:vAlign w:val="top"/>
+          </w:tcPr>
+          <w:p>
+            <w:pPr>
+              <w:spacing w:after="100" w:before="100"/>
+            </w:pPr>
+            <w:r>
+              <w:rPr>
+                <w:rFonts w:ascii="Calibri" w:cs="Calibri" w:eastAsia="Calibri" w:hAnsi="Calibri"/>
+                <w:color w:val="4A5568"/>
+                <w:sz w:val="18"/>
+                <w:szCs w:val="18"/>
+              </w:rPr>
+              <w:t xml:space="preserve">Fit signals and anti-patterns define ABM lists, territory scope, and sales qualification criteria. Anti-patterns help Sales disqualify poor-fit opportunities without escalating to Product.</w:t>
             </w:r>
           </w:p>
         </w:tc>
@@ -1498,7 +1488,7 @@
           </w:tcPr>
           <w:p>
             <w:pPr>
-              <w:spacing w:after="40" w:before="60"/>
+              <w:spacing w:after="40" w:before="100"/>
             </w:pPr>
             <w:r>
               <w:rPr>
@@ -1514,7 +1504,7 @@
           </w:p>
           <w:p>
             <w:pPr>
-              <w:spacing w:after="60" w:before="0"/>
+              <w:spacing w:after="100" w:before="0"/>
             </w:pPr>
             <w:r>
               <w:rPr>
@@ -1531,7 +1521,7 @@
         </w:tc>
         <w:tc>
           <w:tcPr>
-            <w:tcW w:type="dxa" w:w="1200"/>
+            <w:tcW w:type="dxa" w:w="1268"/>
             <w:tcBorders>
               <w:top w:val="single" w:color="CBD5E0" w:sz="4"/>
               <w:left w:val="single" w:color="CBD5E0" w:sz="4"/>
@@ -1543,7 +1533,7 @@
           </w:tcPr>
           <w:p>
             <w:pPr>
-              <w:spacing w:after="60" w:before="60"/>
+              <w:spacing w:after="100" w:before="100"/>
               <w:jc w:val="center"/>
             </w:pPr>
             <w:r>
@@ -1552,8 +1542,8 @@
                 <w:b/>
                 <w:bCs/>
                 <w:color w:val="92400E"/>
-                <w:sz w:val="18"/>
-                <w:szCs w:val="18"/>
+                <w:sz w:val="17"/>
+                <w:szCs w:val="17"/>
               </w:rPr>
               <w:t xml:space="preserve">Partially Covered</w:t>
             </w:r>
@@ -1561,18 +1551,18 @@
         </w:tc>
         <w:tc>
           <w:tcPr>
-            <w:tcW w:type="dxa" w:w="3160"/>
-            <w:tcBorders>
-              <w:top w:val="single" w:color="CBD5E0" w:sz="4"/>
-              <w:left w:val="single" w:color="CBD5E0" w:sz="4"/>
-              <w:bottom w:val="single" w:color="CBD5E0" w:sz="4"/>
-              <w:right w:val="single" w:color="CBD5E0" w:sz="4"/>
-            </w:tcBorders>
-            <w:vAlign w:val="top"/>
-          </w:tcPr>
-          <w:p>
-            <w:pPr>
-              <w:spacing w:after="60" w:before="60"/>
+            <w:tcW w:type="dxa" w:w="3200"/>
+            <w:tcBorders>
+              <w:top w:val="single" w:color="CBD5E0" w:sz="4"/>
+              <w:left w:val="single" w:color="CBD5E0" w:sz="4"/>
+              <w:bottom w:val="single" w:color="CBD5E0" w:sz="4"/>
+              <w:right w:val="single" w:color="CBD5E0" w:sz="4"/>
+            </w:tcBorders>
+            <w:vAlign w:val="top"/>
+          </w:tcPr>
+          <w:p>
+            <w:pPr>
+              <w:spacing w:after="100" w:before="100"/>
             </w:pPr>
             <w:r>
               <w:rPr>
@@ -1587,53 +1577,53 @@
         </w:tc>
         <w:tc>
           <w:tcPr>
-            <w:tcW w:type="dxa" w:w="3460"/>
-            <w:tcBorders>
-              <w:top w:val="single" w:color="CBD5E0" w:sz="4"/>
-              <w:left w:val="single" w:color="CBD5E0" w:sz="4"/>
-              <w:bottom w:val="single" w:color="CBD5E0" w:sz="4"/>
-              <w:right w:val="single" w:color="CBD5E0" w:sz="4"/>
-            </w:tcBorders>
-            <w:vAlign w:val="top"/>
-          </w:tcPr>
-          <w:p>
-            <w:pPr>
-              <w:spacing w:after="60" w:before="60"/>
-            </w:pPr>
-            <w:r>
-              <w:rPr>
-                <w:rFonts w:ascii="Calibri" w:cs="Calibri" w:eastAsia="Calibri" w:hAnsi="Calibri"/>
-                <w:color w:val="4A5568"/>
-                <w:sz w:val="18"/>
-                <w:szCs w:val="18"/>
-              </w:rPr>
-              <w:t xml:space="preserve">The primary user's job title, department, and specific task; secondary stakeholders who approve or benefit; and non-target users are not currently captured. A brief reference to an existing persona card or Shift Left document could address this without additional writing.</w:t>
-            </w:r>
-          </w:p>
-        </w:tc>
-        <w:tc>
-          <w:tcPr>
-            <w:tcW w:type="dxa" w:w="4160"/>
-            <w:tcBorders>
-              <w:top w:val="single" w:color="CBD5E0" w:sz="4"/>
-              <w:left w:val="single" w:color="CBD5E0" w:sz="4"/>
-              <w:bottom w:val="single" w:color="CBD5E0" w:sz="4"/>
-              <w:right w:val="single" w:color="CBD5E0" w:sz="4"/>
-            </w:tcBorders>
-            <w:vAlign w:val="top"/>
-          </w:tcPr>
-          <w:p>
-            <w:pPr>
-              <w:spacing w:after="60" w:before="60"/>
-            </w:pPr>
-            <w:r>
-              <w:rPr>
-                <w:rFonts w:ascii="Calibri" w:cs="Calibri" w:eastAsia="Calibri" w:hAnsi="Calibri"/>
-                <w:color w:val="4A5568"/>
-                <w:sz w:val="18"/>
-                <w:szCs w:val="18"/>
-              </w:rPr>
-              <w:t xml:space="preserve">Persona-based messaging, campaign targeting, and multi-threaded account communications require this level of specificity. Secondary stakeholder profiles are particularly useful for enterprise and CS communications.</w:t>
+            <w:tcW w:type="dxa" w:w="3600"/>
+            <w:tcBorders>
+              <w:top w:val="single" w:color="CBD5E0" w:sz="4"/>
+              <w:left w:val="single" w:color="CBD5E0" w:sz="4"/>
+              <w:bottom w:val="single" w:color="CBD5E0" w:sz="4"/>
+              <w:right w:val="single" w:color="CBD5E0" w:sz="4"/>
+            </w:tcBorders>
+            <w:vAlign w:val="top"/>
+          </w:tcPr>
+          <w:p>
+            <w:pPr>
+              <w:spacing w:after="100" w:before="100"/>
+            </w:pPr>
+            <w:r>
+              <w:rPr>
+                <w:rFonts w:ascii="Calibri" w:cs="Calibri" w:eastAsia="Calibri" w:hAnsi="Calibri"/>
+                <w:color w:val="4A5568"/>
+                <w:sz w:val="18"/>
+                <w:szCs w:val="18"/>
+              </w:rPr>
+              <w:t xml:space="preserve">The primary user's job title, department, and specific task; secondary stakeholders who approve or benefit; and non-target users are not currently captured by the skill and may already exist in a persona card or Shift Left document.</w:t>
+            </w:r>
+          </w:p>
+        </w:tc>
+        <w:tc>
+          <w:tcPr>
+            <w:tcW w:type="dxa" w:w="4200"/>
+            <w:tcBorders>
+              <w:top w:val="single" w:color="CBD5E0" w:sz="4"/>
+              <w:left w:val="single" w:color="CBD5E0" w:sz="4"/>
+              <w:bottom w:val="single" w:color="CBD5E0" w:sz="4"/>
+              <w:right w:val="single" w:color="CBD5E0" w:sz="4"/>
+            </w:tcBorders>
+            <w:vAlign w:val="top"/>
+          </w:tcPr>
+          <w:p>
+            <w:pPr>
+              <w:spacing w:after="100" w:before="100"/>
+            </w:pPr>
+            <w:r>
+              <w:rPr>
+                <w:rFonts w:ascii="Calibri" w:cs="Calibri" w:eastAsia="Calibri" w:hAnsi="Calibri"/>
+                <w:color w:val="4A5568"/>
+                <w:sz w:val="18"/>
+                <w:szCs w:val="18"/>
+              </w:rPr>
+              <w:t xml:space="preserve">Persona-based messaging, campaign targeting, and multi-threaded account communications all require this level of specificity. Secondary stakeholder profiles are particularly useful for enterprise and CS communications.</w:t>
             </w:r>
           </w:p>
         </w:tc>
@@ -1653,7 +1643,7 @@
           </w:tcPr>
           <w:p>
             <w:pPr>
-              <w:spacing w:after="40" w:before="60"/>
+              <w:spacing w:after="40" w:before="100"/>
             </w:pPr>
             <w:r>
               <w:rPr>
@@ -1669,7 +1659,7 @@
           </w:p>
           <w:p>
             <w:pPr>
-              <w:spacing w:after="60" w:before="0"/>
+              <w:spacing w:after="100" w:before="0"/>
             </w:pPr>
             <w:r>
               <w:rPr>
@@ -1686,7 +1676,7 @@
         </w:tc>
         <w:tc>
           <w:tcPr>
-            <w:tcW w:type="dxa" w:w="1200"/>
+            <w:tcW w:type="dxa" w:w="1268"/>
             <w:tcBorders>
               <w:top w:val="single" w:color="CBD5E0" w:sz="4"/>
               <w:left w:val="single" w:color="CBD5E0" w:sz="4"/>
@@ -1698,7 +1688,7 @@
           </w:tcPr>
           <w:p>
             <w:pPr>
-              <w:spacing w:after="60" w:before="60"/>
+              <w:spacing w:after="100" w:before="100"/>
               <w:jc w:val="center"/>
             </w:pPr>
             <w:r>
@@ -1707,27 +1697,27 @@
                 <w:b/>
                 <w:bCs/>
                 <w:color w:val="1E40AF"/>
-                <w:sz w:val="18"/>
-                <w:szCs w:val="18"/>
-              </w:rPr>
-              <w:t xml:space="preserve">Opportunity</w:t>
-            </w:r>
-          </w:p>
-        </w:tc>
-        <w:tc>
-          <w:tcPr>
-            <w:tcW w:type="dxa" w:w="3160"/>
-            <w:tcBorders>
-              <w:top w:val="single" w:color="CBD5E0" w:sz="4"/>
-              <w:left w:val="single" w:color="CBD5E0" w:sz="4"/>
-              <w:bottom w:val="single" w:color="CBD5E0" w:sz="4"/>
-              <w:right w:val="single" w:color="CBD5E0" w:sz="4"/>
-            </w:tcBorders>
-            <w:vAlign w:val="top"/>
-          </w:tcPr>
-          <w:p>
-            <w:pPr>
-              <w:spacing w:after="60" w:before="60"/>
+                <w:sz w:val="17"/>
+                <w:szCs w:val="17"/>
+              </w:rPr>
+              <w:t xml:space="preserve">Not Currently Captured</w:t>
+            </w:r>
+          </w:p>
+        </w:tc>
+        <w:tc>
+          <w:tcPr>
+            <w:tcW w:type="dxa" w:w="3200"/>
+            <w:tcBorders>
+              <w:top w:val="single" w:color="CBD5E0" w:sz="4"/>
+              <w:left w:val="single" w:color="CBD5E0" w:sz="4"/>
+              <w:bottom w:val="single" w:color="CBD5E0" w:sz="4"/>
+              <w:right w:val="single" w:color="CBD5E0" w:sz="4"/>
+            </w:tcBorders>
+            <w:vAlign w:val="top"/>
+          </w:tcPr>
+          <w:p>
+            <w:pPr>
+              <w:spacing w:after="100" w:before="100"/>
             </w:pPr>
             <w:r>
               <w:rPr>
@@ -1742,44 +1732,44 @@
         </w:tc>
         <w:tc>
           <w:tcPr>
-            <w:tcW w:type="dxa" w:w="3460"/>
-            <w:tcBorders>
-              <w:top w:val="single" w:color="CBD5E0" w:sz="4"/>
-              <w:left w:val="single" w:color="CBD5E0" w:sz="4"/>
-              <w:bottom w:val="single" w:color="CBD5E0" w:sz="4"/>
-              <w:right w:val="single" w:color="CBD5E0" w:sz="4"/>
-            </w:tcBorders>
-            <w:vAlign w:val="top"/>
-          </w:tcPr>
-          <w:p>
-            <w:pPr>
-              <w:spacing w:after="60" w:before="60"/>
-            </w:pPr>
-            <w:r>
-              <w:rPr>
-                <w:rFonts w:ascii="Calibri" w:cs="Calibri" w:eastAsia="Calibri" w:hAnsi="Calibri"/>
-                <w:color w:val="4A5568"/>
-                <w:sz w:val="18"/>
-                <w:szCs w:val="18"/>
-              </w:rPr>
-              <w:t xml:space="preserve">Release status, approximate customer or account count, and segment adoption are not currently captured by the skill. This information may be sourced from the skill or from a separate launch status document.</w:t>
-            </w:r>
-          </w:p>
-        </w:tc>
-        <w:tc>
-          <w:tcPr>
-            <w:tcW w:type="dxa" w:w="4160"/>
-            <w:tcBorders>
-              <w:top w:val="single" w:color="CBD5E0" w:sz="4"/>
-              <w:left w:val="single" w:color="CBD5E0" w:sz="4"/>
-              <w:bottom w:val="single" w:color="CBD5E0" w:sz="4"/>
-              <w:right w:val="single" w:color="CBD5E0" w:sz="4"/>
-            </w:tcBorders>
-            <w:vAlign w:val="top"/>
-          </w:tcPr>
-          <w:p>
-            <w:pPr>
-              <w:spacing w:after="60" w:before="60"/>
+            <w:tcW w:type="dxa" w:w="3600"/>
+            <w:tcBorders>
+              <w:top w:val="single" w:color="CBD5E0" w:sz="4"/>
+              <w:left w:val="single" w:color="CBD5E0" w:sz="4"/>
+              <w:bottom w:val="single" w:color="CBD5E0" w:sz="4"/>
+              <w:right w:val="single" w:color="CBD5E0" w:sz="4"/>
+            </w:tcBorders>
+            <w:vAlign w:val="top"/>
+          </w:tcPr>
+          <w:p>
+            <w:pPr>
+              <w:spacing w:after="100" w:before="100"/>
+            </w:pPr>
+            <w:r>
+              <w:rPr>
+                <w:rFonts w:ascii="Calibri" w:cs="Calibri" w:eastAsia="Calibri" w:hAnsi="Calibri"/>
+                <w:color w:val="4A5568"/>
+                <w:sz w:val="18"/>
+                <w:szCs w:val="18"/>
+              </w:rPr>
+              <w:t xml:space="preserve">Release status, approximate customer or account count, and segment adoption are not currently captured by the skill and may already exist in another Product artifact or launch status document.</w:t>
+            </w:r>
+          </w:p>
+        </w:tc>
+        <w:tc>
+          <w:tcPr>
+            <w:tcW w:type="dxa" w:w="4200"/>
+            <w:tcBorders>
+              <w:top w:val="single" w:color="CBD5E0" w:sz="4"/>
+              <w:left w:val="single" w:color="CBD5E0" w:sz="4"/>
+              <w:bottom w:val="single" w:color="CBD5E0" w:sz="4"/>
+              <w:right w:val="single" w:color="CBD5E0" w:sz="4"/>
+            </w:tcBorders>
+            <w:vAlign w:val="top"/>
+          </w:tcPr>
+          <w:p>
+            <w:pPr>
+              <w:spacing w:after="100" w:before="100"/>
             </w:pPr>
             <w:r>
               <w:rPr>
@@ -1807,7 +1797,7 @@
           </w:tcPr>
           <w:p>
             <w:pPr>
-              <w:spacing w:after="60" w:before="60"/>
+              <w:spacing w:after="100" w:before="100"/>
             </w:pPr>
             <w:r>
               <w:rPr>
@@ -1838,7 +1828,7 @@
           </w:tcPr>
           <w:p>
             <w:pPr>
-              <w:spacing w:after="40" w:before="60"/>
+              <w:spacing w:after="40" w:before="100"/>
             </w:pPr>
             <w:r>
               <w:rPr>
@@ -1854,7 +1844,7 @@
           </w:p>
           <w:p>
             <w:pPr>
-              <w:spacing w:after="60" w:before="0"/>
+              <w:spacing w:after="100" w:before="0"/>
             </w:pPr>
             <w:r>
               <w:rPr>
@@ -1871,7 +1861,7 @@
         </w:tc>
         <w:tc>
           <w:tcPr>
-            <w:tcW w:type="dxa" w:w="1200"/>
+            <w:tcW w:type="dxa" w:w="1268"/>
             <w:tcBorders>
               <w:top w:val="single" w:color="CBD5E0" w:sz="4"/>
               <w:left w:val="single" w:color="CBD5E0" w:sz="4"/>
@@ -1883,7 +1873,7 @@
           </w:tcPr>
           <w:p>
             <w:pPr>
-              <w:spacing w:after="60" w:before="60"/>
+              <w:spacing w:after="100" w:before="100"/>
               <w:jc w:val="center"/>
             </w:pPr>
             <w:r>
@@ -1892,8 +1882,8 @@
                 <w:b/>
                 <w:bCs/>
                 <w:color w:val="276749"/>
-                <w:sz w:val="18"/>
-                <w:szCs w:val="18"/>
+                <w:sz w:val="17"/>
+                <w:szCs w:val="17"/>
               </w:rPr>
               <w:t xml:space="preserve">Well Covered</w:t>
             </w:r>
@@ -1901,18 +1891,18 @@
         </w:tc>
         <w:tc>
           <w:tcPr>
-            <w:tcW w:type="dxa" w:w="3160"/>
-            <w:tcBorders>
-              <w:top w:val="single" w:color="CBD5E0" w:sz="4"/>
-              <w:left w:val="single" w:color="CBD5E0" w:sz="4"/>
-              <w:bottom w:val="single" w:color="CBD5E0" w:sz="4"/>
-              <w:right w:val="single" w:color="CBD5E0" w:sz="4"/>
-            </w:tcBorders>
-            <w:vAlign w:val="top"/>
-          </w:tcPr>
-          <w:p>
-            <w:pPr>
-              <w:spacing w:after="60" w:before="60"/>
+            <w:tcW w:type="dxa" w:w="3200"/>
+            <w:tcBorders>
+              <w:top w:val="single" w:color="CBD5E0" w:sz="4"/>
+              <w:left w:val="single" w:color="CBD5E0" w:sz="4"/>
+              <w:bottom w:val="single" w:color="CBD5E0" w:sz="4"/>
+              <w:right w:val="single" w:color="CBD5E0" w:sz="4"/>
+            </w:tcBorders>
+            <w:vAlign w:val="top"/>
+          </w:tcPr>
+          <w:p>
+            <w:pPr>
+              <w:spacing w:after="100" w:before="100"/>
             </w:pPr>
             <w:r>
               <w:rPr>
@@ -1927,7 +1917,7 @@
         </w:tc>
         <w:tc>
           <w:tcPr>
-            <w:tcW w:type="dxa" w:w="3460"/>
+            <w:tcW w:type="dxa" w:w="3600"/>
             <w:tcBorders>
               <w:top w:val="single" w:color="CBD5E0" w:sz="4"/>
               <w:left w:val="single" w:color="CBD5E0" w:sz="4"/>
@@ -1939,7 +1929,7 @@
           </w:tcPr>
           <w:p>
             <w:pPr>
-              <w:spacing w:after="60" w:before="60"/>
+              <w:spacing w:after="100" w:before="100"/>
             </w:pPr>
             <w:r>
               <w:rPr>
@@ -1954,18 +1944,18 @@
         </w:tc>
         <w:tc>
           <w:tcPr>
-            <w:tcW w:type="dxa" w:w="4160"/>
-            <w:tcBorders>
-              <w:top w:val="single" w:color="CBD5E0" w:sz="4"/>
-              <w:left w:val="single" w:color="CBD5E0" w:sz="4"/>
-              <w:bottom w:val="single" w:color="CBD5E0" w:sz="4"/>
-              <w:right w:val="single" w:color="CBD5E0" w:sz="4"/>
-            </w:tcBorders>
-            <w:vAlign w:val="top"/>
-          </w:tcPr>
-          <w:p>
-            <w:pPr>
-              <w:spacing w:after="60" w:before="60"/>
+            <w:tcW w:type="dxa" w:w="4200"/>
+            <w:tcBorders>
+              <w:top w:val="single" w:color="CBD5E0" w:sz="4"/>
+              <w:left w:val="single" w:color="CBD5E0" w:sz="4"/>
+              <w:bottom w:val="single" w:color="CBD5E0" w:sz="4"/>
+              <w:right w:val="single" w:color="CBD5E0" w:sz="4"/>
+            </w:tcBorders>
+            <w:vAlign w:val="top"/>
+          </w:tcPr>
+          <w:p>
+            <w:pPr>
+              <w:spacing w:after="100" w:before="100"/>
             </w:pPr>
             <w:r>
               <w:rPr>
@@ -1994,7 +1984,7 @@
           </w:tcPr>
           <w:p>
             <w:pPr>
-              <w:spacing w:after="40" w:before="60"/>
+              <w:spacing w:after="40" w:before="100"/>
             </w:pPr>
             <w:r>
               <w:rPr>
@@ -2010,7 +2000,7 @@
           </w:p>
           <w:p>
             <w:pPr>
-              <w:spacing w:after="60" w:before="0"/>
+              <w:spacing w:after="100" w:before="0"/>
             </w:pPr>
             <w:r>
               <w:rPr>
@@ -2027,7 +2017,7 @@
         </w:tc>
         <w:tc>
           <w:tcPr>
-            <w:tcW w:type="dxa" w:w="1200"/>
+            <w:tcW w:type="dxa" w:w="1268"/>
             <w:tcBorders>
               <w:top w:val="single" w:color="CBD5E0" w:sz="4"/>
               <w:left w:val="single" w:color="CBD5E0" w:sz="4"/>
@@ -2039,7 +2029,7 @@
           </w:tcPr>
           <w:p>
             <w:pPr>
-              <w:spacing w:after="60" w:before="60"/>
+              <w:spacing w:after="100" w:before="100"/>
               <w:jc w:val="center"/>
             </w:pPr>
             <w:r>
@@ -2048,8 +2038,8 @@
                 <w:b/>
                 <w:bCs/>
                 <w:color w:val="92400E"/>
-                <w:sz w:val="18"/>
-                <w:szCs w:val="18"/>
+                <w:sz w:val="17"/>
+                <w:szCs w:val="17"/>
               </w:rPr>
               <w:t xml:space="preserve">Partially Covered</w:t>
             </w:r>
@@ -2057,18 +2047,18 @@
         </w:tc>
         <w:tc>
           <w:tcPr>
-            <w:tcW w:type="dxa" w:w="3160"/>
-            <w:tcBorders>
-              <w:top w:val="single" w:color="CBD5E0" w:sz="4"/>
-              <w:left w:val="single" w:color="CBD5E0" w:sz="4"/>
-              <w:bottom w:val="single" w:color="CBD5E0" w:sz="4"/>
-              <w:right w:val="single" w:color="CBD5E0" w:sz="4"/>
-            </w:tcBorders>
-            <w:vAlign w:val="top"/>
-          </w:tcPr>
-          <w:p>
-            <w:pPr>
-              <w:spacing w:after="60" w:before="60"/>
+            <w:tcW w:type="dxa" w:w="3200"/>
+            <w:tcBorders>
+              <w:top w:val="single" w:color="CBD5E0" w:sz="4"/>
+              <w:left w:val="single" w:color="CBD5E0" w:sz="4"/>
+              <w:bottom w:val="single" w:color="CBD5E0" w:sz="4"/>
+              <w:right w:val="single" w:color="CBD5E0" w:sz="4"/>
+            </w:tcBorders>
+            <w:vAlign w:val="top"/>
+          </w:tcPr>
+          <w:p>
+            <w:pPr>
+              <w:spacing w:after="100" w:before="100"/>
             </w:pPr>
             <w:r>
               <w:rPr>
@@ -2083,53 +2073,53 @@
         </w:tc>
         <w:tc>
           <w:tcPr>
-            <w:tcW w:type="dxa" w:w="3460"/>
-            <w:tcBorders>
-              <w:top w:val="single" w:color="CBD5E0" w:sz="4"/>
-              <w:left w:val="single" w:color="CBD5E0" w:sz="4"/>
-              <w:bottom w:val="single" w:color="CBD5E0" w:sz="4"/>
-              <w:right w:val="single" w:color="CBD5E0" w:sz="4"/>
-            </w:tcBorders>
-            <w:vAlign w:val="top"/>
-          </w:tcPr>
-          <w:p>
-            <w:pPr>
-              <w:spacing w:after="60" w:before="60"/>
-            </w:pPr>
-            <w:r>
-              <w:rPr>
-                <w:rFonts w:ascii="Calibri" w:cs="Calibri" w:eastAsia="Calibri" w:hAnsi="Calibri"/>
-                <w:color w:val="4A5568"/>
-                <w:sz w:val="18"/>
-                <w:szCs w:val="18"/>
-              </w:rPr>
-              <w:t xml:space="preserve">Trigger conditions, the end state when the workflow completes, and a link to workflow documentation are not currently captured. A reference or link to existing documentation (Confluence, Loom, or diagram) would be sufficient — no additional writing required.</w:t>
-            </w:r>
-          </w:p>
-        </w:tc>
-        <w:tc>
-          <w:tcPr>
-            <w:tcW w:type="dxa" w:w="4160"/>
-            <w:tcBorders>
-              <w:top w:val="single" w:color="CBD5E0" w:sz="4"/>
-              <w:left w:val="single" w:color="CBD5E0" w:sz="4"/>
-              <w:bottom w:val="single" w:color="CBD5E0" w:sz="4"/>
-              <w:right w:val="single" w:color="CBD5E0" w:sz="4"/>
-            </w:tcBorders>
-            <w:vAlign w:val="top"/>
-          </w:tcPr>
-          <w:p>
-            <w:pPr>
-              <w:spacing w:after="60" w:before="60"/>
-            </w:pPr>
-            <w:r>
-              <w:rPr>
-                <w:rFonts w:ascii="Calibri" w:cs="Calibri" w:eastAsia="Calibri" w:hAnsi="Calibri"/>
-                <w:color w:val="4A5568"/>
-                <w:sz w:val="18"/>
-                <w:szCs w:val="18"/>
-              </w:rPr>
-              <w:t xml:space="preserve">Demo scripts, help content, and training materials — including IQ champions onboarding — are built from workflow detail. A pointer reduces the effort of tracking it down separately.</w:t>
+            <w:tcW w:type="dxa" w:w="3600"/>
+            <w:tcBorders>
+              <w:top w:val="single" w:color="CBD5E0" w:sz="4"/>
+              <w:left w:val="single" w:color="CBD5E0" w:sz="4"/>
+              <w:bottom w:val="single" w:color="CBD5E0" w:sz="4"/>
+              <w:right w:val="single" w:color="CBD5E0" w:sz="4"/>
+            </w:tcBorders>
+            <w:vAlign w:val="top"/>
+          </w:tcPr>
+          <w:p>
+            <w:pPr>
+              <w:spacing w:after="100" w:before="100"/>
+            </w:pPr>
+            <w:r>
+              <w:rPr>
+                <w:rFonts w:ascii="Calibri" w:cs="Calibri" w:eastAsia="Calibri" w:hAnsi="Calibri"/>
+                <w:color w:val="4A5568"/>
+                <w:sz w:val="18"/>
+                <w:szCs w:val="18"/>
+              </w:rPr>
+              <w:t xml:space="preserve">Trigger conditions, the end state when the workflow completes, and a reference to workflow documentation are not currently captured by the skill and may already exist in another Product artifact such as a Confluence page, Loom recording, or diagram.</w:t>
+            </w:r>
+          </w:p>
+        </w:tc>
+        <w:tc>
+          <w:tcPr>
+            <w:tcW w:type="dxa" w:w="4200"/>
+            <w:tcBorders>
+              <w:top w:val="single" w:color="CBD5E0" w:sz="4"/>
+              <w:left w:val="single" w:color="CBD5E0" w:sz="4"/>
+              <w:bottom w:val="single" w:color="CBD5E0" w:sz="4"/>
+              <w:right w:val="single" w:color="CBD5E0" w:sz="4"/>
+            </w:tcBorders>
+            <w:vAlign w:val="top"/>
+          </w:tcPr>
+          <w:p>
+            <w:pPr>
+              <w:spacing w:after="100" w:before="100"/>
+            </w:pPr>
+            <w:r>
+              <w:rPr>
+                <w:rFonts w:ascii="Calibri" w:cs="Calibri" w:eastAsia="Calibri" w:hAnsi="Calibri"/>
+                <w:color w:val="4A5568"/>
+                <w:sz w:val="18"/>
+                <w:szCs w:val="18"/>
+              </w:rPr>
+              <w:t xml:space="preserve">Demo scripts, help content, and training materials — including IQ champions onboarding — are built from workflow detail. A reference to existing documentation reduces the effort of tracking it down separately.</w:t>
             </w:r>
           </w:p>
         </w:tc>
@@ -2149,7 +2139,7 @@
           </w:tcPr>
           <w:p>
             <w:pPr>
-              <w:spacing w:after="40" w:before="60"/>
+              <w:spacing w:after="40" w:before="100"/>
             </w:pPr>
             <w:r>
               <w:rPr>
@@ -2165,7 +2155,7 @@
           </w:p>
           <w:p>
             <w:pPr>
-              <w:spacing w:after="60" w:before="0"/>
+              <w:spacing w:after="100" w:before="0"/>
             </w:pPr>
             <w:r>
               <w:rPr>
@@ -2182,7 +2172,7 @@
         </w:tc>
         <w:tc>
           <w:tcPr>
-            <w:tcW w:type="dxa" w:w="1200"/>
+            <w:tcW w:type="dxa" w:w="1268"/>
             <w:tcBorders>
               <w:top w:val="single" w:color="CBD5E0" w:sz="4"/>
               <w:left w:val="single" w:color="CBD5E0" w:sz="4"/>
@@ -2194,7 +2184,7 @@
           </w:tcPr>
           <w:p>
             <w:pPr>
-              <w:spacing w:after="60" w:before="60"/>
+              <w:spacing w:after="100" w:before="100"/>
               <w:jc w:val="center"/>
             </w:pPr>
             <w:r>
@@ -2203,8 +2193,8 @@
                 <w:b/>
                 <w:bCs/>
                 <w:color w:val="92400E"/>
-                <w:sz w:val="18"/>
-                <w:szCs w:val="18"/>
+                <w:sz w:val="17"/>
+                <w:szCs w:val="17"/>
               </w:rPr>
               <w:t xml:space="preserve">Partially Covered</w:t>
             </w:r>
@@ -2212,18 +2202,18 @@
         </w:tc>
         <w:tc>
           <w:tcPr>
-            <w:tcW w:type="dxa" w:w="3160"/>
-            <w:tcBorders>
-              <w:top w:val="single" w:color="CBD5E0" w:sz="4"/>
-              <w:left w:val="single" w:color="CBD5E0" w:sz="4"/>
-              <w:bottom w:val="single" w:color="CBD5E0" w:sz="4"/>
-              <w:right w:val="single" w:color="CBD5E0" w:sz="4"/>
-            </w:tcBorders>
-            <w:vAlign w:val="top"/>
-          </w:tcPr>
-          <w:p>
-            <w:pPr>
-              <w:spacing w:after="60" w:before="60"/>
+            <w:tcW w:type="dxa" w:w="3200"/>
+            <w:tcBorders>
+              <w:top w:val="single" w:color="CBD5E0" w:sz="4"/>
+              <w:left w:val="single" w:color="CBD5E0" w:sz="4"/>
+              <w:bottom w:val="single" w:color="CBD5E0" w:sz="4"/>
+              <w:right w:val="single" w:color="CBD5E0" w:sz="4"/>
+            </w:tcBorders>
+            <w:vAlign w:val="top"/>
+          </w:tcPr>
+          <w:p>
+            <w:pPr>
+              <w:spacing w:after="100" w:before="100"/>
             </w:pPr>
             <w:r>
               <w:rPr>
@@ -2238,44 +2228,44 @@
         </w:tc>
         <w:tc>
           <w:tcPr>
-            <w:tcW w:type="dxa" w:w="3460"/>
-            <w:tcBorders>
-              <w:top w:val="single" w:color="CBD5E0" w:sz="4"/>
-              <w:left w:val="single" w:color="CBD5E0" w:sz="4"/>
-              <w:bottom w:val="single" w:color="CBD5E0" w:sz="4"/>
-              <w:right w:val="single" w:color="CBD5E0" w:sz="4"/>
-            </w:tcBorders>
-            <w:vAlign w:val="top"/>
-          </w:tcPr>
-          <w:p>
-            <w:pPr>
-              <w:spacing w:after="60" w:before="60"/>
-            </w:pPr>
-            <w:r>
-              <w:rPr>
-                <w:rFonts w:ascii="Calibri" w:cs="Calibri" w:eastAsia="Calibri" w:hAnsi="Calibri"/>
-                <w:color w:val="4A5568"/>
-                <w:sz w:val="18"/>
-                <w:szCs w:val="18"/>
-              </w:rPr>
-              <w:t xml:space="preserve">A structured capability list, three to five named use cases (persona, task, outcome), and explicit non-use cases are not currently captured. These may be sourced through the skill or referenced from an existing Shift Left or product brief.</w:t>
-            </w:r>
-          </w:p>
-        </w:tc>
-        <w:tc>
-          <w:tcPr>
-            <w:tcW w:type="dxa" w:w="4160"/>
-            <w:tcBorders>
-              <w:top w:val="single" w:color="CBD5E0" w:sz="4"/>
-              <w:left w:val="single" w:color="CBD5E0" w:sz="4"/>
-              <w:bottom w:val="single" w:color="CBD5E0" w:sz="4"/>
-              <w:right w:val="single" w:color="CBD5E0" w:sz="4"/>
-            </w:tcBorders>
-            <w:vAlign w:val="top"/>
-          </w:tcPr>
-          <w:p>
-            <w:pPr>
-              <w:spacing w:after="60" w:before="60"/>
+            <w:tcW w:type="dxa" w:w="3600"/>
+            <w:tcBorders>
+              <w:top w:val="single" w:color="CBD5E0" w:sz="4"/>
+              <w:left w:val="single" w:color="CBD5E0" w:sz="4"/>
+              <w:bottom w:val="single" w:color="CBD5E0" w:sz="4"/>
+              <w:right w:val="single" w:color="CBD5E0" w:sz="4"/>
+            </w:tcBorders>
+            <w:vAlign w:val="top"/>
+          </w:tcPr>
+          <w:p>
+            <w:pPr>
+              <w:spacing w:after="100" w:before="100"/>
+            </w:pPr>
+            <w:r>
+              <w:rPr>
+                <w:rFonts w:ascii="Calibri" w:cs="Calibri" w:eastAsia="Calibri" w:hAnsi="Calibri"/>
+                <w:color w:val="4A5568"/>
+                <w:sz w:val="18"/>
+                <w:szCs w:val="18"/>
+              </w:rPr>
+              <w:t xml:space="preserve">A structured capability list, three to five named use cases (persona, task, outcome), and explicit non-use cases are not currently captured by the skill and may already exist in a Shift Left document or product brief.</w:t>
+            </w:r>
+          </w:p>
+        </w:tc>
+        <w:tc>
+          <w:tcPr>
+            <w:tcW w:type="dxa" w:w="4200"/>
+            <w:tcBorders>
+              <w:top w:val="single" w:color="CBD5E0" w:sz="4"/>
+              <w:left w:val="single" w:color="CBD5E0" w:sz="4"/>
+              <w:bottom w:val="single" w:color="CBD5E0" w:sz="4"/>
+              <w:right w:val="single" w:color="CBD5E0" w:sz="4"/>
+            </w:tcBorders>
+            <w:vAlign w:val="top"/>
+          </w:tcPr>
+          <w:p>
+            <w:pPr>
+              <w:spacing w:after="100" w:before="100"/>
             </w:pPr>
             <w:r>
               <w:rPr>
@@ -2304,7 +2294,7 @@
           </w:tcPr>
           <w:p>
             <w:pPr>
-              <w:spacing w:after="40" w:before="60"/>
+              <w:spacing w:after="40" w:before="100"/>
             </w:pPr>
             <w:r>
               <w:rPr>
@@ -2320,7 +2310,7 @@
           </w:p>
           <w:p>
             <w:pPr>
-              <w:spacing w:after="60" w:before="0"/>
+              <w:spacing w:after="100" w:before="0"/>
             </w:pPr>
             <w:r>
               <w:rPr>
@@ -2337,7 +2327,7 @@
         </w:tc>
         <w:tc>
           <w:tcPr>
-            <w:tcW w:type="dxa" w:w="1200"/>
+            <w:tcW w:type="dxa" w:w="1268"/>
             <w:tcBorders>
               <w:top w:val="single" w:color="CBD5E0" w:sz="4"/>
               <w:left w:val="single" w:color="CBD5E0" w:sz="4"/>
@@ -2349,7 +2339,7 @@
           </w:tcPr>
           <w:p>
             <w:pPr>
-              <w:spacing w:after="60" w:before="60"/>
+              <w:spacing w:after="100" w:before="100"/>
               <w:jc w:val="center"/>
             </w:pPr>
             <w:r>
@@ -2358,8 +2348,8 @@
                 <w:b/>
                 <w:bCs/>
                 <w:color w:val="92400E"/>
-                <w:sz w:val="18"/>
-                <w:szCs w:val="18"/>
+                <w:sz w:val="17"/>
+                <w:szCs w:val="17"/>
               </w:rPr>
               <w:t xml:space="preserve">Partially Covered</w:t>
             </w:r>
@@ -2367,18 +2357,18 @@
         </w:tc>
         <w:tc>
           <w:tcPr>
-            <w:tcW w:type="dxa" w:w="3160"/>
-            <w:tcBorders>
-              <w:top w:val="single" w:color="CBD5E0" w:sz="4"/>
-              <w:left w:val="single" w:color="CBD5E0" w:sz="4"/>
-              <w:bottom w:val="single" w:color="CBD5E0" w:sz="4"/>
-              <w:right w:val="single" w:color="CBD5E0" w:sz="4"/>
-            </w:tcBorders>
-            <w:vAlign w:val="top"/>
-          </w:tcPr>
-          <w:p>
-            <w:pPr>
-              <w:spacing w:after="60" w:before="60"/>
+            <w:tcW w:type="dxa" w:w="3200"/>
+            <w:tcBorders>
+              <w:top w:val="single" w:color="CBD5E0" w:sz="4"/>
+              <w:left w:val="single" w:color="CBD5E0" w:sz="4"/>
+              <w:bottom w:val="single" w:color="CBD5E0" w:sz="4"/>
+              <w:right w:val="single" w:color="CBD5E0" w:sz="4"/>
+            </w:tcBorders>
+            <w:vAlign w:val="top"/>
+          </w:tcPr>
+          <w:p>
+            <w:pPr>
+              <w:spacing w:after="100" w:before="100"/>
             </w:pPr>
             <w:r>
               <w:rPr>
@@ -2393,44 +2383,44 @@
         </w:tc>
         <w:tc>
           <w:tcPr>
-            <w:tcW w:type="dxa" w:w="3460"/>
-            <w:tcBorders>
-              <w:top w:val="single" w:color="CBD5E0" w:sz="4"/>
-              <w:left w:val="single" w:color="CBD5E0" w:sz="4"/>
-              <w:bottom w:val="single" w:color="CBD5E0" w:sz="4"/>
-              <w:right w:val="single" w:color="CBD5E0" w:sz="4"/>
-            </w:tcBorders>
-            <w:vAlign w:val="top"/>
-          </w:tcPr>
-          <w:p>
-            <w:pPr>
-              <w:spacing w:after="60" w:before="60"/>
-            </w:pPr>
-            <w:r>
-              <w:rPr>
-                <w:rFonts w:ascii="Calibri" w:cs="Calibri" w:eastAsia="Calibri" w:hAnsi="Calibri"/>
-                <w:color w:val="4A5568"/>
-                <w:sz w:val="18"/>
-                <w:szCs w:val="18"/>
-              </w:rPr>
-              <w:t xml:space="preserve">Volume caps, compatibility gaps, known issues not fixed at launch, and deliberate design trade-offs are not currently captured as structured inputs. A brief note or link to existing engineering documentation would suffice.</w:t>
-            </w:r>
-          </w:p>
-        </w:tc>
-        <w:tc>
-          <w:tcPr>
-            <w:tcW w:type="dxa" w:w="4160"/>
-            <w:tcBorders>
-              <w:top w:val="single" w:color="CBD5E0" w:sz="4"/>
-              <w:left w:val="single" w:color="CBD5E0" w:sz="4"/>
-              <w:bottom w:val="single" w:color="CBD5E0" w:sz="4"/>
-              <w:right w:val="single" w:color="CBD5E0" w:sz="4"/>
-            </w:tcBorders>
-            <w:vAlign w:val="top"/>
-          </w:tcPr>
-          <w:p>
-            <w:pPr>
-              <w:spacing w:after="60" w:before="60"/>
+            <w:tcW w:type="dxa" w:w="3600"/>
+            <w:tcBorders>
+              <w:top w:val="single" w:color="CBD5E0" w:sz="4"/>
+              <w:left w:val="single" w:color="CBD5E0" w:sz="4"/>
+              <w:bottom w:val="single" w:color="CBD5E0" w:sz="4"/>
+              <w:right w:val="single" w:color="CBD5E0" w:sz="4"/>
+            </w:tcBorders>
+            <w:vAlign w:val="top"/>
+          </w:tcPr>
+          <w:p>
+            <w:pPr>
+              <w:spacing w:after="100" w:before="100"/>
+            </w:pPr>
+            <w:r>
+              <w:rPr>
+                <w:rFonts w:ascii="Calibri" w:cs="Calibri" w:eastAsia="Calibri" w:hAnsi="Calibri"/>
+                <w:color w:val="4A5568"/>
+                <w:sz w:val="18"/>
+                <w:szCs w:val="18"/>
+              </w:rPr>
+              <w:t xml:space="preserve">Volume caps, compatibility gaps, known issues not fixed at launch, and deliberate design trade-offs are not currently captured by the skill and may already exist in engineering documentation.</w:t>
+            </w:r>
+          </w:p>
+        </w:tc>
+        <w:tc>
+          <w:tcPr>
+            <w:tcW w:type="dxa" w:w="4200"/>
+            <w:tcBorders>
+              <w:top w:val="single" w:color="CBD5E0" w:sz="4"/>
+              <w:left w:val="single" w:color="CBD5E0" w:sz="4"/>
+              <w:bottom w:val="single" w:color="CBD5E0" w:sz="4"/>
+              <w:right w:val="single" w:color="CBD5E0" w:sz="4"/>
+            </w:tcBorders>
+            <w:vAlign w:val="top"/>
+          </w:tcPr>
+          <w:p>
+            <w:pPr>
+              <w:spacing w:after="100" w:before="100"/>
             </w:pPr>
             <w:r>
               <w:rPr>
@@ -2459,7 +2449,7 @@
           </w:tcPr>
           <w:p>
             <w:pPr>
-              <w:spacing w:after="40" w:before="60"/>
+              <w:spacing w:after="40" w:before="100"/>
             </w:pPr>
             <w:r>
               <w:rPr>
@@ -2475,7 +2465,7 @@
           </w:p>
           <w:p>
             <w:pPr>
-              <w:spacing w:after="60" w:before="0"/>
+              <w:spacing w:after="100" w:before="0"/>
             </w:pPr>
             <w:r>
               <w:rPr>
@@ -2492,7 +2482,7 @@
         </w:tc>
         <w:tc>
           <w:tcPr>
-            <w:tcW w:type="dxa" w:w="1200"/>
+            <w:tcW w:type="dxa" w:w="1268"/>
             <w:tcBorders>
               <w:top w:val="single" w:color="CBD5E0" w:sz="4"/>
               <w:left w:val="single" w:color="CBD5E0" w:sz="4"/>
@@ -2504,7 +2494,7 @@
           </w:tcPr>
           <w:p>
             <w:pPr>
-              <w:spacing w:after="60" w:before="60"/>
+              <w:spacing w:after="100" w:before="100"/>
               <w:jc w:val="center"/>
             </w:pPr>
             <w:r>
@@ -2513,27 +2503,27 @@
                 <w:b/>
                 <w:bCs/>
                 <w:color w:val="1E40AF"/>
-                <w:sz w:val="18"/>
-                <w:szCs w:val="18"/>
-              </w:rPr>
-              <w:t xml:space="preserve">Opportunity</w:t>
-            </w:r>
-          </w:p>
-        </w:tc>
-        <w:tc>
-          <w:tcPr>
-            <w:tcW w:type="dxa" w:w="3160"/>
-            <w:tcBorders>
-              <w:top w:val="single" w:color="CBD5E0" w:sz="4"/>
-              <w:left w:val="single" w:color="CBD5E0" w:sz="4"/>
-              <w:bottom w:val="single" w:color="CBD5E0" w:sz="4"/>
-              <w:right w:val="single" w:color="CBD5E0" w:sz="4"/>
-            </w:tcBorders>
-            <w:vAlign w:val="top"/>
-          </w:tcPr>
-          <w:p>
-            <w:pPr>
-              <w:spacing w:after="60" w:before="60"/>
+                <w:sz w:val="17"/>
+                <w:szCs w:val="17"/>
+              </w:rPr>
+              <w:t xml:space="preserve">Not Currently Captured</w:t>
+            </w:r>
+          </w:p>
+        </w:tc>
+        <w:tc>
+          <w:tcPr>
+            <w:tcW w:type="dxa" w:w="3200"/>
+            <w:tcBorders>
+              <w:top w:val="single" w:color="CBD5E0" w:sz="4"/>
+              <w:left w:val="single" w:color="CBD5E0" w:sz="4"/>
+              <w:bottom w:val="single" w:color="CBD5E0" w:sz="4"/>
+              <w:right w:val="single" w:color="CBD5E0" w:sz="4"/>
+            </w:tcBorders>
+            <w:vAlign w:val="top"/>
+          </w:tcPr>
+          <w:p>
+            <w:pPr>
+              <w:spacing w:after="100" w:before="100"/>
             </w:pPr>
             <w:r>
               <w:rPr>
@@ -2548,44 +2538,44 @@
         </w:tc>
         <w:tc>
           <w:tcPr>
-            <w:tcW w:type="dxa" w:w="3460"/>
-            <w:tcBorders>
-              <w:top w:val="single" w:color="CBD5E0" w:sz="4"/>
-              <w:left w:val="single" w:color="CBD5E0" w:sz="4"/>
-              <w:bottom w:val="single" w:color="CBD5E0" w:sz="4"/>
-              <w:right w:val="single" w:color="CBD5E0" w:sz="4"/>
-            </w:tcBorders>
-            <w:vAlign w:val="top"/>
-          </w:tcPr>
-          <w:p>
-            <w:pPr>
-              <w:spacing w:after="60" w:before="60"/>
-            </w:pPr>
-            <w:r>
-              <w:rPr>
-                <w:rFonts w:ascii="Calibri" w:cs="Calibri" w:eastAsia="Calibri" w:hAnsi="Calibri"/>
-                <w:color w:val="4A5568"/>
-                <w:sz w:val="18"/>
-                <w:szCs w:val="18"/>
-              </w:rPr>
-              <w:t xml:space="preserve">Required product modules, integrations, user permissions, data format requirements, minimum technical environment, and deployment model (Saras-managed vs. customer-managed) are not currently captured. This information may be sourced through the skill or from an existing technical specification.</w:t>
-            </w:r>
-          </w:p>
-        </w:tc>
-        <w:tc>
-          <w:tcPr>
-            <w:tcW w:type="dxa" w:w="4160"/>
-            <w:tcBorders>
-              <w:top w:val="single" w:color="CBD5E0" w:sz="4"/>
-              <w:left w:val="single" w:color="CBD5E0" w:sz="4"/>
-              <w:bottom w:val="single" w:color="CBD5E0" w:sz="4"/>
-              <w:right w:val="single" w:color="CBD5E0" w:sz="4"/>
-            </w:tcBorders>
-            <w:vAlign w:val="top"/>
-          </w:tcPr>
-          <w:p>
-            <w:pPr>
-              <w:spacing w:after="60" w:before="60"/>
+            <w:tcW w:type="dxa" w:w="3600"/>
+            <w:tcBorders>
+              <w:top w:val="single" w:color="CBD5E0" w:sz="4"/>
+              <w:left w:val="single" w:color="CBD5E0" w:sz="4"/>
+              <w:bottom w:val="single" w:color="CBD5E0" w:sz="4"/>
+              <w:right w:val="single" w:color="CBD5E0" w:sz="4"/>
+            </w:tcBorders>
+            <w:vAlign w:val="top"/>
+          </w:tcPr>
+          <w:p>
+            <w:pPr>
+              <w:spacing w:after="100" w:before="100"/>
+            </w:pPr>
+            <w:r>
+              <w:rPr>
+                <w:rFonts w:ascii="Calibri" w:cs="Calibri" w:eastAsia="Calibri" w:hAnsi="Calibri"/>
+                <w:color w:val="4A5568"/>
+                <w:sz w:val="18"/>
+                <w:szCs w:val="18"/>
+              </w:rPr>
+              <w:t xml:space="preserve">Required product modules, integrations, user permissions, data format requirements, minimum technical environment, and deployment model (Saras-managed vs. customer-managed) are not currently captured by the skill and may already exist in an existing technical specification.</w:t>
+            </w:r>
+          </w:p>
+        </w:tc>
+        <w:tc>
+          <w:tcPr>
+            <w:tcW w:type="dxa" w:w="4200"/>
+            <w:tcBorders>
+              <w:top w:val="single" w:color="CBD5E0" w:sz="4"/>
+              <w:left w:val="single" w:color="CBD5E0" w:sz="4"/>
+              <w:bottom w:val="single" w:color="CBD5E0" w:sz="4"/>
+              <w:right w:val="single" w:color="CBD5E0" w:sz="4"/>
+            </w:tcBorders>
+            <w:vAlign w:val="top"/>
+          </w:tcPr>
+          <w:p>
+            <w:pPr>
+              <w:spacing w:after="100" w:before="100"/>
             </w:pPr>
             <w:r>
               <w:rPr>
@@ -2613,7 +2603,7 @@
           </w:tcPr>
           <w:p>
             <w:pPr>
-              <w:spacing w:after="60" w:before="60"/>
+              <w:spacing w:after="100" w:before="100"/>
             </w:pPr>
             <w:r>
               <w:rPr>
@@ -2644,7 +2634,7 @@
           </w:tcPr>
           <w:p>
             <w:pPr>
-              <w:spacing w:after="40" w:before="60"/>
+              <w:spacing w:after="40" w:before="100"/>
             </w:pPr>
             <w:r>
               <w:rPr>
@@ -2660,7 +2650,7 @@
           </w:p>
           <w:p>
             <w:pPr>
-              <w:spacing w:after="60" w:before="0"/>
+              <w:spacing w:after="100" w:before="0"/>
             </w:pPr>
             <w:r>
               <w:rPr>
@@ -2677,7 +2667,7 @@
         </w:tc>
         <w:tc>
           <w:tcPr>
-            <w:tcW w:type="dxa" w:w="1200"/>
+            <w:tcW w:type="dxa" w:w="1268"/>
             <w:tcBorders>
               <w:top w:val="single" w:color="CBD5E0" w:sz="4"/>
               <w:left w:val="single" w:color="CBD5E0" w:sz="4"/>
@@ -2689,7 +2679,7 @@
           </w:tcPr>
           <w:p>
             <w:pPr>
-              <w:spacing w:after="60" w:before="60"/>
+              <w:spacing w:after="100" w:before="100"/>
               <w:jc w:val="center"/>
             </w:pPr>
             <w:r>
@@ -2698,8 +2688,8 @@
                 <w:b/>
                 <w:bCs/>
                 <w:color w:val="92400E"/>
-                <w:sz w:val="18"/>
-                <w:szCs w:val="18"/>
+                <w:sz w:val="17"/>
+                <w:szCs w:val="17"/>
               </w:rPr>
               <w:t xml:space="preserve">Partially Covered</w:t>
             </w:r>
@@ -2707,18 +2697,18 @@
         </w:tc>
         <w:tc>
           <w:tcPr>
-            <w:tcW w:type="dxa" w:w="3160"/>
-            <w:tcBorders>
-              <w:top w:val="single" w:color="CBD5E0" w:sz="4"/>
-              <w:left w:val="single" w:color="CBD5E0" w:sz="4"/>
-              <w:bottom w:val="single" w:color="CBD5E0" w:sz="4"/>
-              <w:right w:val="single" w:color="CBD5E0" w:sz="4"/>
-            </w:tcBorders>
-            <w:vAlign w:val="top"/>
-          </w:tcPr>
-          <w:p>
-            <w:pPr>
-              <w:spacing w:after="60" w:before="60"/>
+            <w:tcW w:type="dxa" w:w="3200"/>
+            <w:tcBorders>
+              <w:top w:val="single" w:color="CBD5E0" w:sz="4"/>
+              <w:left w:val="single" w:color="CBD5E0" w:sz="4"/>
+              <w:bottom w:val="single" w:color="CBD5E0" w:sz="4"/>
+              <w:right w:val="single" w:color="CBD5E0" w:sz="4"/>
+            </w:tcBorders>
+            <w:vAlign w:val="top"/>
+          </w:tcPr>
+          <w:p>
+            <w:pPr>
+              <w:spacing w:after="100" w:before="100"/>
             </w:pPr>
             <w:r>
               <w:rPr>
@@ -2733,44 +2723,44 @@
         </w:tc>
         <w:tc>
           <w:tcPr>
-            <w:tcW w:type="dxa" w:w="3460"/>
-            <w:tcBorders>
-              <w:top w:val="single" w:color="CBD5E0" w:sz="4"/>
-              <w:left w:val="single" w:color="CBD5E0" w:sz="4"/>
-              <w:bottom w:val="single" w:color="CBD5E0" w:sz="4"/>
-              <w:right w:val="single" w:color="CBD5E0" w:sz="4"/>
-            </w:tcBorders>
-            <w:vAlign w:val="top"/>
-          </w:tcPr>
-          <w:p>
-            <w:pPr>
-              <w:spacing w:after="60" w:before="60"/>
-            </w:pPr>
-            <w:r>
-              <w:rPr>
-                <w:rFonts w:ascii="Calibri" w:cs="Calibri" w:eastAsia="Calibri" w:hAnsi="Calibri"/>
-                <w:color w:val="4A5568"/>
-                <w:sz w:val="18"/>
-                <w:szCs w:val="18"/>
-              </w:rPr>
-              <w:t xml:space="preserve">Structured notes on whether production customers, beta participants, or design partners exist — and whether reference customers are available — are not currently captured. A brief factual note alongside the quotes would address this.</w:t>
-            </w:r>
-          </w:p>
-        </w:tc>
-        <w:tc>
-          <w:tcPr>
-            <w:tcW w:type="dxa" w:w="4160"/>
-            <w:tcBorders>
-              <w:top w:val="single" w:color="CBD5E0" w:sz="4"/>
-              <w:left w:val="single" w:color="CBD5E0" w:sz="4"/>
-              <w:bottom w:val="single" w:color="CBD5E0" w:sz="4"/>
-              <w:right w:val="single" w:color="CBD5E0" w:sz="4"/>
-            </w:tcBorders>
-            <w:vAlign w:val="top"/>
-          </w:tcPr>
-          <w:p>
-            <w:pPr>
-              <w:spacing w:after="60" w:before="60"/>
+            <w:tcW w:type="dxa" w:w="3600"/>
+            <w:tcBorders>
+              <w:top w:val="single" w:color="CBD5E0" w:sz="4"/>
+              <w:left w:val="single" w:color="CBD5E0" w:sz="4"/>
+              <w:bottom w:val="single" w:color="CBD5E0" w:sz="4"/>
+              <w:right w:val="single" w:color="CBD5E0" w:sz="4"/>
+            </w:tcBorders>
+            <w:vAlign w:val="top"/>
+          </w:tcPr>
+          <w:p>
+            <w:pPr>
+              <w:spacing w:after="100" w:before="100"/>
+            </w:pPr>
+            <w:r>
+              <w:rPr>
+                <w:rFonts w:ascii="Calibri" w:cs="Calibri" w:eastAsia="Calibri" w:hAnsi="Calibri"/>
+                <w:color w:val="4A5568"/>
+                <w:sz w:val="18"/>
+                <w:szCs w:val="18"/>
+              </w:rPr>
+              <w:t xml:space="preserve">Structured notes on whether production customers, beta participants, or design partners exist — and whether reference customers are available — are not currently captured by the skill and may already exist in another Product artifact.</w:t>
+            </w:r>
+          </w:p>
+        </w:tc>
+        <w:tc>
+          <w:tcPr>
+            <w:tcW w:type="dxa" w:w="4200"/>
+            <w:tcBorders>
+              <w:top w:val="single" w:color="CBD5E0" w:sz="4"/>
+              <w:left w:val="single" w:color="CBD5E0" w:sz="4"/>
+              <w:bottom w:val="single" w:color="CBD5E0" w:sz="4"/>
+              <w:right w:val="single" w:color="CBD5E0" w:sz="4"/>
+            </w:tcBorders>
+            <w:vAlign w:val="top"/>
+          </w:tcPr>
+          <w:p>
+            <w:pPr>
+              <w:spacing w:after="100" w:before="100"/>
             </w:pPr>
             <w:r>
               <w:rPr>
@@ -2799,7 +2789,7 @@
           </w:tcPr>
           <w:p>
             <w:pPr>
-              <w:spacing w:after="40" w:before="60"/>
+              <w:spacing w:after="40" w:before="100"/>
             </w:pPr>
             <w:r>
               <w:rPr>
@@ -2815,7 +2805,7 @@
           </w:p>
           <w:p>
             <w:pPr>
-              <w:spacing w:after="60" w:before="0"/>
+              <w:spacing w:after="100" w:before="0"/>
             </w:pPr>
             <w:r>
               <w:rPr>
@@ -2832,7 +2822,7 @@
         </w:tc>
         <w:tc>
           <w:tcPr>
-            <w:tcW w:type="dxa" w:w="1200"/>
+            <w:tcW w:type="dxa" w:w="1268"/>
             <w:tcBorders>
               <w:top w:val="single" w:color="CBD5E0" w:sz="4"/>
               <w:left w:val="single" w:color="CBD5E0" w:sz="4"/>
@@ -2844,7 +2834,7 @@
           </w:tcPr>
           <w:p>
             <w:pPr>
-              <w:spacing w:after="60" w:before="60"/>
+              <w:spacing w:after="100" w:before="100"/>
               <w:jc w:val="center"/>
             </w:pPr>
             <w:r>
@@ -2853,27 +2843,27 @@
                 <w:b/>
                 <w:bCs/>
                 <w:color w:val="1E40AF"/>
-                <w:sz w:val="18"/>
-                <w:szCs w:val="18"/>
-              </w:rPr>
-              <w:t xml:space="preserve">Opportunity</w:t>
-            </w:r>
-          </w:p>
-        </w:tc>
-        <w:tc>
-          <w:tcPr>
-            <w:tcW w:type="dxa" w:w="3160"/>
-            <w:tcBorders>
-              <w:top w:val="single" w:color="CBD5E0" w:sz="4"/>
-              <w:left w:val="single" w:color="CBD5E0" w:sz="4"/>
-              <w:bottom w:val="single" w:color="CBD5E0" w:sz="4"/>
-              <w:right w:val="single" w:color="CBD5E0" w:sz="4"/>
-            </w:tcBorders>
-            <w:vAlign w:val="top"/>
-          </w:tcPr>
-          <w:p>
-            <w:pPr>
-              <w:spacing w:after="60" w:before="60"/>
+                <w:sz w:val="17"/>
+                <w:szCs w:val="17"/>
+              </w:rPr>
+              <w:t xml:space="preserve">Not Currently Captured</w:t>
+            </w:r>
+          </w:p>
+        </w:tc>
+        <w:tc>
+          <w:tcPr>
+            <w:tcW w:type="dxa" w:w="3200"/>
+            <w:tcBorders>
+              <w:top w:val="single" w:color="CBD5E0" w:sz="4"/>
+              <w:left w:val="single" w:color="CBD5E0" w:sz="4"/>
+              <w:bottom w:val="single" w:color="CBD5E0" w:sz="4"/>
+              <w:right w:val="single" w:color="CBD5E0" w:sz="4"/>
+            </w:tcBorders>
+            <w:vAlign w:val="top"/>
+          </w:tcPr>
+          <w:p>
+            <w:pPr>
+              <w:spacing w:after="100" w:before="100"/>
             </w:pPr>
             <w:r>
               <w:rPr>
@@ -2888,44 +2878,44 @@
         </w:tc>
         <w:tc>
           <w:tcPr>
-            <w:tcW w:type="dxa" w:w="3460"/>
-            <w:tcBorders>
-              <w:top w:val="single" w:color="CBD5E0" w:sz="4"/>
-              <w:left w:val="single" w:color="CBD5E0" w:sz="4"/>
-              <w:bottom w:val="single" w:color="CBD5E0" w:sz="4"/>
-              <w:right w:val="single" w:color="CBD5E0" w:sz="4"/>
-            </w:tcBorders>
-            <w:vAlign w:val="top"/>
-          </w:tcPr>
-          <w:p>
-            <w:pPr>
-              <w:spacing w:after="60" w:before="60"/>
-            </w:pPr>
-            <w:r>
-              <w:rPr>
-                <w:rFonts w:ascii="Calibri" w:cs="Calibri" w:eastAsia="Calibri" w:hAnsi="Calibri"/>
-                <w:color w:val="4A5568"/>
-                <w:sz w:val="18"/>
-                <w:szCs w:val="18"/>
-              </w:rPr>
-              <w:t xml:space="preserve">For each key claim, a note on whether it is validated research or a product assumption — and a pointer to supporting data — is not currently captured. This may be sourced through the skill or from an existing research brief.</w:t>
-            </w:r>
-          </w:p>
-        </w:tc>
-        <w:tc>
-          <w:tcPr>
-            <w:tcW w:type="dxa" w:w="4160"/>
-            <w:tcBorders>
-              <w:top w:val="single" w:color="CBD5E0" w:sz="4"/>
-              <w:left w:val="single" w:color="CBD5E0" w:sz="4"/>
-              <w:bottom w:val="single" w:color="CBD5E0" w:sz="4"/>
-              <w:right w:val="single" w:color="CBD5E0" w:sz="4"/>
-            </w:tcBorders>
-            <w:vAlign w:val="top"/>
-          </w:tcPr>
-          <w:p>
-            <w:pPr>
-              <w:spacing w:after="60" w:before="60"/>
+            <w:tcW w:type="dxa" w:w="3600"/>
+            <w:tcBorders>
+              <w:top w:val="single" w:color="CBD5E0" w:sz="4"/>
+              <w:left w:val="single" w:color="CBD5E0" w:sz="4"/>
+              <w:bottom w:val="single" w:color="CBD5E0" w:sz="4"/>
+              <w:right w:val="single" w:color="CBD5E0" w:sz="4"/>
+            </w:tcBorders>
+            <w:vAlign w:val="top"/>
+          </w:tcPr>
+          <w:p>
+            <w:pPr>
+              <w:spacing w:after="100" w:before="100"/>
+            </w:pPr>
+            <w:r>
+              <w:rPr>
+                <w:rFonts w:ascii="Calibri" w:cs="Calibri" w:eastAsia="Calibri" w:hAnsi="Calibri"/>
+                <w:color w:val="4A5568"/>
+                <w:sz w:val="18"/>
+                <w:szCs w:val="18"/>
+              </w:rPr>
+              <w:t xml:space="preserve">For each key claim, a note on whether it is validated research or a product assumption — and a pointer to supporting data — is not currently captured by the skill and may already exist in a research brief or interview summary.</w:t>
+            </w:r>
+          </w:p>
+        </w:tc>
+        <w:tc>
+          <w:tcPr>
+            <w:tcW w:type="dxa" w:w="4200"/>
+            <w:tcBorders>
+              <w:top w:val="single" w:color="CBD5E0" w:sz="4"/>
+              <w:left w:val="single" w:color="CBD5E0" w:sz="4"/>
+              <w:bottom w:val="single" w:color="CBD5E0" w:sz="4"/>
+              <w:right w:val="single" w:color="CBD5E0" w:sz="4"/>
+            </w:tcBorders>
+            <w:vAlign w:val="top"/>
+          </w:tcPr>
+          <w:p>
+            <w:pPr>
+              <w:spacing w:after="100" w:before="100"/>
             </w:pPr>
             <w:r>
               <w:rPr>
@@ -2953,7 +2943,7 @@
           </w:tcPr>
           <w:p>
             <w:pPr>
-              <w:spacing w:after="60" w:before="60"/>
+              <w:spacing w:after="100" w:before="100"/>
             </w:pPr>
             <w:r>
               <w:rPr>
@@ -2984,7 +2974,7 @@
           </w:tcPr>
           <w:p>
             <w:pPr>
-              <w:spacing w:after="40" w:before="60"/>
+              <w:spacing w:after="40" w:before="100"/>
             </w:pPr>
             <w:r>
               <w:rPr>
@@ -3000,7 +2990,7 @@
           </w:p>
           <w:p>
             <w:pPr>
-              <w:spacing w:after="60" w:before="0"/>
+              <w:spacing w:after="100" w:before="0"/>
             </w:pPr>
             <w:r>
               <w:rPr>
@@ -3017,7 +3007,7 @@
         </w:tc>
         <w:tc>
           <w:tcPr>
-            <w:tcW w:type="dxa" w:w="1200"/>
+            <w:tcW w:type="dxa" w:w="1268"/>
             <w:tcBorders>
               <w:top w:val="single" w:color="CBD5E0" w:sz="4"/>
               <w:left w:val="single" w:color="CBD5E0" w:sz="4"/>
@@ -3029,7 +3019,7 @@
           </w:tcPr>
           <w:p>
             <w:pPr>
-              <w:spacing w:after="60" w:before="60"/>
+              <w:spacing w:after="100" w:before="100"/>
               <w:jc w:val="center"/>
             </w:pPr>
             <w:r>
@@ -3038,8 +3028,8 @@
                 <w:b/>
                 <w:bCs/>
                 <w:color w:val="92400E"/>
-                <w:sz w:val="18"/>
-                <w:szCs w:val="18"/>
+                <w:sz w:val="17"/>
+                <w:szCs w:val="17"/>
               </w:rPr>
               <w:t xml:space="preserve">Partially Covered</w:t>
             </w:r>
@@ -3047,18 +3037,18 @@
         </w:tc>
         <w:tc>
           <w:tcPr>
-            <w:tcW w:type="dxa" w:w="3160"/>
-            <w:tcBorders>
-              <w:top w:val="single" w:color="CBD5E0" w:sz="4"/>
-              <w:left w:val="single" w:color="CBD5E0" w:sz="4"/>
-              <w:bottom w:val="single" w:color="CBD5E0" w:sz="4"/>
-              <w:right w:val="single" w:color="CBD5E0" w:sz="4"/>
-            </w:tcBorders>
-            <w:vAlign w:val="top"/>
-          </w:tcPr>
-          <w:p>
-            <w:pPr>
-              <w:spacing w:after="60" w:before="60"/>
+            <w:tcW w:type="dxa" w:w="3200"/>
+            <w:tcBorders>
+              <w:top w:val="single" w:color="CBD5E0" w:sz="4"/>
+              <w:left w:val="single" w:color="CBD5E0" w:sz="4"/>
+              <w:bottom w:val="single" w:color="CBD5E0" w:sz="4"/>
+              <w:right w:val="single" w:color="CBD5E0" w:sz="4"/>
+            </w:tcBorders>
+            <w:vAlign w:val="top"/>
+          </w:tcPr>
+          <w:p>
+            <w:pPr>
+              <w:spacing w:after="100" w:before="100"/>
             </w:pPr>
             <w:r>
               <w:rPr>
@@ -3073,53 +3063,53 @@
         </w:tc>
         <w:tc>
           <w:tcPr>
-            <w:tcW w:type="dxa" w:w="3460"/>
-            <w:tcBorders>
-              <w:top w:val="single" w:color="CBD5E0" w:sz="4"/>
-              <w:left w:val="single" w:color="CBD5E0" w:sz="4"/>
-              <w:bottom w:val="single" w:color="CBD5E0" w:sz="4"/>
-              <w:right w:val="single" w:color="CBD5E0" w:sz="4"/>
-            </w:tcBorders>
-            <w:vAlign w:val="top"/>
-          </w:tcPr>
-          <w:p>
-            <w:pPr>
-              <w:spacing w:after="60" w:before="60"/>
-            </w:pPr>
-            <w:r>
-              <w:rPr>
-                <w:rFonts w:ascii="Calibri" w:cs="Calibri" w:eastAsia="Calibri" w:hAnsi="Calibri"/>
-                <w:color w:val="4A5568"/>
-                <w:sz w:val="18"/>
-                <w:szCs w:val="18"/>
-              </w:rPr>
-              <w:t xml:space="preserve">Whether manual enablement is required and who performs it, and any geographic or regulatory restrictions, are not currently captured as structured inputs. A brief note or link to an existing rollout plan would be sufficient.</w:t>
-            </w:r>
-          </w:p>
-        </w:tc>
-        <w:tc>
-          <w:tcPr>
-            <w:tcW w:type="dxa" w:w="4160"/>
-            <w:tcBorders>
-              <w:top w:val="single" w:color="CBD5E0" w:sz="4"/>
-              <w:left w:val="single" w:color="CBD5E0" w:sz="4"/>
-              <w:bottom w:val="single" w:color="CBD5E0" w:sz="4"/>
-              <w:right w:val="single" w:color="CBD5E0" w:sz="4"/>
-            </w:tcBorders>
-            <w:vAlign w:val="top"/>
-          </w:tcPr>
-          <w:p>
-            <w:pPr>
-              <w:spacing w:after="60" w:before="60"/>
-            </w:pPr>
-            <w:r>
-              <w:rPr>
-                <w:rFonts w:ascii="Calibri" w:cs="Calibri" w:eastAsia="Calibri" w:hAnsi="Calibri"/>
-                <w:color w:val="4A5568"/>
-                <w:sz w:val="18"/>
-                <w:szCs w:val="18"/>
-              </w:rPr>
-              <w:t xml:space="preserve">Customer announcements, release notes, and CS communications require accurate rollout details. Geographic restrictions are important for localised launch planning.</w:t>
+            <w:tcW w:type="dxa" w:w="3600"/>
+            <w:tcBorders>
+              <w:top w:val="single" w:color="CBD5E0" w:sz="4"/>
+              <w:left w:val="single" w:color="CBD5E0" w:sz="4"/>
+              <w:bottom w:val="single" w:color="CBD5E0" w:sz="4"/>
+              <w:right w:val="single" w:color="CBD5E0" w:sz="4"/>
+            </w:tcBorders>
+            <w:vAlign w:val="top"/>
+          </w:tcPr>
+          <w:p>
+            <w:pPr>
+              <w:spacing w:after="100" w:before="100"/>
+            </w:pPr>
+            <w:r>
+              <w:rPr>
+                <w:rFonts w:ascii="Calibri" w:cs="Calibri" w:eastAsia="Calibri" w:hAnsi="Calibri"/>
+                <w:color w:val="4A5568"/>
+                <w:sz w:val="18"/>
+                <w:szCs w:val="18"/>
+              </w:rPr>
+              <w:t xml:space="preserve">Whether manual enablement is required and who performs it, and any geographic or regulatory restrictions, are not currently captured by the skill and may already exist in a rollout or launch readiness plan.</w:t>
+            </w:r>
+          </w:p>
+        </w:tc>
+        <w:tc>
+          <w:tcPr>
+            <w:tcW w:type="dxa" w:w="4200"/>
+            <w:tcBorders>
+              <w:top w:val="single" w:color="CBD5E0" w:sz="4"/>
+              <w:left w:val="single" w:color="CBD5E0" w:sz="4"/>
+              <w:bottom w:val="single" w:color="CBD5E0" w:sz="4"/>
+              <w:right w:val="single" w:color="CBD5E0" w:sz="4"/>
+            </w:tcBorders>
+            <w:vAlign w:val="top"/>
+          </w:tcPr>
+          <w:p>
+            <w:pPr>
+              <w:spacing w:after="100" w:before="100"/>
+            </w:pPr>
+            <w:r>
+              <w:rPr>
+                <w:rFonts w:ascii="Calibri" w:cs="Calibri" w:eastAsia="Calibri" w:hAnsi="Calibri"/>
+                <w:color w:val="4A5568"/>
+                <w:sz w:val="18"/>
+                <w:szCs w:val="18"/>
+              </w:rPr>
+              <w:t xml:space="preserve">Customer announcements, release notes, and CS communications require accurate rollout detail. Geographic restrictions are important for localised launch planning.</w:t>
             </w:r>
           </w:p>
         </w:tc>
@@ -3139,7 +3129,7 @@
           </w:tcPr>
           <w:p>
             <w:pPr>
-              <w:spacing w:after="40" w:before="60"/>
+              <w:spacing w:after="40" w:before="100"/>
             </w:pPr>
             <w:r>
               <w:rPr>
@@ -3155,7 +3145,7 @@
           </w:p>
           <w:p>
             <w:pPr>
-              <w:spacing w:after="60" w:before="0"/>
+              <w:spacing w:after="100" w:before="0"/>
             </w:pPr>
             <w:r>
               <w:rPr>
@@ -3172,7 +3162,7 @@
         </w:tc>
         <w:tc>
           <w:tcPr>
-            <w:tcW w:type="dxa" w:w="1200"/>
+            <w:tcW w:type="dxa" w:w="1268"/>
             <w:tcBorders>
               <w:top w:val="single" w:color="CBD5E0" w:sz="4"/>
               <w:left w:val="single" w:color="CBD5E0" w:sz="4"/>
@@ -3184,7 +3174,7 @@
           </w:tcPr>
           <w:p>
             <w:pPr>
-              <w:spacing w:after="60" w:before="60"/>
+              <w:spacing w:after="100" w:before="100"/>
               <w:jc w:val="center"/>
             </w:pPr>
             <w:r>
@@ -3193,27 +3183,27 @@
                 <w:b/>
                 <w:bCs/>
                 <w:color w:val="1E40AF"/>
-                <w:sz w:val="18"/>
-                <w:szCs w:val="18"/>
-              </w:rPr>
-              <w:t xml:space="preserve">Opportunity</w:t>
-            </w:r>
-          </w:p>
-        </w:tc>
-        <w:tc>
-          <w:tcPr>
-            <w:tcW w:type="dxa" w:w="3160"/>
-            <w:tcBorders>
-              <w:top w:val="single" w:color="CBD5E0" w:sz="4"/>
-              <w:left w:val="single" w:color="CBD5E0" w:sz="4"/>
-              <w:bottom w:val="single" w:color="CBD5E0" w:sz="4"/>
-              <w:right w:val="single" w:color="CBD5E0" w:sz="4"/>
-            </w:tcBorders>
-            <w:vAlign w:val="top"/>
-          </w:tcPr>
-          <w:p>
-            <w:pPr>
-              <w:spacing w:after="60" w:before="60"/>
+                <w:sz w:val="17"/>
+                <w:szCs w:val="17"/>
+              </w:rPr>
+              <w:t xml:space="preserve">Not Currently Captured</w:t>
+            </w:r>
+          </w:p>
+        </w:tc>
+        <w:tc>
+          <w:tcPr>
+            <w:tcW w:type="dxa" w:w="3200"/>
+            <w:tcBorders>
+              <w:top w:val="single" w:color="CBD5E0" w:sz="4"/>
+              <w:left w:val="single" w:color="CBD5E0" w:sz="4"/>
+              <w:bottom w:val="single" w:color="CBD5E0" w:sz="4"/>
+              <w:right w:val="single" w:color="CBD5E0" w:sz="4"/>
+            </w:tcBorders>
+            <w:vAlign w:val="top"/>
+          </w:tcPr>
+          <w:p>
+            <w:pPr>
+              <w:spacing w:after="100" w:before="100"/>
             </w:pPr>
             <w:r>
               <w:rPr>
@@ -3228,44 +3218,44 @@
         </w:tc>
         <w:tc>
           <w:tcPr>
-            <w:tcW w:type="dxa" w:w="3460"/>
-            <w:tcBorders>
-              <w:top w:val="single" w:color="CBD5E0" w:sz="4"/>
-              <w:left w:val="single" w:color="CBD5E0" w:sz="4"/>
-              <w:bottom w:val="single" w:color="CBD5E0" w:sz="4"/>
-              <w:right w:val="single" w:color="CBD5E0" w:sz="4"/>
-            </w:tcBorders>
-            <w:vAlign w:val="top"/>
-          </w:tcPr>
-          <w:p>
-            <w:pPr>
-              <w:spacing w:after="60" w:before="60"/>
-            </w:pPr>
-            <w:r>
-              <w:rPr>
-                <w:rFonts w:ascii="Calibri" w:cs="Calibri" w:eastAsia="Calibri" w:hAnsi="Calibri"/>
-                <w:color w:val="4A5568"/>
-                <w:sz w:val="18"/>
-                <w:szCs w:val="18"/>
-              </w:rPr>
-              <w:t xml:space="preserve">Pricing plan inclusion, business model, roadmap scope within pricing, trial inclusion, and upgrade paths are not currently captured. A pointer to where this information lives — rather than authored detail — would be sufficient to address this gap.</w:t>
-            </w:r>
-          </w:p>
-        </w:tc>
-        <w:tc>
-          <w:tcPr>
-            <w:tcW w:type="dxa" w:w="4160"/>
-            <w:tcBorders>
-              <w:top w:val="single" w:color="CBD5E0" w:sz="4"/>
-              <w:left w:val="single" w:color="CBD5E0" w:sz="4"/>
-              <w:bottom w:val="single" w:color="CBD5E0" w:sz="4"/>
-              <w:right w:val="single" w:color="CBD5E0" w:sz="4"/>
-            </w:tcBorders>
-            <w:vAlign w:val="top"/>
-          </w:tcPr>
-          <w:p>
-            <w:pPr>
-              <w:spacing w:after="60" w:before="60"/>
+            <w:tcW w:type="dxa" w:w="3600"/>
+            <w:tcBorders>
+              <w:top w:val="single" w:color="CBD5E0" w:sz="4"/>
+              <w:left w:val="single" w:color="CBD5E0" w:sz="4"/>
+              <w:bottom w:val="single" w:color="CBD5E0" w:sz="4"/>
+              <w:right w:val="single" w:color="CBD5E0" w:sz="4"/>
+            </w:tcBorders>
+            <w:vAlign w:val="top"/>
+          </w:tcPr>
+          <w:p>
+            <w:pPr>
+              <w:spacing w:after="100" w:before="100"/>
+            </w:pPr>
+            <w:r>
+              <w:rPr>
+                <w:rFonts w:ascii="Calibri" w:cs="Calibri" w:eastAsia="Calibri" w:hAnsi="Calibri"/>
+                <w:color w:val="4A5568"/>
+                <w:sz w:val="18"/>
+                <w:szCs w:val="18"/>
+              </w:rPr>
+              <w:t xml:space="preserve">Pricing plan inclusion, business model, roadmap scope within pricing, trial inclusion, and upgrade paths are not currently captured by the skill and may already exist in a pricing document or product brief.</w:t>
+            </w:r>
+          </w:p>
+        </w:tc>
+        <w:tc>
+          <w:tcPr>
+            <w:tcW w:type="dxa" w:w="4200"/>
+            <w:tcBorders>
+              <w:top w:val="single" w:color="CBD5E0" w:sz="4"/>
+              <w:left w:val="single" w:color="CBD5E0" w:sz="4"/>
+              <w:bottom w:val="single" w:color="CBD5E0" w:sz="4"/>
+              <w:right w:val="single" w:color="CBD5E0" w:sz="4"/>
+            </w:tcBorders>
+            <w:vAlign w:val="top"/>
+          </w:tcPr>
+          <w:p>
+            <w:pPr>
+              <w:spacing w:after="100" w:before="100"/>
             </w:pPr>
             <w:r>
               <w:rPr>
@@ -3294,7 +3284,7 @@
           </w:tcPr>
           <w:p>
             <w:pPr>
-              <w:spacing w:after="40" w:before="60"/>
+              <w:spacing w:after="40" w:before="100"/>
             </w:pPr>
             <w:r>
               <w:rPr>
@@ -3310,7 +3300,7 @@
           </w:p>
           <w:p>
             <w:pPr>
-              <w:spacing w:after="60" w:before="0"/>
+              <w:spacing w:after="100" w:before="0"/>
             </w:pPr>
             <w:r>
               <w:rPr>
@@ -3327,7 +3317,7 @@
         </w:tc>
         <w:tc>
           <w:tcPr>
-            <w:tcW w:type="dxa" w:w="1200"/>
+            <w:tcW w:type="dxa" w:w="1268"/>
             <w:tcBorders>
               <w:top w:val="single" w:color="CBD5E0" w:sz="4"/>
               <w:left w:val="single" w:color="CBD5E0" w:sz="4"/>
@@ -3339,7 +3329,7 @@
           </w:tcPr>
           <w:p>
             <w:pPr>
-              <w:spacing w:after="60" w:before="60"/>
+              <w:spacing w:after="100" w:before="100"/>
               <w:jc w:val="center"/>
             </w:pPr>
             <w:r>
@@ -3348,27 +3338,27 @@
                 <w:b/>
                 <w:bCs/>
                 <w:color w:val="1E40AF"/>
-                <w:sz w:val="18"/>
-                <w:szCs w:val="18"/>
-              </w:rPr>
-              <w:t xml:space="preserve">Opportunity</w:t>
-            </w:r>
-          </w:p>
-        </w:tc>
-        <w:tc>
-          <w:tcPr>
-            <w:tcW w:type="dxa" w:w="3160"/>
-            <w:tcBorders>
-              <w:top w:val="single" w:color="CBD5E0" w:sz="4"/>
-              <w:left w:val="single" w:color="CBD5E0" w:sz="4"/>
-              <w:bottom w:val="single" w:color="CBD5E0" w:sz="4"/>
-              <w:right w:val="single" w:color="CBD5E0" w:sz="4"/>
-            </w:tcBorders>
-            <w:vAlign w:val="top"/>
-          </w:tcPr>
-          <w:p>
-            <w:pPr>
-              <w:spacing w:after="60" w:before="60"/>
+                <w:sz w:val="17"/>
+                <w:szCs w:val="17"/>
+              </w:rPr>
+              <w:t xml:space="preserve">Not Currently Captured</w:t>
+            </w:r>
+          </w:p>
+        </w:tc>
+        <w:tc>
+          <w:tcPr>
+            <w:tcW w:type="dxa" w:w="3200"/>
+            <w:tcBorders>
+              <w:top w:val="single" w:color="CBD5E0" w:sz="4"/>
+              <w:left w:val="single" w:color="CBD5E0" w:sz="4"/>
+              <w:bottom w:val="single" w:color="CBD5E0" w:sz="4"/>
+              <w:right w:val="single" w:color="CBD5E0" w:sz="4"/>
+            </w:tcBorders>
+            <w:vAlign w:val="top"/>
+          </w:tcPr>
+          <w:p>
+            <w:pPr>
+              <w:spacing w:after="100" w:before="100"/>
             </w:pPr>
             <w:r>
               <w:rPr>
@@ -3383,44 +3373,44 @@
         </w:tc>
         <w:tc>
           <w:tcPr>
-            <w:tcW w:type="dxa" w:w="3460"/>
-            <w:tcBorders>
-              <w:top w:val="single" w:color="CBD5E0" w:sz="4"/>
-              <w:left w:val="single" w:color="CBD5E0" w:sz="4"/>
-              <w:bottom w:val="single" w:color="CBD5E0" w:sz="4"/>
-              <w:right w:val="single" w:color="CBD5E0" w:sz="4"/>
-            </w:tcBorders>
-            <w:vAlign w:val="top"/>
-          </w:tcPr>
-          <w:p>
-            <w:pPr>
-              <w:spacing w:after="60" w:before="60"/>
-            </w:pPr>
-            <w:r>
-              <w:rPr>
-                <w:rFonts w:ascii="Calibri" w:cs="Calibri" w:eastAsia="Calibri" w:hAnsi="Calibri"/>
-                <w:color w:val="4A5568"/>
-                <w:sz w:val="18"/>
-                <w:szCs w:val="18"/>
-              </w:rPr>
-              <w:t xml:space="preserve">Customer-visible failure scenarios, how failures are detected, and monitoring and escalation ownership are not currently captured. This information may be sourced through the skill or referenced from an existing delivery or engineering document.</w:t>
-            </w:r>
-          </w:p>
-        </w:tc>
-        <w:tc>
-          <w:tcPr>
-            <w:tcW w:type="dxa" w:w="4160"/>
-            <w:tcBorders>
-              <w:top w:val="single" w:color="CBD5E0" w:sz="4"/>
-              <w:left w:val="single" w:color="CBD5E0" w:sz="4"/>
-              <w:bottom w:val="single" w:color="CBD5E0" w:sz="4"/>
-              <w:right w:val="single" w:color="CBD5E0" w:sz="4"/>
-            </w:tcBorders>
-            <w:vAlign w:val="top"/>
-          </w:tcPr>
-          <w:p>
-            <w:pPr>
-              <w:spacing w:after="60" w:before="60"/>
+            <w:tcW w:type="dxa" w:w="3600"/>
+            <w:tcBorders>
+              <w:top w:val="single" w:color="CBD5E0" w:sz="4"/>
+              <w:left w:val="single" w:color="CBD5E0" w:sz="4"/>
+              <w:bottom w:val="single" w:color="CBD5E0" w:sz="4"/>
+              <w:right w:val="single" w:color="CBD5E0" w:sz="4"/>
+            </w:tcBorders>
+            <w:vAlign w:val="top"/>
+          </w:tcPr>
+          <w:p>
+            <w:pPr>
+              <w:spacing w:after="100" w:before="100"/>
+            </w:pPr>
+            <w:r>
+              <w:rPr>
+                <w:rFonts w:ascii="Calibri" w:cs="Calibri" w:eastAsia="Calibri" w:hAnsi="Calibri"/>
+                <w:color w:val="4A5568"/>
+                <w:sz w:val="18"/>
+                <w:szCs w:val="18"/>
+              </w:rPr>
+              <w:t xml:space="preserve">Customer-visible failure scenarios, how failures are detected, and monitoring and escalation ownership are not currently captured by the skill and may already exist in a delivery or engineering document.</w:t>
+            </w:r>
+          </w:p>
+        </w:tc>
+        <w:tc>
+          <w:tcPr>
+            <w:tcW w:type="dxa" w:w="4200"/>
+            <w:tcBorders>
+              <w:top w:val="single" w:color="CBD5E0" w:sz="4"/>
+              <w:left w:val="single" w:color="CBD5E0" w:sz="4"/>
+              <w:bottom w:val="single" w:color="CBD5E0" w:sz="4"/>
+              <w:right w:val="single" w:color="CBD5E0" w:sz="4"/>
+            </w:tcBorders>
+            <w:vAlign w:val="top"/>
+          </w:tcPr>
+          <w:p>
+            <w:pPr>
+              <w:spacing w:after="100" w:before="100"/>
             </w:pPr>
             <w:r>
               <w:rPr>
@@ -3449,7 +3439,7 @@
           </w:tcPr>
           <w:p>
             <w:pPr>
-              <w:spacing w:after="40" w:before="60"/>
+              <w:spacing w:after="40" w:before="100"/>
             </w:pPr>
             <w:r>
               <w:rPr>
@@ -3465,7 +3455,7 @@
           </w:p>
           <w:p>
             <w:pPr>
-              <w:spacing w:after="60" w:before="0"/>
+              <w:spacing w:after="100" w:before="0"/>
             </w:pPr>
             <w:r>
               <w:rPr>
@@ -3482,7 +3472,7 @@
         </w:tc>
         <w:tc>
           <w:tcPr>
-            <w:tcW w:type="dxa" w:w="1200"/>
+            <w:tcW w:type="dxa" w:w="1268"/>
             <w:tcBorders>
               <w:top w:val="single" w:color="CBD5E0" w:sz="4"/>
               <w:left w:val="single" w:color="CBD5E0" w:sz="4"/>
@@ -3494,7 +3484,7 @@
           </w:tcPr>
           <w:p>
             <w:pPr>
-              <w:spacing w:after="60" w:before="60"/>
+              <w:spacing w:after="100" w:before="100"/>
               <w:jc w:val="center"/>
             </w:pPr>
             <w:r>
@@ -3503,27 +3493,27 @@
                 <w:b/>
                 <w:bCs/>
                 <w:color w:val="1E40AF"/>
-                <w:sz w:val="18"/>
-                <w:szCs w:val="18"/>
-              </w:rPr>
-              <w:t xml:space="preserve">Opportunity</w:t>
-            </w:r>
-          </w:p>
-        </w:tc>
-        <w:tc>
-          <w:tcPr>
-            <w:tcW w:type="dxa" w:w="3160"/>
-            <w:tcBorders>
-              <w:top w:val="single" w:color="CBD5E0" w:sz="4"/>
-              <w:left w:val="single" w:color="CBD5E0" w:sz="4"/>
-              <w:bottom w:val="single" w:color="CBD5E0" w:sz="4"/>
-              <w:right w:val="single" w:color="CBD5E0" w:sz="4"/>
-            </w:tcBorders>
-            <w:vAlign w:val="top"/>
-          </w:tcPr>
-          <w:p>
-            <w:pPr>
-              <w:spacing w:after="60" w:before="60"/>
+                <w:sz w:val="17"/>
+                <w:szCs w:val="17"/>
+              </w:rPr>
+              <w:t xml:space="preserve">Not Currently Captured</w:t>
+            </w:r>
+          </w:p>
+        </w:tc>
+        <w:tc>
+          <w:tcPr>
+            <w:tcW w:type="dxa" w:w="3200"/>
+            <w:tcBorders>
+              <w:top w:val="single" w:color="CBD5E0" w:sz="4"/>
+              <w:left w:val="single" w:color="CBD5E0" w:sz="4"/>
+              <w:bottom w:val="single" w:color="CBD5E0" w:sz="4"/>
+              <w:right w:val="single" w:color="CBD5E0" w:sz="4"/>
+            </w:tcBorders>
+            <w:vAlign w:val="top"/>
+          </w:tcPr>
+          <w:p>
+            <w:pPr>
+              <w:spacing w:after="100" w:before="100"/>
             </w:pPr>
             <w:r>
               <w:rPr>
@@ -3538,44 +3528,44 @@
         </w:tc>
         <w:tc>
           <w:tcPr>
-            <w:tcW w:type="dxa" w:w="3460"/>
-            <w:tcBorders>
-              <w:top w:val="single" w:color="CBD5E0" w:sz="4"/>
-              <w:left w:val="single" w:color="CBD5E0" w:sz="4"/>
-              <w:bottom w:val="single" w:color="CBD5E0" w:sz="4"/>
-              <w:right w:val="single" w:color="CBD5E0" w:sz="4"/>
-            </w:tcBorders>
-            <w:vAlign w:val="top"/>
-          </w:tcPr>
-          <w:p>
-            <w:pPr>
-              <w:spacing w:after="60" w:before="60"/>
-            </w:pPr>
-            <w:r>
-              <w:rPr>
-                <w:rFonts w:ascii="Calibri" w:cs="Calibri" w:eastAsia="Calibri" w:hAnsi="Calibri"/>
-                <w:color w:val="4A5568"/>
-                <w:sz w:val="18"/>
-                <w:szCs w:val="18"/>
-              </w:rPr>
-              <w:t xml:space="preserve">The error message a user sees when the feature fails, whether the error is self-service or requires support, the recovery path, and the customer reporting channel are not currently captured. This may be referenced from existing engineering documentation.</w:t>
-            </w:r>
-          </w:p>
-        </w:tc>
-        <w:tc>
-          <w:tcPr>
-            <w:tcW w:type="dxa" w:w="4160"/>
-            <w:tcBorders>
-              <w:top w:val="single" w:color="CBD5E0" w:sz="4"/>
-              <w:left w:val="single" w:color="CBD5E0" w:sz="4"/>
-              <w:bottom w:val="single" w:color="CBD5E0" w:sz="4"/>
-              <w:right w:val="single" w:color="CBD5E0" w:sz="4"/>
-            </w:tcBorders>
-            <w:vAlign w:val="top"/>
-          </w:tcPr>
-          <w:p>
-            <w:pPr>
-              <w:spacing w:after="60" w:before="60"/>
+            <w:tcW w:type="dxa" w:w="3600"/>
+            <w:tcBorders>
+              <w:top w:val="single" w:color="CBD5E0" w:sz="4"/>
+              <w:left w:val="single" w:color="CBD5E0" w:sz="4"/>
+              <w:bottom w:val="single" w:color="CBD5E0" w:sz="4"/>
+              <w:right w:val="single" w:color="CBD5E0" w:sz="4"/>
+            </w:tcBorders>
+            <w:vAlign w:val="top"/>
+          </w:tcPr>
+          <w:p>
+            <w:pPr>
+              <w:spacing w:after="100" w:before="100"/>
+            </w:pPr>
+            <w:r>
+              <w:rPr>
+                <w:rFonts w:ascii="Calibri" w:cs="Calibri" w:eastAsia="Calibri" w:hAnsi="Calibri"/>
+                <w:color w:val="4A5568"/>
+                <w:sz w:val="18"/>
+                <w:szCs w:val="18"/>
+              </w:rPr>
+              <w:t xml:space="preserve">The error message a user sees when the feature fails, whether the error is self-service or requires support, the recovery path, and the customer reporting channel are not currently captured by the skill and may already exist in engineering documentation.</w:t>
+            </w:r>
+          </w:p>
+        </w:tc>
+        <w:tc>
+          <w:tcPr>
+            <w:tcW w:type="dxa" w:w="4200"/>
+            <w:tcBorders>
+              <w:top w:val="single" w:color="CBD5E0" w:sz="4"/>
+              <w:left w:val="single" w:color="CBD5E0" w:sz="4"/>
+              <w:bottom w:val="single" w:color="CBD5E0" w:sz="4"/>
+              <w:right w:val="single" w:color="CBD5E0" w:sz="4"/>
+            </w:tcBorders>
+            <w:vAlign w:val="top"/>
+          </w:tcPr>
+          <w:p>
+            <w:pPr>
+              <w:spacing w:after="100" w:before="100"/>
             </w:pPr>
             <w:r>
               <w:rPr>
@@ -3604,7 +3594,7 @@
           </w:tcPr>
           <w:p>
             <w:pPr>
-              <w:spacing w:after="40" w:before="60"/>
+              <w:spacing w:after="40" w:before="100"/>
             </w:pPr>
             <w:r>
               <w:rPr>
@@ -3620,7 +3610,7 @@
           </w:p>
           <w:p>
             <w:pPr>
-              <w:spacing w:after="60" w:before="0"/>
+              <w:spacing w:after="100" w:before="0"/>
             </w:pPr>
             <w:r>
               <w:rPr>
@@ -3637,7 +3627,7 @@
         </w:tc>
         <w:tc>
           <w:tcPr>
-            <w:tcW w:type="dxa" w:w="1200"/>
+            <w:tcW w:type="dxa" w:w="1268"/>
             <w:tcBorders>
               <w:top w:val="single" w:color="CBD5E0" w:sz="4"/>
               <w:left w:val="single" w:color="CBD5E0" w:sz="4"/>
@@ -3649,7 +3639,7 @@
           </w:tcPr>
           <w:p>
             <w:pPr>
-              <w:spacing w:after="60" w:before="60"/>
+              <w:spacing w:after="100" w:before="100"/>
               <w:jc w:val="center"/>
             </w:pPr>
             <w:r>
@@ -3658,27 +3648,27 @@
                 <w:b/>
                 <w:bCs/>
                 <w:color w:val="1E40AF"/>
-                <w:sz w:val="18"/>
-                <w:szCs w:val="18"/>
-              </w:rPr>
-              <w:t xml:space="preserve">Opportunity</w:t>
-            </w:r>
-          </w:p>
-        </w:tc>
-        <w:tc>
-          <w:tcPr>
-            <w:tcW w:type="dxa" w:w="3160"/>
-            <w:tcBorders>
-              <w:top w:val="single" w:color="CBD5E0" w:sz="4"/>
-              <w:left w:val="single" w:color="CBD5E0" w:sz="4"/>
-              <w:bottom w:val="single" w:color="CBD5E0" w:sz="4"/>
-              <w:right w:val="single" w:color="CBD5E0" w:sz="4"/>
-            </w:tcBorders>
-            <w:vAlign w:val="top"/>
-          </w:tcPr>
-          <w:p>
-            <w:pPr>
-              <w:spacing w:after="60" w:before="60"/>
+                <w:sz w:val="17"/>
+                <w:szCs w:val="17"/>
+              </w:rPr>
+              <w:t xml:space="preserve">Not Currently Captured</w:t>
+            </w:r>
+          </w:p>
+        </w:tc>
+        <w:tc>
+          <w:tcPr>
+            <w:tcW w:type="dxa" w:w="3200"/>
+            <w:tcBorders>
+              <w:top w:val="single" w:color="CBD5E0" w:sz="4"/>
+              <w:left w:val="single" w:color="CBD5E0" w:sz="4"/>
+              <w:bottom w:val="single" w:color="CBD5E0" w:sz="4"/>
+              <w:right w:val="single" w:color="CBD5E0" w:sz="4"/>
+            </w:tcBorders>
+            <w:vAlign w:val="top"/>
+          </w:tcPr>
+          <w:p>
+            <w:pPr>
+              <w:spacing w:after="100" w:before="100"/>
             </w:pPr>
             <w:r>
               <w:rPr>
@@ -3693,44 +3683,44 @@
         </w:tc>
         <w:tc>
           <w:tcPr>
-            <w:tcW w:type="dxa" w:w="3460"/>
-            <w:tcBorders>
-              <w:top w:val="single" w:color="CBD5E0" w:sz="4"/>
-              <w:left w:val="single" w:color="CBD5E0" w:sz="4"/>
-              <w:bottom w:val="single" w:color="CBD5E0" w:sz="4"/>
-              <w:right w:val="single" w:color="CBD5E0" w:sz="4"/>
-            </w:tcBorders>
-            <w:vAlign w:val="top"/>
-          </w:tcPr>
-          <w:p>
-            <w:pPr>
-              <w:spacing w:after="60" w:before="60"/>
-            </w:pPr>
-            <w:r>
-              <w:rPr>
-                <w:rFonts w:ascii="Calibri" w:cs="Calibri" w:eastAsia="Calibri" w:hAnsi="Calibri"/>
-                <w:color w:val="4A5568"/>
-                <w:sz w:val="18"/>
-                <w:szCs w:val="18"/>
-              </w:rPr>
-              <w:t xml:space="preserve">The customer issue reporting process, minimum information needed for a bug report, and the on-call contact for the launch period are not currently captured. A brief reference to an existing escalation runbook would address this.</w:t>
-            </w:r>
-          </w:p>
-        </w:tc>
-        <w:tc>
-          <w:tcPr>
-            <w:tcW w:type="dxa" w:w="4160"/>
-            <w:tcBorders>
-              <w:top w:val="single" w:color="CBD5E0" w:sz="4"/>
-              <w:left w:val="single" w:color="CBD5E0" w:sz="4"/>
-              <w:bottom w:val="single" w:color="CBD5E0" w:sz="4"/>
-              <w:right w:val="single" w:color="CBD5E0" w:sz="4"/>
-            </w:tcBorders>
-            <w:vAlign w:val="top"/>
-          </w:tcPr>
-          <w:p>
-            <w:pPr>
-              <w:spacing w:after="60" w:before="60"/>
+            <w:tcW w:type="dxa" w:w="3600"/>
+            <w:tcBorders>
+              <w:top w:val="single" w:color="CBD5E0" w:sz="4"/>
+              <w:left w:val="single" w:color="CBD5E0" w:sz="4"/>
+              <w:bottom w:val="single" w:color="CBD5E0" w:sz="4"/>
+              <w:right w:val="single" w:color="CBD5E0" w:sz="4"/>
+            </w:tcBorders>
+            <w:vAlign w:val="top"/>
+          </w:tcPr>
+          <w:p>
+            <w:pPr>
+              <w:spacing w:after="100" w:before="100"/>
+            </w:pPr>
+            <w:r>
+              <w:rPr>
+                <w:rFonts w:ascii="Calibri" w:cs="Calibri" w:eastAsia="Calibri" w:hAnsi="Calibri"/>
+                <w:color w:val="4A5568"/>
+                <w:sz w:val="18"/>
+                <w:szCs w:val="18"/>
+              </w:rPr>
+              <w:t xml:space="preserve">The customer issue reporting process, minimum information needed for a bug report, and the on-call contact for the launch period are not currently captured by the skill and may already exist in an escalation runbook.</w:t>
+            </w:r>
+          </w:p>
+        </w:tc>
+        <w:tc>
+          <w:tcPr>
+            <w:tcW w:type="dxa" w:w="4200"/>
+            <w:tcBorders>
+              <w:top w:val="single" w:color="CBD5E0" w:sz="4"/>
+              <w:left w:val="single" w:color="CBD5E0" w:sz="4"/>
+              <w:bottom w:val="single" w:color="CBD5E0" w:sz="4"/>
+              <w:right w:val="single" w:color="CBD5E0" w:sz="4"/>
+            </w:tcBorders>
+            <w:vAlign w:val="top"/>
+          </w:tcPr>
+          <w:p>
+            <w:pPr>
+              <w:spacing w:after="100" w:before="100"/>
             </w:pPr>
             <w:r>
               <w:rPr>
@@ -3758,7 +3748,7 @@
           </w:tcPr>
           <w:p>
             <w:pPr>
-              <w:spacing w:after="60" w:before="60"/>
+              <w:spacing w:after="100" w:before="100"/>
             </w:pPr>
             <w:r>
               <w:rPr>
@@ -3789,7 +3779,7 @@
           </w:tcPr>
           <w:p>
             <w:pPr>
-              <w:spacing w:after="40" w:before="60"/>
+              <w:spacing w:after="40" w:before="100"/>
             </w:pPr>
             <w:r>
               <w:rPr>
@@ -3805,7 +3795,7 @@
           </w:p>
           <w:p>
             <w:pPr>
-              <w:spacing w:after="60" w:before="0"/>
+              <w:spacing w:after="100" w:before="0"/>
             </w:pPr>
             <w:r>
               <w:rPr>
@@ -3822,7 +3812,7 @@
         </w:tc>
         <w:tc>
           <w:tcPr>
-            <w:tcW w:type="dxa" w:w="1200"/>
+            <w:tcW w:type="dxa" w:w="1268"/>
             <w:tcBorders>
               <w:top w:val="single" w:color="CBD5E0" w:sz="4"/>
               <w:left w:val="single" w:color="CBD5E0" w:sz="4"/>
@@ -3834,7 +3824,7 @@
           </w:tcPr>
           <w:p>
             <w:pPr>
-              <w:spacing w:after="60" w:before="60"/>
+              <w:spacing w:after="100" w:before="100"/>
               <w:jc w:val="center"/>
             </w:pPr>
             <w:r>
@@ -3843,27 +3833,27 @@
                 <w:b/>
                 <w:bCs/>
                 <w:color w:val="1E40AF"/>
-                <w:sz w:val="18"/>
-                <w:szCs w:val="18"/>
-              </w:rPr>
-              <w:t xml:space="preserve">Opportunity</w:t>
-            </w:r>
-          </w:p>
-        </w:tc>
-        <w:tc>
-          <w:tcPr>
-            <w:tcW w:type="dxa" w:w="3160"/>
-            <w:tcBorders>
-              <w:top w:val="single" w:color="CBD5E0" w:sz="4"/>
-              <w:left w:val="single" w:color="CBD5E0" w:sz="4"/>
-              <w:bottom w:val="single" w:color="CBD5E0" w:sz="4"/>
-              <w:right w:val="single" w:color="CBD5E0" w:sz="4"/>
-            </w:tcBorders>
-            <w:vAlign w:val="top"/>
-          </w:tcPr>
-          <w:p>
-            <w:pPr>
-              <w:spacing w:after="60" w:before="60"/>
+                <w:sz w:val="17"/>
+                <w:szCs w:val="17"/>
+              </w:rPr>
+              <w:t xml:space="preserve">Not Currently Captured</w:t>
+            </w:r>
+          </w:p>
+        </w:tc>
+        <w:tc>
+          <w:tcPr>
+            <w:tcW w:type="dxa" w:w="3200"/>
+            <w:tcBorders>
+              <w:top w:val="single" w:color="CBD5E0" w:sz="4"/>
+              <w:left w:val="single" w:color="CBD5E0" w:sz="4"/>
+              <w:bottom w:val="single" w:color="CBD5E0" w:sz="4"/>
+              <w:right w:val="single" w:color="CBD5E0" w:sz="4"/>
+            </w:tcBorders>
+            <w:vAlign w:val="top"/>
+          </w:tcPr>
+          <w:p>
+            <w:pPr>
+              <w:spacing w:after="100" w:before="100"/>
             </w:pPr>
             <w:r>
               <w:rPr>
@@ -3878,44 +3868,44 @@
         </w:tc>
         <w:tc>
           <w:tcPr>
-            <w:tcW w:type="dxa" w:w="3460"/>
-            <w:tcBorders>
-              <w:top w:val="single" w:color="CBD5E0" w:sz="4"/>
-              <w:left w:val="single" w:color="CBD5E0" w:sz="4"/>
-              <w:bottom w:val="single" w:color="CBD5E0" w:sz="4"/>
-              <w:right w:val="single" w:color="CBD5E0" w:sz="4"/>
-            </w:tcBorders>
-            <w:vAlign w:val="top"/>
-          </w:tcPr>
-          <w:p>
-            <w:pPr>
-              <w:spacing w:after="60" w:before="60"/>
-            </w:pPr>
-            <w:r>
-              <w:rPr>
-                <w:rFonts w:ascii="Calibri" w:cs="Calibri" w:eastAsia="Calibri" w:hAnsi="Calibri"/>
-                <w:color w:val="4A5568"/>
-                <w:sz w:val="18"/>
-                <w:szCs w:val="18"/>
-              </w:rPr>
-              <w:t xml:space="preserve">Whether production screenshots or demo environment access is available, whether a walkthrough recording exists, and which UI areas are embargoed are not currently captured. A brief status note or link to existing assets would be sufficient.</w:t>
-            </w:r>
-          </w:p>
-        </w:tc>
-        <w:tc>
-          <w:tcPr>
-            <w:tcW w:type="dxa" w:w="4160"/>
-            <w:tcBorders>
-              <w:top w:val="single" w:color="CBD5E0" w:sz="4"/>
-              <w:left w:val="single" w:color="CBD5E0" w:sz="4"/>
-              <w:bottom w:val="single" w:color="CBD5E0" w:sz="4"/>
-              <w:right w:val="single" w:color="CBD5E0" w:sz="4"/>
-            </w:tcBorders>
-            <w:vAlign w:val="top"/>
-          </w:tcPr>
-          <w:p>
-            <w:pPr>
-              <w:spacing w:after="60" w:before="60"/>
+            <w:tcW w:type="dxa" w:w="3600"/>
+            <w:tcBorders>
+              <w:top w:val="single" w:color="CBD5E0" w:sz="4"/>
+              <w:left w:val="single" w:color="CBD5E0" w:sz="4"/>
+              <w:bottom w:val="single" w:color="CBD5E0" w:sz="4"/>
+              <w:right w:val="single" w:color="CBD5E0" w:sz="4"/>
+            </w:tcBorders>
+            <w:vAlign w:val="top"/>
+          </w:tcPr>
+          <w:p>
+            <w:pPr>
+              <w:spacing w:after="100" w:before="100"/>
+            </w:pPr>
+            <w:r>
+              <w:rPr>
+                <w:rFonts w:ascii="Calibri" w:cs="Calibri" w:eastAsia="Calibri" w:hAnsi="Calibri"/>
+                <w:color w:val="4A5568"/>
+                <w:sz w:val="18"/>
+                <w:szCs w:val="18"/>
+              </w:rPr>
+              <w:t xml:space="preserve">Whether production screenshots or demo environment access is available, whether a walkthrough recording exists, and which UI areas are embargoed are not currently captured by the skill and may already exist as assets in another location.</w:t>
+            </w:r>
+          </w:p>
+        </w:tc>
+        <w:tc>
+          <w:tcPr>
+            <w:tcW w:type="dxa" w:w="4200"/>
+            <w:tcBorders>
+              <w:top w:val="single" w:color="CBD5E0" w:sz="4"/>
+              <w:left w:val="single" w:color="CBD5E0" w:sz="4"/>
+              <w:bottom w:val="single" w:color="CBD5E0" w:sz="4"/>
+              <w:right w:val="single" w:color="CBD5E0" w:sz="4"/>
+            </w:tcBorders>
+            <w:vAlign w:val="top"/>
+          </w:tcPr>
+          <w:p>
+            <w:pPr>
+              <w:spacing w:after="100" w:before="100"/>
             </w:pPr>
             <w:r>
               <w:rPr>
@@ -3944,7 +3934,7 @@
           </w:tcPr>
           <w:p>
             <w:pPr>
-              <w:spacing w:after="40" w:before="60"/>
+              <w:spacing w:after="40" w:before="100"/>
             </w:pPr>
             <w:r>
               <w:rPr>
@@ -3960,7 +3950,7 @@
           </w:p>
           <w:p>
             <w:pPr>
-              <w:spacing w:after="60" w:before="0"/>
+              <w:spacing w:after="100" w:before="0"/>
             </w:pPr>
             <w:r>
               <w:rPr>
@@ -3977,7 +3967,7 @@
         </w:tc>
         <w:tc>
           <w:tcPr>
-            <w:tcW w:type="dxa" w:w="1200"/>
+            <w:tcW w:type="dxa" w:w="1268"/>
             <w:tcBorders>
               <w:top w:val="single" w:color="CBD5E0" w:sz="4"/>
               <w:left w:val="single" w:color="CBD5E0" w:sz="4"/>
@@ -3989,7 +3979,7 @@
           </w:tcPr>
           <w:p>
             <w:pPr>
-              <w:spacing w:after="60" w:before="60"/>
+              <w:spacing w:after="100" w:before="100"/>
               <w:jc w:val="center"/>
             </w:pPr>
             <w:r>
@@ -3998,27 +3988,27 @@
                 <w:b/>
                 <w:bCs/>
                 <w:color w:val="1E40AF"/>
-                <w:sz w:val="18"/>
-                <w:szCs w:val="18"/>
-              </w:rPr>
-              <w:t xml:space="preserve">Opportunity</w:t>
-            </w:r>
-          </w:p>
-        </w:tc>
-        <w:tc>
-          <w:tcPr>
-            <w:tcW w:type="dxa" w:w="3160"/>
-            <w:tcBorders>
-              <w:top w:val="single" w:color="CBD5E0" w:sz="4"/>
-              <w:left w:val="single" w:color="CBD5E0" w:sz="4"/>
-              <w:bottom w:val="single" w:color="CBD5E0" w:sz="4"/>
-              <w:right w:val="single" w:color="CBD5E0" w:sz="4"/>
-            </w:tcBorders>
-            <w:vAlign w:val="top"/>
-          </w:tcPr>
-          <w:p>
-            <w:pPr>
-              <w:spacing w:after="60" w:before="60"/>
+                <w:sz w:val="17"/>
+                <w:szCs w:val="17"/>
+              </w:rPr>
+              <w:t xml:space="preserve">Not Currently Captured</w:t>
+            </w:r>
+          </w:p>
+        </w:tc>
+        <w:tc>
+          <w:tcPr>
+            <w:tcW w:type="dxa" w:w="3200"/>
+            <w:tcBorders>
+              <w:top w:val="single" w:color="CBD5E0" w:sz="4"/>
+              <w:left w:val="single" w:color="CBD5E0" w:sz="4"/>
+              <w:bottom w:val="single" w:color="CBD5E0" w:sz="4"/>
+              <w:right w:val="single" w:color="CBD5E0" w:sz="4"/>
+            </w:tcBorders>
+            <w:vAlign w:val="top"/>
+          </w:tcPr>
+          <w:p>
+            <w:pPr>
+              <w:spacing w:after="100" w:before="100"/>
             </w:pPr>
             <w:r>
               <w:rPr>
@@ -4033,44 +4023,44 @@
         </w:tc>
         <w:tc>
           <w:tcPr>
-            <w:tcW w:type="dxa" w:w="3460"/>
-            <w:tcBorders>
-              <w:top w:val="single" w:color="CBD5E0" w:sz="4"/>
-              <w:left w:val="single" w:color="CBD5E0" w:sz="4"/>
-              <w:bottom w:val="single" w:color="CBD5E0" w:sz="4"/>
-              <w:right w:val="single" w:color="CBD5E0" w:sz="4"/>
-            </w:tcBorders>
-            <w:vAlign w:val="top"/>
-          </w:tcPr>
-          <w:p>
-            <w:pPr>
-              <w:spacing w:after="60" w:before="60"/>
-            </w:pPr>
-            <w:r>
-              <w:rPr>
-                <w:rFonts w:ascii="Calibri" w:cs="Calibri" w:eastAsia="Calibri" w:hAnsi="Calibri"/>
-                <w:color w:val="4A5568"/>
-                <w:sz w:val="18"/>
-                <w:szCs w:val="18"/>
-              </w:rPr>
-              <w:t xml:space="preserve">Whether a sandbox or demo environment exists, what configuration is needed to demo the feature, and how Sales Engineering requests access are not currently captured. A pointer to existing SE documentation would address this.</w:t>
-            </w:r>
-          </w:p>
-        </w:tc>
-        <w:tc>
-          <w:tcPr>
-            <w:tcW w:type="dxa" w:w="4160"/>
-            <w:tcBorders>
-              <w:top w:val="single" w:color="CBD5E0" w:sz="4"/>
-              <w:left w:val="single" w:color="CBD5E0" w:sz="4"/>
-              <w:bottom w:val="single" w:color="CBD5E0" w:sz="4"/>
-              <w:right w:val="single" w:color="CBD5E0" w:sz="4"/>
-            </w:tcBorders>
-            <w:vAlign w:val="top"/>
-          </w:tcPr>
-          <w:p>
-            <w:pPr>
-              <w:spacing w:after="60" w:before="60"/>
+            <w:tcW w:type="dxa" w:w="3600"/>
+            <w:tcBorders>
+              <w:top w:val="single" w:color="CBD5E0" w:sz="4"/>
+              <w:left w:val="single" w:color="CBD5E0" w:sz="4"/>
+              <w:bottom w:val="single" w:color="CBD5E0" w:sz="4"/>
+              <w:right w:val="single" w:color="CBD5E0" w:sz="4"/>
+            </w:tcBorders>
+            <w:vAlign w:val="top"/>
+          </w:tcPr>
+          <w:p>
+            <w:pPr>
+              <w:spacing w:after="100" w:before="100"/>
+            </w:pPr>
+            <w:r>
+              <w:rPr>
+                <w:rFonts w:ascii="Calibri" w:cs="Calibri" w:eastAsia="Calibri" w:hAnsi="Calibri"/>
+                <w:color w:val="4A5568"/>
+                <w:sz w:val="18"/>
+                <w:szCs w:val="18"/>
+              </w:rPr>
+              <w:t xml:space="preserve">Whether a sandbox or demo environment exists, what configuration is needed to demo the feature, and how Sales Engineering requests access are not currently captured by the skill and may already exist in SE documentation.</w:t>
+            </w:r>
+          </w:p>
+        </w:tc>
+        <w:tc>
+          <w:tcPr>
+            <w:tcW w:type="dxa" w:w="4200"/>
+            <w:tcBorders>
+              <w:top w:val="single" w:color="CBD5E0" w:sz="4"/>
+              <w:left w:val="single" w:color="CBD5E0" w:sz="4"/>
+              <w:bottom w:val="single" w:color="CBD5E0" w:sz="4"/>
+              <w:right w:val="single" w:color="CBD5E0" w:sz="4"/>
+            </w:tcBorders>
+            <w:vAlign w:val="top"/>
+          </w:tcPr>
+          <w:p>
+            <w:pPr>
+              <w:spacing w:after="100" w:before="100"/>
             </w:pPr>
             <w:r>
               <w:rPr>
@@ -4099,7 +4089,7 @@
           </w:tcPr>
           <w:p>
             <w:pPr>
-              <w:spacing w:after="40" w:before="60"/>
+              <w:spacing w:after="40" w:before="100"/>
             </w:pPr>
             <w:r>
               <w:rPr>
@@ -4115,7 +4105,7 @@
           </w:p>
           <w:p>
             <w:pPr>
-              <w:spacing w:after="60" w:before="0"/>
+              <w:spacing w:after="100" w:before="0"/>
             </w:pPr>
             <w:r>
               <w:rPr>
@@ -4132,7 +4122,7 @@
         </w:tc>
         <w:tc>
           <w:tcPr>
-            <w:tcW w:type="dxa" w:w="1200"/>
+            <w:tcW w:type="dxa" w:w="1268"/>
             <w:tcBorders>
               <w:top w:val="single" w:color="CBD5E0" w:sz="4"/>
               <w:left w:val="single" w:color="CBD5E0" w:sz="4"/>
@@ -4144,7 +4134,7 @@
           </w:tcPr>
           <w:p>
             <w:pPr>
-              <w:spacing w:after="60" w:before="60"/>
+              <w:spacing w:after="100" w:before="100"/>
               <w:jc w:val="center"/>
             </w:pPr>
             <w:r>
@@ -4153,27 +4143,27 @@
                 <w:b/>
                 <w:bCs/>
                 <w:color w:val="1E40AF"/>
-                <w:sz w:val="18"/>
-                <w:szCs w:val="18"/>
-              </w:rPr>
-              <w:t xml:space="preserve">Opportunity</w:t>
-            </w:r>
-          </w:p>
-        </w:tc>
-        <w:tc>
-          <w:tcPr>
-            <w:tcW w:type="dxa" w:w="3160"/>
-            <w:tcBorders>
-              <w:top w:val="single" w:color="CBD5E0" w:sz="4"/>
-              <w:left w:val="single" w:color="CBD5E0" w:sz="4"/>
-              <w:bottom w:val="single" w:color="CBD5E0" w:sz="4"/>
-              <w:right w:val="single" w:color="CBD5E0" w:sz="4"/>
-            </w:tcBorders>
-            <w:vAlign w:val="top"/>
-          </w:tcPr>
-          <w:p>
-            <w:pPr>
-              <w:spacing w:after="60" w:before="60"/>
+                <w:sz w:val="17"/>
+                <w:szCs w:val="17"/>
+              </w:rPr>
+              <w:t xml:space="preserve">Not Currently Captured</w:t>
+            </w:r>
+          </w:p>
+        </w:tc>
+        <w:tc>
+          <w:tcPr>
+            <w:tcW w:type="dxa" w:w="3200"/>
+            <w:tcBorders>
+              <w:top w:val="single" w:color="CBD5E0" w:sz="4"/>
+              <w:left w:val="single" w:color="CBD5E0" w:sz="4"/>
+              <w:bottom w:val="single" w:color="CBD5E0" w:sz="4"/>
+              <w:right w:val="single" w:color="CBD5E0" w:sz="4"/>
+            </w:tcBorders>
+            <w:vAlign w:val="top"/>
+          </w:tcPr>
+          <w:p>
+            <w:pPr>
+              <w:spacing w:after="100" w:before="100"/>
             </w:pPr>
             <w:r>
               <w:rPr>
@@ -4188,44 +4178,44 @@
         </w:tc>
         <w:tc>
           <w:tcPr>
-            <w:tcW w:type="dxa" w:w="3460"/>
-            <w:tcBorders>
-              <w:top w:val="single" w:color="CBD5E0" w:sz="4"/>
-              <w:left w:val="single" w:color="CBD5E0" w:sz="4"/>
-              <w:bottom w:val="single" w:color="CBD5E0" w:sz="4"/>
-              <w:right w:val="single" w:color="CBD5E0" w:sz="4"/>
-            </w:tcBorders>
-            <w:vAlign w:val="top"/>
-          </w:tcPr>
-          <w:p>
-            <w:pPr>
-              <w:spacing w:after="60" w:before="60"/>
-            </w:pPr>
-            <w:r>
-              <w:rPr>
-                <w:rFonts w:ascii="Calibri" w:cs="Calibri" w:eastAsia="Calibri" w:hAnsi="Calibri"/>
-                <w:color w:val="4A5568"/>
-                <w:sz w:val="18"/>
-                <w:szCs w:val="18"/>
-              </w:rPr>
-              <w:t xml:space="preserve">Whether a help article is published at launch — or the target publication date — and confirmation of its coverage of the end-to-end workflow are not currently captured. A single-line status note would suffice.</w:t>
-            </w:r>
-          </w:p>
-        </w:tc>
-        <w:tc>
-          <w:tcPr>
-            <w:tcW w:type="dxa" w:w="4160"/>
-            <w:tcBorders>
-              <w:top w:val="single" w:color="CBD5E0" w:sz="4"/>
-              <w:left w:val="single" w:color="CBD5E0" w:sz="4"/>
-              <w:bottom w:val="single" w:color="CBD5E0" w:sz="4"/>
-              <w:right w:val="single" w:color="CBD5E0" w:sz="4"/>
-            </w:tcBorders>
-            <w:vAlign w:val="top"/>
-          </w:tcPr>
-          <w:p>
-            <w:pPr>
-              <w:spacing w:after="60" w:before="60"/>
+            <w:tcW w:type="dxa" w:w="3600"/>
+            <w:tcBorders>
+              <w:top w:val="single" w:color="CBD5E0" w:sz="4"/>
+              <w:left w:val="single" w:color="CBD5E0" w:sz="4"/>
+              <w:bottom w:val="single" w:color="CBD5E0" w:sz="4"/>
+              <w:right w:val="single" w:color="CBD5E0" w:sz="4"/>
+            </w:tcBorders>
+            <w:vAlign w:val="top"/>
+          </w:tcPr>
+          <w:p>
+            <w:pPr>
+              <w:spacing w:after="100" w:before="100"/>
+            </w:pPr>
+            <w:r>
+              <w:rPr>
+                <w:rFonts w:ascii="Calibri" w:cs="Calibri" w:eastAsia="Calibri" w:hAnsi="Calibri"/>
+                <w:color w:val="4A5568"/>
+                <w:sz w:val="18"/>
+                <w:szCs w:val="18"/>
+              </w:rPr>
+              <w:t xml:space="preserve">Whether a help article is published at launch — or the target publication date — is not currently captured by the skill and may already exist in a documentation plan or content calendar.</w:t>
+            </w:r>
+          </w:p>
+        </w:tc>
+        <w:tc>
+          <w:tcPr>
+            <w:tcW w:type="dxa" w:w="4200"/>
+            <w:tcBorders>
+              <w:top w:val="single" w:color="CBD5E0" w:sz="4"/>
+              <w:left w:val="single" w:color="CBD5E0" w:sz="4"/>
+              <w:bottom w:val="single" w:color="CBD5E0" w:sz="4"/>
+              <w:right w:val="single" w:color="CBD5E0" w:sz="4"/>
+            </w:tcBorders>
+            <w:vAlign w:val="top"/>
+          </w:tcPr>
+          <w:p>
+            <w:pPr>
+              <w:spacing w:after="100" w:before="100"/>
             </w:pPr>
             <w:r>
               <w:rPr>
@@ -4254,7 +4244,7 @@
           </w:tcPr>
           <w:p>
             <w:pPr>
-              <w:spacing w:after="40" w:before="60"/>
+              <w:spacing w:after="40" w:before="100"/>
             </w:pPr>
             <w:r>
               <w:rPr>
@@ -4270,7 +4260,7 @@
           </w:p>
           <w:p>
             <w:pPr>
-              <w:spacing w:after="60" w:before="0"/>
+              <w:spacing w:after="100" w:before="0"/>
             </w:pPr>
             <w:r>
               <w:rPr>
@@ -4287,7 +4277,7 @@
         </w:tc>
         <w:tc>
           <w:tcPr>
-            <w:tcW w:type="dxa" w:w="1200"/>
+            <w:tcW w:type="dxa" w:w="1268"/>
             <w:tcBorders>
               <w:top w:val="single" w:color="CBD5E0" w:sz="4"/>
               <w:left w:val="single" w:color="CBD5E0" w:sz="4"/>
@@ -4299,7 +4289,7 @@
           </w:tcPr>
           <w:p>
             <w:pPr>
-              <w:spacing w:after="60" w:before="60"/>
+              <w:spacing w:after="100" w:before="100"/>
               <w:jc w:val="center"/>
             </w:pPr>
             <w:r>
@@ -4308,27 +4298,27 @@
                 <w:b/>
                 <w:bCs/>
                 <w:color w:val="1E40AF"/>
-                <w:sz w:val="18"/>
-                <w:szCs w:val="18"/>
-              </w:rPr>
-              <w:t xml:space="preserve">Opportunity</w:t>
-            </w:r>
-          </w:p>
-        </w:tc>
-        <w:tc>
-          <w:tcPr>
-            <w:tcW w:type="dxa" w:w="3160"/>
-            <w:tcBorders>
-              <w:top w:val="single" w:color="CBD5E0" w:sz="4"/>
-              <w:left w:val="single" w:color="CBD5E0" w:sz="4"/>
-              <w:bottom w:val="single" w:color="CBD5E0" w:sz="4"/>
-              <w:right w:val="single" w:color="CBD5E0" w:sz="4"/>
-            </w:tcBorders>
-            <w:vAlign w:val="top"/>
-          </w:tcPr>
-          <w:p>
-            <w:pPr>
-              <w:spacing w:after="60" w:before="60"/>
+                <w:sz w:val="17"/>
+                <w:szCs w:val="17"/>
+              </w:rPr>
+              <w:t xml:space="preserve">Not Currently Captured</w:t>
+            </w:r>
+          </w:p>
+        </w:tc>
+        <w:tc>
+          <w:tcPr>
+            <w:tcW w:type="dxa" w:w="3200"/>
+            <w:tcBorders>
+              <w:top w:val="single" w:color="CBD5E0" w:sz="4"/>
+              <w:left w:val="single" w:color="CBD5E0" w:sz="4"/>
+              <w:bottom w:val="single" w:color="CBD5E0" w:sz="4"/>
+              <w:right w:val="single" w:color="CBD5E0" w:sz="4"/>
+            </w:tcBorders>
+            <w:vAlign w:val="top"/>
+          </w:tcPr>
+          <w:p>
+            <w:pPr>
+              <w:spacing w:after="100" w:before="100"/>
             </w:pPr>
             <w:r>
               <w:rPr>
@@ -4343,44 +4333,44 @@
         </w:tc>
         <w:tc>
           <w:tcPr>
-            <w:tcW w:type="dxa" w:w="3460"/>
-            <w:tcBorders>
-              <w:top w:val="single" w:color="CBD5E0" w:sz="4"/>
-              <w:left w:val="single" w:color="CBD5E0" w:sz="4"/>
-              <w:bottom w:val="single" w:color="CBD5E0" w:sz="4"/>
-              <w:right w:val="single" w:color="CBD5E0" w:sz="4"/>
-            </w:tcBorders>
-            <w:vAlign w:val="top"/>
-          </w:tcPr>
-          <w:p>
-            <w:pPr>
-              <w:spacing w:after="60" w:before="60"/>
-            </w:pPr>
-            <w:r>
-              <w:rPr>
-                <w:rFonts w:ascii="Calibri" w:cs="Calibri" w:eastAsia="Calibri" w:hAnsi="Calibri"/>
-                <w:color w:val="4A5568"/>
-                <w:sz w:val="18"/>
-                <w:szCs w:val="18"/>
-              </w:rPr>
-              <w:t xml:space="preserve">When applicable: which existing feature this replaces, the migration action required of customers, and the notification plan are not currently captured. A conditional note — present only when relevant — would address this without adding authoring effort to standard launches.</w:t>
-            </w:r>
-          </w:p>
-        </w:tc>
-        <w:tc>
-          <w:tcPr>
-            <w:tcW w:type="dxa" w:w="4160"/>
-            <w:tcBorders>
-              <w:top w:val="single" w:color="CBD5E0" w:sz="4"/>
-              <w:left w:val="single" w:color="CBD5E0" w:sz="4"/>
-              <w:bottom w:val="single" w:color="CBD5E0" w:sz="4"/>
-              <w:right w:val="single" w:color="CBD5E0" w:sz="4"/>
-            </w:tcBorders>
-            <w:vAlign w:val="top"/>
-          </w:tcPr>
-          <w:p>
-            <w:pPr>
-              <w:spacing w:after="60" w:before="60"/>
+            <w:tcW w:type="dxa" w:w="3600"/>
+            <w:tcBorders>
+              <w:top w:val="single" w:color="CBD5E0" w:sz="4"/>
+              <w:left w:val="single" w:color="CBD5E0" w:sz="4"/>
+              <w:bottom w:val="single" w:color="CBD5E0" w:sz="4"/>
+              <w:right w:val="single" w:color="CBD5E0" w:sz="4"/>
+            </w:tcBorders>
+            <w:vAlign w:val="top"/>
+          </w:tcPr>
+          <w:p>
+            <w:pPr>
+              <w:spacing w:after="100" w:before="100"/>
+            </w:pPr>
+            <w:r>
+              <w:rPr>
+                <w:rFonts w:ascii="Calibri" w:cs="Calibri" w:eastAsia="Calibri" w:hAnsi="Calibri"/>
+                <w:color w:val="4A5568"/>
+                <w:sz w:val="18"/>
+                <w:szCs w:val="18"/>
+              </w:rPr>
+              <w:t xml:space="preserve">When applicable, which existing feature this replaces, the migration action required of customers, and the notification plan are not currently captured by the skill and may already exist in a communications or migration plan.</w:t>
+            </w:r>
+          </w:p>
+        </w:tc>
+        <w:tc>
+          <w:tcPr>
+            <w:tcW w:type="dxa" w:w="4200"/>
+            <w:tcBorders>
+              <w:top w:val="single" w:color="CBD5E0" w:sz="4"/>
+              <w:left w:val="single" w:color="CBD5E0" w:sz="4"/>
+              <w:bottom w:val="single" w:color="CBD5E0" w:sz="4"/>
+              <w:right w:val="single" w:color="CBD5E0" w:sz="4"/>
+            </w:tcBorders>
+            <w:vAlign w:val="top"/>
+          </w:tcPr>
+          <w:p>
+            <w:pPr>
+              <w:spacing w:after="100" w:before="100"/>
             </w:pPr>
             <w:r>
               <w:rPr>
@@ -4408,7 +4398,7 @@
           </w:tcPr>
           <w:p>
             <w:pPr>
-              <w:spacing w:after="60" w:before="60"/>
+              <w:spacing w:after="100" w:before="100"/>
             </w:pPr>
             <w:r>
               <w:rPr>
@@ -4439,7 +4429,7 @@
           </w:tcPr>
           <w:p>
             <w:pPr>
-              <w:spacing w:after="40" w:before="60"/>
+              <w:spacing w:after="40" w:before="100"/>
             </w:pPr>
             <w:r>
               <w:rPr>
@@ -4455,7 +4445,7 @@
           </w:p>
           <w:p>
             <w:pPr>
-              <w:spacing w:after="60" w:before="0"/>
+              <w:spacing w:after="100" w:before="0"/>
             </w:pPr>
             <w:r>
               <w:rPr>
@@ -4472,7 +4462,7 @@
         </w:tc>
         <w:tc>
           <w:tcPr>
-            <w:tcW w:type="dxa" w:w="1200"/>
+            <w:tcW w:type="dxa" w:w="1268"/>
             <w:tcBorders>
               <w:top w:val="single" w:color="CBD5E0" w:sz="4"/>
               <w:left w:val="single" w:color="CBD5E0" w:sz="4"/>
@@ -4484,7 +4474,7 @@
           </w:tcPr>
           <w:p>
             <w:pPr>
-              <w:spacing w:after="60" w:before="60"/>
+              <w:spacing w:after="100" w:before="100"/>
               <w:jc w:val="center"/>
             </w:pPr>
             <w:r>
@@ -4493,8 +4483,8 @@
                 <w:b/>
                 <w:bCs/>
                 <w:color w:val="92400E"/>
-                <w:sz w:val="18"/>
-                <w:szCs w:val="18"/>
+                <w:sz w:val="17"/>
+                <w:szCs w:val="17"/>
               </w:rPr>
               <w:t xml:space="preserve">Partially Covered</w:t>
             </w:r>
@@ -4502,18 +4492,18 @@
         </w:tc>
         <w:tc>
           <w:tcPr>
-            <w:tcW w:type="dxa" w:w="3160"/>
-            <w:tcBorders>
-              <w:top w:val="single" w:color="CBD5E0" w:sz="4"/>
-              <w:left w:val="single" w:color="CBD5E0" w:sz="4"/>
-              <w:bottom w:val="single" w:color="CBD5E0" w:sz="4"/>
-              <w:right w:val="single" w:color="CBD5E0" w:sz="4"/>
-            </w:tcBorders>
-            <w:vAlign w:val="top"/>
-          </w:tcPr>
-          <w:p>
-            <w:pPr>
-              <w:spacing w:after="60" w:before="60"/>
+            <w:tcW w:type="dxa" w:w="3200"/>
+            <w:tcBorders>
+              <w:top w:val="single" w:color="CBD5E0" w:sz="4"/>
+              <w:left w:val="single" w:color="CBD5E0" w:sz="4"/>
+              <w:bottom w:val="single" w:color="CBD5E0" w:sz="4"/>
+              <w:right w:val="single" w:color="CBD5E0" w:sz="4"/>
+            </w:tcBorders>
+            <w:vAlign w:val="top"/>
+          </w:tcPr>
+          <w:p>
+            <w:pPr>
+              <w:spacing w:after="100" w:before="100"/>
             </w:pPr>
             <w:r>
               <w:rPr>
@@ -4528,44 +4518,44 @@
         </w:tc>
         <w:tc>
           <w:tcPr>
-            <w:tcW w:type="dxa" w:w="3460"/>
-            <w:tcBorders>
-              <w:top w:val="single" w:color="CBD5E0" w:sz="4"/>
-              <w:left w:val="single" w:color="CBD5E0" w:sz="4"/>
-              <w:bottom w:val="single" w:color="CBD5E0" w:sz="4"/>
-              <w:right w:val="single" w:color="CBD5E0" w:sz="4"/>
-            </w:tcBorders>
-            <w:vAlign w:val="top"/>
-          </w:tcPr>
-          <w:p>
-            <w:pPr>
-              <w:spacing w:after="60" w:before="60"/>
-            </w:pPr>
-            <w:r>
-              <w:rPr>
-                <w:rFonts w:ascii="Calibri" w:cs="Calibri" w:eastAsia="Calibri" w:hAnsi="Calibri"/>
-                <w:color w:val="4A5568"/>
-                <w:sz w:val="18"/>
-                <w:szCs w:val="18"/>
-              </w:rPr>
-              <w:t xml:space="preserve">A confidentiality tier for each roadmap item (approved for external use, internal only, embargoed until a date) and any named account commitments PMM should be aware of are not currently captured. A brief annotation would address this without restructuring the FAQ.</w:t>
-            </w:r>
-          </w:p>
-        </w:tc>
-        <w:tc>
-          <w:tcPr>
-            <w:tcW w:type="dxa" w:w="4160"/>
-            <w:tcBorders>
-              <w:top w:val="single" w:color="CBD5E0" w:sz="4"/>
-              <w:left w:val="single" w:color="CBD5E0" w:sz="4"/>
-              <w:bottom w:val="single" w:color="CBD5E0" w:sz="4"/>
-              <w:right w:val="single" w:color="CBD5E0" w:sz="4"/>
-            </w:tcBorders>
-            <w:vAlign w:val="top"/>
-          </w:tcPr>
-          <w:p>
-            <w:pPr>
-              <w:spacing w:after="60" w:before="60"/>
+            <w:tcW w:type="dxa" w:w="3600"/>
+            <w:tcBorders>
+              <w:top w:val="single" w:color="CBD5E0" w:sz="4"/>
+              <w:left w:val="single" w:color="CBD5E0" w:sz="4"/>
+              <w:bottom w:val="single" w:color="CBD5E0" w:sz="4"/>
+              <w:right w:val="single" w:color="CBD5E0" w:sz="4"/>
+            </w:tcBorders>
+            <w:vAlign w:val="top"/>
+          </w:tcPr>
+          <w:p>
+            <w:pPr>
+              <w:spacing w:after="100" w:before="100"/>
+            </w:pPr>
+            <w:r>
+              <w:rPr>
+                <w:rFonts w:ascii="Calibri" w:cs="Calibri" w:eastAsia="Calibri" w:hAnsi="Calibri"/>
+                <w:color w:val="4A5568"/>
+                <w:sz w:val="18"/>
+                <w:szCs w:val="18"/>
+              </w:rPr>
+              <w:t xml:space="preserve">A confidentiality classification for each roadmap item (approved for external use, internal only, or embargoed until a specific date) and any named account commitments PMM should be aware of are not currently captured by the skill and may already exist in an approved roadmap or customer commitment tracker.</w:t>
+            </w:r>
+          </w:p>
+        </w:tc>
+        <w:tc>
+          <w:tcPr>
+            <w:tcW w:type="dxa" w:w="4200"/>
+            <w:tcBorders>
+              <w:top w:val="single" w:color="CBD5E0" w:sz="4"/>
+              <w:left w:val="single" w:color="CBD5E0" w:sz="4"/>
+              <w:bottom w:val="single" w:color="CBD5E0" w:sz="4"/>
+              <w:right w:val="single" w:color="CBD5E0" w:sz="4"/>
+            </w:tcBorders>
+            <w:vAlign w:val="top"/>
+          </w:tcPr>
+          <w:p>
+            <w:pPr>
+              <w:spacing w:after="100" w:before="100"/>
             </w:pPr>
             <w:r>
               <w:rPr>
@@ -4615,7 +4605,7 @@
           <w:sz w:val="20"/>
           <w:szCs w:val="20"/>
         </w:rPr>
-        <w:t xml:space="preserve">The following recommendations are grouped by likely impact on PMM's ability to begin GTM planning. They are presented as improvements to information availability — not as mandatory additions to the Release Notes template. The appropriate place for each piece of information should be determined based on team workflows.</w:t>
+        <w:t xml:space="preserve">The following recommendations are grouped by likely impact on PMM's ability to begin GTM planning. They are framed as improvements to information availability — not as mandatory additions to the Release Notes template. The appropriate place for each piece of information should be determined based on team workflows.</w:t>
       </w:r>
     </w:p>
     <w:p>
@@ -4678,7 +4668,7 @@
     </w:p>
     <w:p>
       <w:pPr>
-        <w:spacing w:after="100"/>
+        <w:spacing w:after="120"/>
         <w:ind w:left="720"/>
       </w:pPr>
       <w:r>
@@ -4721,7 +4711,7 @@
     </w:p>
     <w:p>
       <w:pPr>
-        <w:spacing w:after="100"/>
+        <w:spacing w:after="120"/>
         <w:ind w:left="720"/>
       </w:pPr>
       <w:r>
@@ -4759,12 +4749,12 @@
           <w:sz w:val="20"/>
           <w:szCs w:val="20"/>
         </w:rPr>
-        <w:t xml:space="preserve">Capture dependencies and deployment model</w:t>
-      </w:r>
-    </w:p>
-    <w:p>
-      <w:pPr>
-        <w:spacing w:after="100"/>
+        <w:t xml:space="preserve">Ensure dependencies and deployment model are accessible</w:t>
+      </w:r>
+    </w:p>
+    <w:p>
+      <w:pPr>
+        <w:spacing w:after="120"/>
         <w:ind w:left="720"/>
       </w:pPr>
       <w:r>
@@ -4802,12 +4792,12 @@
           <w:sz w:val="20"/>
           <w:szCs w:val="20"/>
         </w:rPr>
-        <w:t xml:space="preserve">Clarify roadmap confidentiality tiers</w:t>
-      </w:r>
-    </w:p>
-    <w:p>
-      <w:pPr>
-        <w:spacing w:after="100"/>
+        <w:t xml:space="preserve">Ensure Kano model classification is accessible to PMM</w:t>
+      </w:r>
+    </w:p>
+    <w:p>
+      <w:pPr>
+        <w:spacing w:after="80"/>
         <w:ind w:left="720"/>
       </w:pPr>
       <w:r>
@@ -4817,7 +4807,22 @@
           <w:sz w:val="20"/>
           <w:szCs w:val="20"/>
         </w:rPr>
-        <w:t xml:space="preserve">For each roadmap item referenced in the handoff, a simple classification (approved for external use, internal only, or embargoed until a specific date) would give PMM and Sales clear guidance without requiring a follow-up conversation. This is a small addition with meaningful downstream impact.</w:t>
+        <w:t xml:space="preserve">The Kano classification — whether a feature is a Must-have, Performance driver, or Delighter — directly determines launch priority, messaging emphasis, campaign investment, analyst positioning, and executive communications. A Must-have framing calls for a different level of urgency and communication reach than a Delighter; without this signal, PMM may over- or under-invest in launch preparation relative to the feature's strategic weight.</w:t>
+      </w:r>
+    </w:p>
+    <w:p>
+      <w:pPr>
+        <w:spacing w:after="120"/>
+        <w:ind w:left="720"/>
+      </w:pPr>
+      <w:r>
+        <w:rPr>
+          <w:rFonts w:ascii="Calibri" w:cs="Calibri" w:eastAsia="Calibri" w:hAnsi="Calibri"/>
+          <w:color w:val="4A5568"/>
+          <w:sz w:val="20"/>
+          <w:szCs w:val="20"/>
+        </w:rPr>
+        <w:t xml:space="preserve">The Kano classification does not need to live inside the Release Notes Skill. The objective is simply to ensure this information exists somewhere in the Product workflow and is accessible to PMM before GTM work begins — whether that is a PRD, a Shift Left brief, or another Product artifact.</w:t>
       </w:r>
     </w:p>
     <w:p>
@@ -4862,12 +4867,12 @@
           <w:sz w:val="20"/>
           <w:szCs w:val="20"/>
         </w:rPr>
-        <w:t xml:space="preserve">Expand ICP inputs with fit signals and anti-patterns</w:t>
-      </w:r>
-    </w:p>
-    <w:p>
-      <w:pPr>
-        <w:spacing w:after="100"/>
+        <w:t xml:space="preserve">Clarify roadmap confidentiality tiers</w:t>
+      </w:r>
+    </w:p>
+    <w:p>
+      <w:pPr>
+        <w:spacing w:after="120"/>
         <w:ind w:left="720"/>
       </w:pPr>
       <w:r>
@@ -4877,7 +4882,7 @@
           <w:sz w:val="20"/>
           <w:szCs w:val="20"/>
         </w:rPr>
-        <w:t xml:space="preserve">Alongside customer type, three to five strong-fit signals and three to five anti-patterns populate ABM lists and sales qualification criteria. These are often known by Product at the time of writing and can be captured in the skill or referenced from an existing ICP document.</w:t>
+        <w:t xml:space="preserve">For each roadmap item referenced in a handoff, a simple classification — approved for external use, internal only, or embargoed until a specific date — would give PMM and Sales clear guidance without requiring a follow-up conversation. This becomes important whenever roadmap information is being shared with customers or analysts.</w:t>
       </w:r>
     </w:p>
     <w:p>
@@ -4905,12 +4910,12 @@
           <w:sz w:val="20"/>
           <w:szCs w:val="20"/>
         </w:rPr>
-        <w:t xml:space="preserve">Include a reference to 30/60/90-day success metrics</w:t>
-      </w:r>
-    </w:p>
-    <w:p>
-      <w:pPr>
-        <w:spacing w:after="100"/>
+        <w:t xml:space="preserve">Expand ICP inputs with fit signals and anti-patterns</w:t>
+      </w:r>
+    </w:p>
+    <w:p>
+      <w:pPr>
+        <w:spacing w:after="120"/>
         <w:ind w:left="720"/>
       </w:pPr>
       <w:r>
@@ -4920,7 +4925,7 @@
           <w:sz w:val="20"/>
           <w:szCs w:val="20"/>
         </w:rPr>
-        <w:t xml:space="preserve">The metrics Product intends to track post-launch, with a pointer to the relevant dashboard or report, allow PMM to align launch reporting from day one. This can be a link to an existing tracker rather than new content.</w:t>
+        <w:t xml:space="preserve">Alongside customer type, three to five strong-fit signals and three to five anti-patterns populate ABM lists and sales qualification criteria. These are often known by Product at the time of writing and may already exist in an ICP document that can be referenced.</w:t>
       </w:r>
     </w:p>
     <w:p>
@@ -4948,12 +4953,12 @@
           <w:sz w:val="20"/>
           <w:szCs w:val="20"/>
         </w:rPr>
-        <w:t xml:space="preserve">Note Kano model classification alongside business objective</w:t>
-      </w:r>
-    </w:p>
-    <w:p>
-      <w:pPr>
-        <w:spacing w:after="100"/>
+        <w:t xml:space="preserve">Ensure 30/60/90-day success metrics are accessible to PMM</w:t>
+      </w:r>
+    </w:p>
+    <w:p>
+      <w:pPr>
+        <w:spacing w:after="120"/>
         <w:ind w:left="720"/>
       </w:pPr>
       <w:r>
@@ -4963,7 +4968,7 @@
           <w:sz w:val="20"/>
           <w:szCs w:val="20"/>
         </w:rPr>
-        <w:t xml:space="preserve">A one-line Kano classification (Must-have, Performance, Delighter) with a brief rationale gives PMM immediate insight into how prominently to position the feature in launch communications. This may be sourced from an existing PRD or Shift Left document.</w:t>
+        <w:t xml:space="preserve">The metrics Product intends to track post-launch, with a pointer to the relevant dashboard or report, allow PMM to align launch reporting from day one. This can be a link to an existing tracker rather than new content.</w:t>
       </w:r>
     </w:p>
     <w:p>
@@ -4996,7 +5001,7 @@
     </w:p>
     <w:p>
       <w:pPr>
-        <w:spacing w:after="100"/>
+        <w:spacing w:after="120"/>
         <w:ind w:left="720"/>
       </w:pPr>
       <w:r>
@@ -5051,12 +5056,12 @@
           <w:sz w:val="20"/>
           <w:szCs w:val="20"/>
         </w:rPr>
-        <w:t xml:space="preserve">Add a pointer to end-to-end workflow documentation</w:t>
-      </w:r>
-    </w:p>
-    <w:p>
-      <w:pPr>
-        <w:spacing w:after="100"/>
+        <w:t xml:space="preserve">Reference end-to-end workflow documentation</w:t>
+      </w:r>
+    </w:p>
+    <w:p>
+      <w:pPr>
+        <w:spacing w:after="120"/>
         <w:ind w:left="720"/>
       </w:pPr>
       <w:r>
@@ -5099,7 +5104,7 @@
     </w:p>
     <w:p>
       <w:pPr>
-        <w:spacing w:after="100"/>
+        <w:spacing w:after="120"/>
         <w:ind w:left="720"/>
       </w:pPr>
       <w:r>
@@ -5142,7 +5147,7 @@
     </w:p>
     <w:p>
       <w:pPr>
-        <w:spacing w:after="100"/>
+        <w:spacing w:after="120"/>
         <w:ind w:left="720"/>
       </w:pPr>
       <w:r>
@@ -5180,12 +5185,12 @@
           <w:sz w:val="20"/>
           <w:szCs w:val="20"/>
         </w:rPr>
-        <w:t xml:space="preserve">Add conditional migration or deprecation note when applicable</w:t>
-      </w:r>
-    </w:p>
-    <w:p>
-      <w:pPr>
-        <w:spacing w:after="100"/>
+        <w:t xml:space="preserve">Note migration or deprecation context when applicable</w:t>
+      </w:r>
+    </w:p>
+    <w:p>
+      <w:pPr>
+        <w:spacing w:after="120"/>
         <w:ind w:left="720"/>
       </w:pPr>
       <w:r>
@@ -5195,12 +5200,12 @@
           <w:sz w:val="20"/>
           <w:szCs w:val="20"/>
         </w:rPr>
-        <w:t xml:space="preserve">When a feature replaces an existing workflow, a brief note on the migration action and notification plan helps PMM prepare transition communications in advance. This section would only apply when relevant, adding no burden to standard launches.</w:t>
-      </w:r>
-    </w:p>
-    <w:p>
-      <w:pPr>
-        <w:spacing w:before="360"/>
+        <w:t xml:space="preserve">When a feature replaces an existing workflow, a brief note on the migration action and notification plan helps PMM prepare transition communications in advance. This would only apply when relevant, adding no burden to standard launches.</w:t>
+      </w:r>
+    </w:p>
+    <w:p>
+      <w:pPr>
+        <w:spacing w:before="400"/>
       </w:pPr>
     </w:p>
     <w:p>
@@ -5229,7 +5234,7 @@
           <w:sz w:val="20"/>
           <w:szCs w:val="20"/>
         </w:rPr>
-        <w:t xml:space="preserve">Many of the information requirements identified in this review do not require Product to write new content. In a large number of cases, a reference or link to an existing document — a PRD, a Shift Left brief, a Confluence page, a Loom recording, or a dashboard link — would be sufficient. The intention is to improve downstream collaboration and reduce the pre-launch back-and-forth between Product and Marketing, not to increase the authoring burden on Product teams.</w:t>
+        <w:t xml:space="preserve">Many of the information requirements identified in this review do not require Product to write new content. In a large number of cases, a reference or link to an existing document — a PRD, a Shift Left brief, a Confluence page, a Loom recording, or a dashboard link — would be sufficient. The intention is to improve downstream collaboration and reduce pre-launch back-and-forth between Product and Marketing, not to increase the authoring burden on Product teams.</w:t>
       </w:r>
     </w:p>
     <w:p>
